--- a/paper/Open Benchmark of On-Device and Cloud ASR for Clinical Conversations.docx
+++ b/paper/Open Benchmark of On-Device and Cloud ASR for Clinical Conversations.docx
@@ -365,22 +365,82 @@
           <w:szCs w:val="24"/>
           <w:u w:val="none"/>
         </w:rPr>
-        <w:t xml:space="preserve">Physicians spend more than half their working hours on documentation, and administrative burden is a leading contributor to burnout. Ambient AI scribes, systems that passively transcribe clinical encounters for automated note generation, have emerged as a promising intervention. Recent evaluations report reductions in after-hours documentation time and improvements in clinician satisfaction, though results are mixed: one large cohort study of a commercial ambient scribe found no significant time savings and worsened after-hours EHR use </w:t>
-      </w:r>
-      <w:r>
-        <w:rPr>
-          <w:rFonts w:eastAsia="Arial, sans-serif" w:cs="Arial, sans-serif" w:ascii="Calibri" w:hAnsi="Calibri"/>
-          <w:b w:val="false"/>
-          <w:bCs w:val="false"/>
-          <w:i w:val="false"/>
-          <w:iCs w:val="false"/>
-          <w:strike w:val="false"/>
-          <w:dstrike w:val="false"/>
-          <w:sz w:val="24"/>
-          <w:szCs w:val="24"/>
-          <w:u w:val="none"/>
-        </w:rPr>
-        <w:t>[1]</w:t>
+        <w:t xml:space="preserve">Physicians spend more than half their working hours on documentation, and administrative burden is a leading contributor to burnout </w:t>
+      </w:r>
+      <w:r>
+        <w:rPr>
+          <w:rFonts w:eastAsia="Arial, sans-serif" w:cs="Arial, sans-serif" w:ascii="Calibri" w:hAnsi="Calibri"/>
+          <w:b w:val="false"/>
+          <w:bCs w:val="false"/>
+          <w:i w:val="false"/>
+          <w:iCs w:val="false"/>
+          <w:strike w:val="false"/>
+          <w:dstrike w:val="false"/>
+          <w:sz w:val="24"/>
+          <w:szCs w:val="24"/>
+          <w:u w:val="none"/>
+        </w:rPr>
+        <w:t>[1,2]</w:t>
+      </w:r>
+      <w:r>
+        <w:rPr>
+          <w:rFonts w:eastAsia="Arial, sans-serif" w:cs="Arial, sans-serif" w:ascii="Calibri" w:hAnsi="Calibri"/>
+          <w:b w:val="false"/>
+          <w:bCs w:val="false"/>
+          <w:i w:val="false"/>
+          <w:iCs w:val="false"/>
+          <w:strike w:val="false"/>
+          <w:dstrike w:val="false"/>
+          <w:sz w:val="24"/>
+          <w:szCs w:val="24"/>
+          <w:u w:val="none"/>
+        </w:rPr>
+        <w:t xml:space="preserve">. Ambient AI scribes, systems that passively transcribe clinical encounters for automated note generation, have emerged as a promising intervention. Recent evaluations report reductions in after-hours documentation time and improvements in clinician satisfaction </w:t>
+      </w:r>
+      <w:r>
+        <w:rPr>
+          <w:rFonts w:eastAsia="Arial, sans-serif" w:cs="Arial, sans-serif" w:ascii="Calibri" w:hAnsi="Calibri"/>
+          <w:b w:val="false"/>
+          <w:bCs w:val="false"/>
+          <w:i w:val="false"/>
+          <w:iCs w:val="false"/>
+          <w:strike w:val="false"/>
+          <w:dstrike w:val="false"/>
+          <w:sz w:val="24"/>
+          <w:szCs w:val="24"/>
+          <w:u w:val="none"/>
+        </w:rPr>
+        <w:t>[3,4]</w:t>
+      </w:r>
+      <w:r>
+        <w:rPr>
+          <w:rFonts w:eastAsia="Arial, sans-serif" w:cs="Arial, sans-serif" w:ascii="Calibri" w:hAnsi="Calibri"/>
+          <w:b w:val="false"/>
+          <w:bCs w:val="false"/>
+          <w:i w:val="false"/>
+          <w:iCs w:val="false"/>
+          <w:strike w:val="false"/>
+          <w:dstrike w:val="false"/>
+          <w:sz w:val="24"/>
+          <w:szCs w:val="24"/>
+          <w:u w:val="none"/>
+        </w:rPr>
+        <w:t xml:space="preserve">, though results are mixed: one large cohort study of a commercial ambient scribe found no significant time savings and worsened after-hours EHR use </w:t>
+      </w:r>
+      <w:r>
+        <w:rPr>
+          <w:rFonts w:eastAsia="Arial, sans-serif" w:cs="Arial, sans-serif" w:ascii="Calibri" w:hAnsi="Calibri"/>
+          <w:b w:val="false"/>
+          <w:bCs w:val="false"/>
+          <w:i w:val="false"/>
+          <w:iCs w:val="false"/>
+          <w:strike w:val="false"/>
+          <w:dstrike w:val="false"/>
+          <w:sz w:val="24"/>
+          <w:szCs w:val="24"/>
+          <w:u w:val="none"/>
+        </w:rPr>
+        <w:t>[5]</w:t>
       </w:r>
       <w:r>
         <w:rPr>
@@ -410,7 +470,7 @@
           <w:szCs w:val="24"/>
           <w:u w:val="none"/>
         </w:rPr>
-        <w:t>[2]</w:t>
+        <w:t>[6]</w:t>
       </w:r>
       <w:r>
         <w:rPr>
@@ -482,7 +542,142 @@
           <w:szCs w:val="24"/>
           <w:u w:val="none"/>
         </w:rPr>
-        <w:t xml:space="preserve">Commercial cloud-based ASR services now offer medical-specific models, but these require transmitting patient audio to remote servers. Some ambient scribe services retain full audio recordings on remote servers for weeks after the encounter. While Business Associate Agreements (BAAs) address HIPAA liability, they do not eliminate the privacy risks of transmitting and storing protected health information with third parties, and recent analyses have raised broader concerns about consent, transparency, and data governance that extend beyond transmission security alone </w:t>
+        <w:t xml:space="preserve">Commercial cloud-based ASR services now offer medical-specific models, but these require transmitting patient audio to remote servers. Some ambient scribe services retain full audio recordings on remote servers for weeks after the encounter </w:t>
+      </w:r>
+      <w:r>
+        <w:rPr>
+          <w:rFonts w:eastAsia="Arial, sans-serif" w:cs="Arial, sans-serif" w:ascii="Calibri" w:hAnsi="Calibri"/>
+          <w:b w:val="false"/>
+          <w:bCs w:val="false"/>
+          <w:i w:val="false"/>
+          <w:iCs w:val="false"/>
+          <w:strike w:val="false"/>
+          <w:dstrike w:val="false"/>
+          <w:sz w:val="24"/>
+          <w:szCs w:val="24"/>
+          <w:u w:val="none"/>
+        </w:rPr>
+        <w:t>[</w:t>
+      </w:r>
+      <w:r>
+        <w:rPr>
+          <w:rFonts w:eastAsia="Arial, sans-serif" w:cs="Arial, sans-serif" w:ascii="Calibri" w:hAnsi="Calibri"/>
+          <w:b w:val="false"/>
+          <w:bCs w:val="false"/>
+          <w:i w:val="false"/>
+          <w:iCs w:val="false"/>
+          <w:strike w:val="false"/>
+          <w:dstrike w:val="false"/>
+          <w:sz w:val="24"/>
+          <w:szCs w:val="24"/>
+          <w:u w:val="none"/>
+        </w:rPr>
+        <w:t>7</w:t>
+      </w:r>
+      <w:r>
+        <w:rPr>
+          <w:rFonts w:eastAsia="Arial, sans-serif" w:cs="Arial, sans-serif" w:ascii="Calibri" w:hAnsi="Calibri"/>
+          <w:b w:val="false"/>
+          <w:bCs w:val="false"/>
+          <w:i w:val="false"/>
+          <w:iCs w:val="false"/>
+          <w:strike w:val="false"/>
+          <w:dstrike w:val="false"/>
+          <w:sz w:val="24"/>
+          <w:szCs w:val="24"/>
+          <w:u w:val="none"/>
+        </w:rPr>
+        <w:t>]</w:t>
+      </w:r>
+      <w:r>
+        <w:rPr>
+          <w:rFonts w:eastAsia="Arial, sans-serif" w:cs="Arial, sans-serif" w:ascii="Calibri" w:hAnsi="Calibri"/>
+          <w:b w:val="false"/>
+          <w:bCs w:val="false"/>
+          <w:i w:val="false"/>
+          <w:iCs w:val="false"/>
+          <w:strike w:val="false"/>
+          <w:dstrike w:val="false"/>
+          <w:sz w:val="24"/>
+          <w:szCs w:val="24"/>
+          <w:u w:val="none"/>
+        </w:rPr>
+        <w:t xml:space="preserve">. While Business Associate Agreements (BAAs) address HIPAA liability, they do not eliminate the privacy risks of transmitting and storing protected health information with third parties, and recent analyses have raised broader concerns about consent, transparency, and data governance </w:t>
+      </w:r>
+      <w:r>
+        <w:rPr>
+          <w:rFonts w:eastAsia="Arial, sans-serif" w:cs="Arial, sans-serif" w:ascii="Calibri" w:hAnsi="Calibri"/>
+          <w:b w:val="false"/>
+          <w:bCs w:val="false"/>
+          <w:i w:val="false"/>
+          <w:iCs w:val="false"/>
+          <w:strike w:val="false"/>
+          <w:dstrike w:val="false"/>
+          <w:sz w:val="24"/>
+          <w:szCs w:val="24"/>
+          <w:u w:val="none"/>
+        </w:rPr>
+        <w:t>[</w:t>
+      </w:r>
+      <w:r>
+        <w:rPr>
+          <w:rFonts w:eastAsia="Arial, sans-serif" w:cs="Arial, sans-serif" w:ascii="Calibri" w:hAnsi="Calibri"/>
+          <w:b w:val="false"/>
+          <w:bCs w:val="false"/>
+          <w:i w:val="false"/>
+          <w:iCs w:val="false"/>
+          <w:strike w:val="false"/>
+          <w:dstrike w:val="false"/>
+          <w:sz w:val="24"/>
+          <w:szCs w:val="24"/>
+          <w:u w:val="none"/>
+        </w:rPr>
+        <w:t>7,</w:t>
+      </w:r>
+      <w:r>
+        <w:rPr>
+          <w:rFonts w:eastAsia="Arial, sans-serif" w:cs="Arial, sans-serif" w:ascii="Calibri" w:hAnsi="Calibri"/>
+          <w:b w:val="false"/>
+          <w:bCs w:val="false"/>
+          <w:i w:val="false"/>
+          <w:iCs w:val="false"/>
+          <w:strike w:val="false"/>
+          <w:dstrike w:val="false"/>
+          <w:sz w:val="24"/>
+          <w:szCs w:val="24"/>
+          <w:u w:val="none"/>
+        </w:rPr>
+        <w:t>8</w:t>
+      </w:r>
+      <w:r>
+        <w:rPr>
+          <w:rFonts w:eastAsia="Arial, sans-serif" w:cs="Arial, sans-serif" w:ascii="Calibri" w:hAnsi="Calibri"/>
+          <w:b w:val="false"/>
+          <w:bCs w:val="false"/>
+          <w:i w:val="false"/>
+          <w:iCs w:val="false"/>
+          <w:strike w:val="false"/>
+          <w:dstrike w:val="false"/>
+          <w:sz w:val="24"/>
+          <w:szCs w:val="24"/>
+          <w:u w:val="none"/>
+        </w:rPr>
+        <w:t xml:space="preserve">] </w:t>
+      </w:r>
+      <w:r>
+        <w:rPr>
+          <w:rFonts w:eastAsia="Arial, sans-serif" w:cs="Arial, sans-serif" w:ascii="Calibri" w:hAnsi="Calibri"/>
+          <w:b w:val="false"/>
+          <w:bCs w:val="false"/>
+          <w:i w:val="false"/>
+          <w:iCs w:val="false"/>
+          <w:strike w:val="false"/>
+          <w:dstrike w:val="false"/>
+          <w:sz w:val="24"/>
+          <w:szCs w:val="24"/>
+          <w:u w:val="none"/>
+        </w:rPr>
+        <w:t xml:space="preserve">that extend beyond transmission security alone </w:t>
       </w:r>
       <w:r>
         <w:rPr>
@@ -624,7 +819,7 @@
           <w:szCs w:val="24"/>
           <w:u w:val="none"/>
         </w:rPr>
-        <w:t xml:space="preserve">[4] </w:t>
+        <w:t xml:space="preserve">[9] </w:t>
       </w:r>
       <w:r>
         <w:rPr>
@@ -654,7 +849,7 @@
           <w:szCs w:val="24"/>
           <w:u w:val="none"/>
         </w:rPr>
-        <w:t xml:space="preserve">[2] </w:t>
+        <w:t xml:space="preserve">[6] </w:t>
       </w:r>
       <w:r>
         <w:rPr>
@@ -684,7 +879,7 @@
           <w:szCs w:val="24"/>
           <w:u w:val="none"/>
         </w:rPr>
-        <w:t>[3]</w:t>
+        <w:t>[7]</w:t>
       </w:r>
       <w:r>
         <w:rPr>
@@ -918,7 +1113,7 @@
           <w:szCs w:val="24"/>
           <w:u w:val="none"/>
         </w:rPr>
-        <w:t>[5]</w:t>
+        <w:t>[10]</w:t>
       </w:r>
       <w:r>
         <w:rPr>
@@ -1015,7 +1210,7 @@
           <w:szCs w:val="24"/>
           <w:u w:val="none"/>
         </w:rPr>
-        <w:t>[6]</w:t>
+        <w:t>[11]</w:t>
       </w:r>
       <w:r>
         <w:rPr>
@@ -1112,7 +1307,7 @@
           <w:szCs w:val="24"/>
           <w:u w:val="none"/>
         </w:rPr>
-        <w:t xml:space="preserve">[7] </w:t>
+        <w:t xml:space="preserve">[12] </w:t>
       </w:r>
       <w:r>
         <w:rPr>
@@ -1432,7 +1627,22 @@
           <w:szCs w:val="24"/>
           <w:u w:val="none"/>
         </w:rPr>
-        <w:t>8</w:t>
+        <w:t>1</w:t>
+      </w:r>
+      <w:r>
+        <w:rPr>
+          <w:rFonts w:eastAsia="Arial, sans-serif" w:cs="Arial, sans-serif" w:ascii="Calibri" w:hAnsi="Calibri"/>
+          <w:b w:val="false"/>
+          <w:bCs w:val="false"/>
+          <w:i w:val="false"/>
+          <w:iCs w:val="false"/>
+          <w:strike w:val="false"/>
+          <w:dstrike w:val="false"/>
+          <w:sz w:val="24"/>
+          <w:szCs w:val="24"/>
+          <w:u w:val="none"/>
+        </w:rPr>
+        <w:t>3</w:t>
       </w:r>
       <w:r>
         <w:rPr>
@@ -1539,7 +1749,22 @@
           <w:szCs w:val="24"/>
           <w:u w:val="none"/>
         </w:rPr>
-        <w:t>9</w:t>
+        <w:t>1</w:t>
+      </w:r>
+      <w:r>
+        <w:rPr>
+          <w:rFonts w:eastAsia="Arial, sans-serif" w:cs="Arial, sans-serif" w:ascii="Calibri" w:hAnsi="Calibri"/>
+          <w:b w:val="false"/>
+          <w:bCs w:val="false"/>
+          <w:i w:val="false"/>
+          <w:iCs w:val="false"/>
+          <w:strike w:val="false"/>
+          <w:dstrike w:val="false"/>
+          <w:sz w:val="24"/>
+          <w:szCs w:val="24"/>
+          <w:u w:val="none"/>
+        </w:rPr>
+        <w:t>4</w:t>
       </w:r>
       <w:r>
         <w:rPr>
@@ -1661,22 +1886,7 @@
           <w:szCs w:val="24"/>
           <w:u w:val="none"/>
         </w:rPr>
-        <w:t>0</w:t>
-      </w:r>
-      <w:r>
-        <w:rPr>
-          <w:rFonts w:eastAsia="Arial, sans-serif" w:cs="Arial, sans-serif" w:ascii="Calibri" w:hAnsi="Calibri"/>
-          <w:b w:val="false"/>
-          <w:bCs w:val="false"/>
-          <w:i w:val="false"/>
-          <w:iCs w:val="false"/>
-          <w:strike w:val="false"/>
-          <w:dstrike w:val="false"/>
-          <w:sz w:val="24"/>
-          <w:szCs w:val="24"/>
-          <w:u w:val="none"/>
-        </w:rPr>
-        <w:t xml:space="preserve">] </w:t>
+        <w:t xml:space="preserve">5] </w:t>
       </w:r>
       <w:r>
         <w:rPr>
@@ -10178,22 +10388,7 @@
           <w:szCs w:val="24"/>
           <w:u w:val="none"/>
         </w:rPr>
-        <w:t>1</w:t>
-      </w:r>
-      <w:r>
-        <w:rPr>
-          <w:rFonts w:eastAsia="Arial, sans-serif" w:cs="Arial, sans-serif" w:ascii="Calibri" w:hAnsi="Calibri"/>
-          <w:b w:val="false"/>
-          <w:bCs w:val="false"/>
-          <w:i w:val="false"/>
-          <w:iCs w:val="false"/>
-          <w:strike w:val="false"/>
-          <w:dstrike w:val="false"/>
-          <w:sz w:val="24"/>
-          <w:szCs w:val="24"/>
-          <w:u w:val="none"/>
-        </w:rPr>
-        <w:t>]</w:t>
+        <w:t>6]</w:t>
       </w:r>
       <w:r>
         <w:rPr>
@@ -10302,7 +10497,7 @@
           <w:szCs w:val="24"/>
           <w:u w:val="none"/>
         </w:rPr>
-        <w:t xml:space="preserve">On-device ASR eliminates patient audio transmission, addressing one component of clinical AI privacy concerns, though broader considerations including consent, transparency, data governance, and accountability remain relevant for both deployment modes. For privacy-sensitive specialties such as psychiatry, substance abuse treatment, and reproductive health, eliminating audio transmission may be a prerequisite for patient acceptance and regulatory compliance regardless of BAA protections. Clinical deployment may fall under FDA oversight </w:t>
+        <w:t xml:space="preserve">On-device ASR eliminates patient audio transmission, addressing one component of clinical AI privacy concerns, though broader considerations including consent, transparency, data governance, and accountability remain relevant for both deployment modes. For privacy-sensitive specialties such as psychiatry, substance abuse treatment </w:t>
       </w:r>
       <w:r>
         <w:rPr>
@@ -10332,6 +10527,66 @@
           <w:szCs w:val="24"/>
           <w:u w:val="none"/>
         </w:rPr>
+        <w:t>7</w:t>
+      </w:r>
+      <w:r>
+        <w:rPr>
+          <w:rFonts w:eastAsia="Arial, sans-serif" w:cs="Arial, sans-serif" w:ascii="Calibri" w:hAnsi="Calibri"/>
+          <w:b w:val="false"/>
+          <w:bCs w:val="false"/>
+          <w:i w:val="false"/>
+          <w:iCs w:val="false"/>
+          <w:strike w:val="false"/>
+          <w:dstrike w:val="false"/>
+          <w:sz w:val="24"/>
+          <w:szCs w:val="24"/>
+          <w:u w:val="none"/>
+        </w:rPr>
+        <w:t>],</w:t>
+      </w:r>
+      <w:r>
+        <w:rPr>
+          <w:rFonts w:eastAsia="Arial, sans-serif" w:cs="Arial, sans-serif" w:ascii="Calibri" w:hAnsi="Calibri"/>
+          <w:b w:val="false"/>
+          <w:bCs w:val="false"/>
+          <w:i w:val="false"/>
+          <w:iCs w:val="false"/>
+          <w:strike w:val="false"/>
+          <w:dstrike w:val="false"/>
+          <w:sz w:val="24"/>
+          <w:szCs w:val="24"/>
+          <w:u w:val="none"/>
+        </w:rPr>
+        <w:t xml:space="preserve"> and reproductive health, eliminating audio transmission may be a prerequisite for patient acceptance and regulatory compliance regardless of BAA protections. Clinical deployment may fall under FDA oversight </w:t>
+      </w:r>
+      <w:r>
+        <w:rPr>
+          <w:rFonts w:eastAsia="Arial, sans-serif" w:cs="Arial, sans-serif" w:ascii="Calibri" w:hAnsi="Calibri"/>
+          <w:b w:val="false"/>
+          <w:bCs w:val="false"/>
+          <w:i w:val="false"/>
+          <w:iCs w:val="false"/>
+          <w:strike w:val="false"/>
+          <w:dstrike w:val="false"/>
+          <w:sz w:val="24"/>
+          <w:szCs w:val="24"/>
+          <w:u w:val="none"/>
+        </w:rPr>
+        <w:t>[</w:t>
+      </w:r>
+      <w:r>
+        <w:rPr>
+          <w:rFonts w:eastAsia="Arial, sans-serif" w:cs="Arial, sans-serif" w:ascii="Calibri" w:hAnsi="Calibri"/>
+          <w:b w:val="false"/>
+          <w:bCs w:val="false"/>
+          <w:i w:val="false"/>
+          <w:iCs w:val="false"/>
+          <w:strike w:val="false"/>
+          <w:dstrike w:val="false"/>
+          <w:sz w:val="24"/>
+          <w:szCs w:val="24"/>
+          <w:u w:val="none"/>
+        </w:rPr>
         <w:t>1</w:t>
       </w:r>
       <w:r>
@@ -10347,22 +10602,7 @@
           <w:szCs w:val="24"/>
           <w:u w:val="none"/>
         </w:rPr>
-        <w:t>3</w:t>
-      </w:r>
-      <w:r>
-        <w:rPr>
-          <w:rFonts w:eastAsia="Arial, sans-serif" w:cs="Arial, sans-serif" w:ascii="Calibri" w:hAnsi="Calibri"/>
-          <w:b w:val="false"/>
-          <w:bCs w:val="false"/>
-          <w:i w:val="false"/>
-          <w:iCs w:val="false"/>
-          <w:strike w:val="false"/>
-          <w:dstrike w:val="false"/>
-          <w:sz w:val="24"/>
-          <w:szCs w:val="24"/>
-          <w:u w:val="none"/>
-        </w:rPr>
-        <w:t xml:space="preserve">] </w:t>
+        <w:t xml:space="preserve">8] </w:t>
       </w:r>
       <w:r>
         <w:rPr>
@@ -10422,22 +10662,7 @@
           <w:szCs w:val="24"/>
           <w:u w:val="none"/>
         </w:rPr>
-        <w:t>2</w:t>
-      </w:r>
-      <w:r>
-        <w:rPr>
-          <w:rFonts w:eastAsia="Arial, sans-serif" w:cs="Arial, sans-serif" w:ascii="Calibri" w:hAnsi="Calibri"/>
-          <w:b w:val="false"/>
-          <w:bCs w:val="false"/>
-          <w:i w:val="false"/>
-          <w:iCs w:val="false"/>
-          <w:strike w:val="false"/>
-          <w:dstrike w:val="false"/>
-          <w:sz w:val="24"/>
-          <w:szCs w:val="24"/>
-          <w:u w:val="none"/>
-        </w:rPr>
-        <w:t xml:space="preserve">] </w:t>
+        <w:t xml:space="preserve">7] </w:t>
       </w:r>
       <w:r>
         <w:rPr>
@@ -10499,7 +10724,112 @@
           <w:szCs w:val="24"/>
           <w:u w:val="none"/>
         </w:rPr>
-        <w:t>All three datasets consist of simulated or enacted encounters rather than real patient-clinician conversations, which present additional challenges including overlapping speech, background noise, and non-lexical conversational sounds. No open-license datasets of real clinical conversations currently exist. On-device models were evaluated using a single inference engine (sherpa-onnx); performance may vary under alternative runtimes. The UMLS-based clinical term identification uses a manually curated stopword list that may miss collisions or exclude valid terms, and the span-level scoring may overestimate error rates for longer phrases. One cloud API (Google medical_conversation) exhibited substantially higher WER due to verbatim transcription of disfluencies, illustrating a limitation of WER as a standalone metric. Cloud results reflect early 2026 pricing.</w:t>
+        <w:t xml:space="preserve">All three datasets consist of simulated or enacted encounters rather than real patient-clinician conversations, which present additional challenges including overlapping speech, background noise, and non-lexical conversational sounds </w:t>
+      </w:r>
+      <w:r>
+        <w:rPr>
+          <w:rFonts w:eastAsia="Arial, sans-serif" w:cs="Arial, sans-serif" w:ascii="Calibri" w:hAnsi="Calibri"/>
+          <w:b w:val="false"/>
+          <w:bCs w:val="false"/>
+          <w:i w:val="false"/>
+          <w:iCs w:val="false"/>
+          <w:strike w:val="false"/>
+          <w:dstrike w:val="false"/>
+          <w:sz w:val="24"/>
+          <w:szCs w:val="24"/>
+          <w:u w:val="none"/>
+        </w:rPr>
+        <w:t>[</w:t>
+      </w:r>
+      <w:r>
+        <w:rPr>
+          <w:rFonts w:eastAsia="Arial, sans-serif" w:cs="Arial, sans-serif" w:ascii="Calibri" w:hAnsi="Calibri"/>
+          <w:b w:val="false"/>
+          <w:bCs w:val="false"/>
+          <w:i w:val="false"/>
+          <w:iCs w:val="false"/>
+          <w:strike w:val="false"/>
+          <w:dstrike w:val="false"/>
+          <w:sz w:val="24"/>
+          <w:szCs w:val="24"/>
+          <w:u w:val="none"/>
+        </w:rPr>
+        <w:t>1</w:t>
+      </w:r>
+      <w:r>
+        <w:rPr>
+          <w:rFonts w:eastAsia="Arial, sans-serif" w:cs="Arial, sans-serif" w:ascii="Calibri" w:hAnsi="Calibri"/>
+          <w:b w:val="false"/>
+          <w:bCs w:val="false"/>
+          <w:i w:val="false"/>
+          <w:iCs w:val="false"/>
+          <w:strike w:val="false"/>
+          <w:dstrike w:val="false"/>
+          <w:sz w:val="24"/>
+          <w:szCs w:val="24"/>
+          <w:u w:val="none"/>
+        </w:rPr>
+        <w:t xml:space="preserve">9, </w:t>
+      </w:r>
+      <w:r>
+        <w:rPr>
+          <w:rFonts w:eastAsia="Arial, sans-serif" w:cs="Arial, sans-serif" w:ascii="Calibri" w:hAnsi="Calibri"/>
+          <w:b w:val="false"/>
+          <w:bCs w:val="false"/>
+          <w:i w:val="false"/>
+          <w:iCs w:val="false"/>
+          <w:strike w:val="false"/>
+          <w:dstrike w:val="false"/>
+          <w:sz w:val="24"/>
+          <w:szCs w:val="24"/>
+          <w:u w:val="none"/>
+        </w:rPr>
+        <w:t>2</w:t>
+      </w:r>
+      <w:r>
+        <w:rPr>
+          <w:rFonts w:eastAsia="Arial, sans-serif" w:cs="Arial, sans-serif" w:ascii="Calibri" w:hAnsi="Calibri"/>
+          <w:b w:val="false"/>
+          <w:bCs w:val="false"/>
+          <w:i w:val="false"/>
+          <w:iCs w:val="false"/>
+          <w:strike w:val="false"/>
+          <w:dstrike w:val="false"/>
+          <w:sz w:val="24"/>
+          <w:szCs w:val="24"/>
+          <w:u w:val="none"/>
+        </w:rPr>
+        <w:t>0</w:t>
+      </w:r>
+      <w:r>
+        <w:rPr>
+          <w:rFonts w:eastAsia="Arial, sans-serif" w:cs="Arial, sans-serif" w:ascii="Calibri" w:hAnsi="Calibri"/>
+          <w:b w:val="false"/>
+          <w:bCs w:val="false"/>
+          <w:i w:val="false"/>
+          <w:iCs w:val="false"/>
+          <w:strike w:val="false"/>
+          <w:dstrike w:val="false"/>
+          <w:sz w:val="24"/>
+          <w:szCs w:val="24"/>
+          <w:u w:val="none"/>
+        </w:rPr>
+        <w:t>]</w:t>
+      </w:r>
+      <w:r>
+        <w:rPr>
+          <w:rFonts w:eastAsia="Arial, sans-serif" w:cs="Arial, sans-serif" w:ascii="Calibri" w:hAnsi="Calibri"/>
+          <w:b w:val="false"/>
+          <w:bCs w:val="false"/>
+          <w:i w:val="false"/>
+          <w:iCs w:val="false"/>
+          <w:strike w:val="false"/>
+          <w:dstrike w:val="false"/>
+          <w:sz w:val="24"/>
+          <w:szCs w:val="24"/>
+          <w:u w:val="none"/>
+        </w:rPr>
+        <w:t>. No open-license datasets of real clinical conversations currently exist. On-device models were evaluated using a single inference engine (sherpa-onnx); performance may vary under alternative runtimes. The UMLS-based clinical term identification uses a manually curated stopword list that may miss collisions or exclude valid terms, and the span-level scoring may overestimate error rates for longer phrases. One cloud API (Google medical_conversation) exhibited substantially higher WER due to verbatim transcription of disfluencies, illustrating a limitation of WER as a standalone metric. Cloud results reflect early 2026 pricing.</w:t>
       </w:r>
     </w:p>
     <w:p>
@@ -10624,7 +10954,17 @@
         <w:pStyle w:val="Normal"/>
         <w:jc w:val="start"/>
         <w:rPr>
-          <w:rFonts w:ascii="Calibri" w:hAnsi="Calibri"/>
+          <w:rFonts w:ascii="Calibri" w:hAnsi="Calibri" w:eastAsia="Arial, sans-serif" w:cs="Arial, sans-serif"/>
+          <w:b w:val="false"/>
+          <w:bCs w:val="false"/>
+          <w:i w:val="false"/>
+          <w:i w:val="false"/>
+          <w:iCs w:val="false"/>
+          <w:strike w:val="false"/>
+          <w:dstrike w:val="false"/>
+          <w:sz w:val="24"/>
+          <w:szCs w:val="24"/>
+          <w:u w:val="none"/>
         </w:rPr>
       </w:pPr>
       <w:r>
@@ -10641,6 +10981,774 @@
           <w:u w:val="none"/>
         </w:rPr>
         <w:t>All evaluation code, model inference scripts, ROVER fusion implementation, and per-file results are publicly available at github.com/graiai-inc/stapes. The three clinical conversation datasets are available under CC-BY licenses at their respective repositories. UMLS 2025AB requires a free license from the National Library of Medicine.</w:t>
+      </w:r>
+    </w:p>
+    <w:p>
+      <w:pPr>
+        <w:pStyle w:val="Normal"/>
+        <w:jc w:val="start"/>
+        <w:rPr>
+          <w:rFonts w:ascii="Calibri" w:hAnsi="Calibri" w:eastAsia="Arial, sans-serif" w:cs="Arial, sans-serif"/>
+          <w:b w:val="false"/>
+          <w:bCs w:val="false"/>
+          <w:i w:val="false"/>
+          <w:i w:val="false"/>
+          <w:iCs w:val="false"/>
+          <w:strike w:val="false"/>
+          <w:dstrike w:val="false"/>
+          <w:sz w:val="24"/>
+          <w:szCs w:val="24"/>
+          <w:u w:val="none"/>
+        </w:rPr>
+      </w:pPr>
+      <w:r>
+        <w:rPr>
+          <w:rFonts w:eastAsia="Arial, sans-serif" w:cs="Arial, sans-serif" w:ascii="Calibri" w:hAnsi="Calibri"/>
+          <w:b w:val="false"/>
+          <w:bCs w:val="false"/>
+          <w:i w:val="false"/>
+          <w:iCs w:val="false"/>
+          <w:strike w:val="false"/>
+          <w:dstrike w:val="false"/>
+          <w:sz w:val="24"/>
+          <w:szCs w:val="24"/>
+          <w:u w:val="none"/>
+        </w:rPr>
+      </w:r>
+    </w:p>
+    <w:p>
+      <w:pPr>
+        <w:pStyle w:val="Heading1"/>
+        <w:rPr>
+          <w:rFonts w:ascii="Calibri" w:hAnsi="Calibri"/>
+          <w:sz w:val="24"/>
+          <w:szCs w:val="24"/>
+        </w:rPr>
+      </w:pPr>
+      <w:r>
+        <w:rPr>
+          <w:rFonts w:ascii="Calibri" w:hAnsi="Calibri"/>
+          <w:sz w:val="24"/>
+          <w:szCs w:val="24"/>
+        </w:rPr>
+        <w:t>References</w:t>
+      </w:r>
+    </w:p>
+    <w:p>
+      <w:pPr>
+        <w:pStyle w:val="Normal"/>
+        <w:rPr>
+          <w:rFonts w:ascii="Calibri" w:hAnsi="Calibri"/>
+          <w:sz w:val="24"/>
+          <w:szCs w:val="24"/>
+        </w:rPr>
+      </w:pPr>
+      <w:r>
+        <w:rPr>
+          <w:rFonts w:ascii="Calibri" w:hAnsi="Calibri"/>
+          <w:sz w:val="24"/>
+          <w:szCs w:val="24"/>
+        </w:rPr>
+        <w:t>1. Sahni NR, Carrus B. Artificial Intelligence in U.S. Health Care Delivery. N Engl J Med 2023;389(4):348-358. DOI: 10.1056/NEJMra2204673.</w:t>
+      </w:r>
+    </w:p>
+    <w:p>
+      <w:pPr>
+        <w:pStyle w:val="Normal"/>
+        <w:rPr>
+          <w:rFonts w:ascii="Calibri" w:hAnsi="Calibri"/>
+          <w:sz w:val="24"/>
+          <w:szCs w:val="24"/>
+        </w:rPr>
+      </w:pPr>
+      <w:r>
+        <w:rPr>
+          <w:rFonts w:ascii="Calibri" w:hAnsi="Calibri"/>
+          <w:sz w:val="24"/>
+          <w:szCs w:val="24"/>
+        </w:rPr>
+      </w:r>
+    </w:p>
+    <w:p>
+      <w:pPr>
+        <w:pStyle w:val="Normal"/>
+        <w:rPr>
+          <w:rFonts w:ascii="Calibri" w:hAnsi="Calibri"/>
+          <w:sz w:val="24"/>
+          <w:szCs w:val="24"/>
+        </w:rPr>
+      </w:pPr>
+      <w:r>
+        <w:rPr>
+          <w:rFonts w:ascii="Calibri" w:hAnsi="Calibri"/>
+          <w:sz w:val="24"/>
+          <w:szCs w:val="24"/>
+        </w:rPr>
+        <w:t>2. Shah SJ, Devon-Sand A, Ma SP, et al. Ambient Artificial Intelligence Scribes: Physician Burnout and Perspectives on Usability and Documentation Burden. J Am Med Inform Assoc 2025;32(2):375-380. DOI: 10.1093/jamia/ocae295.</w:t>
+      </w:r>
+    </w:p>
+    <w:p>
+      <w:pPr>
+        <w:pStyle w:val="Normal"/>
+        <w:rPr>
+          <w:rFonts w:ascii="Calibri" w:hAnsi="Calibri"/>
+          <w:sz w:val="24"/>
+          <w:szCs w:val="24"/>
+        </w:rPr>
+      </w:pPr>
+      <w:r>
+        <w:rPr>
+          <w:rFonts w:ascii="Calibri" w:hAnsi="Calibri"/>
+          <w:sz w:val="24"/>
+          <w:szCs w:val="24"/>
+        </w:rPr>
+      </w:r>
+    </w:p>
+    <w:p>
+      <w:pPr>
+        <w:pStyle w:val="Normal"/>
+        <w:rPr>
+          <w:rFonts w:ascii="Calibri" w:hAnsi="Calibri"/>
+          <w:sz w:val="24"/>
+          <w:szCs w:val="24"/>
+        </w:rPr>
+      </w:pPr>
+      <w:r>
+        <w:rPr>
+          <w:rFonts w:ascii="Calibri" w:hAnsi="Calibri"/>
+          <w:sz w:val="24"/>
+          <w:szCs w:val="24"/>
+        </w:rPr>
+        <w:t>3. Stults CD, Deng S, Martinez MC, et al. Evaluation of an Ambient Artificial Intelligence Documentation Platform for Clinicians. JAMA Netw Open 2025;8(5):e258614. DOI: 10.1001/jamanetworkopen.2025.8614.</w:t>
+      </w:r>
+    </w:p>
+    <w:p>
+      <w:pPr>
+        <w:pStyle w:val="Normal"/>
+        <w:rPr>
+          <w:rFonts w:ascii="Calibri" w:hAnsi="Calibri"/>
+          <w:sz w:val="24"/>
+          <w:szCs w:val="24"/>
+        </w:rPr>
+      </w:pPr>
+      <w:r>
+        <w:rPr>
+          <w:rFonts w:ascii="Calibri" w:hAnsi="Calibri"/>
+          <w:sz w:val="24"/>
+          <w:szCs w:val="24"/>
+        </w:rPr>
+      </w:r>
+    </w:p>
+    <w:p>
+      <w:pPr>
+        <w:pStyle w:val="Normal"/>
+        <w:rPr>
+          <w:rFonts w:ascii="Calibri" w:hAnsi="Calibri"/>
+          <w:sz w:val="24"/>
+          <w:szCs w:val="24"/>
+        </w:rPr>
+      </w:pPr>
+      <w:r>
+        <w:rPr>
+          <w:rFonts w:ascii="Calibri" w:hAnsi="Calibri"/>
+          <w:sz w:val="24"/>
+          <w:szCs w:val="24"/>
+        </w:rPr>
+        <w:t>4. Olson KD, Meeker D, Troup M, et al. Use of Ambient AI Scribes to Reduce Administrative Burden and Professional Burnout. JAMA Netw Open 2025;8(10):e2534976. DOI: 10.1001/jamanetworkopen.2025.34976.</w:t>
+      </w:r>
+    </w:p>
+    <w:p>
+      <w:pPr>
+        <w:pStyle w:val="Normal"/>
+        <w:rPr>
+          <w:rFonts w:ascii="Calibri" w:hAnsi="Calibri"/>
+          <w:sz w:val="24"/>
+          <w:szCs w:val="24"/>
+        </w:rPr>
+      </w:pPr>
+      <w:r>
+        <w:rPr>
+          <w:rFonts w:ascii="Calibri" w:hAnsi="Calibri"/>
+          <w:sz w:val="24"/>
+          <w:szCs w:val="24"/>
+        </w:rPr>
+      </w:r>
+    </w:p>
+    <w:p>
+      <w:pPr>
+        <w:pStyle w:val="Normal"/>
+        <w:rPr>
+          <w:rFonts w:ascii="Calibri" w:hAnsi="Calibri"/>
+          <w:sz w:val="24"/>
+          <w:szCs w:val="24"/>
+        </w:rPr>
+      </w:pPr>
+      <w:r>
+        <w:rPr>
+          <w:rFonts w:ascii="Calibri" w:hAnsi="Calibri"/>
+          <w:sz w:val="24"/>
+          <w:szCs w:val="24"/>
+        </w:rPr>
+        <w:t>5. Haberle TM, Giannitrapani KF, Engel E, et al. Evaluation of a Large-Scale Implementation of Nuance DAX Ambient Documentation Technology. J Am Med Inform Assoc 2024;31(4):975-979. DOI: 10.1093/jamia/ocae022.</w:t>
+      </w:r>
+    </w:p>
+    <w:p>
+      <w:pPr>
+        <w:pStyle w:val="Normal"/>
+        <w:rPr>
+          <w:rFonts w:ascii="Calibri" w:hAnsi="Calibri"/>
+          <w:sz w:val="24"/>
+          <w:szCs w:val="24"/>
+        </w:rPr>
+      </w:pPr>
+      <w:r>
+        <w:rPr>
+          <w:rFonts w:ascii="Calibri" w:hAnsi="Calibri"/>
+          <w:sz w:val="24"/>
+          <w:szCs w:val="24"/>
+        </w:rPr>
+      </w:r>
+    </w:p>
+    <w:p>
+      <w:pPr>
+        <w:pStyle w:val="Normal"/>
+        <w:rPr>
+          <w:rFonts w:ascii="Calibri" w:hAnsi="Calibri"/>
+          <w:sz w:val="24"/>
+          <w:szCs w:val="24"/>
+        </w:rPr>
+      </w:pPr>
+      <w:r>
+        <w:rPr>
+          <w:rFonts w:ascii="Calibri" w:hAnsi="Calibri"/>
+          <w:sz w:val="24"/>
+          <w:szCs w:val="24"/>
+        </w:rPr>
+        <w:t>6. Ng JJW, Wang E, Zhou X, et al. Evaluating the Performance of Artificial Intelligence-Based Speech Recognition for Clinical Documentation: A Systematic Review. BMC Med Inform Decis Mak 2025;25(1):236. DOI: 10.1186/s12911-025-03061-0.</w:t>
+      </w:r>
+    </w:p>
+    <w:p>
+      <w:pPr>
+        <w:pStyle w:val="Normal"/>
+        <w:rPr>
+          <w:rFonts w:ascii="Calibri" w:hAnsi="Calibri"/>
+          <w:sz w:val="24"/>
+          <w:szCs w:val="24"/>
+        </w:rPr>
+      </w:pPr>
+      <w:r>
+        <w:rPr>
+          <w:rFonts w:ascii="Calibri" w:hAnsi="Calibri"/>
+          <w:sz w:val="24"/>
+          <w:szCs w:val="24"/>
+        </w:rPr>
+      </w:r>
+    </w:p>
+    <w:p>
+      <w:pPr>
+        <w:pStyle w:val="Normal"/>
+        <w:rPr>
+          <w:rFonts w:ascii="Calibri" w:hAnsi="Calibri"/>
+          <w:sz w:val="24"/>
+          <w:szCs w:val="24"/>
+        </w:rPr>
+      </w:pPr>
+      <w:r>
+        <w:rPr>
+          <w:rFonts w:ascii="Calibri" w:hAnsi="Calibri"/>
+          <w:sz w:val="24"/>
+          <w:szCs w:val="24"/>
+        </w:rPr>
+        <w:t>7. Elsayed N. Socio-Technical Risks of Clinical Speech-to-Text Systems: Transparency, Privacy, and Reliability Challenges in AI-driven Documentation. Int J Med Inform 2026;214:106419. DOI: 10.1016/j.ijmedinf.2026.106419.</w:t>
+      </w:r>
+    </w:p>
+    <w:p>
+      <w:pPr>
+        <w:pStyle w:val="Normal"/>
+        <w:rPr>
+          <w:rFonts w:ascii="Calibri" w:hAnsi="Calibri"/>
+          <w:sz w:val="24"/>
+          <w:szCs w:val="24"/>
+        </w:rPr>
+      </w:pPr>
+      <w:r>
+        <w:rPr>
+          <w:rFonts w:ascii="Calibri" w:hAnsi="Calibri"/>
+          <w:sz w:val="24"/>
+          <w:szCs w:val="24"/>
+        </w:rPr>
+      </w:r>
+    </w:p>
+    <w:p>
+      <w:pPr>
+        <w:pStyle w:val="Normal"/>
+        <w:rPr>
+          <w:rFonts w:ascii="Calibri" w:hAnsi="Calibri"/>
+          <w:sz w:val="24"/>
+          <w:szCs w:val="24"/>
+        </w:rPr>
+      </w:pPr>
+      <w:r>
+        <w:rPr>
+          <w:rFonts w:ascii="Calibri" w:hAnsi="Calibri"/>
+          <w:sz w:val="24"/>
+          <w:szCs w:val="24"/>
+        </w:rPr>
+        <w:t>8. Anderson KM, Balu S, Bates DW, et al. Ethical Considerations for Ambient Digital Scribes. J Am Med Inform Assoc 2026;33(3):770-775. DOI: 10.1093/jamia/ocaf227.</w:t>
+      </w:r>
+    </w:p>
+    <w:p>
+      <w:pPr>
+        <w:pStyle w:val="Normal"/>
+        <w:rPr>
+          <w:rFonts w:ascii="Calibri" w:hAnsi="Calibri"/>
+          <w:sz w:val="24"/>
+          <w:szCs w:val="24"/>
+        </w:rPr>
+      </w:pPr>
+      <w:r>
+        <w:rPr>
+          <w:rFonts w:ascii="Calibri" w:hAnsi="Calibri"/>
+          <w:sz w:val="24"/>
+          <w:szCs w:val="24"/>
+        </w:rPr>
+      </w:r>
+    </w:p>
+    <w:p>
+      <w:pPr>
+        <w:pStyle w:val="Normal"/>
+        <w:rPr>
+          <w:rFonts w:ascii="Calibri" w:hAnsi="Calibri"/>
+          <w:sz w:val="24"/>
+          <w:szCs w:val="24"/>
+        </w:rPr>
+      </w:pPr>
+      <w:r>
+        <w:rPr>
+          <w:rFonts w:ascii="Calibri" w:hAnsi="Calibri"/>
+          <w:sz w:val="24"/>
+          <w:szCs w:val="24"/>
+        </w:rPr>
+        <w:t>9. Afonja T, Olatunji T, Ogun S, et al. Performant ASR Models for Medical Entities in Accented Speech. In: Proceedings of Interspeech 2024. Kos, Greece: ISCA, 2024:2315-2319. DOI: 10.21437/Interspeech.2024-2261.</w:t>
+      </w:r>
+    </w:p>
+    <w:p>
+      <w:pPr>
+        <w:pStyle w:val="Normal"/>
+        <w:rPr>
+          <w:rFonts w:ascii="Calibri" w:hAnsi="Calibri"/>
+          <w:sz w:val="24"/>
+          <w:szCs w:val="24"/>
+        </w:rPr>
+      </w:pPr>
+      <w:r>
+        <w:rPr>
+          <w:rFonts w:ascii="Calibri" w:hAnsi="Calibri"/>
+          <w:sz w:val="24"/>
+          <w:szCs w:val="24"/>
+        </w:rPr>
+      </w:r>
+    </w:p>
+    <w:p>
+      <w:pPr>
+        <w:pStyle w:val="Normal"/>
+        <w:rPr>
+          <w:rFonts w:ascii="Calibri" w:hAnsi="Calibri"/>
+          <w:sz w:val="24"/>
+          <w:szCs w:val="24"/>
+        </w:rPr>
+      </w:pPr>
+      <w:r>
+        <w:rPr>
+          <w:rFonts w:ascii="Calibri" w:hAnsi="Calibri"/>
+          <w:sz w:val="24"/>
+          <w:szCs w:val="24"/>
+        </w:rPr>
+        <w:t>10. Fareez F, Parikh T, Wavell C, et al. A Dataset of Simulated Patient-Physician Medical Interviews with a Focus on Respiratory Cases. Sci Data 2022;9:313. DOI: 10.1038/s41597-022-01423-1.</w:t>
+      </w:r>
+    </w:p>
+    <w:p>
+      <w:pPr>
+        <w:pStyle w:val="Normal"/>
+        <w:rPr>
+          <w:rFonts w:ascii="Calibri" w:hAnsi="Calibri"/>
+          <w:sz w:val="24"/>
+          <w:szCs w:val="24"/>
+        </w:rPr>
+      </w:pPr>
+      <w:r>
+        <w:rPr>
+          <w:rFonts w:ascii="Calibri" w:hAnsi="Calibri"/>
+          <w:sz w:val="24"/>
+          <w:szCs w:val="24"/>
+        </w:rPr>
+      </w:r>
+    </w:p>
+    <w:p>
+      <w:pPr>
+        <w:pStyle w:val="Normal"/>
+        <w:rPr>
+          <w:rFonts w:ascii="Calibri" w:hAnsi="Calibri"/>
+          <w:sz w:val="24"/>
+          <w:szCs w:val="24"/>
+        </w:rPr>
+      </w:pPr>
+      <w:r>
+        <w:rPr>
+          <w:rFonts w:ascii="Calibri" w:hAnsi="Calibri"/>
+          <w:sz w:val="24"/>
+          <w:szCs w:val="24"/>
+        </w:rPr>
+        <w:t>11. Korfiatis AP, Moramarco F, Sarac R, Savkov A. PriMock57: A Dataset of Primary Care Mock Consultations. In: Proceedings of the 60th Annual Meeting of the Association for Computational Linguistics (Volume 2: Short Papers). Dublin, Ireland: ACL, 2022:541-547.</w:t>
+      </w:r>
+    </w:p>
+    <w:p>
+      <w:pPr>
+        <w:pStyle w:val="Normal"/>
+        <w:rPr>
+          <w:rFonts w:ascii="Calibri" w:hAnsi="Calibri"/>
+          <w:sz w:val="24"/>
+          <w:szCs w:val="24"/>
+        </w:rPr>
+      </w:pPr>
+      <w:r>
+        <w:rPr>
+          <w:rFonts w:ascii="Calibri" w:hAnsi="Calibri"/>
+          <w:sz w:val="24"/>
+          <w:szCs w:val="24"/>
+        </w:rPr>
+      </w:r>
+    </w:p>
+    <w:p>
+      <w:pPr>
+        <w:pStyle w:val="Normal"/>
+        <w:rPr>
+          <w:rFonts w:ascii="Calibri" w:hAnsi="Calibri"/>
+          <w:sz w:val="24"/>
+          <w:szCs w:val="24"/>
+        </w:rPr>
+      </w:pPr>
+      <w:r>
+        <w:rPr>
+          <w:rFonts w:ascii="Calibri" w:hAnsi="Calibri"/>
+          <w:sz w:val="24"/>
+          <w:szCs w:val="24"/>
+        </w:rPr>
+        <w:t>12. Kazi N. Dataset for Automated Medical Transcription. GitHub/Zenodo, 2020. (https://github.com/nazmulkazi/dataset_automated_medical_transcription.)</w:t>
+      </w:r>
+    </w:p>
+    <w:p>
+      <w:pPr>
+        <w:pStyle w:val="Normal"/>
+        <w:rPr>
+          <w:rFonts w:ascii="Calibri" w:hAnsi="Calibri"/>
+          <w:sz w:val="24"/>
+          <w:szCs w:val="24"/>
+        </w:rPr>
+      </w:pPr>
+      <w:r>
+        <w:rPr>
+          <w:rFonts w:ascii="Calibri" w:hAnsi="Calibri"/>
+          <w:sz w:val="24"/>
+          <w:szCs w:val="24"/>
+        </w:rPr>
+      </w:r>
+    </w:p>
+    <w:p>
+      <w:pPr>
+        <w:pStyle w:val="Normal"/>
+        <w:rPr>
+          <w:rFonts w:ascii="Calibri" w:hAnsi="Calibri"/>
+          <w:sz w:val="24"/>
+          <w:szCs w:val="24"/>
+        </w:rPr>
+      </w:pPr>
+      <w:r>
+        <w:rPr>
+          <w:rFonts w:ascii="Calibri" w:hAnsi="Calibri"/>
+          <w:sz w:val="24"/>
+          <w:szCs w:val="24"/>
+        </w:rPr>
+        <w:t>13. Gandhi S, von Platen P, Rush AM. Open ASR Leaderboard: Towards Reproducible and Transparent Multilingual and Long-Form Speech Recognition Evaluation. arXiv preprint arXiv:2510.06961, 2025.</w:t>
+      </w:r>
+    </w:p>
+    <w:p>
+      <w:pPr>
+        <w:pStyle w:val="Normal"/>
+        <w:rPr>
+          <w:rFonts w:ascii="Calibri" w:hAnsi="Calibri"/>
+          <w:sz w:val="24"/>
+          <w:szCs w:val="24"/>
+        </w:rPr>
+      </w:pPr>
+      <w:r>
+        <w:rPr>
+          <w:rFonts w:ascii="Calibri" w:hAnsi="Calibri"/>
+          <w:sz w:val="24"/>
+          <w:szCs w:val="24"/>
+        </w:rPr>
+      </w:r>
+    </w:p>
+    <w:p>
+      <w:pPr>
+        <w:pStyle w:val="Normal"/>
+        <w:rPr>
+          <w:rFonts w:ascii="Calibri" w:hAnsi="Calibri"/>
+          <w:sz w:val="24"/>
+          <w:szCs w:val="24"/>
+        </w:rPr>
+      </w:pPr>
+      <w:r>
+        <w:rPr>
+          <w:rFonts w:ascii="Calibri" w:hAnsi="Calibri"/>
+          <w:sz w:val="24"/>
+          <w:szCs w:val="24"/>
+        </w:rPr>
+        <w:t>14. Fiscus JG. A Post-Processing System to Yield Reduced Word Error Rates: Recognizer Output Voting Error Reduction (ROVER). In: Proceedings of the 1997 IEEE Workshop on Automatic Speech Recognition and Understanding. Santa Barbara, CA: IEEE, 1997:347-354. DOI: 10.1109/ASRU.1997.659110.</w:t>
+      </w:r>
+    </w:p>
+    <w:p>
+      <w:pPr>
+        <w:pStyle w:val="Normal"/>
+        <w:rPr>
+          <w:rFonts w:ascii="Calibri" w:hAnsi="Calibri"/>
+          <w:sz w:val="24"/>
+          <w:szCs w:val="24"/>
+        </w:rPr>
+      </w:pPr>
+      <w:r>
+        <w:rPr>
+          <w:rFonts w:ascii="Calibri" w:hAnsi="Calibri"/>
+          <w:sz w:val="24"/>
+          <w:szCs w:val="24"/>
+        </w:rPr>
+      </w:r>
+    </w:p>
+    <w:p>
+      <w:pPr>
+        <w:pStyle w:val="Normal"/>
+        <w:rPr>
+          <w:rFonts w:ascii="Calibri" w:hAnsi="Calibri"/>
+          <w:sz w:val="24"/>
+          <w:szCs w:val="24"/>
+        </w:rPr>
+      </w:pPr>
+      <w:r>
+        <w:rPr>
+          <w:rFonts w:ascii="Calibri" w:hAnsi="Calibri"/>
+          <w:sz w:val="24"/>
+          <w:szCs w:val="24"/>
+        </w:rPr>
+        <w:t>15. Soldaini L, Goharian N. QuickUMLS: A Fast, Unsupervised Approach for Medical Concept Extraction. In: Proceedings of the Medical Information Retrieval Workshop (MedIR) at SIGIR 2016. Pisa, Italy: 2016.</w:t>
+      </w:r>
+    </w:p>
+    <w:p>
+      <w:pPr>
+        <w:pStyle w:val="Normal"/>
+        <w:rPr>
+          <w:rFonts w:ascii="Calibri" w:hAnsi="Calibri"/>
+          <w:sz w:val="24"/>
+          <w:szCs w:val="24"/>
+        </w:rPr>
+      </w:pPr>
+      <w:r>
+        <w:rPr>
+          <w:rFonts w:ascii="Calibri" w:hAnsi="Calibri"/>
+          <w:sz w:val="24"/>
+          <w:szCs w:val="24"/>
+        </w:rPr>
+      </w:r>
+    </w:p>
+    <w:p>
+      <w:pPr>
+        <w:pStyle w:val="Normal"/>
+        <w:rPr>
+          <w:rFonts w:ascii="Calibri" w:hAnsi="Calibri"/>
+          <w:sz w:val="24"/>
+          <w:szCs w:val="24"/>
+        </w:rPr>
+      </w:pPr>
+      <w:r>
+        <w:rPr>
+          <w:rFonts w:ascii="Calibri" w:hAnsi="Calibri"/>
+          <w:sz w:val="24"/>
+          <w:szCs w:val="24"/>
+        </w:rPr>
+        <w:t>16. Zhou L, Blackley SV, Kowalski L, et al. Analysis of Errors in Dictated Clinical Documents Assisted by Speech Recognition Software and Professional Transcriptionists. JAMA Netw Open 2018;1(3):e180530. DOI: 10.1001/jamanetworkopen.2018.0530.</w:t>
+      </w:r>
+    </w:p>
+    <w:p>
+      <w:pPr>
+        <w:pStyle w:val="Normal"/>
+        <w:rPr>
+          <w:rFonts w:ascii="Calibri" w:hAnsi="Calibri"/>
+          <w:sz w:val="24"/>
+          <w:szCs w:val="24"/>
+        </w:rPr>
+      </w:pPr>
+      <w:r>
+        <w:rPr>
+          <w:rFonts w:ascii="Calibri" w:hAnsi="Calibri"/>
+          <w:sz w:val="24"/>
+          <w:szCs w:val="24"/>
+        </w:rPr>
+      </w:r>
+    </w:p>
+    <w:p>
+      <w:pPr>
+        <w:pStyle w:val="Normal"/>
+        <w:rPr>
+          <w:rFonts w:ascii="Calibri" w:hAnsi="Calibri"/>
+          <w:sz w:val="24"/>
+          <w:szCs w:val="24"/>
+        </w:rPr>
+      </w:pPr>
+      <w:r>
+        <w:rPr>
+          <w:rFonts w:ascii="Calibri" w:hAnsi="Calibri"/>
+          <w:sz w:val="24"/>
+          <w:szCs w:val="24"/>
+        </w:rPr>
+        <w:t>17. Graetz I, et al. Ambient AI Adoption in US Hospitals Using Epic. Am J Manag Care 2026.</w:t>
+      </w:r>
+    </w:p>
+    <w:p>
+      <w:pPr>
+        <w:pStyle w:val="Normal"/>
+        <w:rPr>
+          <w:rFonts w:ascii="Calibri" w:hAnsi="Calibri"/>
+          <w:sz w:val="24"/>
+          <w:szCs w:val="24"/>
+        </w:rPr>
+      </w:pPr>
+      <w:r>
+        <w:rPr>
+          <w:rFonts w:ascii="Calibri" w:hAnsi="Calibri"/>
+          <w:sz w:val="24"/>
+          <w:szCs w:val="24"/>
+        </w:rPr>
+      </w:r>
+    </w:p>
+    <w:p>
+      <w:pPr>
+        <w:pStyle w:val="Normal"/>
+        <w:rPr>
+          <w:rFonts w:ascii="Calibri" w:hAnsi="Calibri"/>
+          <w:sz w:val="24"/>
+          <w:szCs w:val="24"/>
+        </w:rPr>
+      </w:pPr>
+      <w:r>
+        <w:rPr>
+          <w:rFonts w:ascii="Calibri" w:hAnsi="Calibri"/>
+          <w:sz w:val="24"/>
+          <w:szCs w:val="24"/>
+        </w:rPr>
+        <w:t>18. Warraich HJ, Tazbaz T, Califf RM. FDA Perspective on the Regulation of Artificial Intelligence in Health Care and Biomedicine. JAMA 2025;333(3):241-247. DOI: 10.1001/jama.2024.21451.</w:t>
+      </w:r>
+    </w:p>
+    <w:p>
+      <w:pPr>
+        <w:pStyle w:val="Normal"/>
+        <w:rPr>
+          <w:rFonts w:ascii="Calibri" w:hAnsi="Calibri"/>
+          <w:sz w:val="24"/>
+          <w:szCs w:val="24"/>
+        </w:rPr>
+      </w:pPr>
+      <w:r>
+        <w:rPr>
+          <w:rFonts w:ascii="Calibri" w:hAnsi="Calibri"/>
+          <w:sz w:val="24"/>
+          <w:szCs w:val="24"/>
+        </w:rPr>
+      </w:r>
+    </w:p>
+    <w:p>
+      <w:pPr>
+        <w:pStyle w:val="Normal"/>
+        <w:rPr>
+          <w:rFonts w:ascii="Calibri" w:hAnsi="Calibri"/>
+          <w:sz w:val="24"/>
+          <w:szCs w:val="24"/>
+        </w:rPr>
+      </w:pPr>
+      <w:r>
+        <w:rPr>
+          <w:rFonts w:ascii="Calibri" w:hAnsi="Calibri"/>
+          <w:sz w:val="24"/>
+          <w:szCs w:val="24"/>
+        </w:rPr>
+        <w:t>19. Tran BD, Latif K, Reynolds TL, et al. "Mm-Hm," "Uh-Uh": Are Non-Lexical Conversational Sounds Deal Breakers for the Ambient Clinical Documentation Technology? J Am Med Inform Assoc 2023;30(4):703-711. DOI: 10.1093/jamia/ocad001.</w:t>
+      </w:r>
+    </w:p>
+    <w:p>
+      <w:pPr>
+        <w:pStyle w:val="Normal"/>
+        <w:rPr>
+          <w:rFonts w:ascii="Calibri" w:hAnsi="Calibri"/>
+          <w:sz w:val="24"/>
+          <w:szCs w:val="24"/>
+        </w:rPr>
+      </w:pPr>
+      <w:r>
+        <w:rPr>
+          <w:rFonts w:ascii="Calibri" w:hAnsi="Calibri"/>
+          <w:sz w:val="24"/>
+          <w:szCs w:val="24"/>
+        </w:rPr>
+      </w:r>
+    </w:p>
+    <w:p>
+      <w:pPr>
+        <w:pStyle w:val="Normal"/>
+        <w:rPr>
+          <w:rFonts w:ascii="Calibri" w:hAnsi="Calibri"/>
+          <w:sz w:val="24"/>
+          <w:szCs w:val="24"/>
+        </w:rPr>
+      </w:pPr>
+      <w:r>
+        <w:rPr>
+          <w:rFonts w:ascii="Calibri" w:hAnsi="Calibri"/>
+          <w:sz w:val="24"/>
+          <w:szCs w:val="24"/>
+        </w:rPr>
+        <w:t>20. Alboksmaty A, Aldakhil R, Hayhoe BWJ, et al. The Impact of Using AI-powered Voice-to-Text Technology for Clinical Documentation on Quality of Care in Primary Care and Outpatient Settings: A Systematic Review. EBioMedicine 2025;118:105861. DOI: 10.1016/j.ebiom.2025.105861.</w:t>
+      </w:r>
+    </w:p>
+    <w:p>
+      <w:pPr>
+        <w:pStyle w:val="Normal"/>
+        <w:rPr>
+          <w:rFonts w:ascii="Calibri" w:hAnsi="Calibri"/>
+          <w:sz w:val="24"/>
+          <w:szCs w:val="24"/>
+        </w:rPr>
+      </w:pPr>
+      <w:r>
+        <w:rPr>
+          <w:rFonts w:ascii="Calibri" w:hAnsi="Calibri"/>
+          <w:sz w:val="24"/>
+          <w:szCs w:val="24"/>
+        </w:rPr>
+      </w:r>
+    </w:p>
+    <w:p>
+      <w:pPr>
+        <w:pStyle w:val="Normal"/>
+        <w:rPr>
+          <w:rFonts w:ascii="Calibri" w:hAnsi="Calibri"/>
+          <w:sz w:val="24"/>
+          <w:szCs w:val="24"/>
+        </w:rPr>
+      </w:pPr>
+      <w:r>
+        <w:rPr>
+          <w:rFonts w:ascii="Calibri" w:hAnsi="Calibri"/>
+          <w:sz w:val="24"/>
+          <w:szCs w:val="24"/>
+        </w:rPr>
       </w:r>
     </w:p>
     <w:sectPr>

--- a/paper/Open Benchmark of On-Device and Cloud ASR for Clinical Conversations.docx
+++ b/paper/Open Benchmark of On-Device and Cloud ASR for Clinical Conversations.docx
@@ -1579,100 +1579,35 @@
     <w:p>
       <w:pPr>
         <w:pStyle w:val="Normal"/>
-        <w:jc w:val="start"/>
-        <w:rPr>
-          <w:rFonts w:ascii="Calibri" w:hAnsi="Calibri"/>
-        </w:rPr>
-      </w:pPr>
-      <w:r>
-        <w:rPr>
-          <w:rFonts w:eastAsia="Arial, sans-serif" w:cs="Arial, sans-serif" w:ascii="Calibri" w:hAnsi="Calibri"/>
-          <w:b w:val="false"/>
-          <w:bCs w:val="false"/>
-          <w:i w:val="false"/>
-          <w:iCs w:val="false"/>
-          <w:strike w:val="false"/>
-          <w:dstrike w:val="false"/>
-          <w:sz w:val="24"/>
-          <w:szCs w:val="24"/>
-          <w:u w:val="none"/>
+        <w:rPr>
+          <w:rFonts w:ascii="Calibri" w:hAnsi="Calibri"/>
+          <w:sz w:val="24"/>
+          <w:szCs w:val="24"/>
+        </w:rPr>
+      </w:pPr>
+      <w:r>
+        <w:rPr>
+          <w:rFonts w:ascii="Calibri" w:hAnsi="Calibri"/>
+          <w:sz w:val="24"/>
+          <w:szCs w:val="24"/>
         </w:rPr>
         <w:t xml:space="preserve">Word error rate was computed after applying the Whisper English text normalizer (whisper-normalizer v1.0), which performs case folding, punctuation removal, number-to-word conversion, and contraction expansion. This normalizer is the standard pipeline used by the HuggingFace Open ASR Leaderboard </w:t>
       </w:r>
       <w:r>
         <w:rPr>
-          <w:rFonts w:eastAsia="Arial, sans-serif" w:cs="Arial, sans-serif" w:ascii="Calibri" w:hAnsi="Calibri"/>
-          <w:b w:val="false"/>
-          <w:bCs w:val="false"/>
-          <w:i w:val="false"/>
-          <w:iCs w:val="false"/>
-          <w:strike w:val="false"/>
-          <w:dstrike w:val="false"/>
-          <w:sz w:val="24"/>
-          <w:szCs w:val="24"/>
-          <w:u w:val="none"/>
-        </w:rPr>
-        <w:t>[</w:t>
-      </w:r>
-      <w:r>
-        <w:rPr>
-          <w:rFonts w:eastAsia="Arial, sans-serif" w:cs="Arial, sans-serif" w:ascii="Calibri" w:hAnsi="Calibri"/>
-          <w:b w:val="false"/>
-          <w:bCs w:val="false"/>
-          <w:i w:val="false"/>
-          <w:iCs w:val="false"/>
-          <w:strike w:val="false"/>
-          <w:dstrike w:val="false"/>
-          <w:sz w:val="24"/>
-          <w:szCs w:val="24"/>
-          <w:u w:val="none"/>
-        </w:rPr>
-        <w:t>1</w:t>
-      </w:r>
-      <w:r>
-        <w:rPr>
-          <w:rFonts w:eastAsia="Arial, sans-serif" w:cs="Arial, sans-serif" w:ascii="Calibri" w:hAnsi="Calibri"/>
-          <w:b w:val="false"/>
-          <w:bCs w:val="false"/>
-          <w:i w:val="false"/>
-          <w:iCs w:val="false"/>
-          <w:strike w:val="false"/>
-          <w:dstrike w:val="false"/>
-          <w:sz w:val="24"/>
-          <w:szCs w:val="24"/>
-          <w:u w:val="none"/>
-        </w:rPr>
-        <w:t>3</w:t>
-      </w:r>
-      <w:r>
-        <w:rPr>
-          <w:rFonts w:eastAsia="Arial, sans-serif" w:cs="Arial, sans-serif" w:ascii="Calibri" w:hAnsi="Calibri"/>
-          <w:b w:val="false"/>
-          <w:bCs w:val="false"/>
-          <w:i w:val="false"/>
-          <w:iCs w:val="false"/>
-          <w:strike w:val="false"/>
-          <w:dstrike w:val="false"/>
-          <w:sz w:val="24"/>
-          <w:szCs w:val="24"/>
-          <w:u w:val="none"/>
-        </w:rPr>
-        <w:t>]</w:t>
-      </w:r>
-      <w:r>
-        <w:rPr>
-          <w:rFonts w:eastAsia="Arial, sans-serif" w:cs="Arial, sans-serif" w:ascii="Calibri" w:hAnsi="Calibri"/>
-          <w:b w:val="false"/>
-          <w:bCs w:val="false"/>
-          <w:i w:val="false"/>
-          <w:iCs w:val="false"/>
-          <w:strike w:val="false"/>
-          <w:dstrike w:val="false"/>
-          <w:sz w:val="24"/>
-          <w:szCs w:val="24"/>
-          <w:u w:val="none"/>
-        </w:rPr>
-        <w:t xml:space="preserve"> and MLPerf Inference ASR benchmarks. Both raw and normalized WER were computed for all model-file pairs; normalized WER is reported throughout.</w:t>
+          <w:rFonts w:ascii="Calibri" w:hAnsi="Calibri"/>
+          <w:sz w:val="24"/>
+          <w:szCs w:val="24"/>
+        </w:rPr>
+        <w:t>[13]</w:t>
+      </w:r>
+      <w:r>
+        <w:rPr>
+          <w:rFonts w:ascii="Calibri" w:hAnsi="Calibri"/>
+          <w:sz w:val="24"/>
+          <w:szCs w:val="24"/>
+        </w:rPr>
+        <w:t xml:space="preserve"> and MLPerf Inference ASR benchmarks. Both raw and normalized WER were computed for all model-file pairs; normalized WER is reported throughout. Because we evaluated a fixed, exhaustive set of models and files rather than sampling from a population, we report descriptive performance metrics without inferential statistics.</w:t>
       </w:r>
     </w:p>
     <w:p>
@@ -11609,7 +11544,7 @@
           <w:sz w:val="24"/>
           <w:szCs w:val="24"/>
         </w:rPr>
-        <w:t>17. Graetz I, et al. Ambient AI Adoption in US Hospitals Using Epic. Am J Manag Care 2026.</w:t>
+        <w:t>17. Yang F, Graetz I. Ambient AI Tool Adoption in US Hospitals and Associated Factors. Am J Manag Care 2026. DOI: 10.37765/ajmc.2026.89876.</w:t>
       </w:r>
     </w:p>
     <w:p>
@@ -11632,11 +11567,7 @@
     <w:p>
       <w:pPr>
         <w:pStyle w:val="Normal"/>
-        <w:rPr>
-          <w:rFonts w:ascii="Calibri" w:hAnsi="Calibri"/>
-          <w:sz w:val="24"/>
-          <w:szCs w:val="24"/>
-        </w:rPr>
+        <w:rPr/>
       </w:pPr>
       <w:r>
         <w:rPr>

--- a/paper/Open Benchmark of On-Device and Cloud ASR for Clinical Conversations.docx
+++ b/paper/Open Benchmark of On-Device and Cloud ASR for Clinical Conversations.docx
@@ -602,7 +602,7 @@
           <w:szCs w:val="24"/>
           <w:u w:val="none"/>
         </w:rPr>
-        <w:t xml:space="preserve">. While Business Associate Agreements (BAAs) address HIPAA liability, they do not eliminate the privacy risks of transmitting and storing protected health information with third parties, and recent analyses have raised broader concerns about consent, transparency, and data governance </w:t>
+        <w:t xml:space="preserve">. While Business Associate Agreements (BAAs) address HIPAA liability, they do not eliminate the privacy risks of transmitting and storing protected health information with third parties, and recent analyses have raised broader concerns about consent, transparency, and data governance that extend beyond transmission security alone </w:t>
       </w:r>
       <w:r>
         <w:rPr>
@@ -648,66 +648,6 @@
           <w:u w:val="none"/>
         </w:rPr>
         <w:t>8</w:t>
-      </w:r>
-      <w:r>
-        <w:rPr>
-          <w:rFonts w:eastAsia="Arial, sans-serif" w:cs="Arial, sans-serif" w:ascii="Calibri" w:hAnsi="Calibri"/>
-          <w:b w:val="false"/>
-          <w:bCs w:val="false"/>
-          <w:i w:val="false"/>
-          <w:iCs w:val="false"/>
-          <w:strike w:val="false"/>
-          <w:dstrike w:val="false"/>
-          <w:sz w:val="24"/>
-          <w:szCs w:val="24"/>
-          <w:u w:val="none"/>
-        </w:rPr>
-        <w:t xml:space="preserve">] </w:t>
-      </w:r>
-      <w:r>
-        <w:rPr>
-          <w:rFonts w:eastAsia="Arial, sans-serif" w:cs="Arial, sans-serif" w:ascii="Calibri" w:hAnsi="Calibri"/>
-          <w:b w:val="false"/>
-          <w:bCs w:val="false"/>
-          <w:i w:val="false"/>
-          <w:iCs w:val="false"/>
-          <w:strike w:val="false"/>
-          <w:dstrike w:val="false"/>
-          <w:sz w:val="24"/>
-          <w:szCs w:val="24"/>
-          <w:u w:val="none"/>
-        </w:rPr>
-        <w:t xml:space="preserve">that extend beyond transmission security alone </w:t>
-      </w:r>
-      <w:r>
-        <w:rPr>
-          <w:rFonts w:eastAsia="Arial, sans-serif" w:cs="Arial, sans-serif" w:ascii="Calibri" w:hAnsi="Calibri"/>
-          <w:b w:val="false"/>
-          <w:bCs w:val="false"/>
-          <w:i w:val="false"/>
-          <w:iCs w:val="false"/>
-          <w:strike w:val="false"/>
-          <w:dstrike w:val="false"/>
-          <w:sz w:val="24"/>
-          <w:szCs w:val="24"/>
-          <w:u w:val="none"/>
-        </w:rPr>
-        <w:t>[</w:t>
-      </w:r>
-      <w:r>
-        <w:rPr>
-          <w:rFonts w:eastAsia="Arial, sans-serif" w:cs="Arial, sans-serif" w:ascii="Calibri" w:hAnsi="Calibri"/>
-          <w:b w:val="false"/>
-          <w:bCs w:val="false"/>
-          <w:i w:val="false"/>
-          <w:iCs w:val="false"/>
-          <w:strike w:val="false"/>
-          <w:dstrike w:val="false"/>
-          <w:sz w:val="24"/>
-          <w:szCs w:val="24"/>
-          <w:u w:val="none"/>
-        </w:rPr>
-        <w:t>3</w:t>
       </w:r>
       <w:r>
         <w:rPr>
@@ -10088,32 +10028,56 @@
       <w:pPr>
         <w:pStyle w:val="Normal"/>
         <w:rPr>
-          <w:rFonts w:ascii="Calibri" w:hAnsi="Calibri" w:eastAsia="Arial, sans-serif" w:cs="Arial, sans-serif"/>
-          <w:b w:val="false"/>
-          <w:bCs w:val="false"/>
-          <w:i w:val="false"/>
-          <w:i w:val="false"/>
-          <w:iCs w:val="false"/>
-          <w:strike w:val="false"/>
-          <w:dstrike w:val="false"/>
-          <w:sz w:val="22"/>
-          <w:szCs w:val="22"/>
-          <w:u w:val="none"/>
-        </w:rPr>
-      </w:pPr>
-      <w:r>
-        <w:rPr>
-          <w:rFonts w:eastAsia="Arial, sans-serif" w:cs="Arial, sans-serif" w:ascii="Calibri" w:hAnsi="Calibri"/>
-          <w:b w:val="false"/>
-          <w:bCs w:val="false"/>
-          <w:i w:val="false"/>
-          <w:iCs w:val="false"/>
-          <w:strike w:val="false"/>
-          <w:dstrike w:val="false"/>
-          <w:sz w:val="22"/>
-          <w:szCs w:val="22"/>
-          <w:u w:val="none"/>
-        </w:rPr>
+          <w:rFonts w:ascii="Calibri" w:hAnsi="Calibri"/>
+          <w:sz w:val="24"/>
+          <w:szCs w:val="24"/>
+        </w:rPr>
+      </w:pPr>
+      <w:r>
+        <w:rPr>
+          <w:rFonts w:ascii="Calibri" w:hAnsi="Calibri"/>
+          <w:sz w:val="24"/>
+          <w:szCs w:val="24"/>
+        </w:rPr>
+      </w:r>
+    </w:p>
+    <w:p>
+      <w:pPr>
+        <w:pStyle w:val="Normal"/>
+        <w:rPr>
+          <w:rFonts w:ascii="Calibri" w:hAnsi="Calibri"/>
+          <w:sz w:val="24"/>
+          <w:szCs w:val="24"/>
+        </w:rPr>
+      </w:pPr>
+      <w:r>
+        <w:rPr>
+          <w:rFonts w:ascii="Calibri" w:hAnsi="Calibri"/>
+          <w:sz w:val="24"/>
+          <w:szCs w:val="24"/>
+        </w:rPr>
+        <w:t>Total cloud API costs for evaluating approximately 80 hours of audio across all three datasets ranged from $19.33 to $382.64 (Table 3). The five services ranked by total cost were: Azure Speech ($19.33), Deepgram Nova-2 Medical ($25.78), AssemblyAI ($28.10), AWS Transcribe Medical ($99.63, representative subsets only due to cost), and Google Cloud Speech ($382.64). On-device inference incurred no per-encounter cost after initial model download (model sizes range from 37 MB to 1.5 GB). On-device processing runs on consumer mobile devices that clinicians already own and regularly update, requiring no additional hardware investment. For a practice transcribing 30 encounters per day, estimated annual cloud costs at published rates would range from approximately $2,000 to over $20,000 depending on the service, whereas on-device processing has zero marginal cost per encounter.</w:t>
+      </w:r>
+    </w:p>
+    <w:p>
+      <w:pPr>
+        <w:pStyle w:val="Heading1"/>
+        <w:rPr/>
+      </w:pPr>
+      <w:r>
+        <w:rPr>
+          <w:rFonts w:eastAsia="Arial, sans-serif" w:cs="Arial, sans-serif" w:ascii="Calibri" w:hAnsi="Calibri"/>
+          <w:b w:val="false"/>
+          <w:bCs w:val="false"/>
+          <w:i w:val="false"/>
+          <w:iCs w:val="false"/>
+          <w:strike w:val="false"/>
+          <w:dstrike w:val="false"/>
+          <w:sz w:val="24"/>
+          <w:szCs w:val="24"/>
+          <w:u w:val="none"/>
+        </w:rPr>
+        <w:t>Discussion</w:t>
       </w:r>
     </w:p>
     <w:p>
@@ -10137,30 +10101,30 @@
           <w:szCs w:val="24"/>
           <w:u w:val="none"/>
         </w:rPr>
-        <w:t>Total cloud API costs for evaluating approximately 80 hours of audio across all three datasets ranged from $19.33 to $382.64 (Table 3). The five services ranked by total cost were: Azure Speech ($19.33), Deepgram Nova-2 Medical ($25.78), AssemblyAI ($28.10), AWS Transcribe Medical ($99.63, representative subsets only due to cost), and Google Cloud Speech ($382.64, which may include preliminary test runs). On-device inference incurred no per-encounter cost after initial model download (model sizes range from 37 MB to 1.5 GB). On-device processing runs on consumer mobile devices that clinicians already own and regularly update, requiring no additional hardware investment. For a practice transcribing 30 encounters per day, estimated annual cloud costs at published rates would range from approximately $2,000 to over $20,000 depending on the service, whereas on-device processing has zero marginal cost per encounter.</w:t>
-      </w:r>
-    </w:p>
-    <w:p>
-      <w:pPr>
-        <w:pStyle w:val="Heading1"/>
-        <w:rPr>
-          <w:rFonts w:ascii="Calibri" w:hAnsi="Calibri"/>
-        </w:rPr>
-      </w:pPr>
-      <w:r>
-        <w:rPr>
-          <w:rFonts w:eastAsia="Arial, sans-serif" w:cs="Arial, sans-serif" w:ascii="Calibri" w:hAnsi="Calibri"/>
-          <w:b w:val="false"/>
-          <w:bCs w:val="false"/>
-          <w:i w:val="false"/>
-          <w:iCs w:val="false"/>
-          <w:strike w:val="false"/>
-          <w:dstrike w:val="false"/>
-          <w:sz w:val="24"/>
-          <w:szCs w:val="24"/>
-          <w:u w:val="none"/>
-        </w:rPr>
-        <w:t>Discussion</w:t>
+        <w:t>Our benchmark demonstrates that on-device ASR models achieve clinical term recall within 1 to 3 percentage points of commercial cloud APIs across three clinical conversation datasets, supporting the feasibility of privacy-preserving on-device ASR for clinical documentation. This performance was achieved using general-purpose models with no medical fine-tuning, compared against cloud APIs where three of five services deployed medical-specific models, suggesting that domain-adapted on-device models could further narrow or eliminate the gap.</w:t>
+      </w:r>
+    </w:p>
+    <w:p>
+      <w:pPr>
+        <w:pStyle w:val="Heading2"/>
+        <w:rPr>
+          <w:rFonts w:ascii="Calibri" w:hAnsi="Calibri"/>
+        </w:rPr>
+      </w:pPr>
+      <w:r>
+        <w:rPr>
+          <w:rFonts w:eastAsia="Arial, sans-serif" w:cs="Arial, sans-serif" w:ascii="Calibri" w:hAnsi="Calibri"/>
+          <w:b w:val="false"/>
+          <w:bCs w:val="false"/>
+          <w:i w:val="false"/>
+          <w:iCs w:val="false"/>
+          <w:strike w:val="false"/>
+          <w:dstrike w:val="false"/>
+          <w:sz w:val="24"/>
+          <w:szCs w:val="24"/>
+          <w:u w:val="none"/>
+        </w:rPr>
+        <w:t>Model Selection</w:t>
       </w:r>
     </w:p>
     <w:p>
@@ -10184,7 +10148,7 @@
           <w:szCs w:val="24"/>
           <w:u w:val="none"/>
         </w:rPr>
-        <w:t>Our benchmark demonstrates that on-device ASR models achieve clinical term recall within 1 to 3 percentage points of commercial cloud APIs across three clinical conversation datasets, supporting the feasibility of privacy-preserving on-device ASR for clinical documentation. This performance was achieved using general-purpose models with no medical fine-tuning, compared against cloud APIs where three of five services deployed medical-specific models, suggesting that domain-adapted on-device models could further narrow or eliminate the gap.</w:t>
+        <w:t>No single on-device model dominated across all datasets and metrics. Whisper-turbo achieved the highest clinical term recall on two of three datasets, while parakeet-tdt-0.6b-v2 achieved the lowest WER on two of three datasets. This divergence suggests that model selection for clinical applications should consider domain-specific metrics rather than WER alone, accounting for conversation type, specialty, privacy requirements, cost constraints, and connectivity limitations.</w:t>
       </w:r>
     </w:p>
     <w:p>
@@ -10207,7 +10171,7 @@
           <w:szCs w:val="24"/>
           <w:u w:val="none"/>
         </w:rPr>
-        <w:t>Model Selection</w:t>
+        <w:t>Clinical Safety</w:t>
       </w:r>
     </w:p>
     <w:p>
@@ -10231,7 +10195,67 @@
           <w:szCs w:val="24"/>
           <w:u w:val="none"/>
         </w:rPr>
-        <w:t>No single on-device model dominated across all datasets and metrics. Whisper-turbo achieved the highest clinical term recall on two of three datasets, while parakeet-tdt-0.6b-v2 achieved the lowest WER on two of three datasets. This divergence suggests that model selection for clinical applications should consider domain-specific metrics rather than WER alone, accounting for conversation type, specialty, privacy requirements, cost constraints, and connectivity limitations.</w:t>
+        <w:t xml:space="preserve">Drug names exhibited the highest error rates across all models, with wellbutrin misrecognized in 60.4% of occurrences and similarly high rates for ramipril, rosuvastatin, amoxicillin, and lisinopril. Prior work found that 5.7 to 8.9 percent of ASR errors in clinical documents are clinically significant </w:t>
+      </w:r>
+      <w:r>
+        <w:rPr>
+          <w:rFonts w:eastAsia="Arial, sans-serif" w:cs="Arial, sans-serif" w:ascii="Calibri" w:hAnsi="Calibri"/>
+          <w:b w:val="false"/>
+          <w:bCs w:val="false"/>
+          <w:i w:val="false"/>
+          <w:iCs w:val="false"/>
+          <w:strike w:val="false"/>
+          <w:dstrike w:val="false"/>
+          <w:sz w:val="24"/>
+          <w:szCs w:val="24"/>
+          <w:u w:val="none"/>
+        </w:rPr>
+        <w:t>[</w:t>
+      </w:r>
+      <w:r>
+        <w:rPr>
+          <w:rFonts w:eastAsia="Arial, sans-serif" w:cs="Arial, sans-serif" w:ascii="Calibri" w:hAnsi="Calibri"/>
+          <w:b w:val="false"/>
+          <w:bCs w:val="false"/>
+          <w:i w:val="false"/>
+          <w:iCs w:val="false"/>
+          <w:strike w:val="false"/>
+          <w:dstrike w:val="false"/>
+          <w:sz w:val="24"/>
+          <w:szCs w:val="24"/>
+          <w:u w:val="none"/>
+        </w:rPr>
+        <w:t>1</w:t>
+      </w:r>
+      <w:r>
+        <w:rPr>
+          <w:rFonts w:eastAsia="Arial, sans-serif" w:cs="Arial, sans-serif" w:ascii="Calibri" w:hAnsi="Calibri"/>
+          <w:b w:val="false"/>
+          <w:bCs w:val="false"/>
+          <w:i w:val="false"/>
+          <w:iCs w:val="false"/>
+          <w:strike w:val="false"/>
+          <w:dstrike w:val="false"/>
+          <w:sz w:val="24"/>
+          <w:szCs w:val="24"/>
+          <w:u w:val="none"/>
+        </w:rPr>
+        <w:t>6]</w:t>
+      </w:r>
+      <w:r>
+        <w:rPr>
+          <w:rFonts w:eastAsia="Arial, sans-serif" w:cs="Arial, sans-serif" w:ascii="Calibri" w:hAnsi="Calibri"/>
+          <w:b w:val="false"/>
+          <w:bCs w:val="false"/>
+          <w:i w:val="false"/>
+          <w:iCs w:val="false"/>
+          <w:strike w:val="false"/>
+          <w:dstrike w:val="false"/>
+          <w:sz w:val="24"/>
+          <w:szCs w:val="24"/>
+          <w:u w:val="none"/>
+        </w:rPr>
+        <w:t>, with medication errors carrying the highest harm risk. Current ASR systems cannot be relied upon for accurate medication transcription without downstream verification. Specific mitigations include automatic cross-referencing of ASR output against patient medication lists and institutional formularies, flagging phonetically similar drug names for mandatory clinician review, and requiring explicit confirmation before finalizing notes containing high-risk medications. These safeguards should be implemented regardless of whether on-device or cloud ASR is used, as the failures were consistent across deployment modes.</w:t>
       </w:r>
     </w:p>
     <w:p>
@@ -10254,7 +10278,7 @@
           <w:szCs w:val="24"/>
           <w:u w:val="none"/>
         </w:rPr>
-        <w:t>Clinical Safety</w:t>
+        <w:t>ROVER Fusion</w:t>
       </w:r>
     </w:p>
     <w:p>
@@ -10278,67 +10302,7 @@
           <w:szCs w:val="24"/>
           <w:u w:val="none"/>
         </w:rPr>
-        <w:t xml:space="preserve">Drug names exhibited the highest error rates across all models, with wellbutrin misrecognized in 60.4% of occurrences and similarly high rates for ramipril, rosuvastatin, amoxicillin, and lisinopril. Prior work found that 5.7 to 8.9 percent of ASR errors in clinical documents are clinically significant </w:t>
-      </w:r>
-      <w:r>
-        <w:rPr>
-          <w:rFonts w:eastAsia="Arial, sans-serif" w:cs="Arial, sans-serif" w:ascii="Calibri" w:hAnsi="Calibri"/>
-          <w:b w:val="false"/>
-          <w:bCs w:val="false"/>
-          <w:i w:val="false"/>
-          <w:iCs w:val="false"/>
-          <w:strike w:val="false"/>
-          <w:dstrike w:val="false"/>
-          <w:sz w:val="24"/>
-          <w:szCs w:val="24"/>
-          <w:u w:val="none"/>
-        </w:rPr>
-        <w:t>[</w:t>
-      </w:r>
-      <w:r>
-        <w:rPr>
-          <w:rFonts w:eastAsia="Arial, sans-serif" w:cs="Arial, sans-serif" w:ascii="Calibri" w:hAnsi="Calibri"/>
-          <w:b w:val="false"/>
-          <w:bCs w:val="false"/>
-          <w:i w:val="false"/>
-          <w:iCs w:val="false"/>
-          <w:strike w:val="false"/>
-          <w:dstrike w:val="false"/>
-          <w:sz w:val="24"/>
-          <w:szCs w:val="24"/>
-          <w:u w:val="none"/>
-        </w:rPr>
-        <w:t>1</w:t>
-      </w:r>
-      <w:r>
-        <w:rPr>
-          <w:rFonts w:eastAsia="Arial, sans-serif" w:cs="Arial, sans-serif" w:ascii="Calibri" w:hAnsi="Calibri"/>
-          <w:b w:val="false"/>
-          <w:bCs w:val="false"/>
-          <w:i w:val="false"/>
-          <w:iCs w:val="false"/>
-          <w:strike w:val="false"/>
-          <w:dstrike w:val="false"/>
-          <w:sz w:val="24"/>
-          <w:szCs w:val="24"/>
-          <w:u w:val="none"/>
-        </w:rPr>
-        <w:t>6]</w:t>
-      </w:r>
-      <w:r>
-        <w:rPr>
-          <w:rFonts w:eastAsia="Arial, sans-serif" w:cs="Arial, sans-serif" w:ascii="Calibri" w:hAnsi="Calibri"/>
-          <w:b w:val="false"/>
-          <w:bCs w:val="false"/>
-          <w:i w:val="false"/>
-          <w:iCs w:val="false"/>
-          <w:strike w:val="false"/>
-          <w:dstrike w:val="false"/>
-          <w:sz w:val="24"/>
-          <w:szCs w:val="24"/>
-          <w:u w:val="none"/>
-        </w:rPr>
-        <w:t>, with medication errors carrying the highest harm risk. Current ASR systems cannot be relied upon for accurate medication transcription without downstream verification. Specific mitigations include automatic cross-referencing of ASR output against patient medication lists and institutional formularies, flagging phonetically similar drug names for mandatory clinician review, and requiring explicit confirmation before finalizing notes containing high-risk medications. These safeguards should be implemented regardless of whether on-device or cloud ASR is used, as the failures were consistent across deployment modes.</w:t>
+        <w:t>ROVER fusion exhibited strikingly dataset-dependent behavior: improving WER on every OSCE file (reducing best on-device WER by 7 percentage points, outperforming all cloud APIs) while degrading performance on every file in both other datasets (0 improvements across 128 files and 91 model pairs). Quantitative analysis revealed that this difference was driven by baseline model accuracy rather than structural divergence: pairwise insertion/deletion rates (the proportion of words added or removed in alignment between two model hypotheses) were similar across OSCE (9.0%) and PriMock57 (8.7%), but mean model WER differed substantially (19.2% vs. 15.7% vs. 7.6%). When models are already accurate, there are fewer errors to fix through voting, but alignment artifacts are still introduced, producing a net increase in errors. This has implications for any clinical AI system relying on multi-model fusion: the benefit of hypothesis combination depends on baseline model performance and cannot be assumed without validation on representative data.</w:t>
       </w:r>
     </w:p>
     <w:p>
@@ -10361,7 +10325,7 @@
           <w:szCs w:val="24"/>
           <w:u w:val="none"/>
         </w:rPr>
-        <w:t>ROVER Fusion</w:t>
+        <w:t>Privacy, Access, and Regulation</w:t>
       </w:r>
     </w:p>
     <w:p>
@@ -10385,54 +10349,37 @@
           <w:szCs w:val="24"/>
           <w:u w:val="none"/>
         </w:rPr>
-        <w:t>ROVER fusion exhibited strikingly dataset-dependent behavior: improving WER on every OSCE file (reducing best on-device WER by 7 percentage points, outperforming all cloud APIs) while degrading performance on every file in both other datasets (0 improvements across 128 files and 91 model pairs). Quantitative analysis revealed that this difference was driven by baseline model accuracy rather than structural divergence: pairwise insertion/deletion rates (the proportion of words added or removed in alignment between two model hypotheses) were similar across OSCE (9.0%) and PriMock57 (8.7%), but mean model WER differed substantially (19.2% vs. 15.7% vs. 7.6%). When models are already accurate, there are fewer errors to fix through voting, but alignment artifacts are still introduced, producing a net increase in errors. This has implications for any clinical AI system relying on multi-model fusion: the benefit of hypothesis combination depends on baseline model performance and cannot be assumed without validation on representative data.</w:t>
-      </w:r>
-    </w:p>
-    <w:p>
-      <w:pPr>
-        <w:pStyle w:val="Heading2"/>
-        <w:rPr>
-          <w:rFonts w:ascii="Calibri" w:hAnsi="Calibri"/>
-        </w:rPr>
-      </w:pPr>
-      <w:r>
-        <w:rPr>
-          <w:rFonts w:eastAsia="Arial, sans-serif" w:cs="Arial, sans-serif" w:ascii="Calibri" w:hAnsi="Calibri"/>
-          <w:b w:val="false"/>
-          <w:bCs w:val="false"/>
-          <w:i w:val="false"/>
-          <w:iCs w:val="false"/>
-          <w:strike w:val="false"/>
-          <w:dstrike w:val="false"/>
-          <w:sz w:val="24"/>
-          <w:szCs w:val="24"/>
-          <w:u w:val="none"/>
-        </w:rPr>
-        <w:t>Privacy, Access, and Regulation</w:t>
-      </w:r>
-    </w:p>
-    <w:p>
-      <w:pPr>
-        <w:pStyle w:val="Normal"/>
-        <w:jc w:val="start"/>
-        <w:rPr>
-          <w:rFonts w:ascii="Calibri" w:hAnsi="Calibri"/>
-        </w:rPr>
-      </w:pPr>
-      <w:r>
-        <w:rPr>
-          <w:rFonts w:eastAsia="Arial, sans-serif" w:cs="Arial, sans-serif" w:ascii="Calibri" w:hAnsi="Calibri"/>
-          <w:b w:val="false"/>
-          <w:bCs w:val="false"/>
-          <w:i w:val="false"/>
-          <w:iCs w:val="false"/>
-          <w:strike w:val="false"/>
-          <w:dstrike w:val="false"/>
-          <w:sz w:val="24"/>
-          <w:szCs w:val="24"/>
-          <w:u w:val="none"/>
-        </w:rPr>
-        <w:t xml:space="preserve">On-device ASR eliminates patient audio transmission, addressing one component of clinical AI privacy concerns, though broader considerations including consent, transparency, data governance, and accountability remain relevant for both deployment modes. For privacy-sensitive specialties such as psychiatry, substance abuse treatment </w:t>
+        <w:t>On-device ASR eliminates patient audio transmission, addressing one component of clinical AI privacy concerns, though broader considerations including consent, transparency, data governance, and accountability remain relevant for both deployment modes. For privacy-sensitive specialties such as psychiatry, substance abuse treatment</w:t>
+      </w:r>
+      <w:r>
+        <w:rPr>
+          <w:rFonts w:eastAsia="Arial, sans-serif" w:cs="Arial, sans-serif" w:ascii="Calibri" w:hAnsi="Calibri"/>
+          <w:b w:val="false"/>
+          <w:bCs w:val="false"/>
+          <w:i w:val="false"/>
+          <w:iCs w:val="false"/>
+          <w:strike w:val="false"/>
+          <w:dstrike w:val="false"/>
+          <w:sz w:val="24"/>
+          <w:szCs w:val="24"/>
+          <w:u w:val="none"/>
+        </w:rPr>
+        <w:t>,</w:t>
+      </w:r>
+      <w:r>
+        <w:rPr>
+          <w:rFonts w:eastAsia="Arial, sans-serif" w:cs="Arial, sans-serif" w:ascii="Calibri" w:hAnsi="Calibri"/>
+          <w:b w:val="false"/>
+          <w:bCs w:val="false"/>
+          <w:i w:val="false"/>
+          <w:iCs w:val="false"/>
+          <w:strike w:val="false"/>
+          <w:dstrike w:val="false"/>
+          <w:sz w:val="24"/>
+          <w:szCs w:val="24"/>
+          <w:u w:val="none"/>
+        </w:rPr>
+        <w:t xml:space="preserve"> and reproductive health, eliminating audio transmission may be a prerequisite for patient acceptance and regulatory compliance regardless of BAA protections </w:t>
       </w:r>
       <w:r>
         <w:rPr>
@@ -10462,37 +10409,52 @@
           <w:szCs w:val="24"/>
           <w:u w:val="none"/>
         </w:rPr>
-        <w:t>7</w:t>
-      </w:r>
-      <w:r>
-        <w:rPr>
-          <w:rFonts w:eastAsia="Arial, sans-serif" w:cs="Arial, sans-serif" w:ascii="Calibri" w:hAnsi="Calibri"/>
-          <w:b w:val="false"/>
-          <w:bCs w:val="false"/>
-          <w:i w:val="false"/>
-          <w:iCs w:val="false"/>
-          <w:strike w:val="false"/>
-          <w:dstrike w:val="false"/>
-          <w:sz w:val="24"/>
-          <w:szCs w:val="24"/>
-          <w:u w:val="none"/>
-        </w:rPr>
-        <w:t>],</w:t>
-      </w:r>
-      <w:r>
-        <w:rPr>
-          <w:rFonts w:eastAsia="Arial, sans-serif" w:cs="Arial, sans-serif" w:ascii="Calibri" w:hAnsi="Calibri"/>
-          <w:b w:val="false"/>
-          <w:bCs w:val="false"/>
-          <w:i w:val="false"/>
-          <w:iCs w:val="false"/>
-          <w:strike w:val="false"/>
-          <w:dstrike w:val="false"/>
-          <w:sz w:val="24"/>
-          <w:szCs w:val="24"/>
-          <w:u w:val="none"/>
-        </w:rPr>
-        <w:t xml:space="preserve"> and reproductive health, eliminating audio transmission may be a prerequisite for patient acceptance and regulatory compliance regardless of BAA protections. Clinical deployment may fall under FDA oversight </w:t>
+        <w:t>7,</w:t>
+      </w:r>
+      <w:r>
+        <w:rPr>
+          <w:rFonts w:eastAsia="Arial, sans-serif" w:cs="Arial, sans-serif" w:ascii="Calibri" w:hAnsi="Calibri"/>
+          <w:b w:val="false"/>
+          <w:bCs w:val="false"/>
+          <w:i w:val="false"/>
+          <w:iCs w:val="false"/>
+          <w:strike w:val="false"/>
+          <w:dstrike w:val="false"/>
+          <w:sz w:val="24"/>
+          <w:szCs w:val="24"/>
+          <w:u w:val="none"/>
+        </w:rPr>
+        <w:t>8</w:t>
+      </w:r>
+      <w:r>
+        <w:rPr>
+          <w:rFonts w:eastAsia="Arial, sans-serif" w:cs="Arial, sans-serif" w:ascii="Calibri" w:hAnsi="Calibri"/>
+          <w:b w:val="false"/>
+          <w:bCs w:val="false"/>
+          <w:i w:val="false"/>
+          <w:iCs w:val="false"/>
+          <w:strike w:val="false"/>
+          <w:dstrike w:val="false"/>
+          <w:sz w:val="24"/>
+          <w:szCs w:val="24"/>
+          <w:u w:val="none"/>
+        </w:rPr>
+        <w:t>]</w:t>
+      </w:r>
+      <w:r>
+        <w:rPr>
+          <w:rFonts w:eastAsia="Arial, sans-serif" w:cs="Arial, sans-serif" w:ascii="Calibri" w:hAnsi="Calibri"/>
+          <w:b w:val="false"/>
+          <w:bCs w:val="false"/>
+          <w:i w:val="false"/>
+          <w:iCs w:val="false"/>
+          <w:strike w:val="false"/>
+          <w:dstrike w:val="false"/>
+          <w:sz w:val="24"/>
+          <w:szCs w:val="24"/>
+          <w:u w:val="none"/>
+        </w:rPr>
+        <w:t xml:space="preserve">. Clinical deployment may fall under FDA oversight </w:t>
       </w:r>
       <w:r>
         <w:rPr>

--- a/paper/Open Benchmark of On-Device and Cloud ASR for Clinical Conversations.docx
+++ b/paper/Open Benchmark of On-Device and Cloud ASR for Clinical Conversations.docx
@@ -6,6 +6,928 @@
       <w:pPr>
         <w:pStyle w:val="Heading1"/>
         <w:spacing w:before="240" w:after="120"/>
+        <w:jc w:val="center"/>
+        <w:rPr>
+          <w:rFonts w:ascii="Calibri" w:hAnsi="Calibri" w:eastAsia="Arial, sans-serif" w:cs="Arial, sans-serif"/>
+          <w:b w:val="false"/>
+          <w:bCs w:val="false"/>
+          <w:i w:val="false"/>
+          <w:i w:val="false"/>
+          <w:iCs w:val="false"/>
+          <w:strike w:val="false"/>
+          <w:dstrike w:val="false"/>
+          <w:sz w:val="24"/>
+          <w:szCs w:val="24"/>
+          <w:u w:val="none"/>
+        </w:rPr>
+      </w:pPr>
+      <w:r>
+        <w:rPr>
+          <w:rFonts w:eastAsia="Arial, sans-serif" w:cs="Arial, sans-serif" w:ascii="Calibri" w:hAnsi="Calibri"/>
+          <w:b w:val="false"/>
+          <w:bCs w:val="false"/>
+          <w:i w:val="false"/>
+          <w:iCs w:val="false"/>
+          <w:strike w:val="false"/>
+          <w:dstrike w:val="false"/>
+          <w:sz w:val="24"/>
+          <w:szCs w:val="24"/>
+          <w:u w:val="none"/>
+        </w:rPr>
+        <w:t xml:space="preserve">  </w:t>
+      </w:r>
+      <w:r>
+        <w:rPr>
+          <w:rFonts w:eastAsia="Arial, sans-serif" w:cs="Arial, sans-serif" w:ascii="Calibri" w:hAnsi="Calibri"/>
+          <w:b w:val="false"/>
+          <w:bCs w:val="false"/>
+          <w:i w:val="false"/>
+          <w:iCs w:val="false"/>
+          <w:strike w:val="false"/>
+          <w:dstrike w:val="false"/>
+          <w:sz w:val="24"/>
+          <w:szCs w:val="24"/>
+          <w:u w:val="none"/>
+        </w:rPr>
+        <w:t xml:space="preserve">Open Benchmark of On-Device and Cloud ASR for Clinical Conversations                                                                                         </w:t>
+      </w:r>
+    </w:p>
+    <w:p>
+      <w:pPr>
+        <w:pStyle w:val="Heading1"/>
+        <w:spacing w:before="240" w:after="120"/>
+        <w:jc w:val="center"/>
+        <w:rPr>
+          <w:rFonts w:ascii="Calibri" w:hAnsi="Calibri" w:eastAsia="Arial, sans-serif" w:cs="Arial, sans-serif"/>
+          <w:b w:val="false"/>
+          <w:bCs w:val="false"/>
+          <w:i w:val="false"/>
+          <w:i w:val="false"/>
+          <w:iCs w:val="false"/>
+          <w:strike w:val="false"/>
+          <w:dstrike w:val="false"/>
+          <w:sz w:val="24"/>
+          <w:szCs w:val="24"/>
+          <w:u w:val="none"/>
+        </w:rPr>
+      </w:pPr>
+      <w:r>
+        <w:rPr>
+          <w:rFonts w:eastAsia="Arial, sans-serif" w:cs="Arial, sans-serif" w:ascii="Calibri" w:hAnsi="Calibri"/>
+          <w:b w:val="false"/>
+          <w:bCs w:val="false"/>
+          <w:i w:val="false"/>
+          <w:iCs w:val="false"/>
+          <w:strike w:val="false"/>
+          <w:dstrike w:val="false"/>
+          <w:sz w:val="24"/>
+          <w:szCs w:val="24"/>
+          <w:u w:val="none"/>
+        </w:rPr>
+        <w:t xml:space="preserve">                                                                                                                                                               </w:t>
+      </w:r>
+    </w:p>
+    <w:p>
+      <w:pPr>
+        <w:pStyle w:val="Heading1"/>
+        <w:spacing w:before="240" w:after="120"/>
+        <w:jc w:val="center"/>
+        <w:rPr>
+          <w:rFonts w:ascii="Calibri" w:hAnsi="Calibri" w:eastAsia="Arial, sans-serif" w:cs="Arial, sans-serif"/>
+          <w:b w:val="false"/>
+          <w:bCs w:val="false"/>
+          <w:i w:val="false"/>
+          <w:i w:val="false"/>
+          <w:iCs w:val="false"/>
+          <w:strike w:val="false"/>
+          <w:dstrike w:val="false"/>
+          <w:sz w:val="24"/>
+          <w:szCs w:val="24"/>
+          <w:u w:val="none"/>
+        </w:rPr>
+      </w:pPr>
+      <w:r>
+        <w:rPr>
+          <w:rFonts w:eastAsia="Arial, sans-serif" w:cs="Arial, sans-serif" w:ascii="Calibri" w:hAnsi="Calibri"/>
+          <w:b w:val="false"/>
+          <w:bCs w:val="false"/>
+          <w:i w:val="false"/>
+          <w:iCs w:val="false"/>
+          <w:strike w:val="false"/>
+          <w:dstrike w:val="false"/>
+          <w:sz w:val="24"/>
+          <w:szCs w:val="24"/>
+          <w:u w:val="none"/>
+        </w:rPr>
+        <w:t xml:space="preserve">  </w:t>
+      </w:r>
+      <w:r>
+        <w:rPr>
+          <w:rFonts w:eastAsia="Arial, sans-serif" w:cs="Arial, sans-serif" w:ascii="Calibri" w:hAnsi="Calibri"/>
+          <w:b w:val="false"/>
+          <w:bCs w:val="false"/>
+          <w:i w:val="false"/>
+          <w:iCs w:val="false"/>
+          <w:strike w:val="false"/>
+          <w:dstrike w:val="false"/>
+          <w:sz w:val="24"/>
+          <w:szCs w:val="24"/>
+          <w:u w:val="none"/>
+        </w:rPr>
+        <w:t xml:space="preserve">J. Grey Faulkenberry, MD MPH                                                                                                                             </w:t>
+      </w:r>
+    </w:p>
+    <w:p>
+      <w:pPr>
+        <w:pStyle w:val="Heading1"/>
+        <w:spacing w:before="240" w:after="120"/>
+        <w:jc w:val="center"/>
+        <w:rPr>
+          <w:rFonts w:ascii="Calibri" w:hAnsi="Calibri" w:eastAsia="Arial, sans-serif" w:cs="Arial, sans-serif"/>
+          <w:b w:val="false"/>
+          <w:bCs w:val="false"/>
+          <w:i w:val="false"/>
+          <w:i w:val="false"/>
+          <w:iCs w:val="false"/>
+          <w:strike w:val="false"/>
+          <w:dstrike w:val="false"/>
+          <w:sz w:val="24"/>
+          <w:szCs w:val="24"/>
+          <w:u w:val="none"/>
+        </w:rPr>
+      </w:pPr>
+      <w:r>
+        <w:rPr>
+          <w:rFonts w:eastAsia="Arial, sans-serif" w:cs="Arial, sans-serif" w:ascii="Calibri" w:hAnsi="Calibri"/>
+          <w:b w:val="false"/>
+          <w:bCs w:val="false"/>
+          <w:i w:val="false"/>
+          <w:iCs w:val="false"/>
+          <w:strike w:val="false"/>
+          <w:dstrike w:val="false"/>
+          <w:sz w:val="24"/>
+          <w:szCs w:val="24"/>
+          <w:u w:val="none"/>
+        </w:rPr>
+        <w:t xml:space="preserve">                                                                                                                                                               </w:t>
+      </w:r>
+    </w:p>
+    <w:p>
+      <w:pPr>
+        <w:pStyle w:val="Heading1"/>
+        <w:spacing w:before="240" w:after="120"/>
+        <w:jc w:val="center"/>
+        <w:rPr>
+          <w:rFonts w:ascii="Calibri" w:hAnsi="Calibri" w:eastAsia="Arial, sans-serif" w:cs="Arial, sans-serif"/>
+          <w:b w:val="false"/>
+          <w:bCs w:val="false"/>
+          <w:i w:val="false"/>
+          <w:i w:val="false"/>
+          <w:iCs w:val="false"/>
+          <w:strike w:val="false"/>
+          <w:dstrike w:val="false"/>
+          <w:sz w:val="24"/>
+          <w:szCs w:val="24"/>
+          <w:u w:val="none"/>
+        </w:rPr>
+      </w:pPr>
+      <w:r>
+        <w:rPr>
+          <w:rFonts w:eastAsia="Arial, sans-serif" w:cs="Arial, sans-serif" w:ascii="Calibri" w:hAnsi="Calibri"/>
+          <w:b w:val="false"/>
+          <w:bCs w:val="false"/>
+          <w:i w:val="false"/>
+          <w:iCs w:val="false"/>
+          <w:strike w:val="false"/>
+          <w:dstrike w:val="false"/>
+          <w:sz w:val="24"/>
+          <w:szCs w:val="24"/>
+          <w:u w:val="none"/>
+        </w:rPr>
+        <w:t xml:space="preserve">  </w:t>
+      </w:r>
+      <w:r>
+        <w:rPr>
+          <w:rFonts w:eastAsia="Arial, sans-serif" w:cs="Arial, sans-serif" w:ascii="Calibri" w:hAnsi="Calibri"/>
+          <w:b w:val="false"/>
+          <w:bCs w:val="false"/>
+          <w:i w:val="false"/>
+          <w:iCs w:val="false"/>
+          <w:strike w:val="false"/>
+          <w:dstrike w:val="false"/>
+          <w:sz w:val="24"/>
+          <w:szCs w:val="24"/>
+          <w:u w:val="none"/>
+        </w:rPr>
+        <w:t xml:space="preserve">Department of Hematology and Medical Oncology                                                                                                                </w:t>
+      </w:r>
+    </w:p>
+    <w:p>
+      <w:pPr>
+        <w:pStyle w:val="Heading1"/>
+        <w:spacing w:before="240" w:after="120"/>
+        <w:jc w:val="center"/>
+        <w:rPr>
+          <w:rFonts w:ascii="Calibri" w:hAnsi="Calibri" w:eastAsia="Arial, sans-serif" w:cs="Arial, sans-serif"/>
+          <w:b w:val="false"/>
+          <w:bCs w:val="false"/>
+          <w:i w:val="false"/>
+          <w:i w:val="false"/>
+          <w:iCs w:val="false"/>
+          <w:strike w:val="false"/>
+          <w:dstrike w:val="false"/>
+          <w:sz w:val="24"/>
+          <w:szCs w:val="24"/>
+          <w:u w:val="none"/>
+        </w:rPr>
+      </w:pPr>
+      <w:r>
+        <w:rPr>
+          <w:rFonts w:eastAsia="Arial, sans-serif" w:cs="Arial, sans-serif" w:ascii="Calibri" w:hAnsi="Calibri"/>
+          <w:b w:val="false"/>
+          <w:bCs w:val="false"/>
+          <w:i w:val="false"/>
+          <w:iCs w:val="false"/>
+          <w:strike w:val="false"/>
+          <w:dstrike w:val="false"/>
+          <w:sz w:val="24"/>
+          <w:szCs w:val="24"/>
+          <w:u w:val="none"/>
+        </w:rPr>
+        <w:t xml:space="preserve">  </w:t>
+      </w:r>
+      <w:r>
+        <w:rPr>
+          <w:rFonts w:eastAsia="Arial, sans-serif" w:cs="Arial, sans-serif" w:ascii="Calibri" w:hAnsi="Calibri"/>
+          <w:b w:val="false"/>
+          <w:bCs w:val="false"/>
+          <w:i w:val="false"/>
+          <w:iCs w:val="false"/>
+          <w:strike w:val="false"/>
+          <w:dstrike w:val="false"/>
+          <w:sz w:val="24"/>
+          <w:szCs w:val="24"/>
+          <w:u w:val="none"/>
+        </w:rPr>
+        <w:t xml:space="preserve">Emory University </w:t>
+      </w:r>
+      <w:r>
+        <w:rPr>
+          <w:rFonts w:eastAsia="Arial, sans-serif" w:cs="Arial, sans-serif" w:ascii="Calibri" w:hAnsi="Calibri"/>
+          <w:b w:val="false"/>
+          <w:bCs w:val="false"/>
+          <w:i w:val="false"/>
+          <w:iCs w:val="false"/>
+          <w:strike w:val="false"/>
+          <w:dstrike w:val="false"/>
+          <w:sz w:val="24"/>
+          <w:szCs w:val="24"/>
+          <w:u w:val="none"/>
+        </w:rPr>
+        <w:t>Winship Cancer Institute</w:t>
+      </w:r>
+      <w:r>
+        <w:rPr>
+          <w:rFonts w:eastAsia="Arial, sans-serif" w:cs="Arial, sans-serif" w:ascii="Calibri" w:hAnsi="Calibri"/>
+          <w:b w:val="false"/>
+          <w:bCs w:val="false"/>
+          <w:i w:val="false"/>
+          <w:iCs w:val="false"/>
+          <w:strike w:val="false"/>
+          <w:dstrike w:val="false"/>
+          <w:sz w:val="24"/>
+          <w:szCs w:val="24"/>
+          <w:u w:val="none"/>
+        </w:rPr>
+        <w:t xml:space="preserve">                       </w:t>
+      </w:r>
+    </w:p>
+    <w:p>
+      <w:pPr>
+        <w:pStyle w:val="Heading1"/>
+        <w:spacing w:before="240" w:after="120"/>
+        <w:jc w:val="center"/>
+        <w:rPr>
+          <w:rFonts w:ascii="Calibri" w:hAnsi="Calibri" w:eastAsia="Arial, sans-serif" w:cs="Arial, sans-serif"/>
+          <w:b w:val="false"/>
+          <w:bCs w:val="false"/>
+          <w:i w:val="false"/>
+          <w:i w:val="false"/>
+          <w:iCs w:val="false"/>
+          <w:strike w:val="false"/>
+          <w:dstrike w:val="false"/>
+          <w:sz w:val="24"/>
+          <w:szCs w:val="24"/>
+          <w:u w:val="none"/>
+        </w:rPr>
+      </w:pPr>
+      <w:r>
+        <w:rPr>
+          <w:rFonts w:eastAsia="Arial, sans-serif" w:cs="Arial, sans-serif" w:ascii="Calibri" w:hAnsi="Calibri"/>
+          <w:b w:val="false"/>
+          <w:bCs w:val="false"/>
+          <w:i w:val="false"/>
+          <w:iCs w:val="false"/>
+          <w:strike w:val="false"/>
+          <w:dstrike w:val="false"/>
+          <w:sz w:val="24"/>
+          <w:szCs w:val="24"/>
+          <w:u w:val="none"/>
+        </w:rPr>
+        <w:t xml:space="preserve">  </w:t>
+      </w:r>
+      <w:r>
+        <w:rPr>
+          <w:rFonts w:eastAsia="Arial, sans-serif" w:cs="Arial, sans-serif" w:ascii="Calibri" w:hAnsi="Calibri"/>
+          <w:b w:val="false"/>
+          <w:bCs w:val="false"/>
+          <w:i w:val="false"/>
+          <w:iCs w:val="false"/>
+          <w:strike w:val="false"/>
+          <w:dstrike w:val="false"/>
+          <w:sz w:val="24"/>
+          <w:szCs w:val="24"/>
+          <w:u w:val="none"/>
+        </w:rPr>
+        <w:t xml:space="preserve">Atlanta, GA, USA                                                                                                                                             </w:t>
+      </w:r>
+    </w:p>
+    <w:p>
+      <w:pPr>
+        <w:pStyle w:val="Heading1"/>
+        <w:spacing w:before="240" w:after="120"/>
+        <w:jc w:val="center"/>
+        <w:rPr>
+          <w:rFonts w:ascii="Calibri" w:hAnsi="Calibri" w:eastAsia="Arial, sans-serif" w:cs="Arial, sans-serif"/>
+          <w:b w:val="false"/>
+          <w:bCs w:val="false"/>
+          <w:i w:val="false"/>
+          <w:i w:val="false"/>
+          <w:iCs w:val="false"/>
+          <w:strike w:val="false"/>
+          <w:dstrike w:val="false"/>
+          <w:sz w:val="24"/>
+          <w:szCs w:val="24"/>
+          <w:u w:val="none"/>
+        </w:rPr>
+      </w:pPr>
+      <w:r>
+        <w:rPr>
+          <w:rFonts w:eastAsia="Arial, sans-serif" w:cs="Arial, sans-serif" w:ascii="Calibri" w:hAnsi="Calibri"/>
+          <w:b w:val="false"/>
+          <w:bCs w:val="false"/>
+          <w:i w:val="false"/>
+          <w:iCs w:val="false"/>
+          <w:strike w:val="false"/>
+          <w:dstrike w:val="false"/>
+          <w:sz w:val="24"/>
+          <w:szCs w:val="24"/>
+          <w:u w:val="none"/>
+        </w:rPr>
+        <w:t xml:space="preserve">  </w:t>
+      </w:r>
+    </w:p>
+    <w:p>
+      <w:pPr>
+        <w:pStyle w:val="Heading1"/>
+        <w:spacing w:before="240" w:after="120"/>
+        <w:jc w:val="center"/>
+        <w:rPr>
+          <w:rFonts w:ascii="Calibri" w:hAnsi="Calibri" w:eastAsia="Arial, sans-serif" w:cs="Arial, sans-serif"/>
+          <w:b w:val="false"/>
+          <w:bCs w:val="false"/>
+          <w:i w:val="false"/>
+          <w:i w:val="false"/>
+          <w:iCs w:val="false"/>
+          <w:strike w:val="false"/>
+          <w:dstrike w:val="false"/>
+          <w:sz w:val="24"/>
+          <w:szCs w:val="24"/>
+          <w:u w:val="none"/>
+        </w:rPr>
+      </w:pPr>
+      <w:r>
+        <w:rPr>
+          <w:rFonts w:eastAsia="Arial, sans-serif" w:cs="Arial, sans-serif" w:ascii="Calibri" w:hAnsi="Calibri"/>
+          <w:b w:val="false"/>
+          <w:bCs w:val="false"/>
+          <w:i w:val="false"/>
+          <w:iCs w:val="false"/>
+          <w:strike w:val="false"/>
+          <w:dstrike w:val="false"/>
+          <w:sz w:val="24"/>
+          <w:szCs w:val="24"/>
+          <w:u w:val="none"/>
+        </w:rPr>
+        <w:t xml:space="preserve">  </w:t>
+      </w:r>
+      <w:r>
+        <w:rPr>
+          <w:rFonts w:eastAsia="Arial, sans-serif" w:cs="Arial, sans-serif" w:ascii="Calibri" w:hAnsi="Calibri"/>
+          <w:b w:val="false"/>
+          <w:bCs w:val="false"/>
+          <w:i w:val="false"/>
+          <w:iCs w:val="false"/>
+          <w:strike w:val="false"/>
+          <w:dstrike w:val="false"/>
+          <w:sz w:val="24"/>
+          <w:szCs w:val="24"/>
+          <w:u w:val="none"/>
+        </w:rPr>
+        <w:t xml:space="preserve">Corresponding author:                                                                                                                                        </w:t>
+      </w:r>
+    </w:p>
+    <w:p>
+      <w:pPr>
+        <w:pStyle w:val="Heading1"/>
+        <w:spacing w:before="240" w:after="120"/>
+        <w:jc w:val="center"/>
+        <w:rPr>
+          <w:rFonts w:ascii="Calibri" w:hAnsi="Calibri" w:eastAsia="Arial, sans-serif" w:cs="Arial, sans-serif"/>
+          <w:b w:val="false"/>
+          <w:bCs w:val="false"/>
+          <w:i w:val="false"/>
+          <w:i w:val="false"/>
+          <w:iCs w:val="false"/>
+          <w:strike w:val="false"/>
+          <w:dstrike w:val="false"/>
+          <w:sz w:val="24"/>
+          <w:szCs w:val="24"/>
+          <w:u w:val="none"/>
+        </w:rPr>
+      </w:pPr>
+      <w:r>
+        <w:rPr>
+          <w:rFonts w:eastAsia="Arial, sans-serif" w:cs="Arial, sans-serif" w:ascii="Calibri" w:hAnsi="Calibri"/>
+          <w:b w:val="false"/>
+          <w:bCs w:val="false"/>
+          <w:i w:val="false"/>
+          <w:iCs w:val="false"/>
+          <w:strike w:val="false"/>
+          <w:dstrike w:val="false"/>
+          <w:sz w:val="24"/>
+          <w:szCs w:val="24"/>
+          <w:u w:val="none"/>
+        </w:rPr>
+        <w:t xml:space="preserve">  </w:t>
+      </w:r>
+      <w:r>
+        <w:rPr>
+          <w:rFonts w:eastAsia="Arial, sans-serif" w:cs="Arial, sans-serif" w:ascii="Calibri" w:hAnsi="Calibri"/>
+          <w:b w:val="false"/>
+          <w:bCs w:val="false"/>
+          <w:i w:val="false"/>
+          <w:iCs w:val="false"/>
+          <w:strike w:val="false"/>
+          <w:dstrike w:val="false"/>
+          <w:sz w:val="24"/>
+          <w:szCs w:val="24"/>
+          <w:u w:val="none"/>
+        </w:rPr>
+        <w:t xml:space="preserve">J. Grey Faulkenberry, MD MPH                          </w:t>
+      </w:r>
+    </w:p>
+    <w:p>
+      <w:pPr>
+        <w:pStyle w:val="Heading1"/>
+        <w:spacing w:before="240" w:after="120"/>
+        <w:jc w:val="center"/>
+        <w:rPr>
+          <w:rFonts w:ascii="Calibri" w:hAnsi="Calibri" w:eastAsia="Arial, sans-serif" w:cs="Arial, sans-serif"/>
+          <w:b w:val="false"/>
+          <w:bCs w:val="false"/>
+          <w:i w:val="false"/>
+          <w:i w:val="false"/>
+          <w:iCs w:val="false"/>
+          <w:strike w:val="false"/>
+          <w:dstrike w:val="false"/>
+          <w:sz w:val="24"/>
+          <w:szCs w:val="24"/>
+          <w:u w:val="none"/>
+        </w:rPr>
+      </w:pPr>
+      <w:r>
+        <w:rPr>
+          <w:rFonts w:eastAsia="Arial, sans-serif" w:cs="Arial, sans-serif" w:ascii="Calibri" w:hAnsi="Calibri"/>
+          <w:b w:val="false"/>
+          <w:bCs w:val="false"/>
+          <w:i w:val="false"/>
+          <w:iCs w:val="false"/>
+          <w:strike w:val="false"/>
+          <w:dstrike w:val="false"/>
+          <w:sz w:val="24"/>
+          <w:szCs w:val="24"/>
+          <w:u w:val="none"/>
+        </w:rPr>
+        <w:t xml:space="preserve">  </w:t>
+      </w:r>
+      <w:r>
+        <w:rPr>
+          <w:rFonts w:eastAsia="Arial, sans-serif" w:cs="Arial, sans-serif" w:ascii="Calibri" w:hAnsi="Calibri"/>
+          <w:b w:val="false"/>
+          <w:bCs w:val="false"/>
+          <w:i w:val="false"/>
+          <w:iCs w:val="false"/>
+          <w:strike w:val="false"/>
+          <w:dstrike w:val="false"/>
+          <w:sz w:val="24"/>
+          <w:szCs w:val="24"/>
+          <w:u w:val="none"/>
+        </w:rPr>
+        <w:t>grey.faulkenberry@emory.edu</w:t>
+      </w:r>
+    </w:p>
+    <w:p>
+      <w:pPr>
+        <w:pStyle w:val="Heading1"/>
+        <w:spacing w:before="240" w:after="120"/>
+        <w:jc w:val="center"/>
+        <w:rPr>
+          <w:rFonts w:ascii="Calibri" w:hAnsi="Calibri" w:eastAsia="Arial, sans-serif" w:cs="Arial, sans-serif"/>
+          <w:b w:val="false"/>
+          <w:bCs w:val="false"/>
+          <w:i w:val="false"/>
+          <w:i w:val="false"/>
+          <w:iCs w:val="false"/>
+          <w:strike w:val="false"/>
+          <w:dstrike w:val="false"/>
+          <w:sz w:val="24"/>
+          <w:szCs w:val="24"/>
+          <w:u w:val="none"/>
+        </w:rPr>
+      </w:pPr>
+      <w:r>
+        <w:rPr>
+          <w:rFonts w:eastAsia="Arial, sans-serif" w:cs="Arial, sans-serif" w:ascii="Calibri" w:hAnsi="Calibri"/>
+          <w:b w:val="false"/>
+          <w:bCs w:val="false"/>
+          <w:i w:val="false"/>
+          <w:iCs w:val="false"/>
+          <w:strike w:val="false"/>
+          <w:dstrike w:val="false"/>
+          <w:sz w:val="24"/>
+          <w:szCs w:val="24"/>
+          <w:u w:val="none"/>
+        </w:rPr>
+        <w:t xml:space="preserve">  </w:t>
+      </w:r>
+      <w:r>
+        <w:rPr>
+          <w:rFonts w:eastAsia="Arial, sans-serif" w:cs="Arial, sans-serif" w:ascii="Calibri" w:hAnsi="Calibri"/>
+          <w:b w:val="false"/>
+          <w:bCs w:val="false"/>
+          <w:i w:val="false"/>
+          <w:iCs w:val="false"/>
+          <w:strike w:val="false"/>
+          <w:dstrike w:val="false"/>
+          <w:sz w:val="24"/>
+          <w:szCs w:val="24"/>
+          <w:u w:val="none"/>
+        </w:rPr>
+        <w:t>+1.786.571.6384</w:t>
+      </w:r>
+      <w:r>
+        <w:rPr>
+          <w:rFonts w:eastAsia="Arial, sans-serif" w:cs="Arial, sans-serif" w:ascii="Calibri" w:hAnsi="Calibri"/>
+          <w:b w:val="false"/>
+          <w:bCs w:val="false"/>
+          <w:i w:val="false"/>
+          <w:iCs w:val="false"/>
+          <w:strike w:val="false"/>
+          <w:dstrike w:val="false"/>
+          <w:sz w:val="24"/>
+          <w:szCs w:val="24"/>
+          <w:u w:val="none"/>
+        </w:rPr>
+        <w:t xml:space="preserve">   </w:t>
+      </w:r>
+    </w:p>
+    <w:p>
+      <w:pPr>
+        <w:pStyle w:val="Heading1"/>
+        <w:spacing w:before="240" w:after="120"/>
+        <w:rPr>
+          <w:rFonts w:ascii="Calibri" w:hAnsi="Calibri"/>
+        </w:rPr>
+      </w:pPr>
+      <w:r>
+        <w:rPr>
+          <w:rFonts w:eastAsia="Arial, sans-serif" w:cs="Arial, sans-serif" w:ascii="Calibri" w:hAnsi="Calibri"/>
+          <w:b w:val="false"/>
+          <w:bCs w:val="false"/>
+          <w:i w:val="false"/>
+          <w:iCs w:val="false"/>
+          <w:strike w:val="false"/>
+          <w:dstrike w:val="false"/>
+          <w:sz w:val="24"/>
+          <w:szCs w:val="24"/>
+          <w:u w:val="none"/>
+        </w:rPr>
+      </w:r>
+    </w:p>
+    <w:p>
+      <w:pPr>
+        <w:pStyle w:val="Heading1"/>
+        <w:spacing w:before="240" w:after="120"/>
+        <w:rPr>
+          <w:rFonts w:ascii="Calibri" w:hAnsi="Calibri"/>
+        </w:rPr>
+      </w:pPr>
+      <w:r>
+        <w:rPr>
+          <w:rFonts w:eastAsia="Arial, sans-serif" w:cs="Arial, sans-serif" w:ascii="Calibri" w:hAnsi="Calibri"/>
+          <w:b w:val="false"/>
+          <w:bCs w:val="false"/>
+          <w:i w:val="false"/>
+          <w:iCs w:val="false"/>
+          <w:strike w:val="false"/>
+          <w:dstrike w:val="false"/>
+          <w:sz w:val="24"/>
+          <w:szCs w:val="24"/>
+          <w:u w:val="none"/>
+        </w:rPr>
+      </w:r>
+    </w:p>
+    <w:p>
+      <w:pPr>
+        <w:pStyle w:val="Heading1"/>
+        <w:spacing w:before="240" w:after="120"/>
+        <w:rPr>
+          <w:rFonts w:ascii="Calibri" w:hAnsi="Calibri"/>
+        </w:rPr>
+      </w:pPr>
+      <w:r>
+        <w:rPr>
+          <w:rFonts w:eastAsia="Arial, sans-serif" w:cs="Arial, sans-serif" w:ascii="Calibri" w:hAnsi="Calibri"/>
+          <w:b w:val="false"/>
+          <w:bCs w:val="false"/>
+          <w:i w:val="false"/>
+          <w:iCs w:val="false"/>
+          <w:strike w:val="false"/>
+          <w:dstrike w:val="false"/>
+          <w:sz w:val="24"/>
+          <w:szCs w:val="24"/>
+          <w:u w:val="none"/>
+        </w:rPr>
+      </w:r>
+    </w:p>
+    <w:p>
+      <w:pPr>
+        <w:pStyle w:val="Heading1"/>
+        <w:spacing w:before="240" w:after="120"/>
+        <w:rPr>
+          <w:rFonts w:ascii="Calibri" w:hAnsi="Calibri"/>
+        </w:rPr>
+      </w:pPr>
+      <w:r>
+        <w:rPr>
+          <w:rFonts w:eastAsia="Arial, sans-serif" w:cs="Arial, sans-serif" w:ascii="Calibri" w:hAnsi="Calibri"/>
+          <w:b w:val="false"/>
+          <w:bCs w:val="false"/>
+          <w:i w:val="false"/>
+          <w:iCs w:val="false"/>
+          <w:strike w:val="false"/>
+          <w:dstrike w:val="false"/>
+          <w:sz w:val="24"/>
+          <w:szCs w:val="24"/>
+          <w:u w:val="none"/>
+        </w:rPr>
+      </w:r>
+    </w:p>
+    <w:p>
+      <w:pPr>
+        <w:pStyle w:val="Heading1"/>
+        <w:spacing w:before="240" w:after="120"/>
+        <w:rPr>
+          <w:rFonts w:ascii="Calibri" w:hAnsi="Calibri"/>
+        </w:rPr>
+      </w:pPr>
+      <w:r>
+        <w:rPr>
+          <w:rFonts w:eastAsia="Arial, sans-serif" w:cs="Arial, sans-serif" w:ascii="Calibri" w:hAnsi="Calibri"/>
+          <w:b w:val="false"/>
+          <w:bCs w:val="false"/>
+          <w:i w:val="false"/>
+          <w:iCs w:val="false"/>
+          <w:strike w:val="false"/>
+          <w:dstrike w:val="false"/>
+          <w:sz w:val="24"/>
+          <w:szCs w:val="24"/>
+          <w:u w:val="none"/>
+        </w:rPr>
+      </w:r>
+    </w:p>
+    <w:p>
+      <w:pPr>
+        <w:pStyle w:val="Heading1"/>
+        <w:spacing w:before="240" w:after="120"/>
+        <w:rPr>
+          <w:rFonts w:ascii="Calibri" w:hAnsi="Calibri"/>
+        </w:rPr>
+      </w:pPr>
+      <w:r>
+        <w:rPr>
+          <w:rFonts w:eastAsia="Arial, sans-serif" w:cs="Arial, sans-serif" w:ascii="Calibri" w:hAnsi="Calibri"/>
+          <w:b w:val="false"/>
+          <w:bCs w:val="false"/>
+          <w:i w:val="false"/>
+          <w:iCs w:val="false"/>
+          <w:strike w:val="false"/>
+          <w:dstrike w:val="false"/>
+          <w:sz w:val="24"/>
+          <w:szCs w:val="24"/>
+          <w:u w:val="none"/>
+        </w:rPr>
+      </w:r>
+    </w:p>
+    <w:p>
+      <w:pPr>
+        <w:pStyle w:val="Heading1"/>
+        <w:spacing w:before="240" w:after="120"/>
+        <w:rPr>
+          <w:rFonts w:ascii="Calibri" w:hAnsi="Calibri"/>
+        </w:rPr>
+      </w:pPr>
+      <w:r>
+        <w:rPr>
+          <w:rFonts w:eastAsia="Arial, sans-serif" w:cs="Arial, sans-serif" w:ascii="Calibri" w:hAnsi="Calibri"/>
+          <w:b w:val="false"/>
+          <w:bCs w:val="false"/>
+          <w:i w:val="false"/>
+          <w:iCs w:val="false"/>
+          <w:strike w:val="false"/>
+          <w:dstrike w:val="false"/>
+          <w:sz w:val="24"/>
+          <w:szCs w:val="24"/>
+          <w:u w:val="none"/>
+        </w:rPr>
+      </w:r>
+    </w:p>
+    <w:p>
+      <w:pPr>
+        <w:pStyle w:val="Heading1"/>
+        <w:spacing w:before="240" w:after="120"/>
+        <w:rPr>
+          <w:rFonts w:ascii="Calibri" w:hAnsi="Calibri"/>
+        </w:rPr>
+      </w:pPr>
+      <w:r>
+        <w:rPr>
+          <w:rFonts w:eastAsia="Arial, sans-serif" w:cs="Arial, sans-serif" w:ascii="Calibri" w:hAnsi="Calibri"/>
+          <w:b w:val="false"/>
+          <w:bCs w:val="false"/>
+          <w:i w:val="false"/>
+          <w:iCs w:val="false"/>
+          <w:strike w:val="false"/>
+          <w:dstrike w:val="false"/>
+          <w:sz w:val="24"/>
+          <w:szCs w:val="24"/>
+          <w:u w:val="none"/>
+        </w:rPr>
+      </w:r>
+    </w:p>
+    <w:p>
+      <w:pPr>
+        <w:pStyle w:val="Heading1"/>
+        <w:spacing w:before="240" w:after="120"/>
+        <w:rPr>
+          <w:rFonts w:ascii="Calibri" w:hAnsi="Calibri"/>
+        </w:rPr>
+      </w:pPr>
+      <w:r>
+        <w:rPr>
+          <w:rFonts w:eastAsia="Arial, sans-serif" w:cs="Arial, sans-serif" w:ascii="Calibri" w:hAnsi="Calibri"/>
+          <w:b w:val="false"/>
+          <w:bCs w:val="false"/>
+          <w:i w:val="false"/>
+          <w:iCs w:val="false"/>
+          <w:strike w:val="false"/>
+          <w:dstrike w:val="false"/>
+          <w:sz w:val="24"/>
+          <w:szCs w:val="24"/>
+          <w:u w:val="none"/>
+        </w:rPr>
+      </w:r>
+    </w:p>
+    <w:p>
+      <w:pPr>
+        <w:pStyle w:val="Heading1"/>
+        <w:spacing w:before="240" w:after="120"/>
+        <w:rPr>
+          <w:rFonts w:ascii="Calibri" w:hAnsi="Calibri"/>
+        </w:rPr>
+      </w:pPr>
+      <w:r>
+        <w:rPr>
+          <w:rFonts w:eastAsia="Arial, sans-serif" w:cs="Arial, sans-serif" w:ascii="Calibri" w:hAnsi="Calibri"/>
+          <w:b w:val="false"/>
+          <w:bCs w:val="false"/>
+          <w:i w:val="false"/>
+          <w:iCs w:val="false"/>
+          <w:strike w:val="false"/>
+          <w:dstrike w:val="false"/>
+          <w:sz w:val="24"/>
+          <w:szCs w:val="24"/>
+          <w:u w:val="none"/>
+        </w:rPr>
+      </w:r>
+    </w:p>
+    <w:p>
+      <w:pPr>
+        <w:pStyle w:val="Heading1"/>
+        <w:spacing w:before="240" w:after="120"/>
+        <w:rPr>
+          <w:rFonts w:ascii="Calibri" w:hAnsi="Calibri"/>
+        </w:rPr>
+      </w:pPr>
+      <w:r>
+        <w:rPr>
+          <w:rFonts w:eastAsia="Arial, sans-serif" w:cs="Arial, sans-serif" w:ascii="Calibri" w:hAnsi="Calibri"/>
+          <w:b w:val="false"/>
+          <w:bCs w:val="false"/>
+          <w:i w:val="false"/>
+          <w:iCs w:val="false"/>
+          <w:strike w:val="false"/>
+          <w:dstrike w:val="false"/>
+          <w:sz w:val="24"/>
+          <w:szCs w:val="24"/>
+          <w:u w:val="none"/>
+        </w:rPr>
+      </w:r>
+    </w:p>
+    <w:p>
+      <w:pPr>
+        <w:pStyle w:val="Heading1"/>
+        <w:spacing w:before="240" w:after="120"/>
+        <w:rPr>
+          <w:rFonts w:ascii="Calibri" w:hAnsi="Calibri"/>
+        </w:rPr>
+      </w:pPr>
+      <w:r>
+        <w:rPr>
+          <w:rFonts w:eastAsia="Arial, sans-serif" w:cs="Arial, sans-serif" w:ascii="Calibri" w:hAnsi="Calibri"/>
+          <w:b w:val="false"/>
+          <w:bCs w:val="false"/>
+          <w:i w:val="false"/>
+          <w:iCs w:val="false"/>
+          <w:strike w:val="false"/>
+          <w:dstrike w:val="false"/>
+          <w:sz w:val="24"/>
+          <w:szCs w:val="24"/>
+          <w:u w:val="none"/>
+        </w:rPr>
+      </w:r>
+    </w:p>
+    <w:p>
+      <w:pPr>
+        <w:pStyle w:val="Heading1"/>
+        <w:spacing w:before="240" w:after="120"/>
+        <w:rPr>
+          <w:rFonts w:ascii="Calibri" w:hAnsi="Calibri"/>
+        </w:rPr>
+      </w:pPr>
+      <w:r>
+        <w:rPr>
+          <w:rFonts w:eastAsia="Arial, sans-serif" w:cs="Arial, sans-serif" w:ascii="Calibri" w:hAnsi="Calibri"/>
+          <w:b w:val="false"/>
+          <w:bCs w:val="false"/>
+          <w:i w:val="false"/>
+          <w:iCs w:val="false"/>
+          <w:strike w:val="false"/>
+          <w:dstrike w:val="false"/>
+          <w:sz w:val="24"/>
+          <w:szCs w:val="24"/>
+          <w:u w:val="none"/>
+        </w:rPr>
+      </w:r>
+    </w:p>
+    <w:p>
+      <w:pPr>
+        <w:pStyle w:val="Heading1"/>
+        <w:spacing w:before="240" w:after="120"/>
+        <w:rPr>
+          <w:rFonts w:ascii="Calibri" w:hAnsi="Calibri"/>
+        </w:rPr>
+      </w:pPr>
+      <w:r>
+        <w:rPr>
+          <w:rFonts w:eastAsia="Arial, sans-serif" w:cs="Arial, sans-serif" w:ascii="Calibri" w:hAnsi="Calibri"/>
+          <w:b w:val="false"/>
+          <w:bCs w:val="false"/>
+          <w:i w:val="false"/>
+          <w:iCs w:val="false"/>
+          <w:strike w:val="false"/>
+          <w:dstrike w:val="false"/>
+          <w:sz w:val="24"/>
+          <w:szCs w:val="24"/>
+          <w:u w:val="none"/>
+        </w:rPr>
+      </w:r>
+    </w:p>
+    <w:p>
+      <w:pPr>
+        <w:pStyle w:val="Heading1"/>
+        <w:spacing w:before="240" w:after="120"/>
         <w:rPr>
           <w:rFonts w:ascii="Calibri" w:hAnsi="Calibri"/>
         </w:rPr>
@@ -29,7 +951,7 @@
     <w:p>
       <w:pPr>
         <w:pStyle w:val="Normal"/>
-        <w:jc w:val="start"/>
+        <w:jc w:val="left"/>
         <w:rPr>
           <w:rFonts w:ascii="Calibri" w:hAnsi="Calibri" w:eastAsia="Arial, sans-serif" w:cs="Arial, sans-serif"/>
           <w:b w:val="false"/>
@@ -78,7 +1000,7 @@
     <w:p>
       <w:pPr>
         <w:pStyle w:val="Normal"/>
-        <w:jc w:val="start"/>
+        <w:jc w:val="left"/>
         <w:rPr>
           <w:rFonts w:ascii="Calibri" w:hAnsi="Calibri" w:eastAsia="Arial, sans-serif" w:cs="Arial, sans-serif"/>
           <w:b w:val="false"/>
@@ -111,7 +1033,7 @@
     <w:p>
       <w:pPr>
         <w:pStyle w:val="Normal"/>
-        <w:jc w:val="start"/>
+        <w:jc w:val="left"/>
         <w:rPr>
           <w:rFonts w:ascii="Calibri" w:hAnsi="Calibri"/>
         </w:rPr>
@@ -150,7 +1072,7 @@
     <w:p>
       <w:pPr>
         <w:pStyle w:val="Normal"/>
-        <w:jc w:val="start"/>
+        <w:jc w:val="left"/>
         <w:rPr>
           <w:rFonts w:ascii="Calibri" w:hAnsi="Calibri" w:eastAsia="Arial, sans-serif" w:cs="Arial, sans-serif"/>
           <w:b w:val="false"/>
@@ -183,7 +1105,7 @@
     <w:p>
       <w:pPr>
         <w:pStyle w:val="Normal"/>
-        <w:jc w:val="start"/>
+        <w:jc w:val="left"/>
         <w:rPr>
           <w:rFonts w:ascii="Calibri" w:hAnsi="Calibri" w:eastAsia="Arial, sans-serif" w:cs="Arial, sans-serif"/>
           <w:b w:val="false"/>
@@ -232,7 +1154,7 @@
     <w:p>
       <w:pPr>
         <w:pStyle w:val="Normal"/>
-        <w:jc w:val="start"/>
+        <w:jc w:val="left"/>
         <w:rPr>
           <w:rFonts w:ascii="Calibri" w:hAnsi="Calibri" w:eastAsia="Arial, sans-serif" w:cs="Arial, sans-serif"/>
           <w:b w:val="false"/>
@@ -265,7 +1187,7 @@
     <w:p>
       <w:pPr>
         <w:pStyle w:val="Normal"/>
-        <w:jc w:val="start"/>
+        <w:jc w:val="left"/>
         <w:rPr>
           <w:rFonts w:ascii="Calibri" w:hAnsi="Calibri" w:eastAsia="Arial, sans-serif" w:cs="Arial, sans-serif"/>
           <w:b w:val="false"/>
@@ -337,7 +1259,7 @@
     <w:p>
       <w:pPr>
         <w:pStyle w:val="Normal"/>
-        <w:jc w:val="start"/>
+        <w:jc w:val="left"/>
         <w:rPr>
           <w:rFonts w:ascii="Calibri" w:hAnsi="Calibri" w:eastAsia="Arial, sans-serif" w:cs="Arial, sans-serif"/>
           <w:b w:val="false"/>
@@ -365,133 +1287,13 @@
           <w:szCs w:val="24"/>
           <w:u w:val="none"/>
         </w:rPr>
-        <w:t xml:space="preserve">Physicians spend more than half their working hours on documentation, and administrative burden is a leading contributor to burnout </w:t>
-      </w:r>
-      <w:r>
-        <w:rPr>
-          <w:rFonts w:eastAsia="Arial, sans-serif" w:cs="Arial, sans-serif" w:ascii="Calibri" w:hAnsi="Calibri"/>
-          <w:b w:val="false"/>
-          <w:bCs w:val="false"/>
-          <w:i w:val="false"/>
-          <w:iCs w:val="false"/>
-          <w:strike w:val="false"/>
-          <w:dstrike w:val="false"/>
-          <w:sz w:val="24"/>
-          <w:szCs w:val="24"/>
-          <w:u w:val="none"/>
-        </w:rPr>
-        <w:t>[1,2]</w:t>
-      </w:r>
-      <w:r>
-        <w:rPr>
-          <w:rFonts w:eastAsia="Arial, sans-serif" w:cs="Arial, sans-serif" w:ascii="Calibri" w:hAnsi="Calibri"/>
-          <w:b w:val="false"/>
-          <w:bCs w:val="false"/>
-          <w:i w:val="false"/>
-          <w:iCs w:val="false"/>
-          <w:strike w:val="false"/>
-          <w:dstrike w:val="false"/>
-          <w:sz w:val="24"/>
-          <w:szCs w:val="24"/>
-          <w:u w:val="none"/>
-        </w:rPr>
-        <w:t xml:space="preserve">. Ambient AI scribes, systems that passively transcribe clinical encounters for automated note generation, have emerged as a promising intervention. Recent evaluations report reductions in after-hours documentation time and improvements in clinician satisfaction </w:t>
-      </w:r>
-      <w:r>
-        <w:rPr>
-          <w:rFonts w:eastAsia="Arial, sans-serif" w:cs="Arial, sans-serif" w:ascii="Calibri" w:hAnsi="Calibri"/>
-          <w:b w:val="false"/>
-          <w:bCs w:val="false"/>
-          <w:i w:val="false"/>
-          <w:iCs w:val="false"/>
-          <w:strike w:val="false"/>
-          <w:dstrike w:val="false"/>
-          <w:sz w:val="24"/>
-          <w:szCs w:val="24"/>
-          <w:u w:val="none"/>
-        </w:rPr>
-        <w:t>[3,4]</w:t>
-      </w:r>
-      <w:r>
-        <w:rPr>
-          <w:rFonts w:eastAsia="Arial, sans-serif" w:cs="Arial, sans-serif" w:ascii="Calibri" w:hAnsi="Calibri"/>
-          <w:b w:val="false"/>
-          <w:bCs w:val="false"/>
-          <w:i w:val="false"/>
-          <w:iCs w:val="false"/>
-          <w:strike w:val="false"/>
-          <w:dstrike w:val="false"/>
-          <w:sz w:val="24"/>
-          <w:szCs w:val="24"/>
-          <w:u w:val="none"/>
-        </w:rPr>
-        <w:t xml:space="preserve">, though results are mixed: one large cohort study of a commercial ambient scribe found no significant time savings and worsened after-hours EHR use </w:t>
-      </w:r>
-      <w:r>
-        <w:rPr>
-          <w:rFonts w:eastAsia="Arial, sans-serif" w:cs="Arial, sans-serif" w:ascii="Calibri" w:hAnsi="Calibri"/>
-          <w:b w:val="false"/>
-          <w:bCs w:val="false"/>
-          <w:i w:val="false"/>
-          <w:iCs w:val="false"/>
-          <w:strike w:val="false"/>
-          <w:dstrike w:val="false"/>
-          <w:sz w:val="24"/>
-          <w:szCs w:val="24"/>
-          <w:u w:val="none"/>
-        </w:rPr>
-        <w:t>[5]</w:t>
-      </w:r>
-      <w:r>
-        <w:rPr>
-          <w:rFonts w:eastAsia="Arial, sans-serif" w:cs="Arial, sans-serif" w:ascii="Calibri" w:hAnsi="Calibri"/>
-          <w:b w:val="false"/>
-          <w:bCs w:val="false"/>
-          <w:i w:val="false"/>
-          <w:iCs w:val="false"/>
-          <w:strike w:val="false"/>
-          <w:dstrike w:val="false"/>
-          <w:sz w:val="24"/>
-          <w:szCs w:val="24"/>
-          <w:u w:val="none"/>
-        </w:rPr>
-        <w:t xml:space="preserve">. Regardless of their downstream effectiveness, all ambient documentation systems depend on the foundational accuracy of automatic speech recognition (ASR) for clinical conversations, where reported word error rates range from under 1% for controlled dictation to over 50% for naturalistic clinical speech </w:t>
-      </w:r>
-      <w:r>
-        <w:rPr>
-          <w:rFonts w:eastAsia="Arial, sans-serif" w:cs="Arial, sans-serif" w:ascii="Calibri" w:hAnsi="Calibri"/>
-          <w:b w:val="false"/>
-          <w:bCs w:val="false"/>
-          <w:i w:val="false"/>
-          <w:iCs w:val="false"/>
-          <w:strike w:val="false"/>
-          <w:dstrike w:val="false"/>
-          <w:sz w:val="24"/>
-          <w:szCs w:val="24"/>
-          <w:u w:val="none"/>
-        </w:rPr>
-        <w:t>[6]</w:t>
-      </w:r>
-      <w:r>
-        <w:rPr>
-          <w:rFonts w:eastAsia="Arial, sans-serif" w:cs="Arial, sans-serif" w:ascii="Calibri" w:hAnsi="Calibri"/>
-          <w:b w:val="false"/>
-          <w:bCs w:val="false"/>
-          <w:i w:val="false"/>
-          <w:iCs w:val="false"/>
-          <w:strike w:val="false"/>
-          <w:dstrike w:val="false"/>
-          <w:sz w:val="24"/>
-          <w:szCs w:val="24"/>
-          <w:u w:val="none"/>
-        </w:rPr>
-        <w:t>.</w:t>
+        <w:t>Physicians spend more than half their working hours on documentation, and administrative burden is a leading contributor to burnout [1,2]. Ambient AI scribes, systems that passively transcribe clinical encounters for automated note generation, have emerged as a promising intervention. Recent evaluations report reductions in after-hours documentation time and improvements in clinician satisfaction [3,4], though results are mixed: one large cohort study of a commercial ambient scribe found no significant time savings and worsened after-hours EHR use [5]. Regardless of their downstream effectiveness, all ambient documentation systems depend on the foundational accuracy of automatic speech recognition (ASR) for clinical conversations, where reported word error rates range from under 1% for controlled dictation to over 50% for naturalistic clinical speech [6].</w:t>
       </w:r>
     </w:p>
     <w:p>
       <w:pPr>
         <w:pStyle w:val="Normal"/>
-        <w:jc w:val="start"/>
+        <w:jc w:val="left"/>
         <w:rPr>
           <w:rFonts w:ascii="Calibri" w:hAnsi="Calibri" w:eastAsia="Arial, sans-serif" w:cs="Arial, sans-serif"/>
           <w:b w:val="false"/>
@@ -524,166 +1326,31 @@
     <w:p>
       <w:pPr>
         <w:pStyle w:val="Normal"/>
-        <w:jc w:val="start"/>
-        <w:rPr>
-          <w:rFonts w:ascii="Calibri" w:hAnsi="Calibri"/>
-        </w:rPr>
-      </w:pPr>
-      <w:r>
-        <w:rPr>
-          <w:rFonts w:eastAsia="Arial, sans-serif" w:cs="Arial, sans-serif" w:ascii="Calibri" w:hAnsi="Calibri"/>
-          <w:b w:val="false"/>
-          <w:bCs w:val="false"/>
-          <w:i w:val="false"/>
-          <w:iCs w:val="false"/>
-          <w:strike w:val="false"/>
-          <w:dstrike w:val="false"/>
-          <w:sz w:val="24"/>
-          <w:szCs w:val="24"/>
-          <w:u w:val="none"/>
-        </w:rPr>
-        <w:t xml:space="preserve">Commercial cloud-based ASR services now offer medical-specific models, but these require transmitting patient audio to remote servers. Some ambient scribe services retain full audio recordings on remote servers for weeks after the encounter </w:t>
-      </w:r>
-      <w:r>
-        <w:rPr>
-          <w:rFonts w:eastAsia="Arial, sans-serif" w:cs="Arial, sans-serif" w:ascii="Calibri" w:hAnsi="Calibri"/>
-          <w:b w:val="false"/>
-          <w:bCs w:val="false"/>
-          <w:i w:val="false"/>
-          <w:iCs w:val="false"/>
-          <w:strike w:val="false"/>
-          <w:dstrike w:val="false"/>
-          <w:sz w:val="24"/>
-          <w:szCs w:val="24"/>
-          <w:u w:val="none"/>
-        </w:rPr>
-        <w:t>[</w:t>
-      </w:r>
-      <w:r>
-        <w:rPr>
-          <w:rFonts w:eastAsia="Arial, sans-serif" w:cs="Arial, sans-serif" w:ascii="Calibri" w:hAnsi="Calibri"/>
-          <w:b w:val="false"/>
-          <w:bCs w:val="false"/>
-          <w:i w:val="false"/>
-          <w:iCs w:val="false"/>
-          <w:strike w:val="false"/>
-          <w:dstrike w:val="false"/>
-          <w:sz w:val="24"/>
-          <w:szCs w:val="24"/>
-          <w:u w:val="none"/>
-        </w:rPr>
-        <w:t>7</w:t>
-      </w:r>
-      <w:r>
-        <w:rPr>
-          <w:rFonts w:eastAsia="Arial, sans-serif" w:cs="Arial, sans-serif" w:ascii="Calibri" w:hAnsi="Calibri"/>
-          <w:b w:val="false"/>
-          <w:bCs w:val="false"/>
-          <w:i w:val="false"/>
-          <w:iCs w:val="false"/>
-          <w:strike w:val="false"/>
-          <w:dstrike w:val="false"/>
-          <w:sz w:val="24"/>
-          <w:szCs w:val="24"/>
-          <w:u w:val="none"/>
-        </w:rPr>
-        <w:t>]</w:t>
-      </w:r>
-      <w:r>
-        <w:rPr>
-          <w:rFonts w:eastAsia="Arial, sans-serif" w:cs="Arial, sans-serif" w:ascii="Calibri" w:hAnsi="Calibri"/>
-          <w:b w:val="false"/>
-          <w:bCs w:val="false"/>
-          <w:i w:val="false"/>
-          <w:iCs w:val="false"/>
-          <w:strike w:val="false"/>
-          <w:dstrike w:val="false"/>
-          <w:sz w:val="24"/>
-          <w:szCs w:val="24"/>
-          <w:u w:val="none"/>
-        </w:rPr>
-        <w:t xml:space="preserve">. While Business Associate Agreements (BAAs) address HIPAA liability, they do not eliminate the privacy risks of transmitting and storing protected health information with third parties, and recent analyses have raised broader concerns about consent, transparency, and data governance that extend beyond transmission security alone </w:t>
-      </w:r>
-      <w:r>
-        <w:rPr>
-          <w:rFonts w:eastAsia="Arial, sans-serif" w:cs="Arial, sans-serif" w:ascii="Calibri" w:hAnsi="Calibri"/>
-          <w:b w:val="false"/>
-          <w:bCs w:val="false"/>
-          <w:i w:val="false"/>
-          <w:iCs w:val="false"/>
-          <w:strike w:val="false"/>
-          <w:dstrike w:val="false"/>
-          <w:sz w:val="24"/>
-          <w:szCs w:val="24"/>
-          <w:u w:val="none"/>
-        </w:rPr>
-        <w:t>[</w:t>
-      </w:r>
-      <w:r>
-        <w:rPr>
-          <w:rFonts w:eastAsia="Arial, sans-serif" w:cs="Arial, sans-serif" w:ascii="Calibri" w:hAnsi="Calibri"/>
-          <w:b w:val="false"/>
-          <w:bCs w:val="false"/>
-          <w:i w:val="false"/>
-          <w:iCs w:val="false"/>
-          <w:strike w:val="false"/>
-          <w:dstrike w:val="false"/>
-          <w:sz w:val="24"/>
-          <w:szCs w:val="24"/>
-          <w:u w:val="none"/>
-        </w:rPr>
-        <w:t>7,</w:t>
-      </w:r>
-      <w:r>
-        <w:rPr>
-          <w:rFonts w:eastAsia="Arial, sans-serif" w:cs="Arial, sans-serif" w:ascii="Calibri" w:hAnsi="Calibri"/>
-          <w:b w:val="false"/>
-          <w:bCs w:val="false"/>
-          <w:i w:val="false"/>
-          <w:iCs w:val="false"/>
-          <w:strike w:val="false"/>
-          <w:dstrike w:val="false"/>
-          <w:sz w:val="24"/>
-          <w:szCs w:val="24"/>
-          <w:u w:val="none"/>
-        </w:rPr>
-        <w:t>8</w:t>
-      </w:r>
-      <w:r>
-        <w:rPr>
-          <w:rFonts w:eastAsia="Arial, sans-serif" w:cs="Arial, sans-serif" w:ascii="Calibri" w:hAnsi="Calibri"/>
-          <w:b w:val="false"/>
-          <w:bCs w:val="false"/>
-          <w:i w:val="false"/>
-          <w:iCs w:val="false"/>
-          <w:strike w:val="false"/>
-          <w:dstrike w:val="false"/>
-          <w:sz w:val="24"/>
-          <w:szCs w:val="24"/>
-          <w:u w:val="none"/>
-        </w:rPr>
-        <w:t>]</w:t>
-      </w:r>
-      <w:r>
-        <w:rPr>
-          <w:rFonts w:eastAsia="Arial, sans-serif" w:cs="Arial, sans-serif" w:ascii="Calibri" w:hAnsi="Calibri"/>
-          <w:b w:val="false"/>
-          <w:bCs w:val="false"/>
-          <w:i w:val="false"/>
-          <w:iCs w:val="false"/>
-          <w:strike w:val="false"/>
-          <w:dstrike w:val="false"/>
-          <w:sz w:val="24"/>
-          <w:szCs w:val="24"/>
-          <w:u w:val="none"/>
-        </w:rPr>
-        <w:t>. On-device ASR, which processes audio locally without network transmission or third-party storage, addresses these concerns. Open-source ASR models have improved rapidly, with several now available in formats suitable for mobile and edge deployment. However, no standardized benchmark currently compares these on-device models against commercial cloud APIs on clinical conversation data.</w:t>
+        <w:jc w:val="left"/>
+        <w:rPr>
+          <w:rFonts w:ascii="Calibri" w:hAnsi="Calibri"/>
+        </w:rPr>
+      </w:pPr>
+      <w:r>
+        <w:rPr>
+          <w:rFonts w:eastAsia="Arial, sans-serif" w:cs="Arial, sans-serif" w:ascii="Calibri" w:hAnsi="Calibri"/>
+          <w:b w:val="false"/>
+          <w:bCs w:val="false"/>
+          <w:i w:val="false"/>
+          <w:iCs w:val="false"/>
+          <w:strike w:val="false"/>
+          <w:dstrike w:val="false"/>
+          <w:sz w:val="24"/>
+          <w:szCs w:val="24"/>
+          <w:u w:val="none"/>
+        </w:rPr>
+        <w:t>Commercial cloud-based ASR services now offer medical-specific models, but these require transmitting patient audio to remote servers. Some ambient scribe services retain full audio recordings on remote servers for weeks after the encounter [7]. While Business Associate Agreements (BAAs) address HIPAA liability, they do not eliminate the privacy risks of transmitting and storing protected health information with third parties, and recent analyses have raised broader concerns about consent, transparency, and data governance that extend beyond transmission security alone [7,8]. On-device ASR, which processes audio locally without network transmission or third-party storage, addresses these concerns. Open-source ASR models have improved rapidly, with several now available in formats suitable for mobile and edge deployment. However, no standardized benchmark currently compares these on-device models against commercial cloud APIs on clinical conversation data.</w:t>
       </w:r>
     </w:p>
     <w:p>
       <w:pPr>
         <w:pStyle w:val="Normal"/>
-        <w:jc w:val="start"/>
+        <w:jc w:val="left"/>
         <w:rPr>
           <w:rFonts w:ascii="Calibri" w:hAnsi="Calibri" w:eastAsia="Arial, sans-serif" w:cs="Arial, sans-serif"/>
           <w:b w:val="false"/>
@@ -716,7 +1383,7 @@
     <w:p>
       <w:pPr>
         <w:pStyle w:val="Normal"/>
-        <w:jc w:val="start"/>
+        <w:jc w:val="left"/>
         <w:rPr>
           <w:rFonts w:ascii="Calibri" w:hAnsi="Calibri" w:eastAsia="Arial, sans-serif" w:cs="Arial, sans-serif"/>
           <w:b w:val="false"/>
@@ -744,103 +1411,13 @@
           <w:szCs w:val="24"/>
           <w:u w:val="none"/>
         </w:rPr>
-        <w:t xml:space="preserve">Existing evaluations of medical ASR have significant limitations. Industry benchmarks report WER on proprietary datasets that cannot be independently verified. Afonja et al. </w:t>
-      </w:r>
-      <w:r>
-        <w:rPr>
-          <w:rFonts w:eastAsia="Arial, sans-serif" w:cs="Arial, sans-serif" w:ascii="Calibri" w:hAnsi="Calibri"/>
-          <w:b w:val="false"/>
-          <w:bCs w:val="false"/>
-          <w:i w:val="false"/>
-          <w:iCs w:val="false"/>
-          <w:strike w:val="false"/>
-          <w:dstrike w:val="false"/>
-          <w:sz w:val="24"/>
-          <w:szCs w:val="24"/>
-          <w:u w:val="none"/>
-        </w:rPr>
-        <w:t xml:space="preserve">[9] </w:t>
-      </w:r>
-      <w:r>
-        <w:rPr>
-          <w:rFonts w:eastAsia="Arial, sans-serif" w:cs="Arial, sans-serif" w:ascii="Calibri" w:hAnsi="Calibri"/>
-          <w:b w:val="false"/>
-          <w:bCs w:val="false"/>
-          <w:i w:val="false"/>
-          <w:iCs w:val="false"/>
-          <w:strike w:val="false"/>
-          <w:dstrike w:val="false"/>
-          <w:sz w:val="24"/>
-          <w:szCs w:val="24"/>
-          <w:u w:val="none"/>
-        </w:rPr>
-        <w:t xml:space="preserve">introduced a medical word error rate for accented clinical speech but relied on a private dataset and a commercial NER service for entity identification, limiting reproducibility. The systematic review by Ng et al. </w:t>
-      </w:r>
-      <w:r>
-        <w:rPr>
-          <w:rFonts w:eastAsia="Arial, sans-serif" w:cs="Arial, sans-serif" w:ascii="Calibri" w:hAnsi="Calibri"/>
-          <w:b w:val="false"/>
-          <w:bCs w:val="false"/>
-          <w:i w:val="false"/>
-          <w:iCs w:val="false"/>
-          <w:strike w:val="false"/>
-          <w:dstrike w:val="false"/>
-          <w:sz w:val="24"/>
-          <w:szCs w:val="24"/>
-          <w:u w:val="none"/>
-        </w:rPr>
-        <w:t xml:space="preserve">[6] </w:t>
-      </w:r>
-      <w:r>
-        <w:rPr>
-          <w:rFonts w:eastAsia="Arial, sans-serif" w:cs="Arial, sans-serif" w:ascii="Calibri" w:hAnsi="Calibri"/>
-          <w:b w:val="false"/>
-          <w:bCs w:val="false"/>
-          <w:i w:val="false"/>
-          <w:iCs w:val="false"/>
-          <w:strike w:val="false"/>
-          <w:dstrike w:val="false"/>
-          <w:sz w:val="24"/>
-          <w:szCs w:val="24"/>
-          <w:u w:val="none"/>
-        </w:rPr>
-        <w:t xml:space="preserve">noted the absence of a standardized evaluation framework for clinical ASR. More broadly, the socio-technical risks of clinical speech-to-text systems, including reliability failures and the absence of transparency in error reporting, remain largely unaddressed in the evaluation literature </w:t>
-      </w:r>
-      <w:r>
-        <w:rPr>
-          <w:rFonts w:eastAsia="Arial, sans-serif" w:cs="Arial, sans-serif" w:ascii="Calibri" w:hAnsi="Calibri"/>
-          <w:b w:val="false"/>
-          <w:bCs w:val="false"/>
-          <w:i w:val="false"/>
-          <w:iCs w:val="false"/>
-          <w:strike w:val="false"/>
-          <w:dstrike w:val="false"/>
-          <w:sz w:val="24"/>
-          <w:szCs w:val="24"/>
-          <w:u w:val="none"/>
-        </w:rPr>
-        <w:t>[7]</w:t>
-      </w:r>
-      <w:r>
-        <w:rPr>
-          <w:rFonts w:eastAsia="Arial, sans-serif" w:cs="Arial, sans-serif" w:ascii="Calibri" w:hAnsi="Calibri"/>
-          <w:b w:val="false"/>
-          <w:bCs w:val="false"/>
-          <w:i w:val="false"/>
-          <w:iCs w:val="false"/>
-          <w:strike w:val="false"/>
-          <w:dstrike w:val="false"/>
-          <w:sz w:val="24"/>
-          <w:szCs w:val="24"/>
-          <w:u w:val="none"/>
-        </w:rPr>
-        <w:t>.</w:t>
+        <w:t>Existing evaluations of medical ASR have significant limitations. Industry benchmarks report WER on proprietary datasets that cannot be independently verified. Afonja et al. [9] introduced a medical word error rate for accented clinical speech but relied on a private dataset and a commercial NER service for entity identification, limiting reproducibility. The systematic review by Ng et al. [6] noted the absence of a standardized evaluation framework for clinical ASR. More broadly, the socio-technical risks of clinical speech-to-text systems, including reliability failures and the absence of transparency in error reporting, remain largely unaddressed in the evaluation literature [7].</w:t>
       </w:r>
     </w:p>
     <w:p>
       <w:pPr>
         <w:pStyle w:val="Normal"/>
-        <w:jc w:val="start"/>
+        <w:jc w:val="left"/>
         <w:rPr>
           <w:rFonts w:ascii="Calibri" w:hAnsi="Calibri" w:eastAsia="Arial, sans-serif" w:cs="Arial, sans-serif"/>
           <w:b w:val="false"/>
@@ -873,7 +1450,7 @@
     <w:p>
       <w:pPr>
         <w:pStyle w:val="Normal"/>
-        <w:jc w:val="start"/>
+        <w:jc w:val="left"/>
         <w:rPr>
           <w:rFonts w:ascii="Calibri" w:hAnsi="Calibri" w:eastAsia="Arial, sans-serif" w:cs="Arial, sans-serif"/>
           <w:b w:val="false"/>
@@ -953,7 +1530,7 @@
     <w:p>
       <w:pPr>
         <w:pStyle w:val="Normal"/>
-        <w:jc w:val="start"/>
+        <w:jc w:val="left"/>
         <w:rPr>
           <w:rFonts w:ascii="Calibri" w:hAnsi="Calibri"/>
         </w:rPr>
@@ -977,7 +1554,7 @@
     <w:p>
       <w:pPr>
         <w:pStyle w:val="Normal"/>
-        <w:jc w:val="start"/>
+        <w:jc w:val="left"/>
         <w:rPr>
           <w:rFonts w:ascii="Calibri" w:hAnsi="Calibri" w:eastAsia="Arial, sans-serif" w:cs="Arial, sans-serif"/>
           <w:b w:val="false"/>
@@ -1010,7 +1587,7 @@
     <w:p>
       <w:pPr>
         <w:pStyle w:val="Normal"/>
-        <w:jc w:val="start"/>
+        <w:jc w:val="left"/>
         <w:rPr>
           <w:rFonts w:ascii="Calibri" w:hAnsi="Calibri" w:eastAsia="Arial, sans-serif" w:cs="Arial, sans-serif"/>
           <w:b w:val="false"/>
@@ -1038,43 +1615,13 @@
           <w:szCs w:val="24"/>
           <w:u w:val="none"/>
         </w:rPr>
-        <w:t xml:space="preserve">The OSCE respiratory interview dataset </w:t>
-      </w:r>
-      <w:r>
-        <w:rPr>
-          <w:rFonts w:eastAsia="Arial, sans-serif" w:cs="Arial, sans-serif" w:ascii="Calibri" w:hAnsi="Calibri"/>
-          <w:b w:val="false"/>
-          <w:bCs w:val="false"/>
-          <w:i w:val="false"/>
-          <w:iCs w:val="false"/>
-          <w:strike w:val="false"/>
-          <w:dstrike w:val="false"/>
-          <w:sz w:val="24"/>
-          <w:szCs w:val="24"/>
-          <w:u w:val="none"/>
-        </w:rPr>
-        <w:t>[10]</w:t>
-      </w:r>
-      <w:r>
-        <w:rPr>
-          <w:rFonts w:eastAsia="Arial, sans-serif" w:cs="Arial, sans-serif" w:ascii="Calibri" w:hAnsi="Calibri"/>
-          <w:b w:val="false"/>
-          <w:bCs w:val="false"/>
-          <w:i w:val="false"/>
-          <w:iCs w:val="false"/>
-          <w:strike w:val="false"/>
-          <w:dstrike w:val="false"/>
-          <w:sz w:val="24"/>
-          <w:szCs w:val="24"/>
-          <w:u w:val="none"/>
-        </w:rPr>
-        <w:t xml:space="preserve"> contains 272 simulated patient-physician interviews focused on respiratory cases, recorded in a controlled OSCE examination setting. Audio files and manually corrected transcripts are available under a CC-BY license on figshare.</w:t>
+        <w:t>The OSCE respiratory interview dataset [10] contains 272 simulated patient-physician interviews focused on respiratory cases, recorded in a controlled OSCE examination setting. Audio files and manually corrected transcripts are available under a CC-BY license on figshare.</w:t>
       </w:r>
     </w:p>
     <w:p>
       <w:pPr>
         <w:pStyle w:val="Normal"/>
-        <w:jc w:val="start"/>
+        <w:jc w:val="left"/>
         <w:rPr>
           <w:rFonts w:ascii="Calibri" w:hAnsi="Calibri" w:eastAsia="Arial, sans-serif" w:cs="Arial, sans-serif"/>
           <w:b w:val="false"/>
@@ -1107,7 +1654,7 @@
     <w:p>
       <w:pPr>
         <w:pStyle w:val="Normal"/>
-        <w:jc w:val="start"/>
+        <w:jc w:val="left"/>
         <w:rPr>
           <w:rFonts w:ascii="Calibri" w:hAnsi="Calibri" w:eastAsia="Arial, sans-serif" w:cs="Arial, sans-serif"/>
           <w:b w:val="false"/>
@@ -1135,43 +1682,13 @@
           <w:szCs w:val="24"/>
           <w:u w:val="none"/>
         </w:rPr>
-        <w:t xml:space="preserve">PriMock57 </w:t>
-      </w:r>
-      <w:r>
-        <w:rPr>
-          <w:rFonts w:eastAsia="Arial, sans-serif" w:cs="Arial, sans-serif" w:ascii="Calibri" w:hAnsi="Calibri"/>
-          <w:b w:val="false"/>
-          <w:bCs w:val="false"/>
-          <w:i w:val="false"/>
-          <w:iCs w:val="false"/>
-          <w:strike w:val="false"/>
-          <w:dstrike w:val="false"/>
-          <w:sz w:val="24"/>
-          <w:szCs w:val="24"/>
-          <w:u w:val="none"/>
-        </w:rPr>
-        <w:t>[11]</w:t>
-      </w:r>
-      <w:r>
-        <w:rPr>
-          <w:rFonts w:eastAsia="Arial, sans-serif" w:cs="Arial, sans-serif" w:ascii="Calibri" w:hAnsi="Calibri"/>
-          <w:b w:val="false"/>
-          <w:bCs w:val="false"/>
-          <w:i w:val="false"/>
-          <w:iCs w:val="false"/>
-          <w:strike w:val="false"/>
-          <w:dstrike w:val="false"/>
-          <w:sz w:val="24"/>
-          <w:szCs w:val="24"/>
-          <w:u w:val="none"/>
-        </w:rPr>
-        <w:t xml:space="preserve"> contains 57 mock primary care consultations recorded between medical professionals acting as doctor and patient. The dataset includes audio recordings, utterance-level transcripts, and consultation notes, released under a CC-BY license.</w:t>
+        <w:t>PriMock57 [11] contains 57 mock primary care consultations recorded between medical professionals acting as doctor and patient. The dataset includes audio recordings, utterance-level transcripts, and consultation notes, released under a CC-BY license.</w:t>
       </w:r>
     </w:p>
     <w:p>
       <w:pPr>
         <w:pStyle w:val="Normal"/>
-        <w:jc w:val="start"/>
+        <w:jc w:val="left"/>
         <w:rPr>
           <w:rFonts w:ascii="Calibri" w:hAnsi="Calibri" w:eastAsia="Arial, sans-serif" w:cs="Arial, sans-serif"/>
           <w:b w:val="false"/>
@@ -1204,7 +1721,7 @@
     <w:p>
       <w:pPr>
         <w:pStyle w:val="Normal"/>
-        <w:jc w:val="start"/>
+        <w:jc w:val="left"/>
         <w:rPr>
           <w:rFonts w:ascii="Calibri" w:hAnsi="Calibri" w:eastAsia="Arial, sans-serif" w:cs="Arial, sans-serif"/>
           <w:b w:val="false"/>
@@ -1232,43 +1749,13 @@
           <w:szCs w:val="24"/>
           <w:u w:val="none"/>
         </w:rPr>
-        <w:t xml:space="preserve">The Kazi et al. psychiatric dataset </w:t>
-      </w:r>
-      <w:r>
-        <w:rPr>
-          <w:rFonts w:eastAsia="Arial, sans-serif" w:cs="Arial, sans-serif" w:ascii="Calibri" w:hAnsi="Calibri"/>
-          <w:b w:val="false"/>
-          <w:bCs w:val="false"/>
-          <w:i w:val="false"/>
-          <w:iCs w:val="false"/>
-          <w:strike w:val="false"/>
-          <w:dstrike w:val="false"/>
-          <w:sz w:val="24"/>
-          <w:szCs w:val="24"/>
-          <w:u w:val="none"/>
-        </w:rPr>
-        <w:t xml:space="preserve">[12] </w:t>
-      </w:r>
-      <w:r>
-        <w:rPr>
-          <w:rFonts w:eastAsia="Arial, sans-serif" w:cs="Arial, sans-serif" w:ascii="Calibri" w:hAnsi="Calibri"/>
-          <w:b w:val="false"/>
-          <w:bCs w:val="false"/>
-          <w:i w:val="false"/>
-          <w:iCs w:val="false"/>
-          <w:strike w:val="false"/>
-          <w:dstrike w:val="false"/>
-          <w:sz w:val="24"/>
-          <w:szCs w:val="24"/>
-          <w:u w:val="none"/>
-        </w:rPr>
-        <w:t>(Zenodo/GitHub) contains 71 enacted psychiatric consultations generated by pairs of students reading from clinical transcripts. Audio was recorded and released under a CC-BY 4.0 license.</w:t>
+        <w:t>The Kazi et al. psychiatric dataset [12] (Zenodo/GitHub) contains 71 enacted psychiatric consultations generated by pairs of students reading from clinical transcripts. Audio was recorded and released under a CC-BY 4.0 license.</w:t>
       </w:r>
     </w:p>
     <w:p>
       <w:pPr>
         <w:pStyle w:val="Normal"/>
-        <w:jc w:val="start"/>
+        <w:jc w:val="left"/>
         <w:rPr>
           <w:rFonts w:ascii="Calibri" w:hAnsi="Calibri" w:eastAsia="Arial, sans-serif" w:cs="Arial, sans-serif"/>
           <w:b w:val="false"/>
@@ -1301,7 +1788,7 @@
     <w:p>
       <w:pPr>
         <w:pStyle w:val="Normal"/>
-        <w:jc w:val="start"/>
+        <w:jc w:val="left"/>
         <w:rPr>
           <w:rFonts w:ascii="Calibri" w:hAnsi="Calibri" w:eastAsia="Arial, sans-serif" w:cs="Arial, sans-serif"/>
           <w:b w:val="false"/>
@@ -1358,7 +1845,7 @@
     <w:p>
       <w:pPr>
         <w:pStyle w:val="Normal"/>
-        <w:jc w:val="start"/>
+        <w:jc w:val="left"/>
         <w:rPr>
           <w:rFonts w:ascii="Calibri" w:hAnsi="Calibri"/>
         </w:rPr>
@@ -1382,7 +1869,7 @@
     <w:p>
       <w:pPr>
         <w:pStyle w:val="Normal"/>
-        <w:jc w:val="start"/>
+        <w:jc w:val="left"/>
         <w:rPr>
           <w:rFonts w:ascii="Calibri" w:hAnsi="Calibri" w:eastAsia="Arial, sans-serif" w:cs="Arial, sans-serif"/>
           <w:b w:val="false"/>
@@ -1415,7 +1902,7 @@
     <w:p>
       <w:pPr>
         <w:pStyle w:val="Normal"/>
-        <w:jc w:val="start"/>
+        <w:jc w:val="left"/>
         <w:rPr>
           <w:rFonts w:ascii="Calibri" w:hAnsi="Calibri" w:eastAsia="Arial, sans-serif" w:cs="Arial, sans-serif"/>
           <w:b w:val="false"/>
@@ -1472,7 +1959,7 @@
     <w:p>
       <w:pPr>
         <w:pStyle w:val="Normal"/>
-        <w:jc w:val="start"/>
+        <w:jc w:val="left"/>
         <w:rPr>
           <w:rFonts w:ascii="Calibri" w:hAnsi="Calibri"/>
         </w:rPr>
@@ -1531,23 +2018,7 @@
           <w:sz w:val="24"/>
           <w:szCs w:val="24"/>
         </w:rPr>
-        <w:t xml:space="preserve">Word error rate was computed after applying the Whisper English text normalizer (whisper-normalizer v1.0), which performs case folding, punctuation removal, number-to-word conversion, and contraction expansion. This normalizer is the standard pipeline used by the HuggingFace Open ASR Leaderboard </w:t>
-      </w:r>
-      <w:r>
-        <w:rPr>
-          <w:rFonts w:ascii="Calibri" w:hAnsi="Calibri"/>
-          <w:sz w:val="24"/>
-          <w:szCs w:val="24"/>
-        </w:rPr>
-        <w:t>[13]</w:t>
-      </w:r>
-      <w:r>
-        <w:rPr>
-          <w:rFonts w:ascii="Calibri" w:hAnsi="Calibri"/>
-          <w:sz w:val="24"/>
-          <w:szCs w:val="24"/>
-        </w:rPr>
-        <w:t xml:space="preserve"> and MLPerf Inference ASR benchmarks. Both raw and normalized WER were computed for all model-file pairs; normalized WER is reported throughout. Because we evaluated a fixed, exhaustive set of models and files rather than sampling from a population, we report descriptive performance metrics without inferential statistics.</w:t>
+        <w:t>Word error rate was computed after applying the Whisper English text normalizer (whisper-normalizer v1.0), which performs case folding, punctuation removal, number-to-word conversion, and contraction expansion. This normalizer is the standard pipeline used by the HuggingFace Open ASR Leaderboard [13] and MLPerf Inference ASR benchmarks. Both raw and normalized WER were computed for all model-file pairs; normalized WER is reported throughout. Because we evaluated a fixed, exhaustive set of models and files rather than sampling from a population, we report descriptive performance metrics without inferential statistics.</w:t>
       </w:r>
     </w:p>
     <w:p>
@@ -1576,100 +2047,25 @@
     <w:p>
       <w:pPr>
         <w:pStyle w:val="Normal"/>
-        <w:jc w:val="start"/>
-        <w:rPr>
-          <w:rFonts w:ascii="Calibri" w:hAnsi="Calibri"/>
-        </w:rPr>
-      </w:pPr>
-      <w:r>
-        <w:rPr>
-          <w:rFonts w:eastAsia="Arial, sans-serif" w:cs="Arial, sans-serif" w:ascii="Calibri" w:hAnsi="Calibri"/>
-          <w:b w:val="false"/>
-          <w:bCs w:val="false"/>
-          <w:i w:val="false"/>
-          <w:iCs w:val="false"/>
-          <w:strike w:val="false"/>
-          <w:dstrike w:val="false"/>
-          <w:sz w:val="24"/>
-          <w:szCs w:val="24"/>
-          <w:u w:val="none"/>
-        </w:rPr>
-        <w:t xml:space="preserve">Recognizer Output Voting Error Reduction (ROVER) </w:t>
-      </w:r>
-      <w:r>
-        <w:rPr>
-          <w:rFonts w:eastAsia="Arial, sans-serif" w:cs="Arial, sans-serif" w:ascii="Calibri" w:hAnsi="Calibri"/>
-          <w:b w:val="false"/>
-          <w:bCs w:val="false"/>
-          <w:i w:val="false"/>
-          <w:iCs w:val="false"/>
-          <w:strike w:val="false"/>
-          <w:dstrike w:val="false"/>
-          <w:sz w:val="24"/>
-          <w:szCs w:val="24"/>
-          <w:u w:val="none"/>
-        </w:rPr>
-        <w:t>[</w:t>
-      </w:r>
-      <w:r>
-        <w:rPr>
-          <w:rFonts w:eastAsia="Arial, sans-serif" w:cs="Arial, sans-serif" w:ascii="Calibri" w:hAnsi="Calibri"/>
-          <w:b w:val="false"/>
-          <w:bCs w:val="false"/>
-          <w:i w:val="false"/>
-          <w:iCs w:val="false"/>
-          <w:strike w:val="false"/>
-          <w:dstrike w:val="false"/>
-          <w:sz w:val="24"/>
-          <w:szCs w:val="24"/>
-          <w:u w:val="none"/>
-        </w:rPr>
-        <w:t>1</w:t>
-      </w:r>
-      <w:r>
-        <w:rPr>
-          <w:rFonts w:eastAsia="Arial, sans-serif" w:cs="Arial, sans-serif" w:ascii="Calibri" w:hAnsi="Calibri"/>
-          <w:b w:val="false"/>
-          <w:bCs w:val="false"/>
-          <w:i w:val="false"/>
-          <w:iCs w:val="false"/>
-          <w:strike w:val="false"/>
-          <w:dstrike w:val="false"/>
-          <w:sz w:val="24"/>
-          <w:szCs w:val="24"/>
-          <w:u w:val="none"/>
-        </w:rPr>
-        <w:t>4</w:t>
-      </w:r>
-      <w:r>
-        <w:rPr>
-          <w:rFonts w:eastAsia="Arial, sans-serif" w:cs="Arial, sans-serif" w:ascii="Calibri" w:hAnsi="Calibri"/>
-          <w:b w:val="false"/>
-          <w:bCs w:val="false"/>
-          <w:i w:val="false"/>
-          <w:iCs w:val="false"/>
-          <w:strike w:val="false"/>
-          <w:dstrike w:val="false"/>
-          <w:sz w:val="24"/>
-          <w:szCs w:val="24"/>
-          <w:u w:val="none"/>
-        </w:rPr>
-        <w:t>]</w:t>
-      </w:r>
-      <w:r>
-        <w:rPr>
-          <w:rFonts w:eastAsia="Arial, sans-serif" w:cs="Arial, sans-serif" w:ascii="Calibri" w:hAnsi="Calibri"/>
-          <w:b w:val="false"/>
-          <w:bCs w:val="false"/>
-          <w:i w:val="false"/>
-          <w:iCs w:val="false"/>
-          <w:strike w:val="false"/>
-          <w:dstrike w:val="false"/>
-          <w:sz w:val="24"/>
-          <w:szCs w:val="24"/>
-          <w:u w:val="none"/>
-        </w:rPr>
-        <w:t xml:space="preserve"> combines two transcription hypotheses by aligning them at the word level and selecting the most frequently occurring word at each position through majority voting. When two models agree on a word, it is retained; when they disagree, the system selects the word that produces better alignment with the surrounding context. We applied ROVER to all pairwise combinations of the 14 on-device models (91 pairs) on each dataset, using equal model weighting and word-level similarity scoring for alignment. Fused WER was computed using the same normalization pipeline. Per-file win counts (files where fused WER was lower than both individual models) were recorded.</w:t>
+        <w:jc w:val="left"/>
+        <w:rPr>
+          <w:rFonts w:ascii="Calibri" w:hAnsi="Calibri"/>
+        </w:rPr>
+      </w:pPr>
+      <w:r>
+        <w:rPr>
+          <w:rFonts w:eastAsia="Arial, sans-serif" w:cs="Arial, sans-serif" w:ascii="Calibri" w:hAnsi="Calibri"/>
+          <w:b w:val="false"/>
+          <w:bCs w:val="false"/>
+          <w:i w:val="false"/>
+          <w:iCs w:val="false"/>
+          <w:strike w:val="false"/>
+          <w:dstrike w:val="false"/>
+          <w:sz w:val="24"/>
+          <w:szCs w:val="24"/>
+          <w:u w:val="none"/>
+        </w:rPr>
+        <w:t>Recognizer Output Voting Error Reduction (ROVER) [14] combines two transcription hypotheses by aligning them at the word level and selecting the most frequently occurring word at each position through majority voting. When two models agree on a word, it is retained; when they disagree, the system selects the word that produces better alignment with the surrounding context. We applied ROVER to all pairwise combinations of the 14 on-device models (91 pairs) on each dataset, using equal model weighting and word-level similarity scoring for alignment. Fused WER was computed using the same normalization pipeline. Per-file win counts (files where fused WER was lower than both individual models) were recorded.</w:t>
       </w:r>
     </w:p>
     <w:p>
@@ -1698,85 +2094,25 @@
     <w:p>
       <w:pPr>
         <w:pStyle w:val="Normal"/>
-        <w:jc w:val="start"/>
-        <w:rPr>
-          <w:rFonts w:ascii="Calibri" w:hAnsi="Calibri"/>
-        </w:rPr>
-      </w:pPr>
-      <w:r>
-        <w:rPr>
-          <w:rFonts w:eastAsia="Arial, sans-serif" w:cs="Arial, sans-serif" w:ascii="Calibri" w:hAnsi="Calibri"/>
-          <w:b w:val="false"/>
-          <w:bCs w:val="false"/>
-          <w:i w:val="false"/>
-          <w:iCs w:val="false"/>
-          <w:strike w:val="false"/>
-          <w:dstrike w:val="false"/>
-          <w:sz w:val="24"/>
-          <w:szCs w:val="24"/>
-          <w:u w:val="none"/>
-        </w:rPr>
-        <w:t xml:space="preserve">To assess clinical relevance beyond aggregate WER, we measured the accuracy of medical terminology transcription using the Unified Medical Language System (UMLS). For each reference transcript, we identified all medical concept spans using QuickUMLS </w:t>
-      </w:r>
-      <w:r>
-        <w:rPr>
-          <w:rFonts w:eastAsia="Arial, sans-serif" w:cs="Arial, sans-serif" w:ascii="Calibri" w:hAnsi="Calibri"/>
-          <w:b w:val="false"/>
-          <w:bCs w:val="false"/>
-          <w:i w:val="false"/>
-          <w:iCs w:val="false"/>
-          <w:strike w:val="false"/>
-          <w:dstrike w:val="false"/>
-          <w:sz w:val="24"/>
-          <w:szCs w:val="24"/>
-          <w:u w:val="none"/>
-        </w:rPr>
-        <w:t>[</w:t>
-      </w:r>
-      <w:r>
-        <w:rPr>
-          <w:rFonts w:eastAsia="Arial, sans-serif" w:cs="Arial, sans-serif" w:ascii="Calibri" w:hAnsi="Calibri"/>
-          <w:b w:val="false"/>
-          <w:bCs w:val="false"/>
-          <w:i w:val="false"/>
-          <w:iCs w:val="false"/>
-          <w:strike w:val="false"/>
-          <w:dstrike w:val="false"/>
-          <w:sz w:val="24"/>
-          <w:szCs w:val="24"/>
-          <w:u w:val="none"/>
-        </w:rPr>
-        <w:t>1</w:t>
-      </w:r>
-      <w:r>
-        <w:rPr>
-          <w:rFonts w:eastAsia="Arial, sans-serif" w:cs="Arial, sans-serif" w:ascii="Calibri" w:hAnsi="Calibri"/>
-          <w:b w:val="false"/>
-          <w:bCs w:val="false"/>
-          <w:i w:val="false"/>
-          <w:iCs w:val="false"/>
-          <w:strike w:val="false"/>
-          <w:dstrike w:val="false"/>
-          <w:sz w:val="24"/>
-          <w:szCs w:val="24"/>
-          <w:u w:val="none"/>
-        </w:rPr>
-        <w:t xml:space="preserve">5] </w:t>
-      </w:r>
-      <w:r>
-        <w:rPr>
-          <w:rFonts w:eastAsia="Arial, sans-serif" w:cs="Arial, sans-serif" w:ascii="Calibri" w:hAnsi="Calibri"/>
-          <w:b w:val="false"/>
-          <w:bCs w:val="false"/>
-          <w:i w:val="false"/>
-          <w:iCs w:val="false"/>
-          <w:strike w:val="false"/>
-          <w:dstrike w:val="false"/>
-          <w:sz w:val="24"/>
-          <w:szCs w:val="24"/>
-          <w:u w:val="none"/>
-        </w:rPr>
-        <w:t>(medspacy fork, threshold 0.8) against the UMLS 2025AB Metathesaurus, restricted to English and to clinically relevant semantic types (drugs, conditions, symptoms, findings, procedures, anatomy, and lab results). QuickUMLS performs approximate string matching against the full UMLS vocabulary and returns both single-word terms (e.g., "hypertension") and multi-word phrases (e.g., "chest pain", "past medical history") with their character-level positions. Common English words that coincidentally match UMLS abbreviations or eponyms were excluded via a curated stopword list (e.g., "said" matches Simian AIDS, "still" matches Still's Disease). We then aligned each model's hypothesis to the reference using jiwer (which uses the rapidfuzz library for efficient Levenshtein alignment) and determined which reference word positions contained errors. A medical concept span was scored as an error if any word within the span was incorrectly transcribed. Clinical term recall was computed per model as the proportion of medical concept spans correctly transcribed.</w:t>
+        <w:jc w:val="left"/>
+        <w:rPr>
+          <w:rFonts w:ascii="Calibri" w:hAnsi="Calibri"/>
+        </w:rPr>
+      </w:pPr>
+      <w:r>
+        <w:rPr>
+          <w:rFonts w:eastAsia="Arial, sans-serif" w:cs="Arial, sans-serif" w:ascii="Calibri" w:hAnsi="Calibri"/>
+          <w:b w:val="false"/>
+          <w:bCs w:val="false"/>
+          <w:i w:val="false"/>
+          <w:iCs w:val="false"/>
+          <w:strike w:val="false"/>
+          <w:dstrike w:val="false"/>
+          <w:sz w:val="24"/>
+          <w:szCs w:val="24"/>
+          <w:u w:val="none"/>
+        </w:rPr>
+        <w:t>To assess clinical relevance beyond aggregate WER, we measured the accuracy of medical terminology transcription using the Unified Medical Language System (UMLS). For each reference transcript, we identified all medical concept spans using QuickUMLS [15] (medspacy fork, threshold 0.8) against the UMLS 2025AB Metathesaurus, restricted to English and to clinically relevant semantic types (drugs, conditions, symptoms, findings, procedures, anatomy, and lab results). QuickUMLS performs approximate string matching against the full UMLS vocabulary and returns both single-word terms (e.g., "hypertension") and multi-word phrases (e.g., "chest pain", "past medical history") with their character-level positions. Common English words that coincidentally match UMLS abbreviations or eponyms were excluded via a curated stopword list (e.g., "said" matches Simian AIDS, "still" matches Still's Disease). We then aligned each model's hypothesis to the reference using jiwer (which uses the rapidfuzz library for efficient Levenshtein alignment) and determined which reference word positions contained errors. A medical concept span was scored as an error if any word within the span was incorrectly transcribed. Clinical term recall was computed per model as the proportion of medical concept spans correctly transcribed.</w:t>
       </w:r>
     </w:p>
     <w:p>
@@ -1805,7 +2141,7 @@
     <w:p>
       <w:pPr>
         <w:pStyle w:val="Normal"/>
-        <w:jc w:val="start"/>
+        <w:jc w:val="left"/>
         <w:rPr>
           <w:rFonts w:ascii="Calibri" w:hAnsi="Calibri"/>
         </w:rPr>
@@ -1874,59 +2210,27 @@
           <w:sz w:val="24"/>
           <w:szCs w:val="24"/>
         </w:rPr>
-        <w:t xml:space="preserve">Table 1. Word </w:t>
-      </w:r>
-      <w:r>
-        <w:rPr>
-          <w:rFonts w:ascii="Calibri" w:hAnsi="Calibri"/>
-          <w:sz w:val="24"/>
-          <w:szCs w:val="24"/>
-        </w:rPr>
-        <w:t>Error Rate</w:t>
-      </w:r>
-      <w:r>
-        <w:rPr>
-          <w:rFonts w:ascii="Calibri" w:hAnsi="Calibri"/>
-          <w:sz w:val="24"/>
-          <w:szCs w:val="24"/>
-        </w:rPr>
-        <w:t xml:space="preserve"> (%) </w:t>
-      </w:r>
-      <w:r>
-        <w:rPr>
-          <w:rFonts w:ascii="Calibri" w:hAnsi="Calibri"/>
-          <w:sz w:val="24"/>
-          <w:szCs w:val="24"/>
-        </w:rPr>
-        <w:t>Across Three Clinical Conversation Datasets</w:t>
-      </w:r>
-      <w:r>
-        <w:rPr>
-          <w:rFonts w:ascii="Calibri" w:hAnsi="Calibri"/>
-          <w:sz w:val="24"/>
-          <w:szCs w:val="24"/>
-        </w:rPr>
-        <w:t xml:space="preserve">. </w:t>
+        <w:t xml:space="preserve">Table 1. Word Error Rate (%) Across Three Clinical Conversation Datasets. </w:t>
       </w:r>
     </w:p>
     <w:tbl>
       <w:tblPr>
         <w:tblW w:w="9300" w:type="dxa"/>
-        <w:jc w:val="start"/>
+        <w:jc w:val="left"/>
         <w:tblInd w:w="0" w:type="dxa"/>
         <w:tblLayout w:type="fixed"/>
         <w:tblCellMar>
           <w:top w:w="0" w:type="dxa"/>
-          <w:start w:w="30" w:type="dxa"/>
+          <w:left w:w="30" w:type="dxa"/>
           <w:bottom w:w="0" w:type="dxa"/>
-          <w:end w:w="30" w:type="dxa"/>
+          <w:right w:w="30" w:type="dxa"/>
         </w:tblCellMar>
       </w:tblPr>
       <w:tblGrid>
         <w:gridCol w:w="2760"/>
         <w:gridCol w:w="1500"/>
-        <w:gridCol w:w="1440"/>
-        <w:gridCol w:w="1800"/>
+        <w:gridCol w:w="1439"/>
+        <w:gridCol w:w="1801"/>
         <w:gridCol w:w="1800"/>
       </w:tblGrid>
       <w:tr>
@@ -1945,7 +2249,7 @@
               <w:tabs>
                 <w:tab w:val="clear" w:pos="720"/>
               </w:tabs>
-              <w:jc w:val="start"/>
+              <w:jc w:val="left"/>
               <w:rPr>
                 <w:rFonts w:ascii="Calibri" w:hAnsi="Calibri"/>
                 <w:b/>
@@ -1978,7 +2282,7 @@
               <w:tabs>
                 <w:tab w:val="clear" w:pos="720"/>
               </w:tabs>
-              <w:jc w:val="start"/>
+              <w:jc w:val="left"/>
               <w:rPr>
                 <w:rFonts w:ascii="Calibri" w:hAnsi="Calibri"/>
                 <w:b/>
@@ -2001,17 +2305,17 @@
         </w:tc>
         <w:tc>
           <w:tcPr>
-            <w:tcW w:w="1440" w:type="dxa"/>
-            <w:tcBorders/>
-            <w:vAlign w:val="bottom"/>
-          </w:tcPr>
-          <w:p>
-            <w:pPr>
-              <w:pStyle w:val="Normal"/>
-              <w:tabs>
-                <w:tab w:val="clear" w:pos="720"/>
-              </w:tabs>
-              <w:jc w:val="start"/>
+            <w:tcW w:w="1439" w:type="dxa"/>
+            <w:tcBorders/>
+            <w:vAlign w:val="bottom"/>
+          </w:tcPr>
+          <w:p>
+            <w:pPr>
+              <w:pStyle w:val="Normal"/>
+              <w:tabs>
+                <w:tab w:val="clear" w:pos="720"/>
+              </w:tabs>
+              <w:jc w:val="left"/>
               <w:rPr>
                 <w:rFonts w:ascii="Calibri" w:hAnsi="Calibri"/>
                 <w:b/>
@@ -2034,17 +2338,17 @@
         </w:tc>
         <w:tc>
           <w:tcPr>
-            <w:tcW w:w="1800" w:type="dxa"/>
-            <w:tcBorders/>
-            <w:vAlign w:val="bottom"/>
-          </w:tcPr>
-          <w:p>
-            <w:pPr>
-              <w:pStyle w:val="Normal"/>
-              <w:tabs>
-                <w:tab w:val="clear" w:pos="720"/>
-              </w:tabs>
-              <w:jc w:val="start"/>
+            <w:tcW w:w="1801" w:type="dxa"/>
+            <w:tcBorders/>
+            <w:vAlign w:val="bottom"/>
+          </w:tcPr>
+          <w:p>
+            <w:pPr>
+              <w:pStyle w:val="Normal"/>
+              <w:tabs>
+                <w:tab w:val="clear" w:pos="720"/>
+              </w:tabs>
+              <w:jc w:val="left"/>
               <w:rPr>
                 <w:rFonts w:ascii="Calibri" w:hAnsi="Calibri"/>
                 <w:b/>
@@ -2077,7 +2381,7 @@
               <w:tabs>
                 <w:tab w:val="clear" w:pos="720"/>
               </w:tabs>
-              <w:jc w:val="start"/>
+              <w:jc w:val="left"/>
               <w:rPr>
                 <w:rFonts w:ascii="Calibri" w:hAnsi="Calibri"/>
                 <w:b/>
@@ -2115,7 +2419,7 @@
               <w:tabs>
                 <w:tab w:val="clear" w:pos="720"/>
               </w:tabs>
-              <w:jc w:val="start"/>
+              <w:jc w:val="left"/>
               <w:rPr>
                 <w:rFonts w:ascii="Calibri" w:hAnsi="Calibri"/>
                 <w:sz w:val="22"/>
@@ -2144,7 +2448,7 @@
               <w:tabs>
                 <w:tab w:val="clear" w:pos="720"/>
               </w:tabs>
-              <w:jc w:val="start"/>
+              <w:jc w:val="left"/>
               <w:rPr>
                 <w:rFonts w:ascii="Calibri" w:hAnsi="Calibri"/>
                 <w:sz w:val="22"/>
@@ -2163,17 +2467,17 @@
         </w:tc>
         <w:tc>
           <w:tcPr>
-            <w:tcW w:w="1440" w:type="dxa"/>
-            <w:tcBorders/>
-            <w:vAlign w:val="bottom"/>
-          </w:tcPr>
-          <w:p>
-            <w:pPr>
-              <w:pStyle w:val="Normal"/>
-              <w:tabs>
-                <w:tab w:val="clear" w:pos="720"/>
-              </w:tabs>
-              <w:jc w:val="end"/>
+            <w:tcW w:w="1439" w:type="dxa"/>
+            <w:tcBorders/>
+            <w:vAlign w:val="bottom"/>
+          </w:tcPr>
+          <w:p>
+            <w:pPr>
+              <w:pStyle w:val="Normal"/>
+              <w:tabs>
+                <w:tab w:val="clear" w:pos="720"/>
+              </w:tabs>
+              <w:jc w:val="right"/>
               <w:rPr>
                 <w:rFonts w:ascii="Calibri" w:hAnsi="Calibri"/>
                 <w:b/>
@@ -2196,6 +2500,35 @@
         </w:tc>
         <w:tc>
           <w:tcPr>
+            <w:tcW w:w="1801" w:type="dxa"/>
+            <w:tcBorders/>
+            <w:vAlign w:val="bottom"/>
+          </w:tcPr>
+          <w:p>
+            <w:pPr>
+              <w:pStyle w:val="Normal"/>
+              <w:tabs>
+                <w:tab w:val="clear" w:pos="720"/>
+              </w:tabs>
+              <w:jc w:val="right"/>
+              <w:rPr>
+                <w:rFonts w:ascii="Calibri" w:hAnsi="Calibri"/>
+                <w:sz w:val="22"/>
+                <w:szCs w:val="22"/>
+              </w:rPr>
+            </w:pPr>
+            <w:r>
+              <w:rPr>
+                <w:rFonts w:ascii="Calibri" w:hAnsi="Calibri"/>
+                <w:sz w:val="22"/>
+                <w:szCs w:val="22"/>
+              </w:rPr>
+              <w:t>14.19</w:t>
+            </w:r>
+          </w:p>
+        </w:tc>
+        <w:tc>
+          <w:tcPr>
             <w:tcW w:w="1800" w:type="dxa"/>
             <w:tcBorders/>
             <w:vAlign w:val="bottom"/>
@@ -2206,36 +2539,7 @@
               <w:tabs>
                 <w:tab w:val="clear" w:pos="720"/>
               </w:tabs>
-              <w:jc w:val="end"/>
-              <w:rPr>
-                <w:rFonts w:ascii="Calibri" w:hAnsi="Calibri"/>
-                <w:sz w:val="22"/>
-                <w:szCs w:val="22"/>
-              </w:rPr>
-            </w:pPr>
-            <w:r>
-              <w:rPr>
-                <w:rFonts w:ascii="Calibri" w:hAnsi="Calibri"/>
-                <w:sz w:val="22"/>
-                <w:szCs w:val="22"/>
-              </w:rPr>
-              <w:t>14.19</w:t>
-            </w:r>
-          </w:p>
-        </w:tc>
-        <w:tc>
-          <w:tcPr>
-            <w:tcW w:w="1800" w:type="dxa"/>
-            <w:tcBorders/>
-            <w:vAlign w:val="bottom"/>
-          </w:tcPr>
-          <w:p>
-            <w:pPr>
-              <w:pStyle w:val="Normal"/>
-              <w:tabs>
-                <w:tab w:val="clear" w:pos="720"/>
-              </w:tabs>
-              <w:jc w:val="end"/>
+              <w:jc w:val="right"/>
               <w:rPr>
                 <w:rFonts w:ascii="Calibri" w:hAnsi="Calibri"/>
                 <w:sz w:val="22"/>
@@ -2269,7 +2573,7 @@
               <w:tabs>
                 <w:tab w:val="clear" w:pos="720"/>
               </w:tabs>
-              <w:jc w:val="start"/>
+              <w:jc w:val="left"/>
               <w:rPr>
                 <w:rFonts w:ascii="Calibri" w:hAnsi="Calibri"/>
                 <w:sz w:val="22"/>
@@ -2298,7 +2602,7 @@
               <w:tabs>
                 <w:tab w:val="clear" w:pos="720"/>
               </w:tabs>
-              <w:jc w:val="start"/>
+              <w:jc w:val="left"/>
               <w:rPr>
                 <w:rFonts w:ascii="Calibri" w:hAnsi="Calibri"/>
                 <w:sz w:val="22"/>
@@ -2317,17 +2621,17 @@
         </w:tc>
         <w:tc>
           <w:tcPr>
-            <w:tcW w:w="1440" w:type="dxa"/>
-            <w:tcBorders/>
-            <w:vAlign w:val="bottom"/>
-          </w:tcPr>
-          <w:p>
-            <w:pPr>
-              <w:pStyle w:val="Normal"/>
-              <w:tabs>
-                <w:tab w:val="clear" w:pos="720"/>
-              </w:tabs>
-              <w:jc w:val="end"/>
+            <w:tcW w:w="1439" w:type="dxa"/>
+            <w:tcBorders/>
+            <w:vAlign w:val="bottom"/>
+          </w:tcPr>
+          <w:p>
+            <w:pPr>
+              <w:pStyle w:val="Normal"/>
+              <w:tabs>
+                <w:tab w:val="clear" w:pos="720"/>
+              </w:tabs>
+              <w:jc w:val="right"/>
               <w:rPr>
                 <w:rFonts w:ascii="Calibri" w:hAnsi="Calibri"/>
                 <w:sz w:val="22"/>
@@ -2346,6 +2650,35 @@
         </w:tc>
         <w:tc>
           <w:tcPr>
+            <w:tcW w:w="1801" w:type="dxa"/>
+            <w:tcBorders/>
+            <w:vAlign w:val="bottom"/>
+          </w:tcPr>
+          <w:p>
+            <w:pPr>
+              <w:pStyle w:val="Normal"/>
+              <w:tabs>
+                <w:tab w:val="clear" w:pos="720"/>
+              </w:tabs>
+              <w:jc w:val="right"/>
+              <w:rPr>
+                <w:rFonts w:ascii="Calibri" w:hAnsi="Calibri"/>
+                <w:sz w:val="22"/>
+                <w:szCs w:val="22"/>
+              </w:rPr>
+            </w:pPr>
+            <w:r>
+              <w:rPr>
+                <w:rFonts w:ascii="Calibri" w:hAnsi="Calibri"/>
+                <w:sz w:val="22"/>
+                <w:szCs w:val="22"/>
+              </w:rPr>
+              <w:t>15.53</w:t>
+            </w:r>
+          </w:p>
+        </w:tc>
+        <w:tc>
+          <w:tcPr>
             <w:tcW w:w="1800" w:type="dxa"/>
             <w:tcBorders/>
             <w:vAlign w:val="bottom"/>
@@ -2356,36 +2689,7 @@
               <w:tabs>
                 <w:tab w:val="clear" w:pos="720"/>
               </w:tabs>
-              <w:jc w:val="end"/>
-              <w:rPr>
-                <w:rFonts w:ascii="Calibri" w:hAnsi="Calibri"/>
-                <w:sz w:val="22"/>
-                <w:szCs w:val="22"/>
-              </w:rPr>
-            </w:pPr>
-            <w:r>
-              <w:rPr>
-                <w:rFonts w:ascii="Calibri" w:hAnsi="Calibri"/>
-                <w:sz w:val="22"/>
-                <w:szCs w:val="22"/>
-              </w:rPr>
-              <w:t>15.53</w:t>
-            </w:r>
-          </w:p>
-        </w:tc>
-        <w:tc>
-          <w:tcPr>
-            <w:tcW w:w="1800" w:type="dxa"/>
-            <w:tcBorders/>
-            <w:vAlign w:val="bottom"/>
-          </w:tcPr>
-          <w:p>
-            <w:pPr>
-              <w:pStyle w:val="Normal"/>
-              <w:tabs>
-                <w:tab w:val="clear" w:pos="720"/>
-              </w:tabs>
-              <w:jc w:val="end"/>
+              <w:jc w:val="right"/>
               <w:rPr>
                 <w:rFonts w:ascii="Calibri" w:hAnsi="Calibri"/>
                 <w:sz w:val="22"/>
@@ -2419,7 +2723,7 @@
               <w:tabs>
                 <w:tab w:val="clear" w:pos="720"/>
               </w:tabs>
-              <w:jc w:val="start"/>
+              <w:jc w:val="left"/>
               <w:rPr>
                 <w:rFonts w:ascii="Calibri" w:hAnsi="Calibri"/>
                 <w:sz w:val="22"/>
@@ -2448,7 +2752,7 @@
               <w:tabs>
                 <w:tab w:val="clear" w:pos="720"/>
               </w:tabs>
-              <w:jc w:val="start"/>
+              <w:jc w:val="left"/>
               <w:rPr>
                 <w:rFonts w:ascii="Calibri" w:hAnsi="Calibri"/>
                 <w:sz w:val="22"/>
@@ -2467,17 +2771,17 @@
         </w:tc>
         <w:tc>
           <w:tcPr>
-            <w:tcW w:w="1440" w:type="dxa"/>
-            <w:tcBorders/>
-            <w:vAlign w:val="bottom"/>
-          </w:tcPr>
-          <w:p>
-            <w:pPr>
-              <w:pStyle w:val="Normal"/>
-              <w:tabs>
-                <w:tab w:val="clear" w:pos="720"/>
-              </w:tabs>
-              <w:jc w:val="end"/>
+            <w:tcW w:w="1439" w:type="dxa"/>
+            <w:tcBorders/>
+            <w:vAlign w:val="bottom"/>
+          </w:tcPr>
+          <w:p>
+            <w:pPr>
+              <w:pStyle w:val="Normal"/>
+              <w:tabs>
+                <w:tab w:val="clear" w:pos="720"/>
+              </w:tabs>
+              <w:jc w:val="right"/>
               <w:rPr>
                 <w:rFonts w:ascii="Calibri" w:hAnsi="Calibri"/>
                 <w:sz w:val="22"/>
@@ -2496,6 +2800,35 @@
         </w:tc>
         <w:tc>
           <w:tcPr>
+            <w:tcW w:w="1801" w:type="dxa"/>
+            <w:tcBorders/>
+            <w:vAlign w:val="bottom"/>
+          </w:tcPr>
+          <w:p>
+            <w:pPr>
+              <w:pStyle w:val="Normal"/>
+              <w:tabs>
+                <w:tab w:val="clear" w:pos="720"/>
+              </w:tabs>
+              <w:jc w:val="right"/>
+              <w:rPr>
+                <w:rFonts w:ascii="Calibri" w:hAnsi="Calibri"/>
+                <w:sz w:val="22"/>
+                <w:szCs w:val="22"/>
+              </w:rPr>
+            </w:pPr>
+            <w:r>
+              <w:rPr>
+                <w:rFonts w:ascii="Calibri" w:hAnsi="Calibri"/>
+                <w:sz w:val="22"/>
+                <w:szCs w:val="22"/>
+              </w:rPr>
+              <w:t>20.27</w:t>
+            </w:r>
+          </w:p>
+        </w:tc>
+        <w:tc>
+          <w:tcPr>
             <w:tcW w:w="1800" w:type="dxa"/>
             <w:tcBorders/>
             <w:vAlign w:val="bottom"/>
@@ -2506,36 +2839,7 @@
               <w:tabs>
                 <w:tab w:val="clear" w:pos="720"/>
               </w:tabs>
-              <w:jc w:val="end"/>
-              <w:rPr>
-                <w:rFonts w:ascii="Calibri" w:hAnsi="Calibri"/>
-                <w:sz w:val="22"/>
-                <w:szCs w:val="22"/>
-              </w:rPr>
-            </w:pPr>
-            <w:r>
-              <w:rPr>
-                <w:rFonts w:ascii="Calibri" w:hAnsi="Calibri"/>
-                <w:sz w:val="22"/>
-                <w:szCs w:val="22"/>
-              </w:rPr>
-              <w:t>20.27</w:t>
-            </w:r>
-          </w:p>
-        </w:tc>
-        <w:tc>
-          <w:tcPr>
-            <w:tcW w:w="1800" w:type="dxa"/>
-            <w:tcBorders/>
-            <w:vAlign w:val="bottom"/>
-          </w:tcPr>
-          <w:p>
-            <w:pPr>
-              <w:pStyle w:val="Normal"/>
-              <w:tabs>
-                <w:tab w:val="clear" w:pos="720"/>
-              </w:tabs>
-              <w:jc w:val="end"/>
+              <w:jc w:val="right"/>
               <w:rPr>
                 <w:rFonts w:ascii="Calibri" w:hAnsi="Calibri"/>
                 <w:sz w:val="22"/>
@@ -2569,7 +2873,7 @@
               <w:tabs>
                 <w:tab w:val="clear" w:pos="720"/>
               </w:tabs>
-              <w:jc w:val="start"/>
+              <w:jc w:val="left"/>
               <w:rPr>
                 <w:rFonts w:ascii="Calibri" w:hAnsi="Calibri"/>
                 <w:sz w:val="22"/>
@@ -2598,7 +2902,7 @@
               <w:tabs>
                 <w:tab w:val="clear" w:pos="720"/>
               </w:tabs>
-              <w:jc w:val="start"/>
+              <w:jc w:val="left"/>
               <w:rPr>
                 <w:rFonts w:ascii="Calibri" w:hAnsi="Calibri"/>
                 <w:sz w:val="22"/>
@@ -2617,17 +2921,17 @@
         </w:tc>
         <w:tc>
           <w:tcPr>
-            <w:tcW w:w="1440" w:type="dxa"/>
-            <w:tcBorders/>
-            <w:vAlign w:val="bottom"/>
-          </w:tcPr>
-          <w:p>
-            <w:pPr>
-              <w:pStyle w:val="Normal"/>
-              <w:tabs>
-                <w:tab w:val="clear" w:pos="720"/>
-              </w:tabs>
-              <w:jc w:val="end"/>
+            <w:tcW w:w="1439" w:type="dxa"/>
+            <w:tcBorders/>
+            <w:vAlign w:val="bottom"/>
+          </w:tcPr>
+          <w:p>
+            <w:pPr>
+              <w:pStyle w:val="Normal"/>
+              <w:tabs>
+                <w:tab w:val="clear" w:pos="720"/>
+              </w:tabs>
+              <w:jc w:val="right"/>
               <w:rPr>
                 <w:rFonts w:ascii="Calibri" w:hAnsi="Calibri"/>
                 <w:sz w:val="22"/>
@@ -2646,6 +2950,35 @@
         </w:tc>
         <w:tc>
           <w:tcPr>
+            <w:tcW w:w="1801" w:type="dxa"/>
+            <w:tcBorders/>
+            <w:vAlign w:val="bottom"/>
+          </w:tcPr>
+          <w:p>
+            <w:pPr>
+              <w:pStyle w:val="Normal"/>
+              <w:tabs>
+                <w:tab w:val="clear" w:pos="720"/>
+              </w:tabs>
+              <w:jc w:val="right"/>
+              <w:rPr>
+                <w:rFonts w:ascii="Calibri" w:hAnsi="Calibri"/>
+                <w:sz w:val="22"/>
+                <w:szCs w:val="22"/>
+              </w:rPr>
+            </w:pPr>
+            <w:r>
+              <w:rPr>
+                <w:rFonts w:ascii="Calibri" w:hAnsi="Calibri"/>
+                <w:sz w:val="22"/>
+                <w:szCs w:val="22"/>
+              </w:rPr>
+              <w:t>14.74</w:t>
+            </w:r>
+          </w:p>
+        </w:tc>
+        <w:tc>
+          <w:tcPr>
             <w:tcW w:w="1800" w:type="dxa"/>
             <w:tcBorders/>
             <w:vAlign w:val="bottom"/>
@@ -2656,36 +2989,7 @@
               <w:tabs>
                 <w:tab w:val="clear" w:pos="720"/>
               </w:tabs>
-              <w:jc w:val="end"/>
-              <w:rPr>
-                <w:rFonts w:ascii="Calibri" w:hAnsi="Calibri"/>
-                <w:sz w:val="22"/>
-                <w:szCs w:val="22"/>
-              </w:rPr>
-            </w:pPr>
-            <w:r>
-              <w:rPr>
-                <w:rFonts w:ascii="Calibri" w:hAnsi="Calibri"/>
-                <w:sz w:val="22"/>
-                <w:szCs w:val="22"/>
-              </w:rPr>
-              <w:t>14.74</w:t>
-            </w:r>
-          </w:p>
-        </w:tc>
-        <w:tc>
-          <w:tcPr>
-            <w:tcW w:w="1800" w:type="dxa"/>
-            <w:tcBorders/>
-            <w:vAlign w:val="bottom"/>
-          </w:tcPr>
-          <w:p>
-            <w:pPr>
-              <w:pStyle w:val="Normal"/>
-              <w:tabs>
-                <w:tab w:val="clear" w:pos="720"/>
-              </w:tabs>
-              <w:jc w:val="end"/>
+              <w:jc w:val="right"/>
               <w:rPr>
                 <w:rFonts w:ascii="Calibri" w:hAnsi="Calibri"/>
                 <w:sz w:val="22"/>
@@ -2719,7 +3023,7 @@
               <w:tabs>
                 <w:tab w:val="clear" w:pos="720"/>
               </w:tabs>
-              <w:jc w:val="start"/>
+              <w:jc w:val="left"/>
               <w:rPr>
                 <w:rFonts w:ascii="Calibri" w:hAnsi="Calibri"/>
                 <w:sz w:val="22"/>
@@ -2748,7 +3052,7 @@
               <w:tabs>
                 <w:tab w:val="clear" w:pos="720"/>
               </w:tabs>
-              <w:jc w:val="start"/>
+              <w:jc w:val="left"/>
               <w:rPr>
                 <w:rFonts w:ascii="Calibri" w:hAnsi="Calibri"/>
                 <w:sz w:val="22"/>
@@ -2767,17 +3071,17 @@
         </w:tc>
         <w:tc>
           <w:tcPr>
-            <w:tcW w:w="1440" w:type="dxa"/>
-            <w:tcBorders/>
-            <w:vAlign w:val="bottom"/>
-          </w:tcPr>
-          <w:p>
-            <w:pPr>
-              <w:pStyle w:val="Normal"/>
-              <w:tabs>
-                <w:tab w:val="clear" w:pos="720"/>
-              </w:tabs>
-              <w:jc w:val="end"/>
+            <w:tcW w:w="1439" w:type="dxa"/>
+            <w:tcBorders/>
+            <w:vAlign w:val="bottom"/>
+          </w:tcPr>
+          <w:p>
+            <w:pPr>
+              <w:pStyle w:val="Normal"/>
+              <w:tabs>
+                <w:tab w:val="clear" w:pos="720"/>
+              </w:tabs>
+              <w:jc w:val="right"/>
               <w:rPr>
                 <w:rFonts w:ascii="Calibri" w:hAnsi="Calibri"/>
                 <w:sz w:val="22"/>
@@ -2796,17 +3100,17 @@
         </w:tc>
         <w:tc>
           <w:tcPr>
-            <w:tcW w:w="1800" w:type="dxa"/>
-            <w:tcBorders/>
-            <w:vAlign w:val="bottom"/>
-          </w:tcPr>
-          <w:p>
-            <w:pPr>
-              <w:pStyle w:val="Normal"/>
-              <w:tabs>
-                <w:tab w:val="clear" w:pos="720"/>
-              </w:tabs>
-              <w:jc w:val="end"/>
+            <w:tcW w:w="1801" w:type="dxa"/>
+            <w:tcBorders/>
+            <w:vAlign w:val="bottom"/>
+          </w:tcPr>
+          <w:p>
+            <w:pPr>
+              <w:pStyle w:val="Normal"/>
+              <w:tabs>
+                <w:tab w:val="clear" w:pos="720"/>
+              </w:tabs>
+              <w:jc w:val="right"/>
               <w:rPr>
                 <w:rFonts w:ascii="Calibri" w:hAnsi="Calibri"/>
                 <w:b/>
@@ -2839,7 +3143,7 @@
               <w:tabs>
                 <w:tab w:val="clear" w:pos="720"/>
               </w:tabs>
-              <w:jc w:val="end"/>
+              <w:jc w:val="right"/>
               <w:rPr>
                 <w:rFonts w:ascii="Calibri" w:hAnsi="Calibri"/>
                 <w:b/>
@@ -2877,7 +3181,7 @@
               <w:tabs>
                 <w:tab w:val="clear" w:pos="720"/>
               </w:tabs>
-              <w:jc w:val="start"/>
+              <w:jc w:val="left"/>
               <w:rPr>
                 <w:rFonts w:ascii="Calibri" w:hAnsi="Calibri"/>
                 <w:sz w:val="22"/>
@@ -2906,7 +3210,7 @@
               <w:tabs>
                 <w:tab w:val="clear" w:pos="720"/>
               </w:tabs>
-              <w:jc w:val="start"/>
+              <w:jc w:val="left"/>
               <w:rPr>
                 <w:rFonts w:ascii="Calibri" w:hAnsi="Calibri"/>
                 <w:sz w:val="22"/>
@@ -2925,17 +3229,17 @@
         </w:tc>
         <w:tc>
           <w:tcPr>
-            <w:tcW w:w="1440" w:type="dxa"/>
-            <w:tcBorders/>
-            <w:vAlign w:val="bottom"/>
-          </w:tcPr>
-          <w:p>
-            <w:pPr>
-              <w:pStyle w:val="Normal"/>
-              <w:tabs>
-                <w:tab w:val="clear" w:pos="720"/>
-              </w:tabs>
-              <w:jc w:val="end"/>
+            <w:tcW w:w="1439" w:type="dxa"/>
+            <w:tcBorders/>
+            <w:vAlign w:val="bottom"/>
+          </w:tcPr>
+          <w:p>
+            <w:pPr>
+              <w:pStyle w:val="Normal"/>
+              <w:tabs>
+                <w:tab w:val="clear" w:pos="720"/>
+              </w:tabs>
+              <w:jc w:val="right"/>
               <w:rPr>
                 <w:rFonts w:ascii="Calibri" w:hAnsi="Calibri"/>
                 <w:sz w:val="22"/>
@@ -2954,6 +3258,35 @@
         </w:tc>
         <w:tc>
           <w:tcPr>
+            <w:tcW w:w="1801" w:type="dxa"/>
+            <w:tcBorders/>
+            <w:vAlign w:val="bottom"/>
+          </w:tcPr>
+          <w:p>
+            <w:pPr>
+              <w:pStyle w:val="Normal"/>
+              <w:tabs>
+                <w:tab w:val="clear" w:pos="720"/>
+              </w:tabs>
+              <w:jc w:val="right"/>
+              <w:rPr>
+                <w:rFonts w:ascii="Calibri" w:hAnsi="Calibri"/>
+                <w:sz w:val="22"/>
+                <w:szCs w:val="22"/>
+              </w:rPr>
+            </w:pPr>
+            <w:r>
+              <w:rPr>
+                <w:rFonts w:ascii="Calibri" w:hAnsi="Calibri"/>
+                <w:sz w:val="22"/>
+                <w:szCs w:val="22"/>
+              </w:rPr>
+              <w:t>19.95</w:t>
+            </w:r>
+          </w:p>
+        </w:tc>
+        <w:tc>
+          <w:tcPr>
             <w:tcW w:w="1800" w:type="dxa"/>
             <w:tcBorders/>
             <w:vAlign w:val="bottom"/>
@@ -2964,36 +3297,7 @@
               <w:tabs>
                 <w:tab w:val="clear" w:pos="720"/>
               </w:tabs>
-              <w:jc w:val="end"/>
-              <w:rPr>
-                <w:rFonts w:ascii="Calibri" w:hAnsi="Calibri"/>
-                <w:sz w:val="22"/>
-                <w:szCs w:val="22"/>
-              </w:rPr>
-            </w:pPr>
-            <w:r>
-              <w:rPr>
-                <w:rFonts w:ascii="Calibri" w:hAnsi="Calibri"/>
-                <w:sz w:val="22"/>
-                <w:szCs w:val="22"/>
-              </w:rPr>
-              <w:t>19.95</w:t>
-            </w:r>
-          </w:p>
-        </w:tc>
-        <w:tc>
-          <w:tcPr>
-            <w:tcW w:w="1800" w:type="dxa"/>
-            <w:tcBorders/>
-            <w:vAlign w:val="bottom"/>
-          </w:tcPr>
-          <w:p>
-            <w:pPr>
-              <w:pStyle w:val="Normal"/>
-              <w:tabs>
-                <w:tab w:val="clear" w:pos="720"/>
-              </w:tabs>
-              <w:jc w:val="end"/>
+              <w:jc w:val="right"/>
               <w:rPr>
                 <w:rFonts w:ascii="Calibri" w:hAnsi="Calibri"/>
                 <w:sz w:val="22"/>
@@ -3027,7 +3331,7 @@
               <w:tabs>
                 <w:tab w:val="clear" w:pos="720"/>
               </w:tabs>
-              <w:jc w:val="start"/>
+              <w:jc w:val="left"/>
               <w:rPr>
                 <w:rFonts w:ascii="Calibri" w:hAnsi="Calibri"/>
                 <w:sz w:val="22"/>
@@ -3056,7 +3360,7 @@
               <w:tabs>
                 <w:tab w:val="clear" w:pos="720"/>
               </w:tabs>
-              <w:jc w:val="start"/>
+              <w:jc w:val="left"/>
               <w:rPr>
                 <w:rFonts w:ascii="Calibri" w:hAnsi="Calibri"/>
                 <w:sz w:val="22"/>
@@ -3075,17 +3379,17 @@
         </w:tc>
         <w:tc>
           <w:tcPr>
-            <w:tcW w:w="1440" w:type="dxa"/>
-            <w:tcBorders/>
-            <w:vAlign w:val="bottom"/>
-          </w:tcPr>
-          <w:p>
-            <w:pPr>
-              <w:pStyle w:val="Normal"/>
-              <w:tabs>
-                <w:tab w:val="clear" w:pos="720"/>
-              </w:tabs>
-              <w:jc w:val="end"/>
+            <w:tcW w:w="1439" w:type="dxa"/>
+            <w:tcBorders/>
+            <w:vAlign w:val="bottom"/>
+          </w:tcPr>
+          <w:p>
+            <w:pPr>
+              <w:pStyle w:val="Normal"/>
+              <w:tabs>
+                <w:tab w:val="clear" w:pos="720"/>
+              </w:tabs>
+              <w:jc w:val="right"/>
               <w:rPr>
                 <w:rFonts w:ascii="Calibri" w:hAnsi="Calibri"/>
                 <w:sz w:val="22"/>
@@ -3104,6 +3408,35 @@
         </w:tc>
         <w:tc>
           <w:tcPr>
+            <w:tcW w:w="1801" w:type="dxa"/>
+            <w:tcBorders/>
+            <w:vAlign w:val="bottom"/>
+          </w:tcPr>
+          <w:p>
+            <w:pPr>
+              <w:pStyle w:val="Normal"/>
+              <w:tabs>
+                <w:tab w:val="clear" w:pos="720"/>
+              </w:tabs>
+              <w:jc w:val="right"/>
+              <w:rPr>
+                <w:rFonts w:ascii="Calibri" w:hAnsi="Calibri"/>
+                <w:sz w:val="22"/>
+                <w:szCs w:val="22"/>
+              </w:rPr>
+            </w:pPr>
+            <w:r>
+              <w:rPr>
+                <w:rFonts w:ascii="Calibri" w:hAnsi="Calibri"/>
+                <w:sz w:val="22"/>
+                <w:szCs w:val="22"/>
+              </w:rPr>
+              <w:t>21.01</w:t>
+            </w:r>
+          </w:p>
+        </w:tc>
+        <w:tc>
+          <w:tcPr>
             <w:tcW w:w="1800" w:type="dxa"/>
             <w:tcBorders/>
             <w:vAlign w:val="bottom"/>
@@ -3114,36 +3447,7 @@
               <w:tabs>
                 <w:tab w:val="clear" w:pos="720"/>
               </w:tabs>
-              <w:jc w:val="end"/>
-              <w:rPr>
-                <w:rFonts w:ascii="Calibri" w:hAnsi="Calibri"/>
-                <w:sz w:val="22"/>
-                <w:szCs w:val="22"/>
-              </w:rPr>
-            </w:pPr>
-            <w:r>
-              <w:rPr>
-                <w:rFonts w:ascii="Calibri" w:hAnsi="Calibri"/>
-                <w:sz w:val="22"/>
-                <w:szCs w:val="22"/>
-              </w:rPr>
-              <w:t>21.01</w:t>
-            </w:r>
-          </w:p>
-        </w:tc>
-        <w:tc>
-          <w:tcPr>
-            <w:tcW w:w="1800" w:type="dxa"/>
-            <w:tcBorders/>
-            <w:vAlign w:val="bottom"/>
-          </w:tcPr>
-          <w:p>
-            <w:pPr>
-              <w:pStyle w:val="Normal"/>
-              <w:tabs>
-                <w:tab w:val="clear" w:pos="720"/>
-              </w:tabs>
-              <w:jc w:val="end"/>
+              <w:jc w:val="right"/>
               <w:rPr>
                 <w:rFonts w:ascii="Calibri" w:hAnsi="Calibri"/>
                 <w:sz w:val="22"/>
@@ -3177,7 +3481,7 @@
               <w:tabs>
                 <w:tab w:val="clear" w:pos="720"/>
               </w:tabs>
-              <w:jc w:val="start"/>
+              <w:jc w:val="left"/>
               <w:rPr>
                 <w:rFonts w:ascii="Calibri" w:hAnsi="Calibri"/>
                 <w:sz w:val="22"/>
@@ -3206,7 +3510,7 @@
               <w:tabs>
                 <w:tab w:val="clear" w:pos="720"/>
               </w:tabs>
-              <w:jc w:val="start"/>
+              <w:jc w:val="left"/>
               <w:rPr>
                 <w:rFonts w:ascii="Calibri" w:hAnsi="Calibri"/>
                 <w:sz w:val="22"/>
@@ -3225,17 +3529,17 @@
         </w:tc>
         <w:tc>
           <w:tcPr>
-            <w:tcW w:w="1440" w:type="dxa"/>
-            <w:tcBorders/>
-            <w:vAlign w:val="bottom"/>
-          </w:tcPr>
-          <w:p>
-            <w:pPr>
-              <w:pStyle w:val="Normal"/>
-              <w:tabs>
-                <w:tab w:val="clear" w:pos="720"/>
-              </w:tabs>
-              <w:jc w:val="end"/>
+            <w:tcW w:w="1439" w:type="dxa"/>
+            <w:tcBorders/>
+            <w:vAlign w:val="bottom"/>
+          </w:tcPr>
+          <w:p>
+            <w:pPr>
+              <w:pStyle w:val="Normal"/>
+              <w:tabs>
+                <w:tab w:val="clear" w:pos="720"/>
+              </w:tabs>
+              <w:jc w:val="right"/>
               <w:rPr>
                 <w:rFonts w:ascii="Calibri" w:hAnsi="Calibri"/>
                 <w:sz w:val="22"/>
@@ -3254,6 +3558,35 @@
         </w:tc>
         <w:tc>
           <w:tcPr>
+            <w:tcW w:w="1801" w:type="dxa"/>
+            <w:tcBorders/>
+            <w:vAlign w:val="bottom"/>
+          </w:tcPr>
+          <w:p>
+            <w:pPr>
+              <w:pStyle w:val="Normal"/>
+              <w:tabs>
+                <w:tab w:val="clear" w:pos="720"/>
+              </w:tabs>
+              <w:jc w:val="right"/>
+              <w:rPr>
+                <w:rFonts w:ascii="Calibri" w:hAnsi="Calibri"/>
+                <w:sz w:val="22"/>
+                <w:szCs w:val="22"/>
+              </w:rPr>
+            </w:pPr>
+            <w:r>
+              <w:rPr>
+                <w:rFonts w:ascii="Calibri" w:hAnsi="Calibri"/>
+                <w:sz w:val="22"/>
+                <w:szCs w:val="22"/>
+              </w:rPr>
+              <w:t>29.12</w:t>
+            </w:r>
+          </w:p>
+        </w:tc>
+        <w:tc>
+          <w:tcPr>
             <w:tcW w:w="1800" w:type="dxa"/>
             <w:tcBorders/>
             <w:vAlign w:val="bottom"/>
@@ -3264,36 +3597,7 @@
               <w:tabs>
                 <w:tab w:val="clear" w:pos="720"/>
               </w:tabs>
-              <w:jc w:val="end"/>
-              <w:rPr>
-                <w:rFonts w:ascii="Calibri" w:hAnsi="Calibri"/>
-                <w:sz w:val="22"/>
-                <w:szCs w:val="22"/>
-              </w:rPr>
-            </w:pPr>
-            <w:r>
-              <w:rPr>
-                <w:rFonts w:ascii="Calibri" w:hAnsi="Calibri"/>
-                <w:sz w:val="22"/>
-                <w:szCs w:val="22"/>
-              </w:rPr>
-              <w:t>29.12</w:t>
-            </w:r>
-          </w:p>
-        </w:tc>
-        <w:tc>
-          <w:tcPr>
-            <w:tcW w:w="1800" w:type="dxa"/>
-            <w:tcBorders/>
-            <w:vAlign w:val="bottom"/>
-          </w:tcPr>
-          <w:p>
-            <w:pPr>
-              <w:pStyle w:val="Normal"/>
-              <w:tabs>
-                <w:tab w:val="clear" w:pos="720"/>
-              </w:tabs>
-              <w:jc w:val="end"/>
+              <w:jc w:val="right"/>
               <w:rPr>
                 <w:rFonts w:ascii="Calibri" w:hAnsi="Calibri"/>
                 <w:sz w:val="22"/>
@@ -3327,7 +3631,7 @@
               <w:tabs>
                 <w:tab w:val="clear" w:pos="720"/>
               </w:tabs>
-              <w:jc w:val="start"/>
+              <w:jc w:val="left"/>
               <w:rPr>
                 <w:rFonts w:ascii="Calibri" w:hAnsi="Calibri"/>
                 <w:sz w:val="22"/>
@@ -3356,7 +3660,7 @@
               <w:tabs>
                 <w:tab w:val="clear" w:pos="720"/>
               </w:tabs>
-              <w:jc w:val="start"/>
+              <w:jc w:val="left"/>
               <w:rPr>
                 <w:rFonts w:ascii="Calibri" w:hAnsi="Calibri"/>
                 <w:sz w:val="22"/>
@@ -3375,38 +3679,59 @@
         </w:tc>
         <w:tc>
           <w:tcPr>
-            <w:tcW w:w="1440" w:type="dxa"/>
-            <w:tcBorders/>
-            <w:vAlign w:val="bottom"/>
-          </w:tcPr>
-          <w:p>
-            <w:pPr>
-              <w:pStyle w:val="Normal"/>
-              <w:tabs>
-                <w:tab w:val="clear" w:pos="720"/>
-              </w:tabs>
-              <w:jc w:val="end"/>
-              <w:rPr>
-                <w:rFonts w:ascii="Calibri" w:hAnsi="Calibri"/>
-                <w:sz w:val="22"/>
-                <w:szCs w:val="22"/>
-              </w:rPr>
-            </w:pPr>
-            <w:r>
-              <w:rPr>
-                <w:rFonts w:ascii="Calibri" w:hAnsi="Calibri"/>
-                <w:sz w:val="22"/>
-                <w:szCs w:val="22"/>
-              </w:rPr>
-              <w:t>27.7</w:t>
-            </w:r>
-            <w:r>
-              <w:rPr>
-                <w:rFonts w:ascii="Calibri" w:hAnsi="Calibri"/>
-                <w:sz w:val="22"/>
-                <w:szCs w:val="22"/>
-              </w:rPr>
-              <w:t>0</w:t>
+            <w:tcW w:w="1439" w:type="dxa"/>
+            <w:tcBorders/>
+            <w:vAlign w:val="bottom"/>
+          </w:tcPr>
+          <w:p>
+            <w:pPr>
+              <w:pStyle w:val="Normal"/>
+              <w:tabs>
+                <w:tab w:val="clear" w:pos="720"/>
+              </w:tabs>
+              <w:jc w:val="right"/>
+              <w:rPr>
+                <w:rFonts w:ascii="Calibri" w:hAnsi="Calibri"/>
+                <w:sz w:val="22"/>
+                <w:szCs w:val="22"/>
+              </w:rPr>
+            </w:pPr>
+            <w:r>
+              <w:rPr>
+                <w:rFonts w:ascii="Calibri" w:hAnsi="Calibri"/>
+                <w:sz w:val="22"/>
+                <w:szCs w:val="22"/>
+              </w:rPr>
+              <w:t>27.70</w:t>
+            </w:r>
+          </w:p>
+        </w:tc>
+        <w:tc>
+          <w:tcPr>
+            <w:tcW w:w="1801" w:type="dxa"/>
+            <w:tcBorders/>
+            <w:vAlign w:val="bottom"/>
+          </w:tcPr>
+          <w:p>
+            <w:pPr>
+              <w:pStyle w:val="Normal"/>
+              <w:tabs>
+                <w:tab w:val="clear" w:pos="720"/>
+              </w:tabs>
+              <w:jc w:val="right"/>
+              <w:rPr>
+                <w:rFonts w:ascii="Calibri" w:hAnsi="Calibri"/>
+                <w:sz w:val="22"/>
+                <w:szCs w:val="22"/>
+              </w:rPr>
+            </w:pPr>
+            <w:r>
+              <w:rPr>
+                <w:rFonts w:ascii="Calibri" w:hAnsi="Calibri"/>
+                <w:sz w:val="22"/>
+                <w:szCs w:val="22"/>
+              </w:rPr>
+              <w:t>34.93</w:t>
             </w:r>
           </w:p>
         </w:tc>
@@ -3422,36 +3747,7 @@
               <w:tabs>
                 <w:tab w:val="clear" w:pos="720"/>
               </w:tabs>
-              <w:jc w:val="end"/>
-              <w:rPr>
-                <w:rFonts w:ascii="Calibri" w:hAnsi="Calibri"/>
-                <w:sz w:val="22"/>
-                <w:szCs w:val="22"/>
-              </w:rPr>
-            </w:pPr>
-            <w:r>
-              <w:rPr>
-                <w:rFonts w:ascii="Calibri" w:hAnsi="Calibri"/>
-                <w:sz w:val="22"/>
-                <w:szCs w:val="22"/>
-              </w:rPr>
-              <w:t>34.93</w:t>
-            </w:r>
-          </w:p>
-        </w:tc>
-        <w:tc>
-          <w:tcPr>
-            <w:tcW w:w="1800" w:type="dxa"/>
-            <w:tcBorders/>
-            <w:vAlign w:val="bottom"/>
-          </w:tcPr>
-          <w:p>
-            <w:pPr>
-              <w:pStyle w:val="Normal"/>
-              <w:tabs>
-                <w:tab w:val="clear" w:pos="720"/>
-              </w:tabs>
-              <w:jc w:val="end"/>
+              <w:jc w:val="right"/>
               <w:rPr>
                 <w:rFonts w:ascii="Calibri" w:hAnsi="Calibri"/>
                 <w:sz w:val="22"/>
@@ -3485,7 +3781,7 @@
               <w:tabs>
                 <w:tab w:val="clear" w:pos="720"/>
               </w:tabs>
-              <w:jc w:val="start"/>
+              <w:jc w:val="left"/>
               <w:rPr>
                 <w:rFonts w:ascii="Calibri" w:hAnsi="Calibri"/>
                 <w:sz w:val="22"/>
@@ -3514,7 +3810,7 @@
               <w:tabs>
                 <w:tab w:val="clear" w:pos="720"/>
               </w:tabs>
-              <w:jc w:val="start"/>
+              <w:jc w:val="left"/>
               <w:rPr>
                 <w:rFonts w:ascii="Calibri" w:hAnsi="Calibri"/>
                 <w:sz w:val="22"/>
@@ -3533,17 +3829,17 @@
         </w:tc>
         <w:tc>
           <w:tcPr>
-            <w:tcW w:w="1440" w:type="dxa"/>
-            <w:tcBorders/>
-            <w:vAlign w:val="bottom"/>
-          </w:tcPr>
-          <w:p>
-            <w:pPr>
-              <w:pStyle w:val="Normal"/>
-              <w:tabs>
-                <w:tab w:val="clear" w:pos="720"/>
-              </w:tabs>
-              <w:jc w:val="end"/>
+            <w:tcW w:w="1439" w:type="dxa"/>
+            <w:tcBorders/>
+            <w:vAlign w:val="bottom"/>
+          </w:tcPr>
+          <w:p>
+            <w:pPr>
+              <w:pStyle w:val="Normal"/>
+              <w:tabs>
+                <w:tab w:val="clear" w:pos="720"/>
+              </w:tabs>
+              <w:jc w:val="right"/>
               <w:rPr>
                 <w:rFonts w:ascii="Calibri" w:hAnsi="Calibri"/>
                 <w:sz w:val="22"/>
@@ -3562,6 +3858,35 @@
         </w:tc>
         <w:tc>
           <w:tcPr>
+            <w:tcW w:w="1801" w:type="dxa"/>
+            <w:tcBorders/>
+            <w:vAlign w:val="bottom"/>
+          </w:tcPr>
+          <w:p>
+            <w:pPr>
+              <w:pStyle w:val="Normal"/>
+              <w:tabs>
+                <w:tab w:val="clear" w:pos="720"/>
+              </w:tabs>
+              <w:jc w:val="right"/>
+              <w:rPr>
+                <w:rFonts w:ascii="Calibri" w:hAnsi="Calibri"/>
+                <w:sz w:val="22"/>
+                <w:szCs w:val="22"/>
+              </w:rPr>
+            </w:pPr>
+            <w:r>
+              <w:rPr>
+                <w:rFonts w:ascii="Calibri" w:hAnsi="Calibri"/>
+                <w:sz w:val="22"/>
+                <w:szCs w:val="22"/>
+              </w:rPr>
+              <w:t>32.33</w:t>
+            </w:r>
+          </w:p>
+        </w:tc>
+        <w:tc>
+          <w:tcPr>
             <w:tcW w:w="1800" w:type="dxa"/>
             <w:tcBorders/>
             <w:vAlign w:val="bottom"/>
@@ -3572,36 +3897,7 @@
               <w:tabs>
                 <w:tab w:val="clear" w:pos="720"/>
               </w:tabs>
-              <w:jc w:val="end"/>
-              <w:rPr>
-                <w:rFonts w:ascii="Calibri" w:hAnsi="Calibri"/>
-                <w:sz w:val="22"/>
-                <w:szCs w:val="22"/>
-              </w:rPr>
-            </w:pPr>
-            <w:r>
-              <w:rPr>
-                <w:rFonts w:ascii="Calibri" w:hAnsi="Calibri"/>
-                <w:sz w:val="22"/>
-                <w:szCs w:val="22"/>
-              </w:rPr>
-              <w:t>32.33</w:t>
-            </w:r>
-          </w:p>
-        </w:tc>
-        <w:tc>
-          <w:tcPr>
-            <w:tcW w:w="1800" w:type="dxa"/>
-            <w:tcBorders/>
-            <w:vAlign w:val="bottom"/>
-          </w:tcPr>
-          <w:p>
-            <w:pPr>
-              <w:pStyle w:val="Normal"/>
-              <w:tabs>
-                <w:tab w:val="clear" w:pos="720"/>
-              </w:tabs>
-              <w:jc w:val="end"/>
+              <w:jc w:val="right"/>
               <w:rPr>
                 <w:rFonts w:ascii="Calibri" w:hAnsi="Calibri"/>
                 <w:sz w:val="22"/>
@@ -3635,7 +3931,7 @@
               <w:tabs>
                 <w:tab w:val="clear" w:pos="720"/>
               </w:tabs>
-              <w:jc w:val="start"/>
+              <w:jc w:val="left"/>
               <w:rPr>
                 <w:rFonts w:ascii="Calibri" w:hAnsi="Calibri"/>
                 <w:sz w:val="22"/>
@@ -3664,7 +3960,7 @@
               <w:tabs>
                 <w:tab w:val="clear" w:pos="720"/>
               </w:tabs>
-              <w:jc w:val="start"/>
+              <w:jc w:val="left"/>
               <w:rPr>
                 <w:rFonts w:ascii="Calibri" w:hAnsi="Calibri"/>
                 <w:sz w:val="22"/>
@@ -3683,17 +3979,17 @@
         </w:tc>
         <w:tc>
           <w:tcPr>
-            <w:tcW w:w="1440" w:type="dxa"/>
-            <w:tcBorders/>
-            <w:vAlign w:val="bottom"/>
-          </w:tcPr>
-          <w:p>
-            <w:pPr>
-              <w:pStyle w:val="Normal"/>
-              <w:tabs>
-                <w:tab w:val="clear" w:pos="720"/>
-              </w:tabs>
-              <w:jc w:val="end"/>
+            <w:tcW w:w="1439" w:type="dxa"/>
+            <w:tcBorders/>
+            <w:vAlign w:val="bottom"/>
+          </w:tcPr>
+          <w:p>
+            <w:pPr>
+              <w:pStyle w:val="Normal"/>
+              <w:tabs>
+                <w:tab w:val="clear" w:pos="720"/>
+              </w:tabs>
+              <w:jc w:val="right"/>
               <w:rPr>
                 <w:rFonts w:ascii="Calibri" w:hAnsi="Calibri"/>
                 <w:sz w:val="22"/>
@@ -3712,6 +4008,35 @@
         </w:tc>
         <w:tc>
           <w:tcPr>
+            <w:tcW w:w="1801" w:type="dxa"/>
+            <w:tcBorders/>
+            <w:vAlign w:val="bottom"/>
+          </w:tcPr>
+          <w:p>
+            <w:pPr>
+              <w:pStyle w:val="Normal"/>
+              <w:tabs>
+                <w:tab w:val="clear" w:pos="720"/>
+              </w:tabs>
+              <w:jc w:val="right"/>
+              <w:rPr>
+                <w:rFonts w:ascii="Calibri" w:hAnsi="Calibri"/>
+                <w:sz w:val="22"/>
+                <w:szCs w:val="22"/>
+              </w:rPr>
+            </w:pPr>
+            <w:r>
+              <w:rPr>
+                <w:rFonts w:ascii="Calibri" w:hAnsi="Calibri"/>
+                <w:sz w:val="22"/>
+                <w:szCs w:val="22"/>
+              </w:rPr>
+              <w:t>38.16</w:t>
+            </w:r>
+          </w:p>
+        </w:tc>
+        <w:tc>
+          <w:tcPr>
             <w:tcW w:w="1800" w:type="dxa"/>
             <w:tcBorders/>
             <w:vAlign w:val="bottom"/>
@@ -3722,57 +4047,20 @@
               <w:tabs>
                 <w:tab w:val="clear" w:pos="720"/>
               </w:tabs>
-              <w:jc w:val="end"/>
-              <w:rPr>
-                <w:rFonts w:ascii="Calibri" w:hAnsi="Calibri"/>
-                <w:sz w:val="22"/>
-                <w:szCs w:val="22"/>
-              </w:rPr>
-            </w:pPr>
-            <w:r>
-              <w:rPr>
-                <w:rFonts w:ascii="Calibri" w:hAnsi="Calibri"/>
-                <w:sz w:val="22"/>
-                <w:szCs w:val="22"/>
-              </w:rPr>
-              <w:t>38.16</w:t>
-            </w:r>
-          </w:p>
-        </w:tc>
-        <w:tc>
-          <w:tcPr>
-            <w:tcW w:w="1800" w:type="dxa"/>
-            <w:tcBorders/>
-            <w:vAlign w:val="bottom"/>
-          </w:tcPr>
-          <w:p>
-            <w:pPr>
-              <w:pStyle w:val="Normal"/>
-              <w:tabs>
-                <w:tab w:val="clear" w:pos="720"/>
-              </w:tabs>
-              <w:jc w:val="end"/>
-              <w:rPr>
-                <w:rFonts w:ascii="Calibri" w:hAnsi="Calibri"/>
-                <w:sz w:val="22"/>
-                <w:szCs w:val="22"/>
-              </w:rPr>
-            </w:pPr>
-            <w:r>
-              <w:rPr>
-                <w:rFonts w:ascii="Calibri" w:hAnsi="Calibri"/>
-                <w:sz w:val="22"/>
-                <w:szCs w:val="22"/>
-              </w:rPr>
-              <w:t>37.4</w:t>
-            </w:r>
-            <w:r>
-              <w:rPr>
-                <w:rFonts w:ascii="Calibri" w:hAnsi="Calibri"/>
-                <w:sz w:val="22"/>
-                <w:szCs w:val="22"/>
-              </w:rPr>
-              <w:t>0</w:t>
+              <w:jc w:val="right"/>
+              <w:rPr>
+                <w:rFonts w:ascii="Calibri" w:hAnsi="Calibri"/>
+                <w:sz w:val="22"/>
+                <w:szCs w:val="22"/>
+              </w:rPr>
+            </w:pPr>
+            <w:r>
+              <w:rPr>
+                <w:rFonts w:ascii="Calibri" w:hAnsi="Calibri"/>
+                <w:sz w:val="22"/>
+                <w:szCs w:val="22"/>
+              </w:rPr>
+              <w:t>37.40</w:t>
             </w:r>
           </w:p>
         </w:tc>
@@ -3793,7 +4081,7 @@
               <w:tabs>
                 <w:tab w:val="clear" w:pos="720"/>
               </w:tabs>
-              <w:jc w:val="start"/>
+              <w:jc w:val="left"/>
               <w:rPr>
                 <w:rFonts w:ascii="Calibri" w:hAnsi="Calibri"/>
                 <w:sz w:val="22"/>
@@ -3822,7 +4110,7 @@
               <w:tabs>
                 <w:tab w:val="clear" w:pos="720"/>
               </w:tabs>
-              <w:jc w:val="start"/>
+              <w:jc w:val="left"/>
               <w:rPr>
                 <w:rFonts w:ascii="Calibri" w:hAnsi="Calibri"/>
                 <w:sz w:val="22"/>
@@ -3841,17 +4129,17 @@
         </w:tc>
         <w:tc>
           <w:tcPr>
-            <w:tcW w:w="1440" w:type="dxa"/>
-            <w:tcBorders/>
-            <w:vAlign w:val="bottom"/>
-          </w:tcPr>
-          <w:p>
-            <w:pPr>
-              <w:pStyle w:val="Normal"/>
-              <w:tabs>
-                <w:tab w:val="clear" w:pos="720"/>
-              </w:tabs>
-              <w:jc w:val="end"/>
+            <w:tcW w:w="1439" w:type="dxa"/>
+            <w:tcBorders/>
+            <w:vAlign w:val="bottom"/>
+          </w:tcPr>
+          <w:p>
+            <w:pPr>
+              <w:pStyle w:val="Normal"/>
+              <w:tabs>
+                <w:tab w:val="clear" w:pos="720"/>
+              </w:tabs>
+              <w:jc w:val="right"/>
               <w:rPr>
                 <w:rFonts w:ascii="Calibri" w:hAnsi="Calibri"/>
                 <w:sz w:val="22"/>
@@ -3870,6 +4158,35 @@
         </w:tc>
         <w:tc>
           <w:tcPr>
+            <w:tcW w:w="1801" w:type="dxa"/>
+            <w:tcBorders/>
+            <w:vAlign w:val="bottom"/>
+          </w:tcPr>
+          <w:p>
+            <w:pPr>
+              <w:pStyle w:val="Normal"/>
+              <w:tabs>
+                <w:tab w:val="clear" w:pos="720"/>
+              </w:tabs>
+              <w:jc w:val="right"/>
+              <w:rPr>
+                <w:rFonts w:ascii="Calibri" w:hAnsi="Calibri"/>
+                <w:sz w:val="22"/>
+                <w:szCs w:val="22"/>
+              </w:rPr>
+            </w:pPr>
+            <w:r>
+              <w:rPr>
+                <w:rFonts w:ascii="Calibri" w:hAnsi="Calibri"/>
+                <w:sz w:val="22"/>
+                <w:szCs w:val="22"/>
+              </w:rPr>
+              <w:t>36.61</w:t>
+            </w:r>
+          </w:p>
+        </w:tc>
+        <w:tc>
+          <w:tcPr>
             <w:tcW w:w="1800" w:type="dxa"/>
             <w:tcBorders/>
             <w:vAlign w:val="bottom"/>
@@ -3880,36 +4197,7 @@
               <w:tabs>
                 <w:tab w:val="clear" w:pos="720"/>
               </w:tabs>
-              <w:jc w:val="end"/>
-              <w:rPr>
-                <w:rFonts w:ascii="Calibri" w:hAnsi="Calibri"/>
-                <w:sz w:val="22"/>
-                <w:szCs w:val="22"/>
-              </w:rPr>
-            </w:pPr>
-            <w:r>
-              <w:rPr>
-                <w:rFonts w:ascii="Calibri" w:hAnsi="Calibri"/>
-                <w:sz w:val="22"/>
-                <w:szCs w:val="22"/>
-              </w:rPr>
-              <w:t>36.61</w:t>
-            </w:r>
-          </w:p>
-        </w:tc>
-        <w:tc>
-          <w:tcPr>
-            <w:tcW w:w="1800" w:type="dxa"/>
-            <w:tcBorders/>
-            <w:vAlign w:val="bottom"/>
-          </w:tcPr>
-          <w:p>
-            <w:pPr>
-              <w:pStyle w:val="Normal"/>
-              <w:tabs>
-                <w:tab w:val="clear" w:pos="720"/>
-              </w:tabs>
-              <w:jc w:val="end"/>
+              <w:jc w:val="right"/>
               <w:rPr>
                 <w:rFonts w:ascii="Calibri" w:hAnsi="Calibri"/>
                 <w:sz w:val="22"/>
@@ -3943,7 +4231,7 @@
               <w:tabs>
                 <w:tab w:val="clear" w:pos="720"/>
               </w:tabs>
-              <w:jc w:val="start"/>
+              <w:jc w:val="left"/>
               <w:rPr>
                 <w:rFonts w:ascii="Calibri" w:hAnsi="Calibri"/>
                 <w:sz w:val="22"/>
@@ -3972,7 +4260,7 @@
               <w:tabs>
                 <w:tab w:val="clear" w:pos="720"/>
               </w:tabs>
-              <w:jc w:val="start"/>
+              <w:jc w:val="left"/>
               <w:rPr>
                 <w:rFonts w:ascii="Calibri" w:hAnsi="Calibri"/>
                 <w:sz w:val="22"/>
@@ -3991,17 +4279,17 @@
         </w:tc>
         <w:tc>
           <w:tcPr>
-            <w:tcW w:w="1440" w:type="dxa"/>
-            <w:tcBorders/>
-            <w:vAlign w:val="bottom"/>
-          </w:tcPr>
-          <w:p>
-            <w:pPr>
-              <w:pStyle w:val="Normal"/>
-              <w:tabs>
-                <w:tab w:val="clear" w:pos="720"/>
-              </w:tabs>
-              <w:jc w:val="end"/>
+            <w:tcW w:w="1439" w:type="dxa"/>
+            <w:tcBorders/>
+            <w:vAlign w:val="bottom"/>
+          </w:tcPr>
+          <w:p>
+            <w:pPr>
+              <w:pStyle w:val="Normal"/>
+              <w:tabs>
+                <w:tab w:val="clear" w:pos="720"/>
+              </w:tabs>
+              <w:jc w:val="right"/>
               <w:rPr>
                 <w:rFonts w:ascii="Calibri" w:hAnsi="Calibri"/>
                 <w:sz w:val="22"/>
@@ -4020,6 +4308,35 @@
         </w:tc>
         <w:tc>
           <w:tcPr>
+            <w:tcW w:w="1801" w:type="dxa"/>
+            <w:tcBorders/>
+            <w:vAlign w:val="bottom"/>
+          </w:tcPr>
+          <w:p>
+            <w:pPr>
+              <w:pStyle w:val="Normal"/>
+              <w:tabs>
+                <w:tab w:val="clear" w:pos="720"/>
+              </w:tabs>
+              <w:jc w:val="right"/>
+              <w:rPr>
+                <w:rFonts w:ascii="Calibri" w:hAnsi="Calibri"/>
+                <w:sz w:val="22"/>
+                <w:szCs w:val="22"/>
+              </w:rPr>
+            </w:pPr>
+            <w:r>
+              <w:rPr>
+                <w:rFonts w:ascii="Calibri" w:hAnsi="Calibri"/>
+                <w:sz w:val="22"/>
+                <w:szCs w:val="22"/>
+              </w:rPr>
+              <w:t>89.28</w:t>
+            </w:r>
+          </w:p>
+        </w:tc>
+        <w:tc>
+          <w:tcPr>
             <w:tcW w:w="1800" w:type="dxa"/>
             <w:tcBorders/>
             <w:vAlign w:val="bottom"/>
@@ -4030,36 +4347,7 @@
               <w:tabs>
                 <w:tab w:val="clear" w:pos="720"/>
               </w:tabs>
-              <w:jc w:val="end"/>
-              <w:rPr>
-                <w:rFonts w:ascii="Calibri" w:hAnsi="Calibri"/>
-                <w:sz w:val="22"/>
-                <w:szCs w:val="22"/>
-              </w:rPr>
-            </w:pPr>
-            <w:r>
-              <w:rPr>
-                <w:rFonts w:ascii="Calibri" w:hAnsi="Calibri"/>
-                <w:sz w:val="22"/>
-                <w:szCs w:val="22"/>
-              </w:rPr>
-              <w:t>89.28</w:t>
-            </w:r>
-          </w:p>
-        </w:tc>
-        <w:tc>
-          <w:tcPr>
-            <w:tcW w:w="1800" w:type="dxa"/>
-            <w:tcBorders/>
-            <w:vAlign w:val="bottom"/>
-          </w:tcPr>
-          <w:p>
-            <w:pPr>
-              <w:pStyle w:val="Normal"/>
-              <w:tabs>
-                <w:tab w:val="clear" w:pos="720"/>
-              </w:tabs>
-              <w:jc w:val="end"/>
+              <w:jc w:val="right"/>
               <w:rPr>
                 <w:rFonts w:ascii="Calibri" w:hAnsi="Calibri"/>
                 <w:sz w:val="22"/>
@@ -4093,7 +4381,7 @@
               <w:tabs>
                 <w:tab w:val="clear" w:pos="720"/>
               </w:tabs>
-              <w:jc w:val="start"/>
+              <w:jc w:val="left"/>
               <w:rPr>
                 <w:rFonts w:ascii="Calibri" w:hAnsi="Calibri"/>
                 <w:sz w:val="22"/>
@@ -4122,7 +4410,7 @@
               <w:tabs>
                 <w:tab w:val="clear" w:pos="720"/>
               </w:tabs>
-              <w:jc w:val="start"/>
+              <w:jc w:val="left"/>
               <w:rPr>
                 <w:rFonts w:ascii="Calibri" w:hAnsi="Calibri"/>
                 <w:sz w:val="22"/>
@@ -4141,17 +4429,17 @@
         </w:tc>
         <w:tc>
           <w:tcPr>
-            <w:tcW w:w="1440" w:type="dxa"/>
-            <w:tcBorders/>
-            <w:vAlign w:val="bottom"/>
-          </w:tcPr>
-          <w:p>
-            <w:pPr>
-              <w:pStyle w:val="Normal"/>
-              <w:tabs>
-                <w:tab w:val="clear" w:pos="720"/>
-              </w:tabs>
-              <w:jc w:val="end"/>
+            <w:tcW w:w="1439" w:type="dxa"/>
+            <w:tcBorders/>
+            <w:vAlign w:val="bottom"/>
+          </w:tcPr>
+          <w:p>
+            <w:pPr>
+              <w:pStyle w:val="Normal"/>
+              <w:tabs>
+                <w:tab w:val="clear" w:pos="720"/>
+              </w:tabs>
+              <w:jc w:val="right"/>
               <w:rPr>
                 <w:rFonts w:ascii="Calibri" w:hAnsi="Calibri"/>
                 <w:sz w:val="22"/>
@@ -4170,6 +4458,35 @@
         </w:tc>
         <w:tc>
           <w:tcPr>
+            <w:tcW w:w="1801" w:type="dxa"/>
+            <w:tcBorders/>
+            <w:vAlign w:val="bottom"/>
+          </w:tcPr>
+          <w:p>
+            <w:pPr>
+              <w:pStyle w:val="Normal"/>
+              <w:tabs>
+                <w:tab w:val="clear" w:pos="720"/>
+              </w:tabs>
+              <w:jc w:val="right"/>
+              <w:rPr>
+                <w:rFonts w:ascii="Calibri" w:hAnsi="Calibri"/>
+                <w:sz w:val="22"/>
+                <w:szCs w:val="22"/>
+              </w:rPr>
+            </w:pPr>
+            <w:r>
+              <w:rPr>
+                <w:rFonts w:ascii="Calibri" w:hAnsi="Calibri"/>
+                <w:sz w:val="22"/>
+                <w:szCs w:val="22"/>
+              </w:rPr>
+              <w:t>88.83</w:t>
+            </w:r>
+          </w:p>
+        </w:tc>
+        <w:tc>
+          <w:tcPr>
             <w:tcW w:w="1800" w:type="dxa"/>
             <w:tcBorders/>
             <w:vAlign w:val="bottom"/>
@@ -4180,36 +4497,7 @@
               <w:tabs>
                 <w:tab w:val="clear" w:pos="720"/>
               </w:tabs>
-              <w:jc w:val="end"/>
-              <w:rPr>
-                <w:rFonts w:ascii="Calibri" w:hAnsi="Calibri"/>
-                <w:sz w:val="22"/>
-                <w:szCs w:val="22"/>
-              </w:rPr>
-            </w:pPr>
-            <w:r>
-              <w:rPr>
-                <w:rFonts w:ascii="Calibri" w:hAnsi="Calibri"/>
-                <w:sz w:val="22"/>
-                <w:szCs w:val="22"/>
-              </w:rPr>
-              <w:t>88.83</w:t>
-            </w:r>
-          </w:p>
-        </w:tc>
-        <w:tc>
-          <w:tcPr>
-            <w:tcW w:w="1800" w:type="dxa"/>
-            <w:tcBorders/>
-            <w:vAlign w:val="bottom"/>
-          </w:tcPr>
-          <w:p>
-            <w:pPr>
-              <w:pStyle w:val="Normal"/>
-              <w:tabs>
-                <w:tab w:val="clear" w:pos="720"/>
-              </w:tabs>
-              <w:jc w:val="end"/>
+              <w:jc w:val="right"/>
               <w:rPr>
                 <w:rFonts w:ascii="Calibri" w:hAnsi="Calibri"/>
                 <w:sz w:val="22"/>
@@ -4243,7 +4531,7 @@
               <w:tabs>
                 <w:tab w:val="clear" w:pos="720"/>
               </w:tabs>
-              <w:jc w:val="start"/>
+              <w:jc w:val="left"/>
               <w:rPr>
                 <w:rFonts w:ascii="Calibri" w:hAnsi="Calibri"/>
                 <w:sz w:val="22"/>
@@ -4272,7 +4560,7 @@
               <w:tabs>
                 <w:tab w:val="clear" w:pos="720"/>
               </w:tabs>
-              <w:jc w:val="start"/>
+              <w:jc w:val="left"/>
               <w:rPr>
                 <w:rFonts w:ascii="Calibri" w:hAnsi="Calibri"/>
                 <w:sz w:val="22"/>
@@ -4291,17 +4579,17 @@
         </w:tc>
         <w:tc>
           <w:tcPr>
-            <w:tcW w:w="1440" w:type="dxa"/>
-            <w:tcBorders/>
-            <w:vAlign w:val="bottom"/>
-          </w:tcPr>
-          <w:p>
-            <w:pPr>
-              <w:pStyle w:val="Normal"/>
-              <w:tabs>
-                <w:tab w:val="clear" w:pos="720"/>
-              </w:tabs>
-              <w:jc w:val="end"/>
+            <w:tcW w:w="1439" w:type="dxa"/>
+            <w:tcBorders/>
+            <w:vAlign w:val="bottom"/>
+          </w:tcPr>
+          <w:p>
+            <w:pPr>
+              <w:pStyle w:val="Normal"/>
+              <w:tabs>
+                <w:tab w:val="clear" w:pos="720"/>
+              </w:tabs>
+              <w:jc w:val="right"/>
               <w:rPr>
                 <w:rFonts w:ascii="Calibri" w:hAnsi="Calibri"/>
                 <w:sz w:val="22"/>
@@ -4320,6 +4608,35 @@
         </w:tc>
         <w:tc>
           <w:tcPr>
+            <w:tcW w:w="1801" w:type="dxa"/>
+            <w:tcBorders/>
+            <w:vAlign w:val="bottom"/>
+          </w:tcPr>
+          <w:p>
+            <w:pPr>
+              <w:pStyle w:val="Normal"/>
+              <w:tabs>
+                <w:tab w:val="clear" w:pos="720"/>
+              </w:tabs>
+              <w:jc w:val="right"/>
+              <w:rPr>
+                <w:rFonts w:ascii="Calibri" w:hAnsi="Calibri"/>
+                <w:sz w:val="22"/>
+                <w:szCs w:val="22"/>
+              </w:rPr>
+            </w:pPr>
+            <w:r>
+              <w:rPr>
+                <w:rFonts w:ascii="Calibri" w:hAnsi="Calibri"/>
+                <w:sz w:val="22"/>
+                <w:szCs w:val="22"/>
+              </w:rPr>
+              <w:t>9.88</w:t>
+            </w:r>
+          </w:p>
+        </w:tc>
+        <w:tc>
+          <w:tcPr>
             <w:tcW w:w="1800" w:type="dxa"/>
             <w:tcBorders/>
             <w:vAlign w:val="bottom"/>
@@ -4330,36 +4647,7 @@
               <w:tabs>
                 <w:tab w:val="clear" w:pos="720"/>
               </w:tabs>
-              <w:jc w:val="end"/>
-              <w:rPr>
-                <w:rFonts w:ascii="Calibri" w:hAnsi="Calibri"/>
-                <w:sz w:val="22"/>
-                <w:szCs w:val="22"/>
-              </w:rPr>
-            </w:pPr>
-            <w:r>
-              <w:rPr>
-                <w:rFonts w:ascii="Calibri" w:hAnsi="Calibri"/>
-                <w:sz w:val="22"/>
-                <w:szCs w:val="22"/>
-              </w:rPr>
-              <w:t>9.88</w:t>
-            </w:r>
-          </w:p>
-        </w:tc>
-        <w:tc>
-          <w:tcPr>
-            <w:tcW w:w="1800" w:type="dxa"/>
-            <w:tcBorders/>
-            <w:vAlign w:val="bottom"/>
-          </w:tcPr>
-          <w:p>
-            <w:pPr>
-              <w:pStyle w:val="Normal"/>
-              <w:tabs>
-                <w:tab w:val="clear" w:pos="720"/>
-              </w:tabs>
-              <w:jc w:val="end"/>
+              <w:jc w:val="right"/>
               <w:rPr>
                 <w:rFonts w:ascii="Calibri" w:hAnsi="Calibri"/>
                 <w:b/>
@@ -4397,7 +4685,7 @@
               <w:tabs>
                 <w:tab w:val="clear" w:pos="720"/>
               </w:tabs>
-              <w:jc w:val="start"/>
+              <w:jc w:val="left"/>
               <w:rPr>
                 <w:rFonts w:ascii="Calibri" w:hAnsi="Calibri"/>
                 <w:sz w:val="22"/>
@@ -4426,7 +4714,7 @@
               <w:tabs>
                 <w:tab w:val="clear" w:pos="720"/>
               </w:tabs>
-              <w:jc w:val="start"/>
+              <w:jc w:val="left"/>
               <w:rPr>
                 <w:rFonts w:ascii="Calibri" w:hAnsi="Calibri"/>
                 <w:sz w:val="22"/>
@@ -4445,17 +4733,17 @@
         </w:tc>
         <w:tc>
           <w:tcPr>
-            <w:tcW w:w="1440" w:type="dxa"/>
-            <w:tcBorders/>
-            <w:vAlign w:val="bottom"/>
-          </w:tcPr>
-          <w:p>
-            <w:pPr>
-              <w:pStyle w:val="Normal"/>
-              <w:tabs>
-                <w:tab w:val="clear" w:pos="720"/>
-              </w:tabs>
-              <w:jc w:val="end"/>
+            <w:tcW w:w="1439" w:type="dxa"/>
+            <w:tcBorders/>
+            <w:vAlign w:val="bottom"/>
+          </w:tcPr>
+          <w:p>
+            <w:pPr>
+              <w:pStyle w:val="Normal"/>
+              <w:tabs>
+                <w:tab w:val="clear" w:pos="720"/>
+              </w:tabs>
+              <w:jc w:val="right"/>
               <w:rPr>
                 <w:rFonts w:ascii="Calibri" w:hAnsi="Calibri"/>
                 <w:sz w:val="22"/>
@@ -4474,6 +4762,35 @@
         </w:tc>
         <w:tc>
           <w:tcPr>
+            <w:tcW w:w="1801" w:type="dxa"/>
+            <w:tcBorders/>
+            <w:vAlign w:val="bottom"/>
+          </w:tcPr>
+          <w:p>
+            <w:pPr>
+              <w:pStyle w:val="Normal"/>
+              <w:tabs>
+                <w:tab w:val="clear" w:pos="720"/>
+              </w:tabs>
+              <w:jc w:val="right"/>
+              <w:rPr>
+                <w:rFonts w:ascii="Calibri" w:hAnsi="Calibri"/>
+                <w:sz w:val="22"/>
+                <w:szCs w:val="22"/>
+              </w:rPr>
+            </w:pPr>
+            <w:r>
+              <w:rPr>
+                <w:rFonts w:ascii="Calibri" w:hAnsi="Calibri"/>
+                <w:sz w:val="22"/>
+                <w:szCs w:val="22"/>
+              </w:rPr>
+              <w:t>11.80</w:t>
+            </w:r>
+          </w:p>
+        </w:tc>
+        <w:tc>
+          <w:tcPr>
             <w:tcW w:w="1800" w:type="dxa"/>
             <w:tcBorders/>
             <w:vAlign w:val="bottom"/>
@@ -4484,44 +4801,7 @@
               <w:tabs>
                 <w:tab w:val="clear" w:pos="720"/>
               </w:tabs>
-              <w:jc w:val="end"/>
-              <w:rPr>
-                <w:rFonts w:ascii="Calibri" w:hAnsi="Calibri"/>
-                <w:sz w:val="22"/>
-                <w:szCs w:val="22"/>
-              </w:rPr>
-            </w:pPr>
-            <w:r>
-              <w:rPr>
-                <w:rFonts w:ascii="Calibri" w:hAnsi="Calibri"/>
-                <w:sz w:val="22"/>
-                <w:szCs w:val="22"/>
-              </w:rPr>
-              <w:t>11.8</w:t>
-            </w:r>
-            <w:r>
-              <w:rPr>
-                <w:rFonts w:ascii="Calibri" w:hAnsi="Calibri"/>
-                <w:sz w:val="22"/>
-                <w:szCs w:val="22"/>
-              </w:rPr>
-              <w:t>0</w:t>
-            </w:r>
-          </w:p>
-        </w:tc>
-        <w:tc>
-          <w:tcPr>
-            <w:tcW w:w="1800" w:type="dxa"/>
-            <w:tcBorders/>
-            <w:vAlign w:val="bottom"/>
-          </w:tcPr>
-          <w:p>
-            <w:pPr>
-              <w:pStyle w:val="Normal"/>
-              <w:tabs>
-                <w:tab w:val="clear" w:pos="720"/>
-              </w:tabs>
-              <w:jc w:val="end"/>
+              <w:jc w:val="right"/>
               <w:rPr>
                 <w:rFonts w:ascii="Calibri" w:hAnsi="Calibri"/>
                 <w:sz w:val="22"/>
@@ -4555,7 +4835,7 @@
               <w:tabs>
                 <w:tab w:val="clear" w:pos="720"/>
               </w:tabs>
-              <w:jc w:val="start"/>
+              <w:jc w:val="left"/>
               <w:rPr>
                 <w:rFonts w:ascii="Calibri" w:hAnsi="Calibri"/>
                 <w:sz w:val="22"/>
@@ -4584,7 +4864,7 @@
               <w:tabs>
                 <w:tab w:val="clear" w:pos="720"/>
               </w:tabs>
-              <w:jc w:val="start"/>
+              <w:jc w:val="left"/>
               <w:rPr>
                 <w:rFonts w:ascii="Calibri" w:hAnsi="Calibri"/>
                 <w:sz w:val="22"/>
@@ -4603,17 +4883,17 @@
         </w:tc>
         <w:tc>
           <w:tcPr>
-            <w:tcW w:w="1440" w:type="dxa"/>
-            <w:tcBorders/>
-            <w:vAlign w:val="bottom"/>
-          </w:tcPr>
-          <w:p>
-            <w:pPr>
-              <w:pStyle w:val="Normal"/>
-              <w:tabs>
-                <w:tab w:val="clear" w:pos="720"/>
-              </w:tabs>
-              <w:jc w:val="end"/>
+            <w:tcW w:w="1439" w:type="dxa"/>
+            <w:tcBorders/>
+            <w:vAlign w:val="bottom"/>
+          </w:tcPr>
+          <w:p>
+            <w:pPr>
+              <w:pStyle w:val="Normal"/>
+              <w:tabs>
+                <w:tab w:val="clear" w:pos="720"/>
+              </w:tabs>
+              <w:jc w:val="right"/>
               <w:rPr>
                 <w:rFonts w:ascii="Calibri" w:hAnsi="Calibri"/>
                 <w:sz w:val="22"/>
@@ -4632,6 +4912,35 @@
         </w:tc>
         <w:tc>
           <w:tcPr>
+            <w:tcW w:w="1801" w:type="dxa"/>
+            <w:tcBorders/>
+            <w:vAlign w:val="bottom"/>
+          </w:tcPr>
+          <w:p>
+            <w:pPr>
+              <w:pStyle w:val="Normal"/>
+              <w:tabs>
+                <w:tab w:val="clear" w:pos="720"/>
+              </w:tabs>
+              <w:jc w:val="right"/>
+              <w:rPr>
+                <w:rFonts w:ascii="Calibri" w:hAnsi="Calibri"/>
+                <w:sz w:val="22"/>
+                <w:szCs w:val="22"/>
+              </w:rPr>
+            </w:pPr>
+            <w:r>
+              <w:rPr>
+                <w:rFonts w:ascii="Calibri" w:hAnsi="Calibri"/>
+                <w:sz w:val="22"/>
+                <w:szCs w:val="22"/>
+              </w:rPr>
+              <w:t>13.76</w:t>
+            </w:r>
+          </w:p>
+        </w:tc>
+        <w:tc>
+          <w:tcPr>
             <w:tcW w:w="1800" w:type="dxa"/>
             <w:tcBorders/>
             <w:vAlign w:val="bottom"/>
@@ -4642,36 +4951,7 @@
               <w:tabs>
                 <w:tab w:val="clear" w:pos="720"/>
               </w:tabs>
-              <w:jc w:val="end"/>
-              <w:rPr>
-                <w:rFonts w:ascii="Calibri" w:hAnsi="Calibri"/>
-                <w:sz w:val="22"/>
-                <w:szCs w:val="22"/>
-              </w:rPr>
-            </w:pPr>
-            <w:r>
-              <w:rPr>
-                <w:rFonts w:ascii="Calibri" w:hAnsi="Calibri"/>
-                <w:sz w:val="22"/>
-                <w:szCs w:val="22"/>
-              </w:rPr>
-              <w:t>13.76</w:t>
-            </w:r>
-          </w:p>
-        </w:tc>
-        <w:tc>
-          <w:tcPr>
-            <w:tcW w:w="1800" w:type="dxa"/>
-            <w:tcBorders/>
-            <w:vAlign w:val="bottom"/>
-          </w:tcPr>
-          <w:p>
-            <w:pPr>
-              <w:pStyle w:val="Normal"/>
-              <w:tabs>
-                <w:tab w:val="clear" w:pos="720"/>
-              </w:tabs>
-              <w:jc w:val="end"/>
+              <w:jc w:val="right"/>
               <w:rPr>
                 <w:rFonts w:ascii="Calibri" w:hAnsi="Calibri"/>
                 <w:sz w:val="22"/>
@@ -4705,7 +4985,7 @@
               <w:tabs>
                 <w:tab w:val="clear" w:pos="720"/>
               </w:tabs>
-              <w:jc w:val="start"/>
+              <w:jc w:val="left"/>
               <w:rPr>
                 <w:rFonts w:ascii="Calibri" w:hAnsi="Calibri"/>
                 <w:sz w:val="22"/>
@@ -4734,7 +5014,7 @@
               <w:tabs>
                 <w:tab w:val="clear" w:pos="720"/>
               </w:tabs>
-              <w:jc w:val="start"/>
+              <w:jc w:val="left"/>
               <w:rPr>
                 <w:rFonts w:ascii="Calibri" w:hAnsi="Calibri"/>
                 <w:sz w:val="22"/>
@@ -4753,17 +5033,17 @@
         </w:tc>
         <w:tc>
           <w:tcPr>
-            <w:tcW w:w="1440" w:type="dxa"/>
-            <w:tcBorders/>
-            <w:vAlign w:val="bottom"/>
-          </w:tcPr>
-          <w:p>
-            <w:pPr>
-              <w:pStyle w:val="Normal"/>
-              <w:tabs>
-                <w:tab w:val="clear" w:pos="720"/>
-              </w:tabs>
-              <w:jc w:val="end"/>
+            <w:tcW w:w="1439" w:type="dxa"/>
+            <w:tcBorders/>
+            <w:vAlign w:val="bottom"/>
+          </w:tcPr>
+          <w:p>
+            <w:pPr>
+              <w:pStyle w:val="Normal"/>
+              <w:tabs>
+                <w:tab w:val="clear" w:pos="720"/>
+              </w:tabs>
+              <w:jc w:val="right"/>
               <w:rPr>
                 <w:rFonts w:ascii="Calibri" w:hAnsi="Calibri"/>
                 <w:b/>
@@ -4786,17 +5066,17 @@
         </w:tc>
         <w:tc>
           <w:tcPr>
-            <w:tcW w:w="1800" w:type="dxa"/>
-            <w:tcBorders/>
-            <w:vAlign w:val="bottom"/>
-          </w:tcPr>
-          <w:p>
-            <w:pPr>
-              <w:pStyle w:val="Normal"/>
-              <w:tabs>
-                <w:tab w:val="clear" w:pos="720"/>
-              </w:tabs>
-              <w:jc w:val="end"/>
+            <w:tcW w:w="1801" w:type="dxa"/>
+            <w:tcBorders/>
+            <w:vAlign w:val="bottom"/>
+          </w:tcPr>
+          <w:p>
+            <w:pPr>
+              <w:pStyle w:val="Normal"/>
+              <w:tabs>
+                <w:tab w:val="clear" w:pos="720"/>
+              </w:tabs>
+              <w:jc w:val="right"/>
               <w:rPr>
                 <w:rFonts w:ascii="Calibri" w:hAnsi="Calibri"/>
                 <w:b/>
@@ -4829,7 +5109,7 @@
               <w:tabs>
                 <w:tab w:val="clear" w:pos="720"/>
               </w:tabs>
-              <w:jc w:val="end"/>
+              <w:jc w:val="right"/>
               <w:rPr>
                 <w:rFonts w:ascii="Calibri" w:hAnsi="Calibri"/>
                 <w:sz w:val="22"/>
@@ -4863,7 +5143,7 @@
               <w:tabs>
                 <w:tab w:val="clear" w:pos="720"/>
               </w:tabs>
-              <w:jc w:val="start"/>
+              <w:jc w:val="left"/>
               <w:rPr>
                 <w:rFonts w:ascii="Calibri" w:hAnsi="Calibri"/>
                 <w:sz w:val="22"/>
@@ -4892,7 +5172,7 @@
               <w:tabs>
                 <w:tab w:val="clear" w:pos="720"/>
               </w:tabs>
-              <w:jc w:val="start"/>
+              <w:jc w:val="left"/>
               <w:rPr>
                 <w:rFonts w:ascii="Calibri" w:hAnsi="Calibri"/>
                 <w:sz w:val="22"/>
@@ -4911,17 +5191,17 @@
         </w:tc>
         <w:tc>
           <w:tcPr>
-            <w:tcW w:w="1440" w:type="dxa"/>
-            <w:tcBorders/>
-            <w:vAlign w:val="bottom"/>
-          </w:tcPr>
-          <w:p>
-            <w:pPr>
-              <w:pStyle w:val="Normal"/>
-              <w:tabs>
-                <w:tab w:val="clear" w:pos="720"/>
-              </w:tabs>
-              <w:jc w:val="end"/>
+            <w:tcW w:w="1439" w:type="dxa"/>
+            <w:tcBorders/>
+            <w:vAlign w:val="bottom"/>
+          </w:tcPr>
+          <w:p>
+            <w:pPr>
+              <w:pStyle w:val="Normal"/>
+              <w:tabs>
+                <w:tab w:val="clear" w:pos="720"/>
+              </w:tabs>
+              <w:jc w:val="right"/>
               <w:rPr>
                 <w:rFonts w:ascii="Calibri" w:hAnsi="Calibri"/>
                 <w:sz w:val="22"/>
@@ -4940,6 +5220,35 @@
         </w:tc>
         <w:tc>
           <w:tcPr>
+            <w:tcW w:w="1801" w:type="dxa"/>
+            <w:tcBorders/>
+            <w:vAlign w:val="bottom"/>
+          </w:tcPr>
+          <w:p>
+            <w:pPr>
+              <w:pStyle w:val="Normal"/>
+              <w:tabs>
+                <w:tab w:val="clear" w:pos="720"/>
+              </w:tabs>
+              <w:jc w:val="right"/>
+              <w:rPr>
+                <w:rFonts w:ascii="Calibri" w:hAnsi="Calibri"/>
+                <w:sz w:val="22"/>
+                <w:szCs w:val="22"/>
+              </w:rPr>
+            </w:pPr>
+            <w:r>
+              <w:rPr>
+                <w:rFonts w:ascii="Calibri" w:hAnsi="Calibri"/>
+                <w:sz w:val="22"/>
+                <w:szCs w:val="22"/>
+              </w:rPr>
+              <w:t>26</w:t>
+            </w:r>
+          </w:p>
+        </w:tc>
+        <w:tc>
+          <w:tcPr>
             <w:tcW w:w="1800" w:type="dxa"/>
             <w:tcBorders/>
             <w:vAlign w:val="bottom"/>
@@ -4950,36 +5259,7 @@
               <w:tabs>
                 <w:tab w:val="clear" w:pos="720"/>
               </w:tabs>
-              <w:jc w:val="end"/>
-              <w:rPr>
-                <w:rFonts w:ascii="Calibri" w:hAnsi="Calibri"/>
-                <w:sz w:val="22"/>
-                <w:szCs w:val="22"/>
-              </w:rPr>
-            </w:pPr>
-            <w:r>
-              <w:rPr>
-                <w:rFonts w:ascii="Calibri" w:hAnsi="Calibri"/>
-                <w:sz w:val="22"/>
-                <w:szCs w:val="22"/>
-              </w:rPr>
-              <w:t>26</w:t>
-            </w:r>
-          </w:p>
-        </w:tc>
-        <w:tc>
-          <w:tcPr>
-            <w:tcW w:w="1800" w:type="dxa"/>
-            <w:tcBorders/>
-            <w:vAlign w:val="bottom"/>
-          </w:tcPr>
-          <w:p>
-            <w:pPr>
-              <w:pStyle w:val="Normal"/>
-              <w:tabs>
-                <w:tab w:val="clear" w:pos="720"/>
-              </w:tabs>
-              <w:jc w:val="end"/>
+              <w:jc w:val="right"/>
               <w:rPr>
                 <w:rFonts w:ascii="Calibri" w:hAnsi="Calibri"/>
                 <w:sz w:val="22"/>
@@ -5153,7 +5433,7 @@
     <w:p>
       <w:pPr>
         <w:pStyle w:val="Normal"/>
-        <w:jc w:val="start"/>
+        <w:jc w:val="left"/>
         <w:rPr>
           <w:rFonts w:ascii="Calibri" w:hAnsi="Calibri" w:eastAsia="Arial, sans-serif" w:cs="Arial, sans-serif"/>
           <w:b w:val="false"/>
@@ -5187,7 +5467,7 @@
     <w:p>
       <w:pPr>
         <w:pStyle w:val="Normal"/>
-        <w:jc w:val="start"/>
+        <w:jc w:val="left"/>
         <w:rPr>
           <w:rFonts w:ascii="Calibri" w:hAnsi="Calibri"/>
         </w:rPr>
@@ -5201,7 +5481,7 @@
     <w:p>
       <w:pPr>
         <w:pStyle w:val="Normal"/>
-        <w:jc w:val="start"/>
+        <w:jc w:val="left"/>
         <w:rPr>
           <w:rFonts w:ascii="Calibri" w:hAnsi="Calibri"/>
         </w:rPr>
@@ -5248,7 +5528,7 @@
     <w:p>
       <w:pPr>
         <w:pStyle w:val="Normal"/>
-        <w:jc w:val="start"/>
+        <w:jc w:val="left"/>
         <w:rPr>
           <w:rFonts w:ascii="Calibri" w:hAnsi="Calibri" w:eastAsia="Arial, sans-serif" w:cs="Arial, sans-serif"/>
           <w:b w:val="false"/>
@@ -5282,7 +5562,7 @@
     <w:p>
       <w:pPr>
         <w:pStyle w:val="Normal"/>
-        <w:jc w:val="start"/>
+        <w:jc w:val="left"/>
         <w:rPr>
           <w:rFonts w:ascii="Calibri" w:hAnsi="Calibri" w:eastAsia="Arial, sans-serif" w:cs="Arial, sans-serif"/>
           <w:b w:val="false"/>
@@ -5315,7 +5595,7 @@
     <w:p>
       <w:pPr>
         <w:pStyle w:val="Normal"/>
-        <w:jc w:val="start"/>
+        <w:jc w:val="left"/>
         <w:rPr>
           <w:rFonts w:ascii="Calibri" w:hAnsi="Calibri" w:eastAsia="Arial, sans-serif" w:cs="Arial, sans-serif"/>
           <w:b w:val="false"/>
@@ -5349,7 +5629,7 @@
     <w:p>
       <w:pPr>
         <w:pStyle w:val="Normal"/>
-        <w:jc w:val="start"/>
+        <w:jc w:val="left"/>
         <w:rPr>
           <w:rFonts w:ascii="Calibri" w:hAnsi="Calibri" w:eastAsia="Arial, sans-serif" w:cs="Arial, sans-serif"/>
           <w:b w:val="false"/>
@@ -5382,7 +5662,7 @@
     <w:p>
       <w:pPr>
         <w:pStyle w:val="Normal"/>
-        <w:jc w:val="start"/>
+        <w:jc w:val="left"/>
         <w:rPr>
           <w:rFonts w:ascii="Calibri" w:hAnsi="Calibri" w:eastAsia="Arial, sans-serif" w:cs="Arial, sans-serif"/>
           <w:b w:val="false"/>
@@ -5416,7 +5696,7 @@
     <w:p>
       <w:pPr>
         <w:pStyle w:val="Normal"/>
-        <w:jc w:val="start"/>
+        <w:jc w:val="left"/>
         <w:rPr>
           <w:rFonts w:ascii="Calibri" w:hAnsi="Calibri" w:eastAsia="Arial, sans-serif" w:cs="Arial, sans-serif"/>
           <w:b w:val="false"/>
@@ -5449,7 +5729,7 @@
     <w:p>
       <w:pPr>
         <w:pStyle w:val="Normal"/>
-        <w:jc w:val="start"/>
+        <w:jc w:val="left"/>
         <w:rPr>
           <w:rFonts w:ascii="Calibri" w:hAnsi="Calibri" w:eastAsia="Arial, sans-serif" w:cs="Arial, sans-serif"/>
           <w:b w:val="false"/>
@@ -5483,7 +5763,7 @@
     <w:p>
       <w:pPr>
         <w:pStyle w:val="Normal"/>
-        <w:jc w:val="start"/>
+        <w:jc w:val="left"/>
         <w:rPr>
           <w:rFonts w:ascii="Calibri" w:hAnsi="Calibri" w:eastAsia="Arial, sans-serif" w:cs="Arial, sans-serif"/>
           <w:b w:val="false"/>
@@ -5562,7 +5842,7 @@
     <w:p>
       <w:pPr>
         <w:pStyle w:val="Normal"/>
-        <w:jc w:val="start"/>
+        <w:jc w:val="left"/>
         <w:rPr>
           <w:rFonts w:ascii="Calibri" w:hAnsi="Calibri"/>
         </w:rPr>
@@ -5637,21 +5917,21 @@
     <w:tbl>
       <w:tblPr>
         <w:tblW w:w="9300" w:type="dxa"/>
-        <w:jc w:val="start"/>
+        <w:jc w:val="left"/>
         <w:tblInd w:w="0" w:type="dxa"/>
         <w:tblLayout w:type="fixed"/>
         <w:tblCellMar>
           <w:top w:w="0" w:type="dxa"/>
-          <w:start w:w="30" w:type="dxa"/>
+          <w:left w:w="30" w:type="dxa"/>
           <w:bottom w:w="0" w:type="dxa"/>
-          <w:end w:w="30" w:type="dxa"/>
+          <w:right w:w="30" w:type="dxa"/>
         </w:tblCellMar>
       </w:tblPr>
       <w:tblGrid>
-        <w:gridCol w:w="2730"/>
-        <w:gridCol w:w="1530"/>
-        <w:gridCol w:w="1440"/>
-        <w:gridCol w:w="1800"/>
+        <w:gridCol w:w="2729"/>
+        <w:gridCol w:w="1531"/>
+        <w:gridCol w:w="1439"/>
+        <w:gridCol w:w="1801"/>
         <w:gridCol w:w="1800"/>
       </w:tblGrid>
       <w:tr>
@@ -5660,17 +5940,17 @@
         </w:trPr>
         <w:tc>
           <w:tcPr>
-            <w:tcW w:w="2730" w:type="dxa"/>
-            <w:tcBorders/>
-            <w:vAlign w:val="bottom"/>
-          </w:tcPr>
-          <w:p>
-            <w:pPr>
-              <w:pStyle w:val="Normal"/>
-              <w:tabs>
-                <w:tab w:val="clear" w:pos="720"/>
-              </w:tabs>
-              <w:jc w:val="start"/>
+            <w:tcW w:w="2729" w:type="dxa"/>
+            <w:tcBorders/>
+            <w:vAlign w:val="bottom"/>
+          </w:tcPr>
+          <w:p>
+            <w:pPr>
+              <w:pStyle w:val="Normal"/>
+              <w:tabs>
+                <w:tab w:val="clear" w:pos="720"/>
+              </w:tabs>
+              <w:jc w:val="left"/>
               <w:rPr>
                 <w:rFonts w:ascii="Calibri" w:hAnsi="Calibri"/>
                 <w:b/>
@@ -5693,17 +5973,17 @@
         </w:tc>
         <w:tc>
           <w:tcPr>
-            <w:tcW w:w="1530" w:type="dxa"/>
-            <w:tcBorders/>
-            <w:vAlign w:val="bottom"/>
-          </w:tcPr>
-          <w:p>
-            <w:pPr>
-              <w:pStyle w:val="Normal"/>
-              <w:tabs>
-                <w:tab w:val="clear" w:pos="720"/>
-              </w:tabs>
-              <w:jc w:val="start"/>
+            <w:tcW w:w="1531" w:type="dxa"/>
+            <w:tcBorders/>
+            <w:vAlign w:val="bottom"/>
+          </w:tcPr>
+          <w:p>
+            <w:pPr>
+              <w:pStyle w:val="Normal"/>
+              <w:tabs>
+                <w:tab w:val="clear" w:pos="720"/>
+              </w:tabs>
+              <w:jc w:val="left"/>
               <w:rPr>
                 <w:rFonts w:ascii="Calibri" w:hAnsi="Calibri"/>
                 <w:b/>
@@ -5726,17 +6006,17 @@
         </w:tc>
         <w:tc>
           <w:tcPr>
-            <w:tcW w:w="1440" w:type="dxa"/>
-            <w:tcBorders/>
-            <w:vAlign w:val="bottom"/>
-          </w:tcPr>
-          <w:p>
-            <w:pPr>
-              <w:pStyle w:val="Normal"/>
-              <w:tabs>
-                <w:tab w:val="clear" w:pos="720"/>
-              </w:tabs>
-              <w:jc w:val="start"/>
+            <w:tcW w:w="1439" w:type="dxa"/>
+            <w:tcBorders/>
+            <w:vAlign w:val="bottom"/>
+          </w:tcPr>
+          <w:p>
+            <w:pPr>
+              <w:pStyle w:val="Normal"/>
+              <w:tabs>
+                <w:tab w:val="clear" w:pos="720"/>
+              </w:tabs>
+              <w:jc w:val="left"/>
               <w:rPr>
                 <w:rFonts w:ascii="Calibri" w:hAnsi="Calibri"/>
                 <w:b/>
@@ -5759,17 +6039,17 @@
         </w:tc>
         <w:tc>
           <w:tcPr>
-            <w:tcW w:w="1800" w:type="dxa"/>
-            <w:tcBorders/>
-            <w:vAlign w:val="bottom"/>
-          </w:tcPr>
-          <w:p>
-            <w:pPr>
-              <w:pStyle w:val="Normal"/>
-              <w:tabs>
-                <w:tab w:val="clear" w:pos="720"/>
-              </w:tabs>
-              <w:jc w:val="start"/>
+            <w:tcW w:w="1801" w:type="dxa"/>
+            <w:tcBorders/>
+            <w:vAlign w:val="bottom"/>
+          </w:tcPr>
+          <w:p>
+            <w:pPr>
+              <w:pStyle w:val="Normal"/>
+              <w:tabs>
+                <w:tab w:val="clear" w:pos="720"/>
+              </w:tabs>
+              <w:jc w:val="left"/>
               <w:rPr>
                 <w:rFonts w:ascii="Calibri" w:hAnsi="Calibri"/>
                 <w:b/>
@@ -5802,7 +6082,7 @@
               <w:tabs>
                 <w:tab w:val="clear" w:pos="720"/>
               </w:tabs>
-              <w:jc w:val="start"/>
+              <w:jc w:val="left"/>
               <w:rPr>
                 <w:rFonts w:ascii="Calibri" w:hAnsi="Calibri"/>
                 <w:b/>
@@ -5830,17 +6110,17 @@
         </w:trPr>
         <w:tc>
           <w:tcPr>
-            <w:tcW w:w="2730" w:type="dxa"/>
-            <w:tcBorders/>
-            <w:vAlign w:val="bottom"/>
-          </w:tcPr>
-          <w:p>
-            <w:pPr>
-              <w:pStyle w:val="Normal"/>
-              <w:tabs>
-                <w:tab w:val="clear" w:pos="720"/>
-              </w:tabs>
-              <w:jc w:val="start"/>
+            <w:tcW w:w="2729" w:type="dxa"/>
+            <w:tcBorders/>
+            <w:vAlign w:val="bottom"/>
+          </w:tcPr>
+          <w:p>
+            <w:pPr>
+              <w:pStyle w:val="Normal"/>
+              <w:tabs>
+                <w:tab w:val="clear" w:pos="720"/>
+              </w:tabs>
+              <w:jc w:val="left"/>
               <w:rPr>
                 <w:rFonts w:ascii="Calibri" w:hAnsi="Calibri"/>
                 <w:sz w:val="22"/>
@@ -5859,17 +6139,17 @@
         </w:tc>
         <w:tc>
           <w:tcPr>
-            <w:tcW w:w="1530" w:type="dxa"/>
-            <w:tcBorders/>
-            <w:vAlign w:val="bottom"/>
-          </w:tcPr>
-          <w:p>
-            <w:pPr>
-              <w:pStyle w:val="Normal"/>
-              <w:tabs>
-                <w:tab w:val="clear" w:pos="720"/>
-              </w:tabs>
-              <w:jc w:val="start"/>
+            <w:tcW w:w="1531" w:type="dxa"/>
+            <w:tcBorders/>
+            <w:vAlign w:val="bottom"/>
+          </w:tcPr>
+          <w:p>
+            <w:pPr>
+              <w:pStyle w:val="Normal"/>
+              <w:tabs>
+                <w:tab w:val="clear" w:pos="720"/>
+              </w:tabs>
+              <w:jc w:val="left"/>
               <w:rPr>
                 <w:rFonts w:ascii="Calibri" w:hAnsi="Calibri"/>
                 <w:sz w:val="22"/>
@@ -5888,17 +6168,17 @@
         </w:tc>
         <w:tc>
           <w:tcPr>
-            <w:tcW w:w="1440" w:type="dxa"/>
-            <w:tcBorders/>
-            <w:vAlign w:val="bottom"/>
-          </w:tcPr>
-          <w:p>
-            <w:pPr>
-              <w:pStyle w:val="Normal"/>
-              <w:tabs>
-                <w:tab w:val="clear" w:pos="720"/>
-              </w:tabs>
-              <w:jc w:val="end"/>
+            <w:tcW w:w="1439" w:type="dxa"/>
+            <w:tcBorders/>
+            <w:vAlign w:val="bottom"/>
+          </w:tcPr>
+          <w:p>
+            <w:pPr>
+              <w:pStyle w:val="Normal"/>
+              <w:tabs>
+                <w:tab w:val="clear" w:pos="720"/>
+              </w:tabs>
+              <w:jc w:val="right"/>
               <w:rPr>
                 <w:rFonts w:ascii="Calibri" w:hAnsi="Calibri"/>
                 <w:sz w:val="22"/>
@@ -5917,6 +6197,35 @@
         </w:tc>
         <w:tc>
           <w:tcPr>
+            <w:tcW w:w="1801" w:type="dxa"/>
+            <w:tcBorders/>
+            <w:vAlign w:val="bottom"/>
+          </w:tcPr>
+          <w:p>
+            <w:pPr>
+              <w:pStyle w:val="Normal"/>
+              <w:tabs>
+                <w:tab w:val="clear" w:pos="720"/>
+              </w:tabs>
+              <w:jc w:val="right"/>
+              <w:rPr>
+                <w:rFonts w:ascii="Calibri" w:hAnsi="Calibri"/>
+                <w:sz w:val="22"/>
+                <w:szCs w:val="22"/>
+              </w:rPr>
+            </w:pPr>
+            <w:r>
+              <w:rPr>
+                <w:rFonts w:ascii="Calibri" w:hAnsi="Calibri"/>
+                <w:sz w:val="22"/>
+                <w:szCs w:val="22"/>
+              </w:rPr>
+              <w:t>88.5</w:t>
+            </w:r>
+          </w:p>
+        </w:tc>
+        <w:tc>
+          <w:tcPr>
             <w:tcW w:w="1800" w:type="dxa"/>
             <w:tcBorders/>
             <w:vAlign w:val="bottom"/>
@@ -5927,36 +6236,7 @@
               <w:tabs>
                 <w:tab w:val="clear" w:pos="720"/>
               </w:tabs>
-              <w:jc w:val="end"/>
-              <w:rPr>
-                <w:rFonts w:ascii="Calibri" w:hAnsi="Calibri"/>
-                <w:sz w:val="22"/>
-                <w:szCs w:val="22"/>
-              </w:rPr>
-            </w:pPr>
-            <w:r>
-              <w:rPr>
-                <w:rFonts w:ascii="Calibri" w:hAnsi="Calibri"/>
-                <w:sz w:val="22"/>
-                <w:szCs w:val="22"/>
-              </w:rPr>
-              <w:t>88.5</w:t>
-            </w:r>
-          </w:p>
-        </w:tc>
-        <w:tc>
-          <w:tcPr>
-            <w:tcW w:w="1800" w:type="dxa"/>
-            <w:tcBorders/>
-            <w:vAlign w:val="bottom"/>
-          </w:tcPr>
-          <w:p>
-            <w:pPr>
-              <w:pStyle w:val="Normal"/>
-              <w:tabs>
-                <w:tab w:val="clear" w:pos="720"/>
-              </w:tabs>
-              <w:jc w:val="end"/>
+              <w:jc w:val="right"/>
               <w:rPr>
                 <w:rFonts w:ascii="Calibri" w:hAnsi="Calibri"/>
                 <w:b/>
@@ -5984,17 +6264,17 @@
         </w:trPr>
         <w:tc>
           <w:tcPr>
-            <w:tcW w:w="2730" w:type="dxa"/>
-            <w:tcBorders/>
-            <w:vAlign w:val="bottom"/>
-          </w:tcPr>
-          <w:p>
-            <w:pPr>
-              <w:pStyle w:val="Normal"/>
-              <w:tabs>
-                <w:tab w:val="clear" w:pos="720"/>
-              </w:tabs>
-              <w:jc w:val="start"/>
+            <w:tcW w:w="2729" w:type="dxa"/>
+            <w:tcBorders/>
+            <w:vAlign w:val="bottom"/>
+          </w:tcPr>
+          <w:p>
+            <w:pPr>
+              <w:pStyle w:val="Normal"/>
+              <w:tabs>
+                <w:tab w:val="clear" w:pos="720"/>
+              </w:tabs>
+              <w:jc w:val="left"/>
               <w:rPr>
                 <w:rFonts w:ascii="Calibri" w:hAnsi="Calibri"/>
                 <w:sz w:val="22"/>
@@ -6013,17 +6293,17 @@
         </w:tc>
         <w:tc>
           <w:tcPr>
-            <w:tcW w:w="1530" w:type="dxa"/>
-            <w:tcBorders/>
-            <w:vAlign w:val="bottom"/>
-          </w:tcPr>
-          <w:p>
-            <w:pPr>
-              <w:pStyle w:val="Normal"/>
-              <w:tabs>
-                <w:tab w:val="clear" w:pos="720"/>
-              </w:tabs>
-              <w:jc w:val="start"/>
+            <w:tcW w:w="1531" w:type="dxa"/>
+            <w:tcBorders/>
+            <w:vAlign w:val="bottom"/>
+          </w:tcPr>
+          <w:p>
+            <w:pPr>
+              <w:pStyle w:val="Normal"/>
+              <w:tabs>
+                <w:tab w:val="clear" w:pos="720"/>
+              </w:tabs>
+              <w:jc w:val="left"/>
               <w:rPr>
                 <w:rFonts w:ascii="Calibri" w:hAnsi="Calibri"/>
                 <w:sz w:val="22"/>
@@ -6042,17 +6322,17 @@
         </w:tc>
         <w:tc>
           <w:tcPr>
-            <w:tcW w:w="1440" w:type="dxa"/>
-            <w:tcBorders/>
-            <w:vAlign w:val="bottom"/>
-          </w:tcPr>
-          <w:p>
-            <w:pPr>
-              <w:pStyle w:val="Normal"/>
-              <w:tabs>
-                <w:tab w:val="clear" w:pos="720"/>
-              </w:tabs>
-              <w:jc w:val="end"/>
+            <w:tcW w:w="1439" w:type="dxa"/>
+            <w:tcBorders/>
+            <w:vAlign w:val="bottom"/>
+          </w:tcPr>
+          <w:p>
+            <w:pPr>
+              <w:pStyle w:val="Normal"/>
+              <w:tabs>
+                <w:tab w:val="clear" w:pos="720"/>
+              </w:tabs>
+              <w:jc w:val="right"/>
               <w:rPr>
                 <w:rFonts w:ascii="Calibri" w:hAnsi="Calibri"/>
                 <w:b/>
@@ -6075,6 +6355,35 @@
         </w:tc>
         <w:tc>
           <w:tcPr>
+            <w:tcW w:w="1801" w:type="dxa"/>
+            <w:tcBorders/>
+            <w:vAlign w:val="bottom"/>
+          </w:tcPr>
+          <w:p>
+            <w:pPr>
+              <w:pStyle w:val="Normal"/>
+              <w:tabs>
+                <w:tab w:val="clear" w:pos="720"/>
+              </w:tabs>
+              <w:jc w:val="right"/>
+              <w:rPr>
+                <w:rFonts w:ascii="Calibri" w:hAnsi="Calibri"/>
+                <w:sz w:val="22"/>
+                <w:szCs w:val="22"/>
+              </w:rPr>
+            </w:pPr>
+            <w:r>
+              <w:rPr>
+                <w:rFonts w:ascii="Calibri" w:hAnsi="Calibri"/>
+                <w:sz w:val="22"/>
+                <w:szCs w:val="22"/>
+              </w:rPr>
+              <w:t>88.8</w:t>
+            </w:r>
+          </w:p>
+        </w:tc>
+        <w:tc>
+          <w:tcPr>
             <w:tcW w:w="1800" w:type="dxa"/>
             <w:tcBorders/>
             <w:vAlign w:val="bottom"/>
@@ -6085,57 +6394,20 @@
               <w:tabs>
                 <w:tab w:val="clear" w:pos="720"/>
               </w:tabs>
-              <w:jc w:val="end"/>
-              <w:rPr>
-                <w:rFonts w:ascii="Calibri" w:hAnsi="Calibri"/>
-                <w:sz w:val="22"/>
-                <w:szCs w:val="22"/>
-              </w:rPr>
-            </w:pPr>
-            <w:r>
-              <w:rPr>
-                <w:rFonts w:ascii="Calibri" w:hAnsi="Calibri"/>
-                <w:sz w:val="22"/>
-                <w:szCs w:val="22"/>
-              </w:rPr>
-              <w:t>88.8</w:t>
-            </w:r>
-          </w:p>
-        </w:tc>
-        <w:tc>
-          <w:tcPr>
-            <w:tcW w:w="1800" w:type="dxa"/>
-            <w:tcBorders/>
-            <w:vAlign w:val="bottom"/>
-          </w:tcPr>
-          <w:p>
-            <w:pPr>
-              <w:pStyle w:val="Normal"/>
-              <w:tabs>
-                <w:tab w:val="clear" w:pos="720"/>
-              </w:tabs>
-              <w:jc w:val="end"/>
-              <w:rPr>
-                <w:rFonts w:ascii="Calibri" w:hAnsi="Calibri"/>
-                <w:sz w:val="22"/>
-                <w:szCs w:val="22"/>
-              </w:rPr>
-            </w:pPr>
-            <w:r>
-              <w:rPr>
-                <w:rFonts w:ascii="Calibri" w:hAnsi="Calibri"/>
-                <w:sz w:val="22"/>
-                <w:szCs w:val="22"/>
-              </w:rPr>
-              <w:t>92.</w:t>
-            </w:r>
-            <w:r>
-              <w:rPr>
-                <w:rFonts w:ascii="Calibri" w:hAnsi="Calibri"/>
-                <w:sz w:val="22"/>
-                <w:szCs w:val="22"/>
-              </w:rPr>
-              <w:t>0</w:t>
+              <w:jc w:val="right"/>
+              <w:rPr>
+                <w:rFonts w:ascii="Calibri" w:hAnsi="Calibri"/>
+                <w:sz w:val="22"/>
+                <w:szCs w:val="22"/>
+              </w:rPr>
+            </w:pPr>
+            <w:r>
+              <w:rPr>
+                <w:rFonts w:ascii="Calibri" w:hAnsi="Calibri"/>
+                <w:sz w:val="22"/>
+                <w:szCs w:val="22"/>
+              </w:rPr>
+              <w:t>92.0</w:t>
             </w:r>
           </w:p>
         </w:tc>
@@ -6146,17 +6418,17 @@
         </w:trPr>
         <w:tc>
           <w:tcPr>
-            <w:tcW w:w="2730" w:type="dxa"/>
-            <w:tcBorders/>
-            <w:vAlign w:val="bottom"/>
-          </w:tcPr>
-          <w:p>
-            <w:pPr>
-              <w:pStyle w:val="Normal"/>
-              <w:tabs>
-                <w:tab w:val="clear" w:pos="720"/>
-              </w:tabs>
-              <w:jc w:val="start"/>
+            <w:tcW w:w="2729" w:type="dxa"/>
+            <w:tcBorders/>
+            <w:vAlign w:val="bottom"/>
+          </w:tcPr>
+          <w:p>
+            <w:pPr>
+              <w:pStyle w:val="Normal"/>
+              <w:tabs>
+                <w:tab w:val="clear" w:pos="720"/>
+              </w:tabs>
+              <w:jc w:val="left"/>
               <w:rPr>
                 <w:rFonts w:ascii="Calibri" w:hAnsi="Calibri"/>
                 <w:sz w:val="22"/>
@@ -6175,17 +6447,17 @@
         </w:tc>
         <w:tc>
           <w:tcPr>
-            <w:tcW w:w="1530" w:type="dxa"/>
-            <w:tcBorders/>
-            <w:vAlign w:val="bottom"/>
-          </w:tcPr>
-          <w:p>
-            <w:pPr>
-              <w:pStyle w:val="Normal"/>
-              <w:tabs>
-                <w:tab w:val="clear" w:pos="720"/>
-              </w:tabs>
-              <w:jc w:val="start"/>
+            <w:tcW w:w="1531" w:type="dxa"/>
+            <w:tcBorders/>
+            <w:vAlign w:val="bottom"/>
+          </w:tcPr>
+          <w:p>
+            <w:pPr>
+              <w:pStyle w:val="Normal"/>
+              <w:tabs>
+                <w:tab w:val="clear" w:pos="720"/>
+              </w:tabs>
+              <w:jc w:val="left"/>
               <w:rPr>
                 <w:rFonts w:ascii="Calibri" w:hAnsi="Calibri"/>
                 <w:sz w:val="22"/>
@@ -6204,17 +6476,17 @@
         </w:tc>
         <w:tc>
           <w:tcPr>
-            <w:tcW w:w="1440" w:type="dxa"/>
-            <w:tcBorders/>
-            <w:vAlign w:val="bottom"/>
-          </w:tcPr>
-          <w:p>
-            <w:pPr>
-              <w:pStyle w:val="Normal"/>
-              <w:tabs>
-                <w:tab w:val="clear" w:pos="720"/>
-              </w:tabs>
-              <w:jc w:val="end"/>
+            <w:tcW w:w="1439" w:type="dxa"/>
+            <w:tcBorders/>
+            <w:vAlign w:val="bottom"/>
+          </w:tcPr>
+          <w:p>
+            <w:pPr>
+              <w:pStyle w:val="Normal"/>
+              <w:tabs>
+                <w:tab w:val="clear" w:pos="720"/>
+              </w:tabs>
+              <w:jc w:val="right"/>
               <w:rPr>
                 <w:rFonts w:ascii="Calibri" w:hAnsi="Calibri"/>
                 <w:sz w:val="22"/>
@@ -6233,6 +6505,35 @@
         </w:tc>
         <w:tc>
           <w:tcPr>
+            <w:tcW w:w="1801" w:type="dxa"/>
+            <w:tcBorders/>
+            <w:vAlign w:val="bottom"/>
+          </w:tcPr>
+          <w:p>
+            <w:pPr>
+              <w:pStyle w:val="Normal"/>
+              <w:tabs>
+                <w:tab w:val="clear" w:pos="720"/>
+              </w:tabs>
+              <w:jc w:val="right"/>
+              <w:rPr>
+                <w:rFonts w:ascii="Calibri" w:hAnsi="Calibri"/>
+                <w:sz w:val="22"/>
+                <w:szCs w:val="22"/>
+              </w:rPr>
+            </w:pPr>
+            <w:r>
+              <w:rPr>
+                <w:rFonts w:ascii="Calibri" w:hAnsi="Calibri"/>
+                <w:sz w:val="22"/>
+                <w:szCs w:val="22"/>
+              </w:rPr>
+              <w:t>80.3</w:t>
+            </w:r>
+          </w:p>
+        </w:tc>
+        <w:tc>
+          <w:tcPr>
             <w:tcW w:w="1800" w:type="dxa"/>
             <w:tcBorders/>
             <w:vAlign w:val="bottom"/>
@@ -6243,36 +6544,7 @@
               <w:tabs>
                 <w:tab w:val="clear" w:pos="720"/>
               </w:tabs>
-              <w:jc w:val="end"/>
-              <w:rPr>
-                <w:rFonts w:ascii="Calibri" w:hAnsi="Calibri"/>
-                <w:sz w:val="22"/>
-                <w:szCs w:val="22"/>
-              </w:rPr>
-            </w:pPr>
-            <w:r>
-              <w:rPr>
-                <w:rFonts w:ascii="Calibri" w:hAnsi="Calibri"/>
-                <w:sz w:val="22"/>
-                <w:szCs w:val="22"/>
-              </w:rPr>
-              <w:t>80.3</w:t>
-            </w:r>
-          </w:p>
-        </w:tc>
-        <w:tc>
-          <w:tcPr>
-            <w:tcW w:w="1800" w:type="dxa"/>
-            <w:tcBorders/>
-            <w:vAlign w:val="bottom"/>
-          </w:tcPr>
-          <w:p>
-            <w:pPr>
-              <w:pStyle w:val="Normal"/>
-              <w:tabs>
-                <w:tab w:val="clear" w:pos="720"/>
-              </w:tabs>
-              <w:jc w:val="end"/>
+              <w:jc w:val="right"/>
               <w:rPr>
                 <w:rFonts w:ascii="Calibri" w:hAnsi="Calibri"/>
                 <w:sz w:val="22"/>
@@ -6296,17 +6568,17 @@
         </w:trPr>
         <w:tc>
           <w:tcPr>
-            <w:tcW w:w="2730" w:type="dxa"/>
-            <w:tcBorders/>
-            <w:vAlign w:val="bottom"/>
-          </w:tcPr>
-          <w:p>
-            <w:pPr>
-              <w:pStyle w:val="Normal"/>
-              <w:tabs>
-                <w:tab w:val="clear" w:pos="720"/>
-              </w:tabs>
-              <w:jc w:val="start"/>
+            <w:tcW w:w="2729" w:type="dxa"/>
+            <w:tcBorders/>
+            <w:vAlign w:val="bottom"/>
+          </w:tcPr>
+          <w:p>
+            <w:pPr>
+              <w:pStyle w:val="Normal"/>
+              <w:tabs>
+                <w:tab w:val="clear" w:pos="720"/>
+              </w:tabs>
+              <w:jc w:val="left"/>
               <w:rPr>
                 <w:rFonts w:ascii="Calibri" w:hAnsi="Calibri"/>
                 <w:sz w:val="22"/>
@@ -6325,17 +6597,17 @@
         </w:tc>
         <w:tc>
           <w:tcPr>
-            <w:tcW w:w="1530" w:type="dxa"/>
-            <w:tcBorders/>
-            <w:vAlign w:val="bottom"/>
-          </w:tcPr>
-          <w:p>
-            <w:pPr>
-              <w:pStyle w:val="Normal"/>
-              <w:tabs>
-                <w:tab w:val="clear" w:pos="720"/>
-              </w:tabs>
-              <w:jc w:val="start"/>
+            <w:tcW w:w="1531" w:type="dxa"/>
+            <w:tcBorders/>
+            <w:vAlign w:val="bottom"/>
+          </w:tcPr>
+          <w:p>
+            <w:pPr>
+              <w:pStyle w:val="Normal"/>
+              <w:tabs>
+                <w:tab w:val="clear" w:pos="720"/>
+              </w:tabs>
+              <w:jc w:val="left"/>
               <w:rPr>
                 <w:rFonts w:ascii="Calibri" w:hAnsi="Calibri"/>
                 <w:sz w:val="22"/>
@@ -6354,17 +6626,17 @@
         </w:tc>
         <w:tc>
           <w:tcPr>
-            <w:tcW w:w="1440" w:type="dxa"/>
-            <w:tcBorders/>
-            <w:vAlign w:val="bottom"/>
-          </w:tcPr>
-          <w:p>
-            <w:pPr>
-              <w:pStyle w:val="Normal"/>
-              <w:tabs>
-                <w:tab w:val="clear" w:pos="720"/>
-              </w:tabs>
-              <w:jc w:val="end"/>
+            <w:tcW w:w="1439" w:type="dxa"/>
+            <w:tcBorders/>
+            <w:vAlign w:val="bottom"/>
+          </w:tcPr>
+          <w:p>
+            <w:pPr>
+              <w:pStyle w:val="Normal"/>
+              <w:tabs>
+                <w:tab w:val="clear" w:pos="720"/>
+              </w:tabs>
+              <w:jc w:val="right"/>
               <w:rPr>
                 <w:rFonts w:ascii="Calibri" w:hAnsi="Calibri"/>
                 <w:sz w:val="22"/>
@@ -6383,6 +6655,35 @@
         </w:tc>
         <w:tc>
           <w:tcPr>
+            <w:tcW w:w="1801" w:type="dxa"/>
+            <w:tcBorders/>
+            <w:vAlign w:val="bottom"/>
+          </w:tcPr>
+          <w:p>
+            <w:pPr>
+              <w:pStyle w:val="Normal"/>
+              <w:tabs>
+                <w:tab w:val="clear" w:pos="720"/>
+              </w:tabs>
+              <w:jc w:val="right"/>
+              <w:rPr>
+                <w:rFonts w:ascii="Calibri" w:hAnsi="Calibri"/>
+                <w:sz w:val="22"/>
+                <w:szCs w:val="22"/>
+              </w:rPr>
+            </w:pPr>
+            <w:r>
+              <w:rPr>
+                <w:rFonts w:ascii="Calibri" w:hAnsi="Calibri"/>
+                <w:sz w:val="22"/>
+                <w:szCs w:val="22"/>
+              </w:rPr>
+              <w:t>87.0</w:t>
+            </w:r>
+          </w:p>
+        </w:tc>
+        <w:tc>
+          <w:tcPr>
             <w:tcW w:w="1800" w:type="dxa"/>
             <w:tcBorders/>
             <w:vAlign w:val="bottom"/>
@@ -6393,44 +6694,7 @@
               <w:tabs>
                 <w:tab w:val="clear" w:pos="720"/>
               </w:tabs>
-              <w:jc w:val="end"/>
-              <w:rPr>
-                <w:rFonts w:ascii="Calibri" w:hAnsi="Calibri"/>
-                <w:sz w:val="22"/>
-                <w:szCs w:val="22"/>
-              </w:rPr>
-            </w:pPr>
-            <w:r>
-              <w:rPr>
-                <w:rFonts w:ascii="Calibri" w:hAnsi="Calibri"/>
-                <w:sz w:val="22"/>
-                <w:szCs w:val="22"/>
-              </w:rPr>
-              <w:t>87.</w:t>
-            </w:r>
-            <w:r>
-              <w:rPr>
-                <w:rFonts w:ascii="Calibri" w:hAnsi="Calibri"/>
-                <w:sz w:val="22"/>
-                <w:szCs w:val="22"/>
-              </w:rPr>
-              <w:t>0</w:t>
-            </w:r>
-          </w:p>
-        </w:tc>
-        <w:tc>
-          <w:tcPr>
-            <w:tcW w:w="1800" w:type="dxa"/>
-            <w:tcBorders/>
-            <w:vAlign w:val="bottom"/>
-          </w:tcPr>
-          <w:p>
-            <w:pPr>
-              <w:pStyle w:val="Normal"/>
-              <w:tabs>
-                <w:tab w:val="clear" w:pos="720"/>
-              </w:tabs>
-              <w:jc w:val="end"/>
+              <w:jc w:val="right"/>
               <w:rPr>
                 <w:rFonts w:ascii="Calibri" w:hAnsi="Calibri"/>
                 <w:sz w:val="22"/>
@@ -6454,17 +6718,17 @@
         </w:trPr>
         <w:tc>
           <w:tcPr>
-            <w:tcW w:w="2730" w:type="dxa"/>
-            <w:tcBorders/>
-            <w:vAlign w:val="bottom"/>
-          </w:tcPr>
-          <w:p>
-            <w:pPr>
-              <w:pStyle w:val="Normal"/>
-              <w:tabs>
-                <w:tab w:val="clear" w:pos="720"/>
-              </w:tabs>
-              <w:jc w:val="start"/>
+            <w:tcW w:w="2729" w:type="dxa"/>
+            <w:tcBorders/>
+            <w:vAlign w:val="bottom"/>
+          </w:tcPr>
+          <w:p>
+            <w:pPr>
+              <w:pStyle w:val="Normal"/>
+              <w:tabs>
+                <w:tab w:val="clear" w:pos="720"/>
+              </w:tabs>
+              <w:jc w:val="left"/>
               <w:rPr>
                 <w:rFonts w:ascii="Calibri" w:hAnsi="Calibri"/>
                 <w:sz w:val="22"/>
@@ -6483,17 +6747,17 @@
         </w:tc>
         <w:tc>
           <w:tcPr>
-            <w:tcW w:w="1530" w:type="dxa"/>
-            <w:tcBorders/>
-            <w:vAlign w:val="bottom"/>
-          </w:tcPr>
-          <w:p>
-            <w:pPr>
-              <w:pStyle w:val="Normal"/>
-              <w:tabs>
-                <w:tab w:val="clear" w:pos="720"/>
-              </w:tabs>
-              <w:jc w:val="start"/>
+            <w:tcW w:w="1531" w:type="dxa"/>
+            <w:tcBorders/>
+            <w:vAlign w:val="bottom"/>
+          </w:tcPr>
+          <w:p>
+            <w:pPr>
+              <w:pStyle w:val="Normal"/>
+              <w:tabs>
+                <w:tab w:val="clear" w:pos="720"/>
+              </w:tabs>
+              <w:jc w:val="left"/>
               <w:rPr>
                 <w:rFonts w:ascii="Calibri" w:hAnsi="Calibri"/>
                 <w:sz w:val="22"/>
@@ -6512,17 +6776,17 @@
         </w:tc>
         <w:tc>
           <w:tcPr>
-            <w:tcW w:w="1440" w:type="dxa"/>
-            <w:tcBorders/>
-            <w:vAlign w:val="bottom"/>
-          </w:tcPr>
-          <w:p>
-            <w:pPr>
-              <w:pStyle w:val="Normal"/>
-              <w:tabs>
-                <w:tab w:val="clear" w:pos="720"/>
-              </w:tabs>
-              <w:jc w:val="end"/>
+            <w:tcW w:w="1439" w:type="dxa"/>
+            <w:tcBorders/>
+            <w:vAlign w:val="bottom"/>
+          </w:tcPr>
+          <w:p>
+            <w:pPr>
+              <w:pStyle w:val="Normal"/>
+              <w:tabs>
+                <w:tab w:val="clear" w:pos="720"/>
+              </w:tabs>
+              <w:jc w:val="right"/>
               <w:rPr>
                 <w:rFonts w:ascii="Calibri" w:hAnsi="Calibri"/>
                 <w:sz w:val="22"/>
@@ -6541,17 +6805,17 @@
         </w:tc>
         <w:tc>
           <w:tcPr>
-            <w:tcW w:w="1800" w:type="dxa"/>
-            <w:tcBorders/>
-            <w:vAlign w:val="bottom"/>
-          </w:tcPr>
-          <w:p>
-            <w:pPr>
-              <w:pStyle w:val="Normal"/>
-              <w:tabs>
-                <w:tab w:val="clear" w:pos="720"/>
-              </w:tabs>
-              <w:jc w:val="end"/>
+            <w:tcW w:w="1801" w:type="dxa"/>
+            <w:tcBorders/>
+            <w:vAlign w:val="bottom"/>
+          </w:tcPr>
+          <w:p>
+            <w:pPr>
+              <w:pStyle w:val="Normal"/>
+              <w:tabs>
+                <w:tab w:val="clear" w:pos="720"/>
+              </w:tabs>
+              <w:jc w:val="right"/>
               <w:rPr>
                 <w:rFonts w:ascii="Calibri" w:hAnsi="Calibri"/>
                 <w:b/>
@@ -6584,7 +6848,7 @@
               <w:tabs>
                 <w:tab w:val="clear" w:pos="720"/>
               </w:tabs>
-              <w:jc w:val="end"/>
+              <w:jc w:val="right"/>
               <w:rPr>
                 <w:rFonts w:ascii="Calibri" w:hAnsi="Calibri"/>
                 <w:sz w:val="22"/>
@@ -6608,17 +6872,17 @@
         </w:trPr>
         <w:tc>
           <w:tcPr>
-            <w:tcW w:w="2730" w:type="dxa"/>
-            <w:tcBorders/>
-            <w:vAlign w:val="bottom"/>
-          </w:tcPr>
-          <w:p>
-            <w:pPr>
-              <w:pStyle w:val="Normal"/>
-              <w:tabs>
-                <w:tab w:val="clear" w:pos="720"/>
-              </w:tabs>
-              <w:jc w:val="start"/>
+            <w:tcW w:w="2729" w:type="dxa"/>
+            <w:tcBorders/>
+            <w:vAlign w:val="bottom"/>
+          </w:tcPr>
+          <w:p>
+            <w:pPr>
+              <w:pStyle w:val="Normal"/>
+              <w:tabs>
+                <w:tab w:val="clear" w:pos="720"/>
+              </w:tabs>
+              <w:jc w:val="left"/>
               <w:rPr>
                 <w:rFonts w:ascii="Calibri" w:hAnsi="Calibri"/>
                 <w:sz w:val="22"/>
@@ -6637,17 +6901,17 @@
         </w:tc>
         <w:tc>
           <w:tcPr>
-            <w:tcW w:w="1530" w:type="dxa"/>
-            <w:tcBorders/>
-            <w:vAlign w:val="bottom"/>
-          </w:tcPr>
-          <w:p>
-            <w:pPr>
-              <w:pStyle w:val="Normal"/>
-              <w:tabs>
-                <w:tab w:val="clear" w:pos="720"/>
-              </w:tabs>
-              <w:jc w:val="start"/>
+            <w:tcW w:w="1531" w:type="dxa"/>
+            <w:tcBorders/>
+            <w:vAlign w:val="bottom"/>
+          </w:tcPr>
+          <w:p>
+            <w:pPr>
+              <w:pStyle w:val="Normal"/>
+              <w:tabs>
+                <w:tab w:val="clear" w:pos="720"/>
+              </w:tabs>
+              <w:jc w:val="left"/>
               <w:rPr>
                 <w:rFonts w:ascii="Calibri" w:hAnsi="Calibri"/>
                 <w:sz w:val="22"/>
@@ -6666,17 +6930,17 @@
         </w:tc>
         <w:tc>
           <w:tcPr>
-            <w:tcW w:w="1440" w:type="dxa"/>
-            <w:tcBorders/>
-            <w:vAlign w:val="bottom"/>
-          </w:tcPr>
-          <w:p>
-            <w:pPr>
-              <w:pStyle w:val="Normal"/>
-              <w:tabs>
-                <w:tab w:val="clear" w:pos="720"/>
-              </w:tabs>
-              <w:jc w:val="end"/>
+            <w:tcW w:w="1439" w:type="dxa"/>
+            <w:tcBorders/>
+            <w:vAlign w:val="bottom"/>
+          </w:tcPr>
+          <w:p>
+            <w:pPr>
+              <w:pStyle w:val="Normal"/>
+              <w:tabs>
+                <w:tab w:val="clear" w:pos="720"/>
+              </w:tabs>
+              <w:jc w:val="right"/>
               <w:rPr>
                 <w:rFonts w:ascii="Calibri" w:hAnsi="Calibri"/>
                 <w:sz w:val="22"/>
@@ -6695,6 +6959,35 @@
         </w:tc>
         <w:tc>
           <w:tcPr>
+            <w:tcW w:w="1801" w:type="dxa"/>
+            <w:tcBorders/>
+            <w:vAlign w:val="bottom"/>
+          </w:tcPr>
+          <w:p>
+            <w:pPr>
+              <w:pStyle w:val="Normal"/>
+              <w:tabs>
+                <w:tab w:val="clear" w:pos="720"/>
+              </w:tabs>
+              <w:jc w:val="right"/>
+              <w:rPr>
+                <w:rFonts w:ascii="Calibri" w:hAnsi="Calibri"/>
+                <w:sz w:val="22"/>
+                <w:szCs w:val="22"/>
+              </w:rPr>
+            </w:pPr>
+            <w:r>
+              <w:rPr>
+                <w:rFonts w:ascii="Calibri" w:hAnsi="Calibri"/>
+                <w:sz w:val="22"/>
+                <w:szCs w:val="22"/>
+              </w:rPr>
+              <w:t>78.1</w:t>
+            </w:r>
+          </w:p>
+        </w:tc>
+        <w:tc>
+          <w:tcPr>
             <w:tcW w:w="1800" w:type="dxa"/>
             <w:tcBorders/>
             <w:vAlign w:val="bottom"/>
@@ -6705,36 +6998,7 @@
               <w:tabs>
                 <w:tab w:val="clear" w:pos="720"/>
               </w:tabs>
-              <w:jc w:val="end"/>
-              <w:rPr>
-                <w:rFonts w:ascii="Calibri" w:hAnsi="Calibri"/>
-                <w:sz w:val="22"/>
-                <w:szCs w:val="22"/>
-              </w:rPr>
-            </w:pPr>
-            <w:r>
-              <w:rPr>
-                <w:rFonts w:ascii="Calibri" w:hAnsi="Calibri"/>
-                <w:sz w:val="22"/>
-                <w:szCs w:val="22"/>
-              </w:rPr>
-              <w:t>78.1</w:t>
-            </w:r>
-          </w:p>
-        </w:tc>
-        <w:tc>
-          <w:tcPr>
-            <w:tcW w:w="1800" w:type="dxa"/>
-            <w:tcBorders/>
-            <w:vAlign w:val="bottom"/>
-          </w:tcPr>
-          <w:p>
-            <w:pPr>
-              <w:pStyle w:val="Normal"/>
-              <w:tabs>
-                <w:tab w:val="clear" w:pos="720"/>
-              </w:tabs>
-              <w:jc w:val="end"/>
+              <w:jc w:val="right"/>
               <w:rPr>
                 <w:rFonts w:ascii="Calibri" w:hAnsi="Calibri"/>
                 <w:sz w:val="22"/>
@@ -6758,17 +7022,17 @@
         </w:trPr>
         <w:tc>
           <w:tcPr>
-            <w:tcW w:w="2730" w:type="dxa"/>
-            <w:tcBorders/>
-            <w:vAlign w:val="bottom"/>
-          </w:tcPr>
-          <w:p>
-            <w:pPr>
-              <w:pStyle w:val="Normal"/>
-              <w:tabs>
-                <w:tab w:val="clear" w:pos="720"/>
-              </w:tabs>
-              <w:jc w:val="start"/>
+            <w:tcW w:w="2729" w:type="dxa"/>
+            <w:tcBorders/>
+            <w:vAlign w:val="bottom"/>
+          </w:tcPr>
+          <w:p>
+            <w:pPr>
+              <w:pStyle w:val="Normal"/>
+              <w:tabs>
+                <w:tab w:val="clear" w:pos="720"/>
+              </w:tabs>
+              <w:jc w:val="left"/>
               <w:rPr>
                 <w:rFonts w:ascii="Calibri" w:hAnsi="Calibri"/>
                 <w:sz w:val="22"/>
@@ -6787,17 +7051,17 @@
         </w:tc>
         <w:tc>
           <w:tcPr>
-            <w:tcW w:w="1530" w:type="dxa"/>
-            <w:tcBorders/>
-            <w:vAlign w:val="bottom"/>
-          </w:tcPr>
-          <w:p>
-            <w:pPr>
-              <w:pStyle w:val="Normal"/>
-              <w:tabs>
-                <w:tab w:val="clear" w:pos="720"/>
-              </w:tabs>
-              <w:jc w:val="start"/>
+            <w:tcW w:w="1531" w:type="dxa"/>
+            <w:tcBorders/>
+            <w:vAlign w:val="bottom"/>
+          </w:tcPr>
+          <w:p>
+            <w:pPr>
+              <w:pStyle w:val="Normal"/>
+              <w:tabs>
+                <w:tab w:val="clear" w:pos="720"/>
+              </w:tabs>
+              <w:jc w:val="left"/>
               <w:rPr>
                 <w:rFonts w:ascii="Calibri" w:hAnsi="Calibri"/>
                 <w:sz w:val="22"/>
@@ -6816,17 +7080,17 @@
         </w:tc>
         <w:tc>
           <w:tcPr>
-            <w:tcW w:w="1440" w:type="dxa"/>
-            <w:tcBorders/>
-            <w:vAlign w:val="bottom"/>
-          </w:tcPr>
-          <w:p>
-            <w:pPr>
-              <w:pStyle w:val="Normal"/>
-              <w:tabs>
-                <w:tab w:val="clear" w:pos="720"/>
-              </w:tabs>
-              <w:jc w:val="end"/>
+            <w:tcW w:w="1439" w:type="dxa"/>
+            <w:tcBorders/>
+            <w:vAlign w:val="bottom"/>
+          </w:tcPr>
+          <w:p>
+            <w:pPr>
+              <w:pStyle w:val="Normal"/>
+              <w:tabs>
+                <w:tab w:val="clear" w:pos="720"/>
+              </w:tabs>
+              <w:jc w:val="right"/>
               <w:rPr>
                 <w:rFonts w:ascii="Calibri" w:hAnsi="Calibri"/>
                 <w:sz w:val="22"/>
@@ -6845,6 +7109,35 @@
         </w:tc>
         <w:tc>
           <w:tcPr>
+            <w:tcW w:w="1801" w:type="dxa"/>
+            <w:tcBorders/>
+            <w:vAlign w:val="bottom"/>
+          </w:tcPr>
+          <w:p>
+            <w:pPr>
+              <w:pStyle w:val="Normal"/>
+              <w:tabs>
+                <w:tab w:val="clear" w:pos="720"/>
+              </w:tabs>
+              <w:jc w:val="right"/>
+              <w:rPr>
+                <w:rFonts w:ascii="Calibri" w:hAnsi="Calibri"/>
+                <w:sz w:val="22"/>
+                <w:szCs w:val="22"/>
+              </w:rPr>
+            </w:pPr>
+            <w:r>
+              <w:rPr>
+                <w:rFonts w:ascii="Calibri" w:hAnsi="Calibri"/>
+                <w:sz w:val="22"/>
+                <w:szCs w:val="22"/>
+              </w:rPr>
+              <w:t>77.8</w:t>
+            </w:r>
+          </w:p>
+        </w:tc>
+        <w:tc>
+          <w:tcPr>
             <w:tcW w:w="1800" w:type="dxa"/>
             <w:tcBorders/>
             <w:vAlign w:val="bottom"/>
@@ -6855,36 +7148,7 @@
               <w:tabs>
                 <w:tab w:val="clear" w:pos="720"/>
               </w:tabs>
-              <w:jc w:val="end"/>
-              <w:rPr>
-                <w:rFonts w:ascii="Calibri" w:hAnsi="Calibri"/>
-                <w:sz w:val="22"/>
-                <w:szCs w:val="22"/>
-              </w:rPr>
-            </w:pPr>
-            <w:r>
-              <w:rPr>
-                <w:rFonts w:ascii="Calibri" w:hAnsi="Calibri"/>
-                <w:sz w:val="22"/>
-                <w:szCs w:val="22"/>
-              </w:rPr>
-              <w:t>77.8</w:t>
-            </w:r>
-          </w:p>
-        </w:tc>
-        <w:tc>
-          <w:tcPr>
-            <w:tcW w:w="1800" w:type="dxa"/>
-            <w:tcBorders/>
-            <w:vAlign w:val="bottom"/>
-          </w:tcPr>
-          <w:p>
-            <w:pPr>
-              <w:pStyle w:val="Normal"/>
-              <w:tabs>
-                <w:tab w:val="clear" w:pos="720"/>
-              </w:tabs>
-              <w:jc w:val="end"/>
+              <w:jc w:val="right"/>
               <w:rPr>
                 <w:rFonts w:ascii="Calibri" w:hAnsi="Calibri"/>
                 <w:sz w:val="22"/>
@@ -6908,17 +7172,17 @@
         </w:trPr>
         <w:tc>
           <w:tcPr>
-            <w:tcW w:w="2730" w:type="dxa"/>
-            <w:tcBorders/>
-            <w:vAlign w:val="bottom"/>
-          </w:tcPr>
-          <w:p>
-            <w:pPr>
-              <w:pStyle w:val="Normal"/>
-              <w:tabs>
-                <w:tab w:val="clear" w:pos="720"/>
-              </w:tabs>
-              <w:jc w:val="start"/>
+            <w:tcW w:w="2729" w:type="dxa"/>
+            <w:tcBorders/>
+            <w:vAlign w:val="bottom"/>
+          </w:tcPr>
+          <w:p>
+            <w:pPr>
+              <w:pStyle w:val="Normal"/>
+              <w:tabs>
+                <w:tab w:val="clear" w:pos="720"/>
+              </w:tabs>
+              <w:jc w:val="left"/>
               <w:rPr>
                 <w:rFonts w:ascii="Calibri" w:hAnsi="Calibri"/>
                 <w:sz w:val="22"/>
@@ -6937,17 +7201,17 @@
         </w:tc>
         <w:tc>
           <w:tcPr>
-            <w:tcW w:w="1530" w:type="dxa"/>
-            <w:tcBorders/>
-            <w:vAlign w:val="bottom"/>
-          </w:tcPr>
-          <w:p>
-            <w:pPr>
-              <w:pStyle w:val="Normal"/>
-              <w:tabs>
-                <w:tab w:val="clear" w:pos="720"/>
-              </w:tabs>
-              <w:jc w:val="start"/>
+            <w:tcW w:w="1531" w:type="dxa"/>
+            <w:tcBorders/>
+            <w:vAlign w:val="bottom"/>
+          </w:tcPr>
+          <w:p>
+            <w:pPr>
+              <w:pStyle w:val="Normal"/>
+              <w:tabs>
+                <w:tab w:val="clear" w:pos="720"/>
+              </w:tabs>
+              <w:jc w:val="left"/>
               <w:rPr>
                 <w:rFonts w:ascii="Calibri" w:hAnsi="Calibri"/>
                 <w:sz w:val="22"/>
@@ -6966,17 +7230,17 @@
         </w:tc>
         <w:tc>
           <w:tcPr>
-            <w:tcW w:w="1440" w:type="dxa"/>
-            <w:tcBorders/>
-            <w:vAlign w:val="bottom"/>
-          </w:tcPr>
-          <w:p>
-            <w:pPr>
-              <w:pStyle w:val="Normal"/>
-              <w:tabs>
-                <w:tab w:val="clear" w:pos="720"/>
-              </w:tabs>
-              <w:jc w:val="end"/>
+            <w:tcW w:w="1439" w:type="dxa"/>
+            <w:tcBorders/>
+            <w:vAlign w:val="bottom"/>
+          </w:tcPr>
+          <w:p>
+            <w:pPr>
+              <w:pStyle w:val="Normal"/>
+              <w:tabs>
+                <w:tab w:val="clear" w:pos="720"/>
+              </w:tabs>
+              <w:jc w:val="right"/>
               <w:rPr>
                 <w:rFonts w:ascii="Calibri" w:hAnsi="Calibri"/>
                 <w:sz w:val="22"/>
@@ -6995,6 +7259,35 @@
         </w:tc>
         <w:tc>
           <w:tcPr>
+            <w:tcW w:w="1801" w:type="dxa"/>
+            <w:tcBorders/>
+            <w:vAlign w:val="bottom"/>
+          </w:tcPr>
+          <w:p>
+            <w:pPr>
+              <w:pStyle w:val="Normal"/>
+              <w:tabs>
+                <w:tab w:val="clear" w:pos="720"/>
+              </w:tabs>
+              <w:jc w:val="right"/>
+              <w:rPr>
+                <w:rFonts w:ascii="Calibri" w:hAnsi="Calibri"/>
+                <w:sz w:val="22"/>
+                <w:szCs w:val="22"/>
+              </w:rPr>
+            </w:pPr>
+            <w:r>
+              <w:rPr>
+                <w:rFonts w:ascii="Calibri" w:hAnsi="Calibri"/>
+                <w:sz w:val="22"/>
+                <w:szCs w:val="22"/>
+              </w:rPr>
+              <w:t>64.8</w:t>
+            </w:r>
+          </w:p>
+        </w:tc>
+        <w:tc>
+          <w:tcPr>
             <w:tcW w:w="1800" w:type="dxa"/>
             <w:tcBorders/>
             <w:vAlign w:val="bottom"/>
@@ -7005,36 +7298,7 @@
               <w:tabs>
                 <w:tab w:val="clear" w:pos="720"/>
               </w:tabs>
-              <w:jc w:val="end"/>
-              <w:rPr>
-                <w:rFonts w:ascii="Calibri" w:hAnsi="Calibri"/>
-                <w:sz w:val="22"/>
-                <w:szCs w:val="22"/>
-              </w:rPr>
-            </w:pPr>
-            <w:r>
-              <w:rPr>
-                <w:rFonts w:ascii="Calibri" w:hAnsi="Calibri"/>
-                <w:sz w:val="22"/>
-                <w:szCs w:val="22"/>
-              </w:rPr>
-              <w:t>64.8</w:t>
-            </w:r>
-          </w:p>
-        </w:tc>
-        <w:tc>
-          <w:tcPr>
-            <w:tcW w:w="1800" w:type="dxa"/>
-            <w:tcBorders/>
-            <w:vAlign w:val="bottom"/>
-          </w:tcPr>
-          <w:p>
-            <w:pPr>
-              <w:pStyle w:val="Normal"/>
-              <w:tabs>
-                <w:tab w:val="clear" w:pos="720"/>
-              </w:tabs>
-              <w:jc w:val="end"/>
+              <w:jc w:val="right"/>
               <w:rPr>
                 <w:rFonts w:ascii="Calibri" w:hAnsi="Calibri"/>
                 <w:sz w:val="22"/>
@@ -7058,17 +7322,17 @@
         </w:trPr>
         <w:tc>
           <w:tcPr>
-            <w:tcW w:w="2730" w:type="dxa"/>
-            <w:tcBorders/>
-            <w:vAlign w:val="bottom"/>
-          </w:tcPr>
-          <w:p>
-            <w:pPr>
-              <w:pStyle w:val="Normal"/>
-              <w:tabs>
-                <w:tab w:val="clear" w:pos="720"/>
-              </w:tabs>
-              <w:jc w:val="start"/>
+            <w:tcW w:w="2729" w:type="dxa"/>
+            <w:tcBorders/>
+            <w:vAlign w:val="bottom"/>
+          </w:tcPr>
+          <w:p>
+            <w:pPr>
+              <w:pStyle w:val="Normal"/>
+              <w:tabs>
+                <w:tab w:val="clear" w:pos="720"/>
+              </w:tabs>
+              <w:jc w:val="left"/>
               <w:rPr>
                 <w:rFonts w:ascii="Calibri" w:hAnsi="Calibri"/>
                 <w:sz w:val="22"/>
@@ -7087,17 +7351,17 @@
         </w:tc>
         <w:tc>
           <w:tcPr>
-            <w:tcW w:w="1530" w:type="dxa"/>
-            <w:tcBorders/>
-            <w:vAlign w:val="bottom"/>
-          </w:tcPr>
-          <w:p>
-            <w:pPr>
-              <w:pStyle w:val="Normal"/>
-              <w:tabs>
-                <w:tab w:val="clear" w:pos="720"/>
-              </w:tabs>
-              <w:jc w:val="start"/>
+            <w:tcW w:w="1531" w:type="dxa"/>
+            <w:tcBorders/>
+            <w:vAlign w:val="bottom"/>
+          </w:tcPr>
+          <w:p>
+            <w:pPr>
+              <w:pStyle w:val="Normal"/>
+              <w:tabs>
+                <w:tab w:val="clear" w:pos="720"/>
+              </w:tabs>
+              <w:jc w:val="left"/>
               <w:rPr>
                 <w:rFonts w:ascii="Calibri" w:hAnsi="Calibri"/>
                 <w:sz w:val="22"/>
@@ -7116,17 +7380,17 @@
         </w:tc>
         <w:tc>
           <w:tcPr>
-            <w:tcW w:w="1440" w:type="dxa"/>
-            <w:tcBorders/>
-            <w:vAlign w:val="bottom"/>
-          </w:tcPr>
-          <w:p>
-            <w:pPr>
-              <w:pStyle w:val="Normal"/>
-              <w:tabs>
-                <w:tab w:val="clear" w:pos="720"/>
-              </w:tabs>
-              <w:jc w:val="end"/>
+            <w:tcW w:w="1439" w:type="dxa"/>
+            <w:tcBorders/>
+            <w:vAlign w:val="bottom"/>
+          </w:tcPr>
+          <w:p>
+            <w:pPr>
+              <w:pStyle w:val="Normal"/>
+              <w:tabs>
+                <w:tab w:val="clear" w:pos="720"/>
+              </w:tabs>
+              <w:jc w:val="right"/>
               <w:rPr>
                 <w:rFonts w:ascii="Calibri" w:hAnsi="Calibri"/>
                 <w:sz w:val="22"/>
@@ -7145,6 +7409,35 @@
         </w:tc>
         <w:tc>
           <w:tcPr>
+            <w:tcW w:w="1801" w:type="dxa"/>
+            <w:tcBorders/>
+            <w:vAlign w:val="bottom"/>
+          </w:tcPr>
+          <w:p>
+            <w:pPr>
+              <w:pStyle w:val="Normal"/>
+              <w:tabs>
+                <w:tab w:val="clear" w:pos="720"/>
+              </w:tabs>
+              <w:jc w:val="right"/>
+              <w:rPr>
+                <w:rFonts w:ascii="Calibri" w:hAnsi="Calibri"/>
+                <w:sz w:val="22"/>
+                <w:szCs w:val="22"/>
+              </w:rPr>
+            </w:pPr>
+            <w:r>
+              <w:rPr>
+                <w:rFonts w:ascii="Calibri" w:hAnsi="Calibri"/>
+                <w:sz w:val="22"/>
+                <w:szCs w:val="22"/>
+              </w:rPr>
+              <w:t>62.0</w:t>
+            </w:r>
+          </w:p>
+        </w:tc>
+        <w:tc>
+          <w:tcPr>
             <w:tcW w:w="1800" w:type="dxa"/>
             <w:tcBorders/>
             <w:vAlign w:val="bottom"/>
@@ -7155,65 +7448,20 @@
               <w:tabs>
                 <w:tab w:val="clear" w:pos="720"/>
               </w:tabs>
-              <w:jc w:val="end"/>
-              <w:rPr>
-                <w:rFonts w:ascii="Calibri" w:hAnsi="Calibri"/>
-                <w:sz w:val="22"/>
-                <w:szCs w:val="22"/>
-              </w:rPr>
-            </w:pPr>
-            <w:r>
-              <w:rPr>
-                <w:rFonts w:ascii="Calibri" w:hAnsi="Calibri"/>
-                <w:sz w:val="22"/>
-                <w:szCs w:val="22"/>
-              </w:rPr>
-              <w:t>62.</w:t>
-            </w:r>
-            <w:r>
-              <w:rPr>
-                <w:rFonts w:ascii="Calibri" w:hAnsi="Calibri"/>
-                <w:sz w:val="22"/>
-                <w:szCs w:val="22"/>
-              </w:rPr>
-              <w:t>0</w:t>
-            </w:r>
-          </w:p>
-        </w:tc>
-        <w:tc>
-          <w:tcPr>
-            <w:tcW w:w="1800" w:type="dxa"/>
-            <w:tcBorders/>
-            <w:vAlign w:val="bottom"/>
-          </w:tcPr>
-          <w:p>
-            <w:pPr>
-              <w:pStyle w:val="Normal"/>
-              <w:tabs>
-                <w:tab w:val="clear" w:pos="720"/>
-              </w:tabs>
-              <w:jc w:val="end"/>
-              <w:rPr>
-                <w:rFonts w:ascii="Calibri" w:hAnsi="Calibri"/>
-                <w:sz w:val="22"/>
-                <w:szCs w:val="22"/>
-              </w:rPr>
-            </w:pPr>
-            <w:r>
-              <w:rPr>
-                <w:rFonts w:ascii="Calibri" w:hAnsi="Calibri"/>
-                <w:sz w:val="22"/>
-                <w:szCs w:val="22"/>
-              </w:rPr>
-              <w:t>84.</w:t>
-            </w:r>
-            <w:r>
-              <w:rPr>
-                <w:rFonts w:ascii="Calibri" w:hAnsi="Calibri"/>
-                <w:sz w:val="22"/>
-                <w:szCs w:val="22"/>
-              </w:rPr>
-              <w:t>0</w:t>
+              <w:jc w:val="right"/>
+              <w:rPr>
+                <w:rFonts w:ascii="Calibri" w:hAnsi="Calibri"/>
+                <w:sz w:val="22"/>
+                <w:szCs w:val="22"/>
+              </w:rPr>
+            </w:pPr>
+            <w:r>
+              <w:rPr>
+                <w:rFonts w:ascii="Calibri" w:hAnsi="Calibri"/>
+                <w:sz w:val="22"/>
+                <w:szCs w:val="22"/>
+              </w:rPr>
+              <w:t>84.0</w:t>
             </w:r>
           </w:p>
         </w:tc>
@@ -7224,17 +7472,17 @@
         </w:trPr>
         <w:tc>
           <w:tcPr>
-            <w:tcW w:w="2730" w:type="dxa"/>
-            <w:tcBorders/>
-            <w:vAlign w:val="bottom"/>
-          </w:tcPr>
-          <w:p>
-            <w:pPr>
-              <w:pStyle w:val="Normal"/>
-              <w:tabs>
-                <w:tab w:val="clear" w:pos="720"/>
-              </w:tabs>
-              <w:jc w:val="start"/>
+            <w:tcW w:w="2729" w:type="dxa"/>
+            <w:tcBorders/>
+            <w:vAlign w:val="bottom"/>
+          </w:tcPr>
+          <w:p>
+            <w:pPr>
+              <w:pStyle w:val="Normal"/>
+              <w:tabs>
+                <w:tab w:val="clear" w:pos="720"/>
+              </w:tabs>
+              <w:jc w:val="left"/>
               <w:rPr>
                 <w:rFonts w:ascii="Calibri" w:hAnsi="Calibri"/>
                 <w:sz w:val="22"/>
@@ -7253,17 +7501,17 @@
         </w:tc>
         <w:tc>
           <w:tcPr>
-            <w:tcW w:w="1530" w:type="dxa"/>
-            <w:tcBorders/>
-            <w:vAlign w:val="bottom"/>
-          </w:tcPr>
-          <w:p>
-            <w:pPr>
-              <w:pStyle w:val="Normal"/>
-              <w:tabs>
-                <w:tab w:val="clear" w:pos="720"/>
-              </w:tabs>
-              <w:jc w:val="start"/>
+            <w:tcW w:w="1531" w:type="dxa"/>
+            <w:tcBorders/>
+            <w:vAlign w:val="bottom"/>
+          </w:tcPr>
+          <w:p>
+            <w:pPr>
+              <w:pStyle w:val="Normal"/>
+              <w:tabs>
+                <w:tab w:val="clear" w:pos="720"/>
+              </w:tabs>
+              <w:jc w:val="left"/>
               <w:rPr>
                 <w:rFonts w:ascii="Calibri" w:hAnsi="Calibri"/>
                 <w:sz w:val="22"/>
@@ -7282,17 +7530,17 @@
         </w:tc>
         <w:tc>
           <w:tcPr>
-            <w:tcW w:w="1440" w:type="dxa"/>
-            <w:tcBorders/>
-            <w:vAlign w:val="bottom"/>
-          </w:tcPr>
-          <w:p>
-            <w:pPr>
-              <w:pStyle w:val="Normal"/>
-              <w:tabs>
-                <w:tab w:val="clear" w:pos="720"/>
-              </w:tabs>
-              <w:jc w:val="end"/>
+            <w:tcW w:w="1439" w:type="dxa"/>
+            <w:tcBorders/>
+            <w:vAlign w:val="bottom"/>
+          </w:tcPr>
+          <w:p>
+            <w:pPr>
+              <w:pStyle w:val="Normal"/>
+              <w:tabs>
+                <w:tab w:val="clear" w:pos="720"/>
+              </w:tabs>
+              <w:jc w:val="right"/>
               <w:rPr>
                 <w:rFonts w:ascii="Calibri" w:hAnsi="Calibri"/>
                 <w:sz w:val="22"/>
@@ -7311,6 +7559,35 @@
         </w:tc>
         <w:tc>
           <w:tcPr>
+            <w:tcW w:w="1801" w:type="dxa"/>
+            <w:tcBorders/>
+            <w:vAlign w:val="bottom"/>
+          </w:tcPr>
+          <w:p>
+            <w:pPr>
+              <w:pStyle w:val="Normal"/>
+              <w:tabs>
+                <w:tab w:val="clear" w:pos="720"/>
+              </w:tabs>
+              <w:jc w:val="right"/>
+              <w:rPr>
+                <w:rFonts w:ascii="Calibri" w:hAnsi="Calibri"/>
+                <w:sz w:val="22"/>
+                <w:szCs w:val="22"/>
+              </w:rPr>
+            </w:pPr>
+            <w:r>
+              <w:rPr>
+                <w:rFonts w:ascii="Calibri" w:hAnsi="Calibri"/>
+                <w:sz w:val="22"/>
+                <w:szCs w:val="22"/>
+              </w:rPr>
+              <w:t>63.8</w:t>
+            </w:r>
+          </w:p>
+        </w:tc>
+        <w:tc>
+          <w:tcPr>
             <w:tcW w:w="1800" w:type="dxa"/>
             <w:tcBorders/>
             <w:vAlign w:val="bottom"/>
@@ -7321,36 +7598,7 @@
               <w:tabs>
                 <w:tab w:val="clear" w:pos="720"/>
               </w:tabs>
-              <w:jc w:val="end"/>
-              <w:rPr>
-                <w:rFonts w:ascii="Calibri" w:hAnsi="Calibri"/>
-                <w:sz w:val="22"/>
-                <w:szCs w:val="22"/>
-              </w:rPr>
-            </w:pPr>
-            <w:r>
-              <w:rPr>
-                <w:rFonts w:ascii="Calibri" w:hAnsi="Calibri"/>
-                <w:sz w:val="22"/>
-                <w:szCs w:val="22"/>
-              </w:rPr>
-              <w:t>63.8</w:t>
-            </w:r>
-          </w:p>
-        </w:tc>
-        <w:tc>
-          <w:tcPr>
-            <w:tcW w:w="1800" w:type="dxa"/>
-            <w:tcBorders/>
-            <w:vAlign w:val="bottom"/>
-          </w:tcPr>
-          <w:p>
-            <w:pPr>
-              <w:pStyle w:val="Normal"/>
-              <w:tabs>
-                <w:tab w:val="clear" w:pos="720"/>
-              </w:tabs>
-              <w:jc w:val="end"/>
+              <w:jc w:val="right"/>
               <w:rPr>
                 <w:rFonts w:ascii="Calibri" w:hAnsi="Calibri"/>
                 <w:sz w:val="22"/>
@@ -7374,17 +7622,17 @@
         </w:trPr>
         <w:tc>
           <w:tcPr>
-            <w:tcW w:w="2730" w:type="dxa"/>
-            <w:tcBorders/>
-            <w:vAlign w:val="bottom"/>
-          </w:tcPr>
-          <w:p>
-            <w:pPr>
-              <w:pStyle w:val="Normal"/>
-              <w:tabs>
-                <w:tab w:val="clear" w:pos="720"/>
-              </w:tabs>
-              <w:jc w:val="start"/>
+            <w:tcW w:w="2729" w:type="dxa"/>
+            <w:tcBorders/>
+            <w:vAlign w:val="bottom"/>
+          </w:tcPr>
+          <w:p>
+            <w:pPr>
+              <w:pStyle w:val="Normal"/>
+              <w:tabs>
+                <w:tab w:val="clear" w:pos="720"/>
+              </w:tabs>
+              <w:jc w:val="left"/>
               <w:rPr>
                 <w:rFonts w:ascii="Calibri" w:hAnsi="Calibri"/>
                 <w:sz w:val="22"/>
@@ -7403,17 +7651,17 @@
         </w:tc>
         <w:tc>
           <w:tcPr>
-            <w:tcW w:w="1530" w:type="dxa"/>
-            <w:tcBorders/>
-            <w:vAlign w:val="bottom"/>
-          </w:tcPr>
-          <w:p>
-            <w:pPr>
-              <w:pStyle w:val="Normal"/>
-              <w:tabs>
-                <w:tab w:val="clear" w:pos="720"/>
-              </w:tabs>
-              <w:jc w:val="start"/>
+            <w:tcW w:w="1531" w:type="dxa"/>
+            <w:tcBorders/>
+            <w:vAlign w:val="bottom"/>
+          </w:tcPr>
+          <w:p>
+            <w:pPr>
+              <w:pStyle w:val="Normal"/>
+              <w:tabs>
+                <w:tab w:val="clear" w:pos="720"/>
+              </w:tabs>
+              <w:jc w:val="left"/>
               <w:rPr>
                 <w:rFonts w:ascii="Calibri" w:hAnsi="Calibri"/>
                 <w:sz w:val="22"/>
@@ -7432,38 +7680,59 @@
         </w:tc>
         <w:tc>
           <w:tcPr>
-            <w:tcW w:w="1440" w:type="dxa"/>
-            <w:tcBorders/>
-            <w:vAlign w:val="bottom"/>
-          </w:tcPr>
-          <w:p>
-            <w:pPr>
-              <w:pStyle w:val="Normal"/>
-              <w:tabs>
-                <w:tab w:val="clear" w:pos="720"/>
-              </w:tabs>
-              <w:jc w:val="end"/>
-              <w:rPr>
-                <w:rFonts w:ascii="Calibri" w:hAnsi="Calibri"/>
-                <w:sz w:val="22"/>
-                <w:szCs w:val="22"/>
-              </w:rPr>
-            </w:pPr>
-            <w:r>
-              <w:rPr>
-                <w:rFonts w:ascii="Calibri" w:hAnsi="Calibri"/>
-                <w:sz w:val="22"/>
-                <w:szCs w:val="22"/>
-              </w:rPr>
-              <w:t>60.</w:t>
-            </w:r>
-            <w:r>
-              <w:rPr>
-                <w:rFonts w:ascii="Calibri" w:hAnsi="Calibri"/>
-                <w:sz w:val="22"/>
-                <w:szCs w:val="22"/>
-              </w:rPr>
-              <w:t>0</w:t>
+            <w:tcW w:w="1439" w:type="dxa"/>
+            <w:tcBorders/>
+            <w:vAlign w:val="bottom"/>
+          </w:tcPr>
+          <w:p>
+            <w:pPr>
+              <w:pStyle w:val="Normal"/>
+              <w:tabs>
+                <w:tab w:val="clear" w:pos="720"/>
+              </w:tabs>
+              <w:jc w:val="right"/>
+              <w:rPr>
+                <w:rFonts w:ascii="Calibri" w:hAnsi="Calibri"/>
+                <w:sz w:val="22"/>
+                <w:szCs w:val="22"/>
+              </w:rPr>
+            </w:pPr>
+            <w:r>
+              <w:rPr>
+                <w:rFonts w:ascii="Calibri" w:hAnsi="Calibri"/>
+                <w:sz w:val="22"/>
+                <w:szCs w:val="22"/>
+              </w:rPr>
+              <w:t>60.0</w:t>
+            </w:r>
+          </w:p>
+        </w:tc>
+        <w:tc>
+          <w:tcPr>
+            <w:tcW w:w="1801" w:type="dxa"/>
+            <w:tcBorders/>
+            <w:vAlign w:val="bottom"/>
+          </w:tcPr>
+          <w:p>
+            <w:pPr>
+              <w:pStyle w:val="Normal"/>
+              <w:tabs>
+                <w:tab w:val="clear" w:pos="720"/>
+              </w:tabs>
+              <w:jc w:val="right"/>
+              <w:rPr>
+                <w:rFonts w:ascii="Calibri" w:hAnsi="Calibri"/>
+                <w:sz w:val="22"/>
+                <w:szCs w:val="22"/>
+              </w:rPr>
+            </w:pPr>
+            <w:r>
+              <w:rPr>
+                <w:rFonts w:ascii="Calibri" w:hAnsi="Calibri"/>
+                <w:sz w:val="22"/>
+                <w:szCs w:val="22"/>
+              </w:rPr>
+              <w:t>53.5</w:t>
             </w:r>
           </w:p>
         </w:tc>
@@ -7479,36 +7748,7 @@
               <w:tabs>
                 <w:tab w:val="clear" w:pos="720"/>
               </w:tabs>
-              <w:jc w:val="end"/>
-              <w:rPr>
-                <w:rFonts w:ascii="Calibri" w:hAnsi="Calibri"/>
-                <w:sz w:val="22"/>
-                <w:szCs w:val="22"/>
-              </w:rPr>
-            </w:pPr>
-            <w:r>
-              <w:rPr>
-                <w:rFonts w:ascii="Calibri" w:hAnsi="Calibri"/>
-                <w:sz w:val="22"/>
-                <w:szCs w:val="22"/>
-              </w:rPr>
-              <w:t>53.5</w:t>
-            </w:r>
-          </w:p>
-        </w:tc>
-        <w:tc>
-          <w:tcPr>
-            <w:tcW w:w="1800" w:type="dxa"/>
-            <w:tcBorders/>
-            <w:vAlign w:val="bottom"/>
-          </w:tcPr>
-          <w:p>
-            <w:pPr>
-              <w:pStyle w:val="Normal"/>
-              <w:tabs>
-                <w:tab w:val="clear" w:pos="720"/>
-              </w:tabs>
-              <w:jc w:val="end"/>
+              <w:jc w:val="right"/>
               <w:rPr>
                 <w:rFonts w:ascii="Calibri" w:hAnsi="Calibri"/>
                 <w:sz w:val="22"/>
@@ -7532,17 +7772,17 @@
         </w:trPr>
         <w:tc>
           <w:tcPr>
-            <w:tcW w:w="2730" w:type="dxa"/>
-            <w:tcBorders/>
-            <w:vAlign w:val="bottom"/>
-          </w:tcPr>
-          <w:p>
-            <w:pPr>
-              <w:pStyle w:val="Normal"/>
-              <w:tabs>
-                <w:tab w:val="clear" w:pos="720"/>
-              </w:tabs>
-              <w:jc w:val="start"/>
+            <w:tcW w:w="2729" w:type="dxa"/>
+            <w:tcBorders/>
+            <w:vAlign w:val="bottom"/>
+          </w:tcPr>
+          <w:p>
+            <w:pPr>
+              <w:pStyle w:val="Normal"/>
+              <w:tabs>
+                <w:tab w:val="clear" w:pos="720"/>
+              </w:tabs>
+              <w:jc w:val="left"/>
               <w:rPr>
                 <w:rFonts w:ascii="Calibri" w:hAnsi="Calibri"/>
                 <w:sz w:val="22"/>
@@ -7561,17 +7801,17 @@
         </w:tc>
         <w:tc>
           <w:tcPr>
-            <w:tcW w:w="1530" w:type="dxa"/>
-            <w:tcBorders/>
-            <w:vAlign w:val="bottom"/>
-          </w:tcPr>
-          <w:p>
-            <w:pPr>
-              <w:pStyle w:val="Normal"/>
-              <w:tabs>
-                <w:tab w:val="clear" w:pos="720"/>
-              </w:tabs>
-              <w:jc w:val="start"/>
+            <w:tcW w:w="1531" w:type="dxa"/>
+            <w:tcBorders/>
+            <w:vAlign w:val="bottom"/>
+          </w:tcPr>
+          <w:p>
+            <w:pPr>
+              <w:pStyle w:val="Normal"/>
+              <w:tabs>
+                <w:tab w:val="clear" w:pos="720"/>
+              </w:tabs>
+              <w:jc w:val="left"/>
               <w:rPr>
                 <w:rFonts w:ascii="Calibri" w:hAnsi="Calibri"/>
                 <w:sz w:val="22"/>
@@ -7590,17 +7830,17 @@
         </w:tc>
         <w:tc>
           <w:tcPr>
-            <w:tcW w:w="1440" w:type="dxa"/>
-            <w:tcBorders/>
-            <w:vAlign w:val="bottom"/>
-          </w:tcPr>
-          <w:p>
-            <w:pPr>
-              <w:pStyle w:val="Normal"/>
-              <w:tabs>
-                <w:tab w:val="clear" w:pos="720"/>
-              </w:tabs>
-              <w:jc w:val="end"/>
+            <w:tcW w:w="1439" w:type="dxa"/>
+            <w:tcBorders/>
+            <w:vAlign w:val="bottom"/>
+          </w:tcPr>
+          <w:p>
+            <w:pPr>
+              <w:pStyle w:val="Normal"/>
+              <w:tabs>
+                <w:tab w:val="clear" w:pos="720"/>
+              </w:tabs>
+              <w:jc w:val="right"/>
               <w:rPr>
                 <w:rFonts w:ascii="Calibri" w:hAnsi="Calibri"/>
                 <w:sz w:val="22"/>
@@ -7619,6 +7859,35 @@
         </w:tc>
         <w:tc>
           <w:tcPr>
+            <w:tcW w:w="1801" w:type="dxa"/>
+            <w:tcBorders/>
+            <w:vAlign w:val="bottom"/>
+          </w:tcPr>
+          <w:p>
+            <w:pPr>
+              <w:pStyle w:val="Normal"/>
+              <w:tabs>
+                <w:tab w:val="clear" w:pos="720"/>
+              </w:tabs>
+              <w:jc w:val="right"/>
+              <w:rPr>
+                <w:rFonts w:ascii="Calibri" w:hAnsi="Calibri"/>
+                <w:sz w:val="22"/>
+                <w:szCs w:val="22"/>
+              </w:rPr>
+            </w:pPr>
+            <w:r>
+              <w:rPr>
+                <w:rFonts w:ascii="Calibri" w:hAnsi="Calibri"/>
+                <w:sz w:val="22"/>
+                <w:szCs w:val="22"/>
+              </w:rPr>
+              <w:t>57.7</w:t>
+            </w:r>
+          </w:p>
+        </w:tc>
+        <w:tc>
+          <w:tcPr>
             <w:tcW w:w="1800" w:type="dxa"/>
             <w:tcBorders/>
             <w:vAlign w:val="bottom"/>
@@ -7629,36 +7898,7 @@
               <w:tabs>
                 <w:tab w:val="clear" w:pos="720"/>
               </w:tabs>
-              <w:jc w:val="end"/>
-              <w:rPr>
-                <w:rFonts w:ascii="Calibri" w:hAnsi="Calibri"/>
-                <w:sz w:val="22"/>
-                <w:szCs w:val="22"/>
-              </w:rPr>
-            </w:pPr>
-            <w:r>
-              <w:rPr>
-                <w:rFonts w:ascii="Calibri" w:hAnsi="Calibri"/>
-                <w:sz w:val="22"/>
-                <w:szCs w:val="22"/>
-              </w:rPr>
-              <w:t>57.7</w:t>
-            </w:r>
-          </w:p>
-        </w:tc>
-        <w:tc>
-          <w:tcPr>
-            <w:tcW w:w="1800" w:type="dxa"/>
-            <w:tcBorders/>
-            <w:vAlign w:val="bottom"/>
-          </w:tcPr>
-          <w:p>
-            <w:pPr>
-              <w:pStyle w:val="Normal"/>
-              <w:tabs>
-                <w:tab w:val="clear" w:pos="720"/>
-              </w:tabs>
-              <w:jc w:val="end"/>
+              <w:jc w:val="right"/>
               <w:rPr>
                 <w:rFonts w:ascii="Calibri" w:hAnsi="Calibri"/>
                 <w:sz w:val="22"/>
@@ -7682,17 +7922,17 @@
         </w:trPr>
         <w:tc>
           <w:tcPr>
-            <w:tcW w:w="2730" w:type="dxa"/>
-            <w:tcBorders/>
-            <w:vAlign w:val="bottom"/>
-          </w:tcPr>
-          <w:p>
-            <w:pPr>
-              <w:pStyle w:val="Normal"/>
-              <w:tabs>
-                <w:tab w:val="clear" w:pos="720"/>
-              </w:tabs>
-              <w:jc w:val="start"/>
+            <w:tcW w:w="2729" w:type="dxa"/>
+            <w:tcBorders/>
+            <w:vAlign w:val="bottom"/>
+          </w:tcPr>
+          <w:p>
+            <w:pPr>
+              <w:pStyle w:val="Normal"/>
+              <w:tabs>
+                <w:tab w:val="clear" w:pos="720"/>
+              </w:tabs>
+              <w:jc w:val="left"/>
               <w:rPr>
                 <w:rFonts w:ascii="Calibri" w:hAnsi="Calibri"/>
                 <w:sz w:val="22"/>
@@ -7711,17 +7951,17 @@
         </w:tc>
         <w:tc>
           <w:tcPr>
-            <w:tcW w:w="1530" w:type="dxa"/>
-            <w:tcBorders/>
-            <w:vAlign w:val="bottom"/>
-          </w:tcPr>
-          <w:p>
-            <w:pPr>
-              <w:pStyle w:val="Normal"/>
-              <w:tabs>
-                <w:tab w:val="clear" w:pos="720"/>
-              </w:tabs>
-              <w:jc w:val="start"/>
+            <w:tcW w:w="1531" w:type="dxa"/>
+            <w:tcBorders/>
+            <w:vAlign w:val="bottom"/>
+          </w:tcPr>
+          <w:p>
+            <w:pPr>
+              <w:pStyle w:val="Normal"/>
+              <w:tabs>
+                <w:tab w:val="clear" w:pos="720"/>
+              </w:tabs>
+              <w:jc w:val="left"/>
               <w:rPr>
                 <w:rFonts w:ascii="Calibri" w:hAnsi="Calibri"/>
                 <w:sz w:val="22"/>
@@ -7740,17 +7980,17 @@
         </w:tc>
         <w:tc>
           <w:tcPr>
-            <w:tcW w:w="1440" w:type="dxa"/>
-            <w:tcBorders/>
-            <w:vAlign w:val="bottom"/>
-          </w:tcPr>
-          <w:p>
-            <w:pPr>
-              <w:pStyle w:val="Normal"/>
-              <w:tabs>
-                <w:tab w:val="clear" w:pos="720"/>
-              </w:tabs>
-              <w:jc w:val="end"/>
+            <w:tcW w:w="1439" w:type="dxa"/>
+            <w:tcBorders/>
+            <w:vAlign w:val="bottom"/>
+          </w:tcPr>
+          <w:p>
+            <w:pPr>
+              <w:pStyle w:val="Normal"/>
+              <w:tabs>
+                <w:tab w:val="clear" w:pos="720"/>
+              </w:tabs>
+              <w:jc w:val="right"/>
               <w:rPr>
                 <w:rFonts w:ascii="Calibri" w:hAnsi="Calibri"/>
                 <w:sz w:val="22"/>
@@ -7769,6 +8009,35 @@
         </w:tc>
         <w:tc>
           <w:tcPr>
+            <w:tcW w:w="1801" w:type="dxa"/>
+            <w:tcBorders/>
+            <w:vAlign w:val="bottom"/>
+          </w:tcPr>
+          <w:p>
+            <w:pPr>
+              <w:pStyle w:val="Normal"/>
+              <w:tabs>
+                <w:tab w:val="clear" w:pos="720"/>
+              </w:tabs>
+              <w:jc w:val="right"/>
+              <w:rPr>
+                <w:rFonts w:ascii="Calibri" w:hAnsi="Calibri"/>
+                <w:sz w:val="22"/>
+                <w:szCs w:val="22"/>
+              </w:rPr>
+            </w:pPr>
+            <w:r>
+              <w:rPr>
+                <w:rFonts w:ascii="Calibri" w:hAnsi="Calibri"/>
+                <w:sz w:val="22"/>
+                <w:szCs w:val="22"/>
+              </w:rPr>
+              <w:t>13.9</w:t>
+            </w:r>
+          </w:p>
+        </w:tc>
+        <w:tc>
+          <w:tcPr>
             <w:tcW w:w="1800" w:type="dxa"/>
             <w:tcBorders/>
             <w:vAlign w:val="bottom"/>
@@ -7779,36 +8048,7 @@
               <w:tabs>
                 <w:tab w:val="clear" w:pos="720"/>
               </w:tabs>
-              <w:jc w:val="end"/>
-              <w:rPr>
-                <w:rFonts w:ascii="Calibri" w:hAnsi="Calibri"/>
-                <w:sz w:val="22"/>
-                <w:szCs w:val="22"/>
-              </w:rPr>
-            </w:pPr>
-            <w:r>
-              <w:rPr>
-                <w:rFonts w:ascii="Calibri" w:hAnsi="Calibri"/>
-                <w:sz w:val="22"/>
-                <w:szCs w:val="22"/>
-              </w:rPr>
-              <w:t>13.9</w:t>
-            </w:r>
-          </w:p>
-        </w:tc>
-        <w:tc>
-          <w:tcPr>
-            <w:tcW w:w="1800" w:type="dxa"/>
-            <w:tcBorders/>
-            <w:vAlign w:val="bottom"/>
-          </w:tcPr>
-          <w:p>
-            <w:pPr>
-              <w:pStyle w:val="Normal"/>
-              <w:tabs>
-                <w:tab w:val="clear" w:pos="720"/>
-              </w:tabs>
-              <w:jc w:val="end"/>
+              <w:jc w:val="right"/>
               <w:rPr>
                 <w:rFonts w:ascii="Calibri" w:hAnsi="Calibri"/>
                 <w:sz w:val="22"/>
@@ -7832,17 +8072,17 @@
         </w:trPr>
         <w:tc>
           <w:tcPr>
-            <w:tcW w:w="2730" w:type="dxa"/>
-            <w:tcBorders/>
-            <w:vAlign w:val="bottom"/>
-          </w:tcPr>
-          <w:p>
-            <w:pPr>
-              <w:pStyle w:val="Normal"/>
-              <w:tabs>
-                <w:tab w:val="clear" w:pos="720"/>
-              </w:tabs>
-              <w:jc w:val="start"/>
+            <w:tcW w:w="2729" w:type="dxa"/>
+            <w:tcBorders/>
+            <w:vAlign w:val="bottom"/>
+          </w:tcPr>
+          <w:p>
+            <w:pPr>
+              <w:pStyle w:val="Normal"/>
+              <w:tabs>
+                <w:tab w:val="clear" w:pos="720"/>
+              </w:tabs>
+              <w:jc w:val="left"/>
               <w:rPr>
                 <w:rFonts w:ascii="Calibri" w:hAnsi="Calibri"/>
                 <w:sz w:val="22"/>
@@ -7861,17 +8101,17 @@
         </w:tc>
         <w:tc>
           <w:tcPr>
-            <w:tcW w:w="1530" w:type="dxa"/>
-            <w:tcBorders/>
-            <w:vAlign w:val="bottom"/>
-          </w:tcPr>
-          <w:p>
-            <w:pPr>
-              <w:pStyle w:val="Normal"/>
-              <w:tabs>
-                <w:tab w:val="clear" w:pos="720"/>
-              </w:tabs>
-              <w:jc w:val="start"/>
+            <w:tcW w:w="1531" w:type="dxa"/>
+            <w:tcBorders/>
+            <w:vAlign w:val="bottom"/>
+          </w:tcPr>
+          <w:p>
+            <w:pPr>
+              <w:pStyle w:val="Normal"/>
+              <w:tabs>
+                <w:tab w:val="clear" w:pos="720"/>
+              </w:tabs>
+              <w:jc w:val="left"/>
               <w:rPr>
                 <w:rFonts w:ascii="Calibri" w:hAnsi="Calibri"/>
                 <w:sz w:val="22"/>
@@ -7890,17 +8130,17 @@
         </w:tc>
         <w:tc>
           <w:tcPr>
-            <w:tcW w:w="1440" w:type="dxa"/>
-            <w:tcBorders/>
-            <w:vAlign w:val="bottom"/>
-          </w:tcPr>
-          <w:p>
-            <w:pPr>
-              <w:pStyle w:val="Normal"/>
-              <w:tabs>
-                <w:tab w:val="clear" w:pos="720"/>
-              </w:tabs>
-              <w:jc w:val="end"/>
+            <w:tcW w:w="1439" w:type="dxa"/>
+            <w:tcBorders/>
+            <w:vAlign w:val="bottom"/>
+          </w:tcPr>
+          <w:p>
+            <w:pPr>
+              <w:pStyle w:val="Normal"/>
+              <w:tabs>
+                <w:tab w:val="clear" w:pos="720"/>
+              </w:tabs>
+              <w:jc w:val="right"/>
               <w:rPr>
                 <w:rFonts w:ascii="Calibri" w:hAnsi="Calibri"/>
                 <w:sz w:val="22"/>
@@ -7919,6 +8159,35 @@
         </w:tc>
         <w:tc>
           <w:tcPr>
+            <w:tcW w:w="1801" w:type="dxa"/>
+            <w:tcBorders/>
+            <w:vAlign w:val="bottom"/>
+          </w:tcPr>
+          <w:p>
+            <w:pPr>
+              <w:pStyle w:val="Normal"/>
+              <w:tabs>
+                <w:tab w:val="clear" w:pos="720"/>
+              </w:tabs>
+              <w:jc w:val="right"/>
+              <w:rPr>
+                <w:rFonts w:ascii="Calibri" w:hAnsi="Calibri"/>
+                <w:sz w:val="22"/>
+                <w:szCs w:val="22"/>
+              </w:rPr>
+            </w:pPr>
+            <w:r>
+              <w:rPr>
+                <w:rFonts w:ascii="Calibri" w:hAnsi="Calibri"/>
+                <w:sz w:val="22"/>
+                <w:szCs w:val="22"/>
+              </w:rPr>
+              <w:t>14.4</w:t>
+            </w:r>
+          </w:p>
+        </w:tc>
+        <w:tc>
+          <w:tcPr>
             <w:tcW w:w="1800" w:type="dxa"/>
             <w:tcBorders/>
             <w:vAlign w:val="bottom"/>
@@ -7929,36 +8198,7 @@
               <w:tabs>
                 <w:tab w:val="clear" w:pos="720"/>
               </w:tabs>
-              <w:jc w:val="end"/>
-              <w:rPr>
-                <w:rFonts w:ascii="Calibri" w:hAnsi="Calibri"/>
-                <w:sz w:val="22"/>
-                <w:szCs w:val="22"/>
-              </w:rPr>
-            </w:pPr>
-            <w:r>
-              <w:rPr>
-                <w:rFonts w:ascii="Calibri" w:hAnsi="Calibri"/>
-                <w:sz w:val="22"/>
-                <w:szCs w:val="22"/>
-              </w:rPr>
-              <w:t>14.4</w:t>
-            </w:r>
-          </w:p>
-        </w:tc>
-        <w:tc>
-          <w:tcPr>
-            <w:tcW w:w="1800" w:type="dxa"/>
-            <w:tcBorders/>
-            <w:vAlign w:val="bottom"/>
-          </w:tcPr>
-          <w:p>
-            <w:pPr>
-              <w:pStyle w:val="Normal"/>
-              <w:tabs>
-                <w:tab w:val="clear" w:pos="720"/>
-              </w:tabs>
-              <w:jc w:val="end"/>
+              <w:jc w:val="right"/>
               <w:rPr>
                 <w:rFonts w:ascii="Calibri" w:hAnsi="Calibri"/>
                 <w:sz w:val="22"/>
@@ -7982,17 +8222,17 @@
         </w:trPr>
         <w:tc>
           <w:tcPr>
-            <w:tcW w:w="2730" w:type="dxa"/>
-            <w:tcBorders/>
-            <w:vAlign w:val="bottom"/>
-          </w:tcPr>
-          <w:p>
-            <w:pPr>
-              <w:pStyle w:val="Normal"/>
-              <w:tabs>
-                <w:tab w:val="clear" w:pos="720"/>
-              </w:tabs>
-              <w:jc w:val="start"/>
+            <w:tcW w:w="2729" w:type="dxa"/>
+            <w:tcBorders/>
+            <w:vAlign w:val="bottom"/>
+          </w:tcPr>
+          <w:p>
+            <w:pPr>
+              <w:pStyle w:val="Normal"/>
+              <w:tabs>
+                <w:tab w:val="clear" w:pos="720"/>
+              </w:tabs>
+              <w:jc w:val="left"/>
               <w:rPr>
                 <w:rFonts w:ascii="Calibri" w:hAnsi="Calibri"/>
                 <w:sz w:val="22"/>
@@ -8011,17 +8251,17 @@
         </w:tc>
         <w:tc>
           <w:tcPr>
-            <w:tcW w:w="1530" w:type="dxa"/>
-            <w:tcBorders/>
-            <w:vAlign w:val="bottom"/>
-          </w:tcPr>
-          <w:p>
-            <w:pPr>
-              <w:pStyle w:val="Normal"/>
-              <w:tabs>
-                <w:tab w:val="clear" w:pos="720"/>
-              </w:tabs>
-              <w:jc w:val="start"/>
+            <w:tcW w:w="1531" w:type="dxa"/>
+            <w:tcBorders/>
+            <w:vAlign w:val="bottom"/>
+          </w:tcPr>
+          <w:p>
+            <w:pPr>
+              <w:pStyle w:val="Normal"/>
+              <w:tabs>
+                <w:tab w:val="clear" w:pos="720"/>
+              </w:tabs>
+              <w:jc w:val="left"/>
               <w:rPr>
                 <w:rFonts w:ascii="Calibri" w:hAnsi="Calibri"/>
                 <w:sz w:val="22"/>
@@ -8040,17 +8280,17 @@
         </w:tc>
         <w:tc>
           <w:tcPr>
-            <w:tcW w:w="1440" w:type="dxa"/>
-            <w:tcBorders/>
-            <w:vAlign w:val="bottom"/>
-          </w:tcPr>
-          <w:p>
-            <w:pPr>
-              <w:pStyle w:val="Normal"/>
-              <w:tabs>
-                <w:tab w:val="clear" w:pos="720"/>
-              </w:tabs>
-              <w:jc w:val="end"/>
+            <w:tcW w:w="1439" w:type="dxa"/>
+            <w:tcBorders/>
+            <w:vAlign w:val="bottom"/>
+          </w:tcPr>
+          <w:p>
+            <w:pPr>
+              <w:pStyle w:val="Normal"/>
+              <w:tabs>
+                <w:tab w:val="clear" w:pos="720"/>
+              </w:tabs>
+              <w:jc w:val="right"/>
               <w:rPr>
                 <w:rFonts w:ascii="Calibri" w:hAnsi="Calibri"/>
                 <w:sz w:val="22"/>
@@ -8069,6 +8309,35 @@
         </w:tc>
         <w:tc>
           <w:tcPr>
+            <w:tcW w:w="1801" w:type="dxa"/>
+            <w:tcBorders/>
+            <w:vAlign w:val="bottom"/>
+          </w:tcPr>
+          <w:p>
+            <w:pPr>
+              <w:pStyle w:val="Normal"/>
+              <w:tabs>
+                <w:tab w:val="clear" w:pos="720"/>
+              </w:tabs>
+              <w:jc w:val="right"/>
+              <w:rPr>
+                <w:rFonts w:ascii="Calibri" w:hAnsi="Calibri"/>
+                <w:sz w:val="22"/>
+                <w:szCs w:val="22"/>
+              </w:rPr>
+            </w:pPr>
+            <w:r>
+              <w:rPr>
+                <w:rFonts w:ascii="Calibri" w:hAnsi="Calibri"/>
+                <w:sz w:val="22"/>
+                <w:szCs w:val="22"/>
+              </w:rPr>
+              <w:t>89.8</w:t>
+            </w:r>
+          </w:p>
+        </w:tc>
+        <w:tc>
+          <w:tcPr>
             <w:tcW w:w="1800" w:type="dxa"/>
             <w:tcBorders/>
             <w:vAlign w:val="bottom"/>
@@ -8079,36 +8348,7 @@
               <w:tabs>
                 <w:tab w:val="clear" w:pos="720"/>
               </w:tabs>
-              <w:jc w:val="end"/>
-              <w:rPr>
-                <w:rFonts w:ascii="Calibri" w:hAnsi="Calibri"/>
-                <w:sz w:val="22"/>
-                <w:szCs w:val="22"/>
-              </w:rPr>
-            </w:pPr>
-            <w:r>
-              <w:rPr>
-                <w:rFonts w:ascii="Calibri" w:hAnsi="Calibri"/>
-                <w:sz w:val="22"/>
-                <w:szCs w:val="22"/>
-              </w:rPr>
-              <w:t>89.8</w:t>
-            </w:r>
-          </w:p>
-        </w:tc>
-        <w:tc>
-          <w:tcPr>
-            <w:tcW w:w="1800" w:type="dxa"/>
-            <w:tcBorders/>
-            <w:vAlign w:val="bottom"/>
-          </w:tcPr>
-          <w:p>
-            <w:pPr>
-              <w:pStyle w:val="Normal"/>
-              <w:tabs>
-                <w:tab w:val="clear" w:pos="720"/>
-              </w:tabs>
-              <w:jc w:val="end"/>
+              <w:jc w:val="right"/>
               <w:rPr>
                 <w:rFonts w:ascii="Calibri" w:hAnsi="Calibri"/>
                 <w:b/>
@@ -8125,17 +8365,7 @@
                 <w:sz w:val="22"/>
                 <w:szCs w:val="22"/>
               </w:rPr>
-              <w:t>93.</w:t>
-            </w:r>
-            <w:r>
-              <w:rPr>
-                <w:rFonts w:ascii="Calibri" w:hAnsi="Calibri"/>
-                <w:b/>
-                <w:bCs/>
-                <w:sz w:val="22"/>
-                <w:szCs w:val="22"/>
-              </w:rPr>
-              <w:t>0</w:t>
+              <w:t>93.0</w:t>
             </w:r>
           </w:p>
         </w:tc>
@@ -8146,17 +8376,17 @@
         </w:trPr>
         <w:tc>
           <w:tcPr>
-            <w:tcW w:w="2730" w:type="dxa"/>
-            <w:tcBorders/>
-            <w:vAlign w:val="bottom"/>
-          </w:tcPr>
-          <w:p>
-            <w:pPr>
-              <w:pStyle w:val="Normal"/>
-              <w:tabs>
-                <w:tab w:val="clear" w:pos="720"/>
-              </w:tabs>
-              <w:jc w:val="start"/>
+            <w:tcW w:w="2729" w:type="dxa"/>
+            <w:tcBorders/>
+            <w:vAlign w:val="bottom"/>
+          </w:tcPr>
+          <w:p>
+            <w:pPr>
+              <w:pStyle w:val="Normal"/>
+              <w:tabs>
+                <w:tab w:val="clear" w:pos="720"/>
+              </w:tabs>
+              <w:jc w:val="left"/>
               <w:rPr>
                 <w:rFonts w:ascii="Calibri" w:hAnsi="Calibri"/>
                 <w:sz w:val="22"/>
@@ -8175,17 +8405,17 @@
         </w:tc>
         <w:tc>
           <w:tcPr>
-            <w:tcW w:w="1530" w:type="dxa"/>
-            <w:tcBorders/>
-            <w:vAlign w:val="bottom"/>
-          </w:tcPr>
-          <w:p>
-            <w:pPr>
-              <w:pStyle w:val="Normal"/>
-              <w:tabs>
-                <w:tab w:val="clear" w:pos="720"/>
-              </w:tabs>
-              <w:jc w:val="start"/>
+            <w:tcW w:w="1531" w:type="dxa"/>
+            <w:tcBorders/>
+            <w:vAlign w:val="bottom"/>
+          </w:tcPr>
+          <w:p>
+            <w:pPr>
+              <w:pStyle w:val="Normal"/>
+              <w:tabs>
+                <w:tab w:val="clear" w:pos="720"/>
+              </w:tabs>
+              <w:jc w:val="left"/>
               <w:rPr>
                 <w:rFonts w:ascii="Calibri" w:hAnsi="Calibri"/>
                 <w:sz w:val="22"/>
@@ -8204,17 +8434,17 @@
         </w:tc>
         <w:tc>
           <w:tcPr>
-            <w:tcW w:w="1440" w:type="dxa"/>
-            <w:tcBorders/>
-            <w:vAlign w:val="bottom"/>
-          </w:tcPr>
-          <w:p>
-            <w:pPr>
-              <w:pStyle w:val="Normal"/>
-              <w:tabs>
-                <w:tab w:val="clear" w:pos="720"/>
-              </w:tabs>
-              <w:jc w:val="end"/>
+            <w:tcW w:w="1439" w:type="dxa"/>
+            <w:tcBorders/>
+            <w:vAlign w:val="bottom"/>
+          </w:tcPr>
+          <w:p>
+            <w:pPr>
+              <w:pStyle w:val="Normal"/>
+              <w:tabs>
+                <w:tab w:val="clear" w:pos="720"/>
+              </w:tabs>
+              <w:jc w:val="right"/>
               <w:rPr>
                 <w:rFonts w:ascii="Calibri" w:hAnsi="Calibri"/>
                 <w:sz w:val="22"/>
@@ -8233,6 +8463,35 @@
         </w:tc>
         <w:tc>
           <w:tcPr>
+            <w:tcW w:w="1801" w:type="dxa"/>
+            <w:tcBorders/>
+            <w:vAlign w:val="bottom"/>
+          </w:tcPr>
+          <w:p>
+            <w:pPr>
+              <w:pStyle w:val="Normal"/>
+              <w:tabs>
+                <w:tab w:val="clear" w:pos="720"/>
+              </w:tabs>
+              <w:jc w:val="right"/>
+              <w:rPr>
+                <w:rFonts w:ascii="Calibri" w:hAnsi="Calibri"/>
+                <w:sz w:val="22"/>
+                <w:szCs w:val="22"/>
+              </w:rPr>
+            </w:pPr>
+            <w:r>
+              <w:rPr>
+                <w:rFonts w:ascii="Calibri" w:hAnsi="Calibri"/>
+                <w:sz w:val="22"/>
+                <w:szCs w:val="22"/>
+              </w:rPr>
+              <w:t>90.8</w:t>
+            </w:r>
+          </w:p>
+        </w:tc>
+        <w:tc>
+          <w:tcPr>
             <w:tcW w:w="1800" w:type="dxa"/>
             <w:tcBorders/>
             <w:vAlign w:val="bottom"/>
@@ -8243,36 +8502,7 @@
               <w:tabs>
                 <w:tab w:val="clear" w:pos="720"/>
               </w:tabs>
-              <w:jc w:val="end"/>
-              <w:rPr>
-                <w:rFonts w:ascii="Calibri" w:hAnsi="Calibri"/>
-                <w:sz w:val="22"/>
-                <w:szCs w:val="22"/>
-              </w:rPr>
-            </w:pPr>
-            <w:r>
-              <w:rPr>
-                <w:rFonts w:ascii="Calibri" w:hAnsi="Calibri"/>
-                <w:sz w:val="22"/>
-                <w:szCs w:val="22"/>
-              </w:rPr>
-              <w:t>90.8</w:t>
-            </w:r>
-          </w:p>
-        </w:tc>
-        <w:tc>
-          <w:tcPr>
-            <w:tcW w:w="1800" w:type="dxa"/>
-            <w:tcBorders/>
-            <w:vAlign w:val="bottom"/>
-          </w:tcPr>
-          <w:p>
-            <w:pPr>
-              <w:pStyle w:val="Normal"/>
-              <w:tabs>
-                <w:tab w:val="clear" w:pos="720"/>
-              </w:tabs>
-              <w:jc w:val="end"/>
+              <w:jc w:val="right"/>
               <w:rPr>
                 <w:rFonts w:ascii="Calibri" w:hAnsi="Calibri"/>
                 <w:sz w:val="22"/>
@@ -8296,17 +8526,17 @@
         </w:trPr>
         <w:tc>
           <w:tcPr>
-            <w:tcW w:w="2730" w:type="dxa"/>
-            <w:tcBorders/>
-            <w:vAlign w:val="bottom"/>
-          </w:tcPr>
-          <w:p>
-            <w:pPr>
-              <w:pStyle w:val="Normal"/>
-              <w:tabs>
-                <w:tab w:val="clear" w:pos="720"/>
-              </w:tabs>
-              <w:jc w:val="start"/>
+            <w:tcW w:w="2729" w:type="dxa"/>
+            <w:tcBorders/>
+            <w:vAlign w:val="bottom"/>
+          </w:tcPr>
+          <w:p>
+            <w:pPr>
+              <w:pStyle w:val="Normal"/>
+              <w:tabs>
+                <w:tab w:val="clear" w:pos="720"/>
+              </w:tabs>
+              <w:jc w:val="left"/>
               <w:rPr>
                 <w:rFonts w:ascii="Calibri" w:hAnsi="Calibri"/>
                 <w:sz w:val="22"/>
@@ -8325,17 +8555,17 @@
         </w:tc>
         <w:tc>
           <w:tcPr>
-            <w:tcW w:w="1530" w:type="dxa"/>
-            <w:tcBorders/>
-            <w:vAlign w:val="bottom"/>
-          </w:tcPr>
-          <w:p>
-            <w:pPr>
-              <w:pStyle w:val="Normal"/>
-              <w:tabs>
-                <w:tab w:val="clear" w:pos="720"/>
-              </w:tabs>
-              <w:jc w:val="start"/>
+            <w:tcW w:w="1531" w:type="dxa"/>
+            <w:tcBorders/>
+            <w:vAlign w:val="bottom"/>
+          </w:tcPr>
+          <w:p>
+            <w:pPr>
+              <w:pStyle w:val="Normal"/>
+              <w:tabs>
+                <w:tab w:val="clear" w:pos="720"/>
+              </w:tabs>
+              <w:jc w:val="left"/>
               <w:rPr>
                 <w:rFonts w:ascii="Calibri" w:hAnsi="Calibri"/>
                 <w:sz w:val="22"/>
@@ -8354,17 +8584,17 @@
         </w:tc>
         <w:tc>
           <w:tcPr>
-            <w:tcW w:w="1440" w:type="dxa"/>
-            <w:tcBorders/>
-            <w:vAlign w:val="bottom"/>
-          </w:tcPr>
-          <w:p>
-            <w:pPr>
-              <w:pStyle w:val="Normal"/>
-              <w:tabs>
-                <w:tab w:val="clear" w:pos="720"/>
-              </w:tabs>
-              <w:jc w:val="end"/>
+            <w:tcW w:w="1439" w:type="dxa"/>
+            <w:tcBorders/>
+            <w:vAlign w:val="bottom"/>
+          </w:tcPr>
+          <w:p>
+            <w:pPr>
+              <w:pStyle w:val="Normal"/>
+              <w:tabs>
+                <w:tab w:val="clear" w:pos="720"/>
+              </w:tabs>
+              <w:jc w:val="right"/>
               <w:rPr>
                 <w:rFonts w:ascii="Calibri" w:hAnsi="Calibri"/>
                 <w:sz w:val="22"/>
@@ -8383,6 +8613,35 @@
         </w:tc>
         <w:tc>
           <w:tcPr>
+            <w:tcW w:w="1801" w:type="dxa"/>
+            <w:tcBorders/>
+            <w:vAlign w:val="bottom"/>
+          </w:tcPr>
+          <w:p>
+            <w:pPr>
+              <w:pStyle w:val="Normal"/>
+              <w:tabs>
+                <w:tab w:val="clear" w:pos="720"/>
+              </w:tabs>
+              <w:jc w:val="right"/>
+              <w:rPr>
+                <w:rFonts w:ascii="Calibri" w:hAnsi="Calibri"/>
+                <w:sz w:val="22"/>
+                <w:szCs w:val="22"/>
+              </w:rPr>
+            </w:pPr>
+            <w:r>
+              <w:rPr>
+                <w:rFonts w:ascii="Calibri" w:hAnsi="Calibri"/>
+                <w:sz w:val="22"/>
+                <w:szCs w:val="22"/>
+              </w:rPr>
+              <w:t>91.4</w:t>
+            </w:r>
+          </w:p>
+        </w:tc>
+        <w:tc>
+          <w:tcPr>
             <w:tcW w:w="1800" w:type="dxa"/>
             <w:tcBorders/>
             <w:vAlign w:val="bottom"/>
@@ -8393,57 +8652,20 @@
               <w:tabs>
                 <w:tab w:val="clear" w:pos="720"/>
               </w:tabs>
-              <w:jc w:val="end"/>
-              <w:rPr>
-                <w:rFonts w:ascii="Calibri" w:hAnsi="Calibri"/>
-                <w:sz w:val="22"/>
-                <w:szCs w:val="22"/>
-              </w:rPr>
-            </w:pPr>
-            <w:r>
-              <w:rPr>
-                <w:rFonts w:ascii="Calibri" w:hAnsi="Calibri"/>
-                <w:sz w:val="22"/>
-                <w:szCs w:val="22"/>
-              </w:rPr>
-              <w:t>91.4</w:t>
-            </w:r>
-          </w:p>
-        </w:tc>
-        <w:tc>
-          <w:tcPr>
-            <w:tcW w:w="1800" w:type="dxa"/>
-            <w:tcBorders/>
-            <w:vAlign w:val="bottom"/>
-          </w:tcPr>
-          <w:p>
-            <w:pPr>
-              <w:pStyle w:val="Normal"/>
-              <w:tabs>
-                <w:tab w:val="clear" w:pos="720"/>
-              </w:tabs>
-              <w:jc w:val="end"/>
-              <w:rPr>
-                <w:rFonts w:ascii="Calibri" w:hAnsi="Calibri"/>
-                <w:sz w:val="22"/>
-                <w:szCs w:val="22"/>
-              </w:rPr>
-            </w:pPr>
-            <w:r>
-              <w:rPr>
-                <w:rFonts w:ascii="Calibri" w:hAnsi="Calibri"/>
-                <w:sz w:val="22"/>
-                <w:szCs w:val="22"/>
-              </w:rPr>
-              <w:t>92.</w:t>
-            </w:r>
-            <w:r>
-              <w:rPr>
-                <w:rFonts w:ascii="Calibri" w:hAnsi="Calibri"/>
-                <w:sz w:val="22"/>
-                <w:szCs w:val="22"/>
-              </w:rPr>
-              <w:t>0</w:t>
+              <w:jc w:val="right"/>
+              <w:rPr>
+                <w:rFonts w:ascii="Calibri" w:hAnsi="Calibri"/>
+                <w:sz w:val="22"/>
+                <w:szCs w:val="22"/>
+              </w:rPr>
+            </w:pPr>
+            <w:r>
+              <w:rPr>
+                <w:rFonts w:ascii="Calibri" w:hAnsi="Calibri"/>
+                <w:sz w:val="22"/>
+                <w:szCs w:val="22"/>
+              </w:rPr>
+              <w:t>92.0</w:t>
             </w:r>
           </w:p>
         </w:tc>
@@ -8454,17 +8676,17 @@
         </w:trPr>
         <w:tc>
           <w:tcPr>
-            <w:tcW w:w="2730" w:type="dxa"/>
-            <w:tcBorders/>
-            <w:vAlign w:val="bottom"/>
-          </w:tcPr>
-          <w:p>
-            <w:pPr>
-              <w:pStyle w:val="Normal"/>
-              <w:tabs>
-                <w:tab w:val="clear" w:pos="720"/>
-              </w:tabs>
-              <w:jc w:val="start"/>
+            <w:tcW w:w="2729" w:type="dxa"/>
+            <w:tcBorders/>
+            <w:vAlign w:val="bottom"/>
+          </w:tcPr>
+          <w:p>
+            <w:pPr>
+              <w:pStyle w:val="Normal"/>
+              <w:tabs>
+                <w:tab w:val="clear" w:pos="720"/>
+              </w:tabs>
+              <w:jc w:val="left"/>
               <w:rPr>
                 <w:rFonts w:ascii="Calibri" w:hAnsi="Calibri"/>
                 <w:sz w:val="22"/>
@@ -8483,17 +8705,17 @@
         </w:tc>
         <w:tc>
           <w:tcPr>
-            <w:tcW w:w="1530" w:type="dxa"/>
-            <w:tcBorders/>
-            <w:vAlign w:val="bottom"/>
-          </w:tcPr>
-          <w:p>
-            <w:pPr>
-              <w:pStyle w:val="Normal"/>
-              <w:tabs>
-                <w:tab w:val="clear" w:pos="720"/>
-              </w:tabs>
-              <w:jc w:val="start"/>
+            <w:tcW w:w="1531" w:type="dxa"/>
+            <w:tcBorders/>
+            <w:vAlign w:val="bottom"/>
+          </w:tcPr>
+          <w:p>
+            <w:pPr>
+              <w:pStyle w:val="Normal"/>
+              <w:tabs>
+                <w:tab w:val="clear" w:pos="720"/>
+              </w:tabs>
+              <w:jc w:val="left"/>
               <w:rPr>
                 <w:rFonts w:ascii="Calibri" w:hAnsi="Calibri"/>
                 <w:sz w:val="22"/>
@@ -8512,17 +8734,17 @@
         </w:tc>
         <w:tc>
           <w:tcPr>
-            <w:tcW w:w="1440" w:type="dxa"/>
-            <w:tcBorders/>
-            <w:vAlign w:val="bottom"/>
-          </w:tcPr>
-          <w:p>
-            <w:pPr>
-              <w:pStyle w:val="Normal"/>
-              <w:tabs>
-                <w:tab w:val="clear" w:pos="720"/>
-              </w:tabs>
-              <w:jc w:val="end"/>
+            <w:tcW w:w="1439" w:type="dxa"/>
+            <w:tcBorders/>
+            <w:vAlign w:val="bottom"/>
+          </w:tcPr>
+          <w:p>
+            <w:pPr>
+              <w:pStyle w:val="Normal"/>
+              <w:tabs>
+                <w:tab w:val="clear" w:pos="720"/>
+              </w:tabs>
+              <w:jc w:val="right"/>
               <w:rPr>
                 <w:rFonts w:ascii="Calibri" w:hAnsi="Calibri"/>
                 <w:b/>
@@ -8545,17 +8767,17 @@
         </w:tc>
         <w:tc>
           <w:tcPr>
-            <w:tcW w:w="1800" w:type="dxa"/>
-            <w:tcBorders/>
-            <w:vAlign w:val="bottom"/>
-          </w:tcPr>
-          <w:p>
-            <w:pPr>
-              <w:pStyle w:val="Normal"/>
-              <w:tabs>
-                <w:tab w:val="clear" w:pos="720"/>
-              </w:tabs>
-              <w:jc w:val="end"/>
+            <w:tcW w:w="1801" w:type="dxa"/>
+            <w:tcBorders/>
+            <w:vAlign w:val="bottom"/>
+          </w:tcPr>
+          <w:p>
+            <w:pPr>
+              <w:pStyle w:val="Normal"/>
+              <w:tabs>
+                <w:tab w:val="clear" w:pos="720"/>
+              </w:tabs>
+              <w:jc w:val="right"/>
               <w:rPr>
                 <w:rFonts w:ascii="Calibri" w:hAnsi="Calibri"/>
                 <w:b/>
@@ -8588,7 +8810,7 @@
               <w:tabs>
                 <w:tab w:val="clear" w:pos="720"/>
               </w:tabs>
-              <w:jc w:val="end"/>
+              <w:jc w:val="right"/>
               <w:rPr>
                 <w:rFonts w:ascii="Calibri" w:hAnsi="Calibri"/>
                 <w:b/>
@@ -8616,17 +8838,17 @@
         </w:trPr>
         <w:tc>
           <w:tcPr>
-            <w:tcW w:w="2730" w:type="dxa"/>
-            <w:tcBorders/>
-            <w:vAlign w:val="bottom"/>
-          </w:tcPr>
-          <w:p>
-            <w:pPr>
-              <w:pStyle w:val="Normal"/>
-              <w:tabs>
-                <w:tab w:val="clear" w:pos="720"/>
-              </w:tabs>
-              <w:jc w:val="start"/>
+            <w:tcW w:w="2729" w:type="dxa"/>
+            <w:tcBorders/>
+            <w:vAlign w:val="bottom"/>
+          </w:tcPr>
+          <w:p>
+            <w:pPr>
+              <w:pStyle w:val="Normal"/>
+              <w:tabs>
+                <w:tab w:val="clear" w:pos="720"/>
+              </w:tabs>
+              <w:jc w:val="left"/>
               <w:rPr>
                 <w:rFonts w:ascii="Calibri" w:hAnsi="Calibri"/>
                 <w:sz w:val="22"/>
@@ -8645,17 +8867,17 @@
         </w:tc>
         <w:tc>
           <w:tcPr>
-            <w:tcW w:w="1530" w:type="dxa"/>
-            <w:tcBorders/>
-            <w:vAlign w:val="bottom"/>
-          </w:tcPr>
-          <w:p>
-            <w:pPr>
-              <w:pStyle w:val="Normal"/>
-              <w:tabs>
-                <w:tab w:val="clear" w:pos="720"/>
-              </w:tabs>
-              <w:jc w:val="start"/>
+            <w:tcW w:w="1531" w:type="dxa"/>
+            <w:tcBorders/>
+            <w:vAlign w:val="bottom"/>
+          </w:tcPr>
+          <w:p>
+            <w:pPr>
+              <w:pStyle w:val="Normal"/>
+              <w:tabs>
+                <w:tab w:val="clear" w:pos="720"/>
+              </w:tabs>
+              <w:jc w:val="left"/>
               <w:rPr>
                 <w:rFonts w:ascii="Calibri" w:hAnsi="Calibri"/>
                 <w:sz w:val="22"/>
@@ -8674,38 +8896,59 @@
         </w:tc>
         <w:tc>
           <w:tcPr>
-            <w:tcW w:w="1440" w:type="dxa"/>
-            <w:tcBorders/>
-            <w:vAlign w:val="bottom"/>
-          </w:tcPr>
-          <w:p>
-            <w:pPr>
-              <w:pStyle w:val="Normal"/>
-              <w:tabs>
-                <w:tab w:val="clear" w:pos="720"/>
-              </w:tabs>
-              <w:jc w:val="end"/>
-              <w:rPr>
-                <w:rFonts w:ascii="Calibri" w:hAnsi="Calibri"/>
-                <w:sz w:val="22"/>
-                <w:szCs w:val="22"/>
-              </w:rPr>
-            </w:pPr>
-            <w:r>
-              <w:rPr>
-                <w:rFonts w:ascii="Calibri" w:hAnsi="Calibri"/>
-                <w:sz w:val="22"/>
-                <w:szCs w:val="22"/>
-              </w:rPr>
-              <w:t>91.</w:t>
-            </w:r>
-            <w:r>
-              <w:rPr>
-                <w:rFonts w:ascii="Calibri" w:hAnsi="Calibri"/>
-                <w:sz w:val="22"/>
-                <w:szCs w:val="22"/>
-              </w:rPr>
-              <w:t>0</w:t>
+            <w:tcW w:w="1439" w:type="dxa"/>
+            <w:tcBorders/>
+            <w:vAlign w:val="bottom"/>
+          </w:tcPr>
+          <w:p>
+            <w:pPr>
+              <w:pStyle w:val="Normal"/>
+              <w:tabs>
+                <w:tab w:val="clear" w:pos="720"/>
+              </w:tabs>
+              <w:jc w:val="right"/>
+              <w:rPr>
+                <w:rFonts w:ascii="Calibri" w:hAnsi="Calibri"/>
+                <w:sz w:val="22"/>
+                <w:szCs w:val="22"/>
+              </w:rPr>
+            </w:pPr>
+            <w:r>
+              <w:rPr>
+                <w:rFonts w:ascii="Calibri" w:hAnsi="Calibri"/>
+                <w:sz w:val="22"/>
+                <w:szCs w:val="22"/>
+              </w:rPr>
+              <w:t>91.0</w:t>
+            </w:r>
+          </w:p>
+        </w:tc>
+        <w:tc>
+          <w:tcPr>
+            <w:tcW w:w="1801" w:type="dxa"/>
+            <w:tcBorders/>
+            <w:vAlign w:val="bottom"/>
+          </w:tcPr>
+          <w:p>
+            <w:pPr>
+              <w:pStyle w:val="Normal"/>
+              <w:tabs>
+                <w:tab w:val="clear" w:pos="720"/>
+              </w:tabs>
+              <w:jc w:val="right"/>
+              <w:rPr>
+                <w:rFonts w:ascii="Calibri" w:hAnsi="Calibri"/>
+                <w:sz w:val="22"/>
+                <w:szCs w:val="22"/>
+              </w:rPr>
+            </w:pPr>
+            <w:r>
+              <w:rPr>
+                <w:rFonts w:ascii="Calibri" w:hAnsi="Calibri"/>
+                <w:sz w:val="22"/>
+                <w:szCs w:val="22"/>
+              </w:rPr>
+              <w:t>76.5</w:t>
             </w:r>
           </w:p>
         </w:tc>
@@ -8721,57 +8964,20 @@
               <w:tabs>
                 <w:tab w:val="clear" w:pos="720"/>
               </w:tabs>
-              <w:jc w:val="end"/>
-              <w:rPr>
-                <w:rFonts w:ascii="Calibri" w:hAnsi="Calibri"/>
-                <w:sz w:val="22"/>
-                <w:szCs w:val="22"/>
-              </w:rPr>
-            </w:pPr>
-            <w:r>
-              <w:rPr>
-                <w:rFonts w:ascii="Calibri" w:hAnsi="Calibri"/>
-                <w:sz w:val="22"/>
-                <w:szCs w:val="22"/>
-              </w:rPr>
-              <w:t>76.5</w:t>
-            </w:r>
-          </w:p>
-        </w:tc>
-        <w:tc>
-          <w:tcPr>
-            <w:tcW w:w="1800" w:type="dxa"/>
-            <w:tcBorders/>
-            <w:vAlign w:val="bottom"/>
-          </w:tcPr>
-          <w:p>
-            <w:pPr>
-              <w:pStyle w:val="Normal"/>
-              <w:tabs>
-                <w:tab w:val="clear" w:pos="720"/>
-              </w:tabs>
-              <w:jc w:val="end"/>
-              <w:rPr>
-                <w:rFonts w:ascii="Calibri" w:hAnsi="Calibri"/>
-                <w:sz w:val="22"/>
-                <w:szCs w:val="22"/>
-              </w:rPr>
-            </w:pPr>
-            <w:r>
-              <w:rPr>
-                <w:rFonts w:ascii="Calibri" w:hAnsi="Calibri"/>
-                <w:sz w:val="22"/>
-                <w:szCs w:val="22"/>
-              </w:rPr>
-              <w:t>89.</w:t>
-            </w:r>
-            <w:r>
-              <w:rPr>
-                <w:rFonts w:ascii="Calibri" w:hAnsi="Calibri"/>
-                <w:sz w:val="22"/>
-                <w:szCs w:val="22"/>
-              </w:rPr>
-              <w:t>0</w:t>
+              <w:jc w:val="right"/>
+              <w:rPr>
+                <w:rFonts w:ascii="Calibri" w:hAnsi="Calibri"/>
+                <w:sz w:val="22"/>
+                <w:szCs w:val="22"/>
+              </w:rPr>
+            </w:pPr>
+            <w:r>
+              <w:rPr>
+                <w:rFonts w:ascii="Calibri" w:hAnsi="Calibri"/>
+                <w:sz w:val="22"/>
+                <w:szCs w:val="22"/>
+              </w:rPr>
+              <w:t>89.0</w:t>
             </w:r>
           </w:p>
         </w:tc>
@@ -8840,22 +9046,7 @@
           <w:szCs w:val="24"/>
           <w:u w:val="none"/>
         </w:rPr>
-        <w:t xml:space="preserve">* </w:t>
-      </w:r>
-      <w:r>
-        <w:rPr>
-          <w:rFonts w:eastAsia="Arial, sans-serif" w:cs="Arial, sans-serif" w:ascii="Calibri" w:hAnsi="Calibri"/>
-          <w:b w:val="false"/>
-          <w:bCs w:val="false"/>
-          <w:i w:val="false"/>
-          <w:iCs w:val="false"/>
-          <w:strike w:val="false"/>
-          <w:dstrike w:val="false"/>
-          <w:sz w:val="24"/>
-          <w:szCs w:val="24"/>
-          <w:u w:val="none"/>
-        </w:rPr>
-        <w:t xml:space="preserve">Evaluated on representative subsets only (see Methods). </w:t>
+        <w:t xml:space="preserve">* Evaluated on representative subsets only (see Methods). </w:t>
       </w:r>
     </w:p>
     <w:p>
@@ -8893,7 +9084,7 @@
     <w:p>
       <w:pPr>
         <w:pStyle w:val="Normal"/>
-        <w:jc w:val="start"/>
+        <w:jc w:val="left"/>
         <w:rPr>
           <w:rFonts w:ascii="Calibri" w:hAnsi="Calibri" w:eastAsia="Arial, sans-serif" w:cs="Arial, sans-serif"/>
           <w:b w:val="false"/>
@@ -8927,7 +9118,7 @@
     <w:p>
       <w:pPr>
         <w:pStyle w:val="Normal"/>
-        <w:jc w:val="start"/>
+        <w:jc w:val="left"/>
         <w:rPr>
           <w:rFonts w:ascii="Calibri" w:hAnsi="Calibri" w:eastAsia="Arial, sans-serif" w:cs="Arial, sans-serif"/>
           <w:b w:val="false"/>
@@ -8960,7 +9151,7 @@
     <w:p>
       <w:pPr>
         <w:pStyle w:val="Normal"/>
-        <w:jc w:val="start"/>
+        <w:jc w:val="left"/>
         <w:rPr>
           <w:rFonts w:ascii="Calibri" w:hAnsi="Calibri" w:eastAsia="Arial, sans-serif" w:cs="Arial, sans-serif"/>
           <w:b w:val="false"/>
@@ -8994,7 +9185,7 @@
     <w:p>
       <w:pPr>
         <w:pStyle w:val="Normal"/>
-        <w:jc w:val="start"/>
+        <w:jc w:val="left"/>
         <w:rPr>
           <w:rFonts w:ascii="Calibri" w:hAnsi="Calibri" w:eastAsia="Arial, sans-serif" w:cs="Arial, sans-serif"/>
           <w:b w:val="false"/>
@@ -9078,14 +9269,14 @@
     <w:tbl>
       <w:tblPr>
         <w:tblW w:w="6456" w:type="dxa"/>
-        <w:jc w:val="start"/>
+        <w:jc w:val="left"/>
         <w:tblInd w:w="0" w:type="dxa"/>
         <w:tblLayout w:type="fixed"/>
         <w:tblCellMar>
           <w:top w:w="0" w:type="dxa"/>
-          <w:start w:w="30" w:type="dxa"/>
+          <w:left w:w="30" w:type="dxa"/>
           <w:bottom w:w="0" w:type="dxa"/>
-          <w:end w:w="30" w:type="dxa"/>
+          <w:right w:w="30" w:type="dxa"/>
         </w:tblCellMar>
       </w:tblPr>
       <w:tblGrid>
@@ -9110,7 +9301,7 @@
               <w:tabs>
                 <w:tab w:val="clear" w:pos="720"/>
               </w:tabs>
-              <w:jc w:val="start"/>
+              <w:jc w:val="left"/>
               <w:rPr>
                 <w:rFonts w:ascii="Calibri" w:hAnsi="Calibri"/>
                 <w:b/>
@@ -9143,7 +9334,7 @@
               <w:tabs>
                 <w:tab w:val="clear" w:pos="720"/>
               </w:tabs>
-              <w:jc w:val="start"/>
+              <w:jc w:val="left"/>
               <w:rPr>
                 <w:rFonts w:ascii="Calibri" w:hAnsi="Calibri"/>
                 <w:b/>
@@ -9176,7 +9367,7 @@
               <w:tabs>
                 <w:tab w:val="clear" w:pos="720"/>
               </w:tabs>
-              <w:jc w:val="start"/>
+              <w:jc w:val="left"/>
               <w:rPr>
                 <w:rFonts w:ascii="Calibri" w:hAnsi="Calibri"/>
                 <w:b/>
@@ -9209,7 +9400,7 @@
               <w:tabs>
                 <w:tab w:val="clear" w:pos="720"/>
               </w:tabs>
-              <w:jc w:val="start"/>
+              <w:jc w:val="left"/>
               <w:rPr>
                 <w:rFonts w:ascii="Calibri" w:hAnsi="Calibri"/>
                 <w:b/>
@@ -9247,7 +9438,7 @@
               <w:tabs>
                 <w:tab w:val="clear" w:pos="720"/>
               </w:tabs>
-              <w:jc w:val="start"/>
+              <w:jc w:val="left"/>
               <w:rPr>
                 <w:rFonts w:ascii="Calibri" w:hAnsi="Calibri"/>
                 <w:sz w:val="22"/>
@@ -9276,7 +9467,7 @@
               <w:tabs>
                 <w:tab w:val="clear" w:pos="720"/>
               </w:tabs>
-              <w:jc w:val="start"/>
+              <w:jc w:val="left"/>
               <w:rPr>
                 <w:rFonts w:ascii="Calibri" w:hAnsi="Calibri"/>
                 <w:sz w:val="22"/>
@@ -9305,7 +9496,7 @@
               <w:tabs>
                 <w:tab w:val="clear" w:pos="720"/>
               </w:tabs>
-              <w:jc w:val="start"/>
+              <w:jc w:val="left"/>
               <w:rPr>
                 <w:rFonts w:ascii="Calibri" w:hAnsi="Calibri"/>
                 <w:sz w:val="22"/>
@@ -9334,7 +9525,7 @@
               <w:tabs>
                 <w:tab w:val="clear" w:pos="720"/>
               </w:tabs>
-              <w:jc w:val="end"/>
+              <w:jc w:val="right"/>
               <w:rPr>
                 <w:rFonts w:ascii="Calibri" w:hAnsi="Calibri"/>
                 <w:sz w:val="22"/>
@@ -9368,7 +9559,7 @@
               <w:tabs>
                 <w:tab w:val="clear" w:pos="720"/>
               </w:tabs>
-              <w:jc w:val="start"/>
+              <w:jc w:val="left"/>
               <w:rPr>
                 <w:rFonts w:ascii="Calibri" w:hAnsi="Calibri"/>
                 <w:sz w:val="22"/>
@@ -9397,7 +9588,7 @@
               <w:tabs>
                 <w:tab w:val="clear" w:pos="720"/>
               </w:tabs>
-              <w:jc w:val="start"/>
+              <w:jc w:val="left"/>
               <w:rPr>
                 <w:rFonts w:ascii="Calibri" w:hAnsi="Calibri"/>
                 <w:sz w:val="22"/>
@@ -9426,7 +9617,7 @@
               <w:tabs>
                 <w:tab w:val="clear" w:pos="720"/>
               </w:tabs>
-              <w:jc w:val="start"/>
+              <w:jc w:val="left"/>
               <w:rPr>
                 <w:rFonts w:ascii="Calibri" w:hAnsi="Calibri"/>
                 <w:sz w:val="22"/>
@@ -9455,7 +9646,7 @@
               <w:tabs>
                 <w:tab w:val="clear" w:pos="720"/>
               </w:tabs>
-              <w:jc w:val="end"/>
+              <w:jc w:val="right"/>
               <w:rPr>
                 <w:rFonts w:ascii="Calibri" w:hAnsi="Calibri"/>
                 <w:sz w:val="22"/>
@@ -9489,7 +9680,7 @@
               <w:tabs>
                 <w:tab w:val="clear" w:pos="720"/>
               </w:tabs>
-              <w:jc w:val="start"/>
+              <w:jc w:val="left"/>
               <w:rPr>
                 <w:rFonts w:ascii="Calibri" w:hAnsi="Calibri"/>
                 <w:sz w:val="22"/>
@@ -9518,7 +9709,7 @@
               <w:tabs>
                 <w:tab w:val="clear" w:pos="720"/>
               </w:tabs>
-              <w:jc w:val="start"/>
+              <w:jc w:val="left"/>
               <w:rPr>
                 <w:rFonts w:ascii="Calibri" w:hAnsi="Calibri"/>
                 <w:sz w:val="22"/>
@@ -9547,7 +9738,7 @@
               <w:tabs>
                 <w:tab w:val="clear" w:pos="720"/>
               </w:tabs>
-              <w:jc w:val="start"/>
+              <w:jc w:val="left"/>
               <w:rPr>
                 <w:rFonts w:ascii="Calibri" w:hAnsi="Calibri"/>
                 <w:sz w:val="22"/>
@@ -9576,7 +9767,7 @@
               <w:tabs>
                 <w:tab w:val="clear" w:pos="720"/>
               </w:tabs>
-              <w:jc w:val="end"/>
+              <w:jc w:val="right"/>
               <w:rPr>
                 <w:rFonts w:ascii="Calibri" w:hAnsi="Calibri"/>
                 <w:sz w:val="22"/>
@@ -9610,7 +9801,7 @@
               <w:tabs>
                 <w:tab w:val="clear" w:pos="720"/>
               </w:tabs>
-              <w:jc w:val="start"/>
+              <w:jc w:val="left"/>
               <w:rPr>
                 <w:rFonts w:ascii="Calibri" w:hAnsi="Calibri"/>
                 <w:sz w:val="22"/>
@@ -9639,7 +9830,7 @@
               <w:tabs>
                 <w:tab w:val="clear" w:pos="720"/>
               </w:tabs>
-              <w:jc w:val="start"/>
+              <w:jc w:val="left"/>
               <w:rPr>
                 <w:rFonts w:ascii="Calibri" w:hAnsi="Calibri"/>
                 <w:sz w:val="22"/>
@@ -9668,7 +9859,7 @@
               <w:tabs>
                 <w:tab w:val="clear" w:pos="720"/>
               </w:tabs>
-              <w:jc w:val="start"/>
+              <w:jc w:val="left"/>
               <w:rPr>
                 <w:rFonts w:ascii="Calibri" w:hAnsi="Calibri"/>
                 <w:sz w:val="22"/>
@@ -9697,7 +9888,7 @@
               <w:tabs>
                 <w:tab w:val="clear" w:pos="720"/>
               </w:tabs>
-              <w:jc w:val="end"/>
+              <w:jc w:val="right"/>
               <w:rPr>
                 <w:rFonts w:ascii="Calibri" w:hAnsi="Calibri"/>
                 <w:sz w:val="22"/>
@@ -9731,7 +9922,7 @@
               <w:tabs>
                 <w:tab w:val="clear" w:pos="720"/>
               </w:tabs>
-              <w:jc w:val="start"/>
+              <w:jc w:val="left"/>
               <w:rPr>
                 <w:rFonts w:ascii="Calibri" w:hAnsi="Calibri"/>
                 <w:sz w:val="22"/>
@@ -9760,7 +9951,7 @@
               <w:tabs>
                 <w:tab w:val="clear" w:pos="720"/>
               </w:tabs>
-              <w:jc w:val="start"/>
+              <w:jc w:val="left"/>
               <w:rPr>
                 <w:rFonts w:ascii="Calibri" w:hAnsi="Calibri"/>
                 <w:sz w:val="22"/>
@@ -9789,7 +9980,7 @@
               <w:tabs>
                 <w:tab w:val="clear" w:pos="720"/>
               </w:tabs>
-              <w:jc w:val="start"/>
+              <w:jc w:val="left"/>
               <w:rPr>
                 <w:rFonts w:ascii="Calibri" w:hAnsi="Calibri"/>
                 <w:sz w:val="22"/>
@@ -9818,7 +10009,7 @@
               <w:tabs>
                 <w:tab w:val="clear" w:pos="720"/>
               </w:tabs>
-              <w:jc w:val="end"/>
+              <w:jc w:val="right"/>
               <w:rPr>
                 <w:rFonts w:ascii="Calibri" w:hAnsi="Calibri"/>
                 <w:sz w:val="22"/>
@@ -9852,7 +10043,7 @@
               <w:tabs>
                 <w:tab w:val="clear" w:pos="720"/>
               </w:tabs>
-              <w:jc w:val="start"/>
+              <w:jc w:val="left"/>
               <w:rPr>
                 <w:rFonts w:ascii="Calibri" w:hAnsi="Calibri"/>
                 <w:sz w:val="22"/>
@@ -9881,7 +10072,7 @@
               <w:tabs>
                 <w:tab w:val="clear" w:pos="720"/>
               </w:tabs>
-              <w:jc w:val="start"/>
+              <w:jc w:val="left"/>
               <w:rPr>
                 <w:rFonts w:ascii="Calibri" w:hAnsi="Calibri"/>
                 <w:sz w:val="22"/>
@@ -9910,7 +10101,7 @@
               <w:tabs>
                 <w:tab w:val="clear" w:pos="720"/>
               </w:tabs>
-              <w:jc w:val="start"/>
+              <w:jc w:val="left"/>
               <w:rPr>
                 <w:rFonts w:ascii="Calibri" w:hAnsi="Calibri"/>
                 <w:sz w:val="22"/>
@@ -9939,7 +10130,7 @@
               <w:tabs>
                 <w:tab w:val="clear" w:pos="720"/>
               </w:tabs>
-              <w:jc w:val="end"/>
+              <w:jc w:val="right"/>
               <w:rPr>
                 <w:rFonts w:ascii="Calibri" w:hAnsi="Calibri"/>
                 <w:sz w:val="22"/>
@@ -10083,7 +10274,7 @@
     <w:p>
       <w:pPr>
         <w:pStyle w:val="Normal"/>
-        <w:jc w:val="start"/>
+        <w:jc w:val="left"/>
         <w:rPr>
           <w:rFonts w:ascii="Calibri" w:hAnsi="Calibri"/>
         </w:rPr>
@@ -10130,7 +10321,7 @@
     <w:p>
       <w:pPr>
         <w:pStyle w:val="Normal"/>
-        <w:jc w:val="start"/>
+        <w:jc w:val="left"/>
         <w:rPr>
           <w:rFonts w:ascii="Calibri" w:hAnsi="Calibri"/>
         </w:rPr>
@@ -10177,85 +10368,25 @@
     <w:p>
       <w:pPr>
         <w:pStyle w:val="Normal"/>
-        <w:jc w:val="start"/>
-        <w:rPr>
-          <w:rFonts w:ascii="Calibri" w:hAnsi="Calibri"/>
-        </w:rPr>
-      </w:pPr>
-      <w:r>
-        <w:rPr>
-          <w:rFonts w:eastAsia="Arial, sans-serif" w:cs="Arial, sans-serif" w:ascii="Calibri" w:hAnsi="Calibri"/>
-          <w:b w:val="false"/>
-          <w:bCs w:val="false"/>
-          <w:i w:val="false"/>
-          <w:iCs w:val="false"/>
-          <w:strike w:val="false"/>
-          <w:dstrike w:val="false"/>
-          <w:sz w:val="24"/>
-          <w:szCs w:val="24"/>
-          <w:u w:val="none"/>
-        </w:rPr>
-        <w:t xml:space="preserve">Drug names exhibited the highest error rates across all models, with wellbutrin misrecognized in 60.4% of occurrences and similarly high rates for ramipril, rosuvastatin, amoxicillin, and lisinopril. Prior work found that 5.7 to 8.9 percent of ASR errors in clinical documents are clinically significant </w:t>
-      </w:r>
-      <w:r>
-        <w:rPr>
-          <w:rFonts w:eastAsia="Arial, sans-serif" w:cs="Arial, sans-serif" w:ascii="Calibri" w:hAnsi="Calibri"/>
-          <w:b w:val="false"/>
-          <w:bCs w:val="false"/>
-          <w:i w:val="false"/>
-          <w:iCs w:val="false"/>
-          <w:strike w:val="false"/>
-          <w:dstrike w:val="false"/>
-          <w:sz w:val="24"/>
-          <w:szCs w:val="24"/>
-          <w:u w:val="none"/>
-        </w:rPr>
-        <w:t>[</w:t>
-      </w:r>
-      <w:r>
-        <w:rPr>
-          <w:rFonts w:eastAsia="Arial, sans-serif" w:cs="Arial, sans-serif" w:ascii="Calibri" w:hAnsi="Calibri"/>
-          <w:b w:val="false"/>
-          <w:bCs w:val="false"/>
-          <w:i w:val="false"/>
-          <w:iCs w:val="false"/>
-          <w:strike w:val="false"/>
-          <w:dstrike w:val="false"/>
-          <w:sz w:val="24"/>
-          <w:szCs w:val="24"/>
-          <w:u w:val="none"/>
-        </w:rPr>
-        <w:t>1</w:t>
-      </w:r>
-      <w:r>
-        <w:rPr>
-          <w:rFonts w:eastAsia="Arial, sans-serif" w:cs="Arial, sans-serif" w:ascii="Calibri" w:hAnsi="Calibri"/>
-          <w:b w:val="false"/>
-          <w:bCs w:val="false"/>
-          <w:i w:val="false"/>
-          <w:iCs w:val="false"/>
-          <w:strike w:val="false"/>
-          <w:dstrike w:val="false"/>
-          <w:sz w:val="24"/>
-          <w:szCs w:val="24"/>
-          <w:u w:val="none"/>
-        </w:rPr>
-        <w:t>6]</w:t>
-      </w:r>
-      <w:r>
-        <w:rPr>
-          <w:rFonts w:eastAsia="Arial, sans-serif" w:cs="Arial, sans-serif" w:ascii="Calibri" w:hAnsi="Calibri"/>
-          <w:b w:val="false"/>
-          <w:bCs w:val="false"/>
-          <w:i w:val="false"/>
-          <w:iCs w:val="false"/>
-          <w:strike w:val="false"/>
-          <w:dstrike w:val="false"/>
-          <w:sz w:val="24"/>
-          <w:szCs w:val="24"/>
-          <w:u w:val="none"/>
-        </w:rPr>
-        <w:t>, with medication errors carrying the highest harm risk. Current ASR systems cannot be relied upon for accurate medication transcription without downstream verification. Specific mitigations include automatic cross-referencing of ASR output against patient medication lists and institutional formularies, flagging phonetically similar drug names for mandatory clinician review, and requiring explicit confirmation before finalizing notes containing high-risk medications. These safeguards should be implemented regardless of whether on-device or cloud ASR is used, as the failures were consistent across deployment modes.</w:t>
+        <w:jc w:val="left"/>
+        <w:rPr>
+          <w:rFonts w:ascii="Calibri" w:hAnsi="Calibri"/>
+        </w:rPr>
+      </w:pPr>
+      <w:r>
+        <w:rPr>
+          <w:rFonts w:eastAsia="Arial, sans-serif" w:cs="Arial, sans-serif" w:ascii="Calibri" w:hAnsi="Calibri"/>
+          <w:b w:val="false"/>
+          <w:bCs w:val="false"/>
+          <w:i w:val="false"/>
+          <w:iCs w:val="false"/>
+          <w:strike w:val="false"/>
+          <w:dstrike w:val="false"/>
+          <w:sz w:val="24"/>
+          <w:szCs w:val="24"/>
+          <w:u w:val="none"/>
+        </w:rPr>
+        <w:t>Drug names exhibited the highest error rates across all models, with wellbutrin misrecognized in 60.4% of occurrences and similarly high rates for ramipril, rosuvastatin, amoxicillin, and lisinopril. Prior work found that 5.7 to 8.9 percent of ASR errors in clinical documents are clinically significant [16], with medication errors carrying the highest harm risk. Current ASR systems cannot be relied upon for accurate medication transcription without downstream verification. Specific mitigations include automatic cross-referencing of ASR output against patient medication lists and institutional formularies, flagging phonetically similar drug names for mandatory clinician review, and requiring explicit confirmation before finalizing notes containing high-risk medications. These safeguards should be implemented regardless of whether on-device or cloud ASR is used, as the failures were consistent across deployment modes.</w:t>
       </w:r>
     </w:p>
     <w:p>
@@ -10284,7 +10415,7 @@
     <w:p>
       <w:pPr>
         <w:pStyle w:val="Normal"/>
-        <w:jc w:val="start"/>
+        <w:jc w:val="left"/>
         <w:rPr>
           <w:rFonts w:ascii="Calibri" w:hAnsi="Calibri"/>
         </w:rPr>
@@ -10331,250 +10462,25 @@
     <w:p>
       <w:pPr>
         <w:pStyle w:val="Normal"/>
-        <w:jc w:val="start"/>
-        <w:rPr>
-          <w:rFonts w:ascii="Calibri" w:hAnsi="Calibri"/>
-        </w:rPr>
-      </w:pPr>
-      <w:r>
-        <w:rPr>
-          <w:rFonts w:eastAsia="Arial, sans-serif" w:cs="Arial, sans-serif" w:ascii="Calibri" w:hAnsi="Calibri"/>
-          <w:b w:val="false"/>
-          <w:bCs w:val="false"/>
-          <w:i w:val="false"/>
-          <w:iCs w:val="false"/>
-          <w:strike w:val="false"/>
-          <w:dstrike w:val="false"/>
-          <w:sz w:val="24"/>
-          <w:szCs w:val="24"/>
-          <w:u w:val="none"/>
-        </w:rPr>
-        <w:t>On-device ASR eliminates patient audio transmission, addressing one component of clinical AI privacy concerns, though broader considerations including consent, transparency, data governance, and accountability remain relevant for both deployment modes. For privacy-sensitive specialties such as psychiatry, substance abuse treatment</w:t>
-      </w:r>
-      <w:r>
-        <w:rPr>
-          <w:rFonts w:eastAsia="Arial, sans-serif" w:cs="Arial, sans-serif" w:ascii="Calibri" w:hAnsi="Calibri"/>
-          <w:b w:val="false"/>
-          <w:bCs w:val="false"/>
-          <w:i w:val="false"/>
-          <w:iCs w:val="false"/>
-          <w:strike w:val="false"/>
-          <w:dstrike w:val="false"/>
-          <w:sz w:val="24"/>
-          <w:szCs w:val="24"/>
-          <w:u w:val="none"/>
-        </w:rPr>
-        <w:t>,</w:t>
-      </w:r>
-      <w:r>
-        <w:rPr>
-          <w:rFonts w:eastAsia="Arial, sans-serif" w:cs="Arial, sans-serif" w:ascii="Calibri" w:hAnsi="Calibri"/>
-          <w:b w:val="false"/>
-          <w:bCs w:val="false"/>
-          <w:i w:val="false"/>
-          <w:iCs w:val="false"/>
-          <w:strike w:val="false"/>
-          <w:dstrike w:val="false"/>
-          <w:sz w:val="24"/>
-          <w:szCs w:val="24"/>
-          <w:u w:val="none"/>
-        </w:rPr>
-        <w:t xml:space="preserve"> and reproductive health, eliminating audio transmission may be a prerequisite for patient acceptance and regulatory compliance regardless of BAA protections </w:t>
-      </w:r>
-      <w:r>
-        <w:rPr>
-          <w:rFonts w:eastAsia="Arial, sans-serif" w:cs="Arial, sans-serif" w:ascii="Calibri" w:hAnsi="Calibri"/>
-          <w:b w:val="false"/>
-          <w:bCs w:val="false"/>
-          <w:i w:val="false"/>
-          <w:iCs w:val="false"/>
-          <w:strike w:val="false"/>
-          <w:dstrike w:val="false"/>
-          <w:sz w:val="24"/>
-          <w:szCs w:val="24"/>
-          <w:u w:val="none"/>
-        </w:rPr>
-        <w:t>[</w:t>
-      </w:r>
-      <w:r>
-        <w:rPr>
-          <w:rFonts w:eastAsia="Arial, sans-serif" w:cs="Arial, sans-serif" w:ascii="Calibri" w:hAnsi="Calibri"/>
-          <w:b w:val="false"/>
-          <w:bCs w:val="false"/>
-          <w:i w:val="false"/>
-          <w:iCs w:val="false"/>
-          <w:strike w:val="false"/>
-          <w:dstrike w:val="false"/>
-          <w:sz w:val="24"/>
-          <w:szCs w:val="24"/>
-          <w:u w:val="none"/>
-        </w:rPr>
-        <w:t>7,</w:t>
-      </w:r>
-      <w:r>
-        <w:rPr>
-          <w:rFonts w:eastAsia="Arial, sans-serif" w:cs="Arial, sans-serif" w:ascii="Calibri" w:hAnsi="Calibri"/>
-          <w:b w:val="false"/>
-          <w:bCs w:val="false"/>
-          <w:i w:val="false"/>
-          <w:iCs w:val="false"/>
-          <w:strike w:val="false"/>
-          <w:dstrike w:val="false"/>
-          <w:sz w:val="24"/>
-          <w:szCs w:val="24"/>
-          <w:u w:val="none"/>
-        </w:rPr>
-        <w:t>8</w:t>
-      </w:r>
-      <w:r>
-        <w:rPr>
-          <w:rFonts w:eastAsia="Arial, sans-serif" w:cs="Arial, sans-serif" w:ascii="Calibri" w:hAnsi="Calibri"/>
-          <w:b w:val="false"/>
-          <w:bCs w:val="false"/>
-          <w:i w:val="false"/>
-          <w:iCs w:val="false"/>
-          <w:strike w:val="false"/>
-          <w:dstrike w:val="false"/>
-          <w:sz w:val="24"/>
-          <w:szCs w:val="24"/>
-          <w:u w:val="none"/>
-        </w:rPr>
-        <w:t>]</w:t>
-      </w:r>
-      <w:r>
-        <w:rPr>
-          <w:rFonts w:eastAsia="Arial, sans-serif" w:cs="Arial, sans-serif" w:ascii="Calibri" w:hAnsi="Calibri"/>
-          <w:b w:val="false"/>
-          <w:bCs w:val="false"/>
-          <w:i w:val="false"/>
-          <w:iCs w:val="false"/>
-          <w:strike w:val="false"/>
-          <w:dstrike w:val="false"/>
-          <w:sz w:val="24"/>
-          <w:szCs w:val="24"/>
-          <w:u w:val="none"/>
-        </w:rPr>
-        <w:t xml:space="preserve">. Clinical deployment may fall under FDA oversight </w:t>
-      </w:r>
-      <w:r>
-        <w:rPr>
-          <w:rFonts w:eastAsia="Arial, sans-serif" w:cs="Arial, sans-serif" w:ascii="Calibri" w:hAnsi="Calibri"/>
-          <w:b w:val="false"/>
-          <w:bCs w:val="false"/>
-          <w:i w:val="false"/>
-          <w:iCs w:val="false"/>
-          <w:strike w:val="false"/>
-          <w:dstrike w:val="false"/>
-          <w:sz w:val="24"/>
-          <w:szCs w:val="24"/>
-          <w:u w:val="none"/>
-        </w:rPr>
-        <w:t>[</w:t>
-      </w:r>
-      <w:r>
-        <w:rPr>
-          <w:rFonts w:eastAsia="Arial, sans-serif" w:cs="Arial, sans-serif" w:ascii="Calibri" w:hAnsi="Calibri"/>
-          <w:b w:val="false"/>
-          <w:bCs w:val="false"/>
-          <w:i w:val="false"/>
-          <w:iCs w:val="false"/>
-          <w:strike w:val="false"/>
-          <w:dstrike w:val="false"/>
-          <w:sz w:val="24"/>
-          <w:szCs w:val="24"/>
-          <w:u w:val="none"/>
-        </w:rPr>
-        <w:t>1</w:t>
-      </w:r>
-      <w:r>
-        <w:rPr>
-          <w:rFonts w:eastAsia="Arial, sans-serif" w:cs="Arial, sans-serif" w:ascii="Calibri" w:hAnsi="Calibri"/>
-          <w:b w:val="false"/>
-          <w:bCs w:val="false"/>
-          <w:i w:val="false"/>
-          <w:iCs w:val="false"/>
-          <w:strike w:val="false"/>
-          <w:dstrike w:val="false"/>
-          <w:sz w:val="24"/>
-          <w:szCs w:val="24"/>
-          <w:u w:val="none"/>
-        </w:rPr>
-        <w:t xml:space="preserve">8] </w:t>
-      </w:r>
-      <w:r>
-        <w:rPr>
-          <w:rFonts w:eastAsia="Arial, sans-serif" w:cs="Arial, sans-serif" w:ascii="Calibri" w:hAnsi="Calibri"/>
-          <w:b w:val="false"/>
-          <w:bCs w:val="false"/>
-          <w:i w:val="false"/>
-          <w:iCs w:val="false"/>
-          <w:strike w:val="false"/>
-          <w:dstrike w:val="false"/>
-          <w:sz w:val="24"/>
-          <w:szCs w:val="24"/>
-          <w:u w:val="none"/>
-        </w:rPr>
-        <w:t xml:space="preserve">depending on intended use, requiring ongoing performance monitoring and bias surveillance. The zero-marginal-cost nature of on-device ASR also has equity implications. A 2026 national study </w:t>
-      </w:r>
-      <w:r>
-        <w:rPr>
-          <w:rFonts w:eastAsia="Arial, sans-serif" w:cs="Arial, sans-serif" w:ascii="Calibri" w:hAnsi="Calibri"/>
-          <w:b w:val="false"/>
-          <w:bCs w:val="false"/>
-          <w:i w:val="false"/>
-          <w:iCs w:val="false"/>
-          <w:strike w:val="false"/>
-          <w:dstrike w:val="false"/>
-          <w:sz w:val="24"/>
-          <w:szCs w:val="24"/>
-          <w:u w:val="none"/>
-        </w:rPr>
-        <w:t>[</w:t>
-      </w:r>
-      <w:r>
-        <w:rPr>
-          <w:rFonts w:eastAsia="Arial, sans-serif" w:cs="Arial, sans-serif" w:ascii="Calibri" w:hAnsi="Calibri"/>
-          <w:b w:val="false"/>
-          <w:bCs w:val="false"/>
-          <w:i w:val="false"/>
-          <w:iCs w:val="false"/>
-          <w:strike w:val="false"/>
-          <w:dstrike w:val="false"/>
-          <w:sz w:val="24"/>
-          <w:szCs w:val="24"/>
-          <w:u w:val="none"/>
-        </w:rPr>
-        <w:t>1</w:t>
-      </w:r>
-      <w:r>
-        <w:rPr>
-          <w:rFonts w:eastAsia="Arial, sans-serif" w:cs="Arial, sans-serif" w:ascii="Calibri" w:hAnsi="Calibri"/>
-          <w:b w:val="false"/>
-          <w:bCs w:val="false"/>
-          <w:i w:val="false"/>
-          <w:iCs w:val="false"/>
-          <w:strike w:val="false"/>
-          <w:dstrike w:val="false"/>
-          <w:sz w:val="24"/>
-          <w:szCs w:val="24"/>
-          <w:u w:val="none"/>
-        </w:rPr>
-        <w:t xml:space="preserve">7] </w:t>
-      </w:r>
-      <w:r>
-        <w:rPr>
-          <w:rFonts w:eastAsia="Arial, sans-serif" w:cs="Arial, sans-serif" w:ascii="Calibri" w:hAnsi="Calibri"/>
-          <w:b w:val="false"/>
-          <w:bCs w:val="false"/>
-          <w:i w:val="false"/>
-          <w:iCs w:val="false"/>
-          <w:strike w:val="false"/>
-          <w:dstrike w:val="false"/>
-          <w:sz w:val="24"/>
-          <w:szCs w:val="24"/>
-          <w:u w:val="none"/>
-        </w:rPr>
-        <w:t>found that ambient AI adoption in U.S. hospitals is concentrated among institutions with stronger operating margins, larger size, and metropolitan location, with lower adoption in under-resourced settings. Cloud costs of $2,000 to $20,000 annually may reinforce this disparity. On-device models run on devices clinicians already own, eliminating cost as a barrier to adoption and potentially serving as the only legally compliant option in regions with strict data sovereignty laws.</w:t>
+        <w:jc w:val="left"/>
+        <w:rPr>
+          <w:rFonts w:ascii="Calibri" w:hAnsi="Calibri"/>
+        </w:rPr>
+      </w:pPr>
+      <w:r>
+        <w:rPr>
+          <w:rFonts w:eastAsia="Arial, sans-serif" w:cs="Arial, sans-serif" w:ascii="Calibri" w:hAnsi="Calibri"/>
+          <w:b w:val="false"/>
+          <w:bCs w:val="false"/>
+          <w:i w:val="false"/>
+          <w:iCs w:val="false"/>
+          <w:strike w:val="false"/>
+          <w:dstrike w:val="false"/>
+          <w:sz w:val="24"/>
+          <w:szCs w:val="24"/>
+          <w:u w:val="none"/>
+        </w:rPr>
+        <w:t>On-device ASR eliminates patient audio transmission, addressing one component of clinical AI privacy concerns, though broader considerations including consent, transparency, data governance, and accountability remain relevant for both deployment modes. For privacy-sensitive specialties such as psychiatry, substance abuse treatment, and reproductive health, eliminating audio transmission may be a prerequisite for patient acceptance and regulatory compliance regardless of BAA protections [7,8]. Clinical deployment may fall under FDA oversight [18] depending on intended use, requiring ongoing performance monitoring and bias surveillance. The zero-marginal-cost nature of on-device ASR also has equity implications. A 2026 national study [17] found that ambient AI adoption in U.S. hospitals is concentrated among institutions with stronger operating margins, larger size, and metropolitan location, with lower adoption in under-resourced settings. Cloud costs of $2,000 to $20,000 annually may reinforce this disparity. On-device models run on devices clinicians already own, eliminating cost as a barrier to adoption and potentially serving as the only legally compliant option in regions with strict data sovereignty laws.</w:t>
       </w:r>
     </w:p>
     <w:p>
@@ -10603,130 +10509,25 @@
     <w:p>
       <w:pPr>
         <w:pStyle w:val="Normal"/>
-        <w:jc w:val="start"/>
-        <w:rPr>
-          <w:rFonts w:ascii="Calibri" w:hAnsi="Calibri"/>
-        </w:rPr>
-      </w:pPr>
-      <w:r>
-        <w:rPr>
-          <w:rFonts w:eastAsia="Arial, sans-serif" w:cs="Arial, sans-serif" w:ascii="Calibri" w:hAnsi="Calibri"/>
-          <w:b w:val="false"/>
-          <w:bCs w:val="false"/>
-          <w:i w:val="false"/>
-          <w:iCs w:val="false"/>
-          <w:strike w:val="false"/>
-          <w:dstrike w:val="false"/>
-          <w:sz w:val="24"/>
-          <w:szCs w:val="24"/>
-          <w:u w:val="none"/>
-        </w:rPr>
-        <w:t xml:space="preserve">All three datasets consist of simulated or enacted encounters rather than real patient-clinician conversations, which present additional challenges including overlapping speech, background noise, and non-lexical conversational sounds </w:t>
-      </w:r>
-      <w:r>
-        <w:rPr>
-          <w:rFonts w:eastAsia="Arial, sans-serif" w:cs="Arial, sans-serif" w:ascii="Calibri" w:hAnsi="Calibri"/>
-          <w:b w:val="false"/>
-          <w:bCs w:val="false"/>
-          <w:i w:val="false"/>
-          <w:iCs w:val="false"/>
-          <w:strike w:val="false"/>
-          <w:dstrike w:val="false"/>
-          <w:sz w:val="24"/>
-          <w:szCs w:val="24"/>
-          <w:u w:val="none"/>
-        </w:rPr>
-        <w:t>[</w:t>
-      </w:r>
-      <w:r>
-        <w:rPr>
-          <w:rFonts w:eastAsia="Arial, sans-serif" w:cs="Arial, sans-serif" w:ascii="Calibri" w:hAnsi="Calibri"/>
-          <w:b w:val="false"/>
-          <w:bCs w:val="false"/>
-          <w:i w:val="false"/>
-          <w:iCs w:val="false"/>
-          <w:strike w:val="false"/>
-          <w:dstrike w:val="false"/>
-          <w:sz w:val="24"/>
-          <w:szCs w:val="24"/>
-          <w:u w:val="none"/>
-        </w:rPr>
-        <w:t>1</w:t>
-      </w:r>
-      <w:r>
-        <w:rPr>
-          <w:rFonts w:eastAsia="Arial, sans-serif" w:cs="Arial, sans-serif" w:ascii="Calibri" w:hAnsi="Calibri"/>
-          <w:b w:val="false"/>
-          <w:bCs w:val="false"/>
-          <w:i w:val="false"/>
-          <w:iCs w:val="false"/>
-          <w:strike w:val="false"/>
-          <w:dstrike w:val="false"/>
-          <w:sz w:val="24"/>
-          <w:szCs w:val="24"/>
-          <w:u w:val="none"/>
-        </w:rPr>
-        <w:t xml:space="preserve">9, </w:t>
-      </w:r>
-      <w:r>
-        <w:rPr>
-          <w:rFonts w:eastAsia="Arial, sans-serif" w:cs="Arial, sans-serif" w:ascii="Calibri" w:hAnsi="Calibri"/>
-          <w:b w:val="false"/>
-          <w:bCs w:val="false"/>
-          <w:i w:val="false"/>
-          <w:iCs w:val="false"/>
-          <w:strike w:val="false"/>
-          <w:dstrike w:val="false"/>
-          <w:sz w:val="24"/>
-          <w:szCs w:val="24"/>
-          <w:u w:val="none"/>
-        </w:rPr>
-        <w:t>2</w:t>
-      </w:r>
-      <w:r>
-        <w:rPr>
-          <w:rFonts w:eastAsia="Arial, sans-serif" w:cs="Arial, sans-serif" w:ascii="Calibri" w:hAnsi="Calibri"/>
-          <w:b w:val="false"/>
-          <w:bCs w:val="false"/>
-          <w:i w:val="false"/>
-          <w:iCs w:val="false"/>
-          <w:strike w:val="false"/>
-          <w:dstrike w:val="false"/>
-          <w:sz w:val="24"/>
-          <w:szCs w:val="24"/>
-          <w:u w:val="none"/>
-        </w:rPr>
-        <w:t>0</w:t>
-      </w:r>
-      <w:r>
-        <w:rPr>
-          <w:rFonts w:eastAsia="Arial, sans-serif" w:cs="Arial, sans-serif" w:ascii="Calibri" w:hAnsi="Calibri"/>
-          <w:b w:val="false"/>
-          <w:bCs w:val="false"/>
-          <w:i w:val="false"/>
-          <w:iCs w:val="false"/>
-          <w:strike w:val="false"/>
-          <w:dstrike w:val="false"/>
-          <w:sz w:val="24"/>
-          <w:szCs w:val="24"/>
-          <w:u w:val="none"/>
-        </w:rPr>
-        <w:t>]</w:t>
-      </w:r>
-      <w:r>
-        <w:rPr>
-          <w:rFonts w:eastAsia="Arial, sans-serif" w:cs="Arial, sans-serif" w:ascii="Calibri" w:hAnsi="Calibri"/>
-          <w:b w:val="false"/>
-          <w:bCs w:val="false"/>
-          <w:i w:val="false"/>
-          <w:iCs w:val="false"/>
-          <w:strike w:val="false"/>
-          <w:dstrike w:val="false"/>
-          <w:sz w:val="24"/>
-          <w:szCs w:val="24"/>
-          <w:u w:val="none"/>
-        </w:rPr>
-        <w:t>. No open-license datasets of real clinical conversations currently exist. On-device models were evaluated using a single inference engine (sherpa-onnx); performance may vary under alternative runtimes. The UMLS-based clinical term identification uses a manually curated stopword list that may miss collisions or exclude valid terms, and the span-level scoring may overestimate error rates for longer phrases. One cloud API (Google medical_conversation) exhibited substantially higher WER due to verbatim transcription of disfluencies, illustrating a limitation of WER as a standalone metric. Cloud results reflect early 2026 pricing.</w:t>
+        <w:jc w:val="left"/>
+        <w:rPr>
+          <w:rFonts w:ascii="Calibri" w:hAnsi="Calibri"/>
+        </w:rPr>
+      </w:pPr>
+      <w:r>
+        <w:rPr>
+          <w:rFonts w:eastAsia="Arial, sans-serif" w:cs="Arial, sans-serif" w:ascii="Calibri" w:hAnsi="Calibri"/>
+          <w:b w:val="false"/>
+          <w:bCs w:val="false"/>
+          <w:i w:val="false"/>
+          <w:iCs w:val="false"/>
+          <w:strike w:val="false"/>
+          <w:dstrike w:val="false"/>
+          <w:sz w:val="24"/>
+          <w:szCs w:val="24"/>
+          <w:u w:val="none"/>
+        </w:rPr>
+        <w:t>All three datasets consist of simulated or enacted encounters rather than real patient-clinician conversations, which present additional challenges including overlapping speech, background noise, and non-lexical conversational sounds [19, 20]. No open-license datasets of real clinical conversations currently exist. On-device models were evaluated using a single inference engine (sherpa-onnx); performance may vary under alternative runtimes. The UMLS-based clinical term identification uses a manually curated stopword list that may miss collisions or exclude valid terms, and the span-level scoring may overestimate error rates for longer phrases. One cloud API (Google medical_conversation) exhibited substantially higher WER due to verbatim transcription of disfluencies, illustrating a limitation of WER as a standalone metric. Cloud results reflect early 2026 pricing.</w:t>
       </w:r>
     </w:p>
     <w:p>
@@ -10755,7 +10556,7 @@
     <w:p>
       <w:pPr>
         <w:pStyle w:val="Normal"/>
-        <w:jc w:val="start"/>
+        <w:jc w:val="left"/>
         <w:rPr>
           <w:rFonts w:ascii="Calibri" w:hAnsi="Calibri"/>
         </w:rPr>
@@ -10802,7 +10603,7 @@
     <w:p>
       <w:pPr>
         <w:pStyle w:val="Normal"/>
-        <w:jc w:val="start"/>
+        <w:jc w:val="left"/>
         <w:rPr>
           <w:rFonts w:ascii="Calibri" w:hAnsi="Calibri"/>
         </w:rPr>
@@ -10849,7 +10650,7 @@
     <w:p>
       <w:pPr>
         <w:pStyle w:val="Normal"/>
-        <w:jc w:val="start"/>
+        <w:jc w:val="left"/>
         <w:rPr>
           <w:rFonts w:ascii="Calibri" w:hAnsi="Calibri" w:eastAsia="Arial, sans-serif" w:cs="Arial, sans-serif"/>
           <w:b w:val="false"/>
@@ -10883,7 +10684,7 @@
     <w:p>
       <w:pPr>
         <w:pStyle w:val="Normal"/>
-        <w:jc w:val="start"/>
+        <w:jc w:val="left"/>
         <w:rPr>
           <w:rFonts w:ascii="Calibri" w:hAnsi="Calibri" w:eastAsia="Arial, sans-serif" w:cs="Arial, sans-serif"/>
           <w:b w:val="false"/>
@@ -11677,9 +11478,10 @@
     <w:qFormat/>
     <w:pPr>
       <w:widowControl/>
+      <w:suppressAutoHyphens w:val="true"/>
       <w:bidi w:val="0"/>
       <w:spacing w:before="0" w:after="0"/>
-      <w:jc w:val="start"/>
+      <w:jc w:val="left"/>
     </w:pPr>
     <w:rPr>
       <w:rFonts w:ascii="Times New Roman" w:hAnsi="Times New Roman" w:eastAsia="Noto Serif CJK SC" w:cs="Noto Sans"/>
@@ -11761,11 +11563,18 @@
       <w:u w:val="single"/>
     </w:rPr>
   </w:style>
-  <w:style w:type="character" w:styleId="FootnoteCharacters">
-    <w:name w:val="Footnote Characters"/>
+  <w:style w:type="character" w:styleId="FootnoteCharactersuser">
+    <w:name w:val="Footnote Characters (user)"/>
     <w:uiPriority w:val="99"/>
     <w:semiHidden/>
     <w:unhideWhenUsed/>
+    <w:qFormat/>
+    <w:rPr>
+      <w:vertAlign w:val="superscript"/>
+    </w:rPr>
+  </w:style>
+  <w:style w:type="character" w:styleId="FootnoteCharacters">
+    <w:name w:val="Footnote Characters"/>
     <w:qFormat/>
     <w:rPr>
       <w:vertAlign w:val="superscript"/>
@@ -11862,9 +11671,10 @@
     <w:qFormat/>
     <w:pPr>
       <w:widowControl/>
+      <w:suppressAutoHyphens w:val="true"/>
       <w:bidi w:val="0"/>
       <w:spacing w:before="0" w:after="0"/>
-      <w:jc w:val="start"/>
+      <w:jc w:val="left"/>
     </w:pPr>
     <w:rPr>
       <w:rFonts w:ascii="Times New Roman" w:hAnsi="Times New Roman" w:eastAsia="Noto Serif CJK SC" w:cs="Noto Sans"/>
@@ -11882,9 +11692,10 @@
     <w:qFormat/>
     <w:pPr>
       <w:widowControl/>
+      <w:suppressAutoHyphens w:val="true"/>
       <w:bidi w:val="0"/>
       <w:spacing w:before="0" w:after="0"/>
-      <w:jc w:val="start"/>
+      <w:jc w:val="left"/>
     </w:pPr>
     <w:rPr>
       <w:rFonts w:ascii="Times New Roman" w:hAnsi="Times New Roman" w:eastAsia="Noto Serif CJK SC" w:cs="Noto Sans"/>
